--- a/Word/英雄酒馆角色行为系统策划案.docx
+++ b/Word/英雄酒馆角色行为系统策划案.docx
@@ -3602,6 +3602,15 @@
 <file path=word/numbering.xml><?xml version="1.0" encoding="utf-8"?>
 <w:numbering xmlns:w="http://schemas.openxmlformats.org/wordprocessingml/2006/main">
   <w:abstractNum w:abstractNumId="0">
+    <w:lvl w:ilvl="3">
+      <w:start w:val="1"/>
+      <w:numFmt w:val="decimal"/>
+      <w:lvlText w:val="%4."/>
+      <w:lvlJc w:val="left"/>
+      <w:pPr>
+        <w:ind w:left="1656" w:hanging="336"/>
+      </w:pPr>
+    </w:lvl>
     <w:lvl w:ilvl="0">
       <w:start w:val="1"/>
       <w:numFmt w:val="decimal"/>
@@ -3621,6 +3630,51 @@
         <w:ind w:left="3416" w:hanging="336"/>
       </w:pPr>
     </w:lvl>
+    <w:lvl w:ilvl="8">
+      <w:start w:val="1"/>
+      <w:numFmt w:val="lowerRoman"/>
+      <w:lvlText w:val="%9."/>
+      <w:lvlJc w:val="left"/>
+      <w:pPr>
+        <w:ind w:left="3856" w:hanging="336"/>
+      </w:pPr>
+    </w:lvl>
+    <w:lvl w:ilvl="4">
+      <w:start w:val="1"/>
+      <w:numFmt w:val="lowerLetter"/>
+      <w:lvlText w:val="%5."/>
+      <w:lvlJc w:val="left"/>
+      <w:pPr>
+        <w:ind w:left="2096" w:hanging="336"/>
+      </w:pPr>
+    </w:lvl>
+    <w:lvl w:ilvl="6">
+      <w:start w:val="1"/>
+      <w:numFmt w:val="decimal"/>
+      <w:lvlText w:val="%7."/>
+      <w:lvlJc w:val="left"/>
+      <w:pPr>
+        <w:ind w:left="2976" w:hanging="336"/>
+      </w:pPr>
+    </w:lvl>
+    <w:lvl w:ilvl="2">
+      <w:start w:val="1"/>
+      <w:numFmt w:val="lowerRoman"/>
+      <w:lvlText w:val="%3."/>
+      <w:lvlJc w:val="left"/>
+      <w:pPr>
+        <w:ind w:left="1216" w:hanging="336"/>
+      </w:pPr>
+    </w:lvl>
+    <w:lvl w:ilvl="5">
+      <w:start w:val="1"/>
+      <w:numFmt w:val="lowerRoman"/>
+      <w:lvlText w:val="%6."/>
+      <w:lvlJc w:val="left"/>
+      <w:pPr>
+        <w:ind w:left="2536" w:hanging="336"/>
+      </w:pPr>
+    </w:lvl>
     <w:lvl w:ilvl="1">
       <w:start w:val="1"/>
       <w:numFmt w:val="lowerLetter"/>
@@ -3628,60 +3682,6 @@
       <w:lvlJc w:val="left"/>
       <w:pPr>
         <w:ind w:left="776" w:hanging="336"/>
-      </w:pPr>
-    </w:lvl>
-    <w:lvl w:ilvl="5">
-      <w:start w:val="1"/>
-      <w:numFmt w:val="lowerRoman"/>
-      <w:lvlText w:val="%6."/>
-      <w:lvlJc w:val="left"/>
-      <w:pPr>
-        <w:ind w:left="2536" w:hanging="336"/>
-      </w:pPr>
-    </w:lvl>
-    <w:lvl w:ilvl="4">
-      <w:start w:val="1"/>
-      <w:numFmt w:val="lowerLetter"/>
-      <w:lvlText w:val="%5."/>
-      <w:lvlJc w:val="left"/>
-      <w:pPr>
-        <w:ind w:left="2096" w:hanging="336"/>
-      </w:pPr>
-    </w:lvl>
-    <w:lvl w:ilvl="8">
-      <w:start w:val="1"/>
-      <w:numFmt w:val="lowerRoman"/>
-      <w:lvlText w:val="%9."/>
-      <w:lvlJc w:val="left"/>
-      <w:pPr>
-        <w:ind w:left="3856" w:hanging="336"/>
-      </w:pPr>
-    </w:lvl>
-    <w:lvl w:ilvl="6">
-      <w:start w:val="1"/>
-      <w:numFmt w:val="decimal"/>
-      <w:lvlText w:val="%7."/>
-      <w:lvlJc w:val="left"/>
-      <w:pPr>
-        <w:ind w:left="2976" w:hanging="336"/>
-      </w:pPr>
-    </w:lvl>
-    <w:lvl w:ilvl="2">
-      <w:start w:val="1"/>
-      <w:numFmt w:val="lowerRoman"/>
-      <w:lvlText w:val="%3."/>
-      <w:lvlJc w:val="left"/>
-      <w:pPr>
-        <w:ind w:left="1216" w:hanging="336"/>
-      </w:pPr>
-    </w:lvl>
-    <w:lvl w:ilvl="3">
-      <w:start w:val="1"/>
-      <w:numFmt w:val="decimal"/>
-      <w:lvlText w:val="%4."/>
-      <w:lvlJc w:val="left"/>
-      <w:pPr>
-        <w:ind w:left="1656" w:hanging="336"/>
       </w:pPr>
     </w:lvl>
   </w:abstractNum>
@@ -3695,6 +3695,70 @@
         <w:ind w:left="1216" w:hanging="336"/>
       </w:pPr>
     </w:lvl>
+    <w:lvl w:ilvl="4">
+      <w:start w:val="1"/>
+      <w:numFmt w:val="lowerLetter"/>
+      <w:lvlText w:val="%5."/>
+      <w:lvlJc w:val="left"/>
+      <w:pPr>
+        <w:ind w:left="2096" w:hanging="336"/>
+      </w:pPr>
+    </w:lvl>
+    <w:lvl w:ilvl="6">
+      <w:start w:val="1"/>
+      <w:numFmt w:val="decimal"/>
+      <w:lvlText w:val="%7."/>
+      <w:lvlJc w:val="left"/>
+      <w:pPr>
+        <w:ind w:left="2976" w:hanging="336"/>
+      </w:pPr>
+    </w:lvl>
+    <w:lvl w:ilvl="7">
+      <w:start w:val="1"/>
+      <w:numFmt w:val="lowerLetter"/>
+      <w:lvlText w:val="%8."/>
+      <w:lvlJc w:val="left"/>
+      <w:pPr>
+        <w:ind w:left="3416" w:hanging="336"/>
+      </w:pPr>
+    </w:lvl>
+    <w:lvl w:ilvl="8">
+      <w:start w:val="1"/>
+      <w:numFmt w:val="lowerRoman"/>
+      <w:lvlText w:val="%9."/>
+      <w:lvlJc w:val="left"/>
+      <w:pPr>
+        <w:ind w:left="3856" w:hanging="336"/>
+      </w:pPr>
+    </w:lvl>
+    <w:lvl w:ilvl="3">
+      <w:start w:val="1"/>
+      <w:numFmt w:val="decimal"/>
+      <w:lvlText w:val="%4."/>
+      <w:lvlJc w:val="left"/>
+      <w:pPr>
+        <w:ind w:left="1656" w:hanging="336"/>
+      </w:pPr>
+    </w:lvl>
+    <w:lvl w:ilvl="0">
+      <w:start w:val="1"/>
+      <w:numFmt w:val="decimal"/>
+      <w:lvlText w:val="%1."/>
+      <w:lvlJc w:val="left"/>
+      <w:pPr>
+        <w:ind w:left="336" w:hanging="336"/>
+      </w:pPr>
+      <w:rPr/>
+    </w:lvl>
+    <w:lvl w:ilvl="5">
+      <w:start w:val="1"/>
+      <w:numFmt w:val="lowerRoman"/>
+      <w:lvlText w:val="%6."/>
+      <w:lvlJc w:val="left"/>
+      <w:pPr>
+        <w:ind w:left="2536" w:hanging="336"/>
+      </w:pPr>
+    </w:lvl>
     <w:lvl w:ilvl="1">
       <w:start w:val="1"/>
       <w:numFmt w:val="lowerLetter"/>
@@ -3702,74 +3766,46 @@
       <w:lvlJc w:val="left"/>
       <w:pPr>
         <w:ind w:left="776" w:hanging="336"/>
-      </w:pPr>
-    </w:lvl>
-    <w:lvl w:ilvl="8">
-      <w:start w:val="1"/>
-      <w:numFmt w:val="lowerRoman"/>
-      <w:lvlText w:val="%9."/>
-      <w:lvlJc w:val="left"/>
-      <w:pPr>
-        <w:ind w:left="3856" w:hanging="336"/>
-      </w:pPr>
-    </w:lvl>
-    <w:lvl w:ilvl="4">
-      <w:start w:val="1"/>
-      <w:numFmt w:val="lowerLetter"/>
-      <w:lvlText w:val="%5."/>
-      <w:lvlJc w:val="left"/>
-      <w:pPr>
-        <w:ind w:left="2096" w:hanging="336"/>
-      </w:pPr>
-    </w:lvl>
-    <w:lvl w:ilvl="0">
-      <w:start w:val="1"/>
-      <w:numFmt w:val="decimal"/>
-      <w:lvlText w:val="%1."/>
-      <w:lvlJc w:val="left"/>
-      <w:pPr>
-        <w:ind w:left="336" w:hanging="336"/>
-      </w:pPr>
-      <w:rPr/>
-    </w:lvl>
-    <w:lvl w:ilvl="3">
-      <w:start w:val="1"/>
-      <w:numFmt w:val="decimal"/>
-      <w:lvlText w:val="%4."/>
-      <w:lvlJc w:val="left"/>
-      <w:pPr>
-        <w:ind w:left="1656" w:hanging="336"/>
-      </w:pPr>
-    </w:lvl>
-    <w:lvl w:ilvl="7">
-      <w:start w:val="1"/>
-      <w:numFmt w:val="lowerLetter"/>
-      <w:lvlText w:val="%8."/>
-      <w:lvlJc w:val="left"/>
-      <w:pPr>
-        <w:ind w:left="3416" w:hanging="336"/>
-      </w:pPr>
-    </w:lvl>
-    <w:lvl w:ilvl="6">
-      <w:start w:val="1"/>
-      <w:numFmt w:val="decimal"/>
-      <w:lvlText w:val="%7."/>
-      <w:lvlJc w:val="left"/>
-      <w:pPr>
-        <w:ind w:left="2976" w:hanging="336"/>
-      </w:pPr>
-    </w:lvl>
-    <w:lvl w:ilvl="5">
-      <w:start w:val="1"/>
-      <w:numFmt w:val="lowerRoman"/>
-      <w:lvlText w:val="%6."/>
-      <w:lvlJc w:val="left"/>
-      <w:pPr>
-        <w:ind w:left="2536" w:hanging="336"/>
       </w:pPr>
     </w:lvl>
   </w:abstractNum>
   <w:abstractNum w:abstractNumId="2">
+    <w:lvl w:ilvl="1">
+      <w:start w:val="1"/>
+      <w:numFmt w:val="lowerLetter"/>
+      <w:lvlText w:val="%2."/>
+      <w:lvlJc w:val="left"/>
+      <w:pPr>
+        <w:ind w:left="776" w:hanging="336"/>
+      </w:pPr>
+    </w:lvl>
+    <w:lvl w:ilvl="7">
+      <w:start w:val="1"/>
+      <w:numFmt w:val="lowerLetter"/>
+      <w:lvlText w:val="%8."/>
+      <w:lvlJc w:val="left"/>
+      <w:pPr>
+        <w:ind w:left="3416" w:hanging="336"/>
+      </w:pPr>
+    </w:lvl>
+    <w:lvl w:ilvl="5">
+      <w:start w:val="1"/>
+      <w:numFmt w:val="lowerRoman"/>
+      <w:lvlText w:val="%6."/>
+      <w:lvlJc w:val="left"/>
+      <w:pPr>
+        <w:ind w:left="2536" w:hanging="336"/>
+      </w:pPr>
+    </w:lvl>
+    <w:lvl w:ilvl="3">
+      <w:start w:val="1"/>
+      <w:numFmt w:val="decimal"/>
+      <w:lvlText w:val="%4."/>
+      <w:lvlJc w:val="left"/>
+      <w:pPr>
+        <w:ind w:left="1656" w:hanging="336"/>
+      </w:pPr>
+    </w:lvl>
     <w:lvl w:ilvl="8">
       <w:start w:val="1"/>
       <w:numFmt w:val="lowerRoman"/>
@@ -3779,24 +3815,6 @@
         <w:ind w:left="3856" w:hanging="336"/>
       </w:pPr>
     </w:lvl>
-    <w:lvl w:ilvl="1">
-      <w:start w:val="1"/>
-      <w:numFmt w:val="lowerLetter"/>
-      <w:lvlText w:val="%2."/>
-      <w:lvlJc w:val="left"/>
-      <w:pPr>
-        <w:ind w:left="776" w:hanging="336"/>
-      </w:pPr>
-    </w:lvl>
-    <w:lvl w:ilvl="3">
-      <w:start w:val="1"/>
-      <w:numFmt w:val="decimal"/>
-      <w:lvlText w:val="%4."/>
-      <w:lvlJc w:val="left"/>
-      <w:pPr>
-        <w:ind w:left="1656" w:hanging="336"/>
-      </w:pPr>
-    </w:lvl>
     <w:lvl w:ilvl="2">
       <w:start w:val="1"/>
       <w:numFmt w:val="lowerRoman"/>
@@ -3816,13 +3834,13 @@
       </w:pPr>
       <w:rPr/>
     </w:lvl>
-    <w:lvl w:ilvl="7">
-      <w:start w:val="1"/>
-      <w:numFmt w:val="lowerLetter"/>
-      <w:lvlText w:val="%8."/>
-      <w:lvlJc w:val="left"/>
-      <w:pPr>
-        <w:ind w:left="3416" w:hanging="336"/>
+    <w:lvl w:ilvl="6">
+      <w:start w:val="1"/>
+      <w:numFmt w:val="decimal"/>
+      <w:lvlText w:val="%7."/>
+      <w:lvlJc w:val="left"/>
+      <w:pPr>
+        <w:ind w:left="2976" w:hanging="336"/>
       </w:pPr>
     </w:lvl>
     <w:lvl w:ilvl="4">
@@ -3832,28 +3850,28 @@
       <w:lvlJc w:val="left"/>
       <w:pPr>
         <w:ind w:left="2096" w:hanging="336"/>
-      </w:pPr>
-    </w:lvl>
-    <w:lvl w:ilvl="5">
-      <w:start w:val="1"/>
-      <w:numFmt w:val="lowerRoman"/>
-      <w:lvlText w:val="%6."/>
-      <w:lvlJc w:val="left"/>
-      <w:pPr>
-        <w:ind w:left="2536" w:hanging="336"/>
-      </w:pPr>
-    </w:lvl>
-    <w:lvl w:ilvl="6">
-      <w:start w:val="1"/>
-      <w:numFmt w:val="decimal"/>
-      <w:lvlText w:val="%7."/>
-      <w:lvlJc w:val="left"/>
-      <w:pPr>
-        <w:ind w:left="2976" w:hanging="336"/>
       </w:pPr>
     </w:lvl>
   </w:abstractNum>
   <w:abstractNum w:abstractNumId="3">
+    <w:lvl w:ilvl="5">
+      <w:start w:val="1"/>
+      <w:numFmt w:val="lowerRoman"/>
+      <w:lvlText w:val="%6."/>
+      <w:lvlJc w:val="left"/>
+      <w:pPr>
+        <w:ind w:left="2536" w:hanging="336"/>
+      </w:pPr>
+    </w:lvl>
+    <w:lvl w:ilvl="8">
+      <w:start w:val="1"/>
+      <w:numFmt w:val="lowerRoman"/>
+      <w:lvlText w:val="%9."/>
+      <w:lvlJc w:val="left"/>
+      <w:pPr>
+        <w:ind w:left="3856" w:hanging="336"/>
+      </w:pPr>
+    </w:lvl>
     <w:lvl w:ilvl="3">
       <w:start w:val="1"/>
       <w:numFmt w:val="decimal"/>
@@ -3863,22 +3881,50 @@
         <w:ind w:left="1656" w:hanging="336"/>
       </w:pPr>
     </w:lvl>
-    <w:lvl w:ilvl="8">
-      <w:start w:val="1"/>
-      <w:numFmt w:val="lowerRoman"/>
-      <w:lvlText w:val="%9."/>
-      <w:lvlJc w:val="left"/>
-      <w:pPr>
-        <w:ind w:left="3856" w:hanging="336"/>
-      </w:pPr>
-    </w:lvl>
-    <w:lvl w:ilvl="5">
-      <w:start w:val="1"/>
-      <w:numFmt w:val="lowerRoman"/>
-      <w:lvlText w:val="%6."/>
-      <w:lvlJc w:val="left"/>
-      <w:pPr>
-        <w:ind w:left="2536" w:hanging="336"/>
+    <w:lvl w:ilvl="6">
+      <w:start w:val="1"/>
+      <w:numFmt w:val="decimal"/>
+      <w:lvlText w:val="%7."/>
+      <w:lvlJc w:val="left"/>
+      <w:pPr>
+        <w:ind w:left="2976" w:hanging="336"/>
+      </w:pPr>
+    </w:lvl>
+    <w:lvl w:ilvl="7">
+      <w:start w:val="1"/>
+      <w:numFmt w:val="lowerLetter"/>
+      <w:lvlText w:val="%8."/>
+      <w:lvlJc w:val="left"/>
+      <w:pPr>
+        <w:ind w:left="3416" w:hanging="336"/>
+      </w:pPr>
+    </w:lvl>
+    <w:lvl w:ilvl="0">
+      <w:start w:val="1"/>
+      <w:numFmt w:val="decimal"/>
+      <w:lvlText w:val="%1."/>
+      <w:lvlJc w:val="left"/>
+      <w:pPr>
+        <w:ind w:left="336" w:hanging="336"/>
+      </w:pPr>
+      <w:rPr/>
+    </w:lvl>
+    <w:lvl w:ilvl="2">
+      <w:start w:val="1"/>
+      <w:numFmt w:val="lowerRoman"/>
+      <w:lvlText w:val="%3."/>
+      <w:lvlJc w:val="left"/>
+      <w:pPr>
+        <w:ind w:left="1216" w:hanging="336"/>
+      </w:pPr>
+    </w:lvl>
+    <w:lvl w:ilvl="4">
+      <w:start w:val="1"/>
+      <w:numFmt w:val="lowerLetter"/>
+      <w:lvlText w:val="%5."/>
+      <w:lvlJc w:val="left"/>
+      <w:pPr>
+        <w:ind w:left="2096" w:hanging="336"/>
       </w:pPr>
     </w:lvl>
     <w:lvl w:ilvl="1">
@@ -3888,56 +3934,37 @@
       <w:lvlJc w:val="left"/>
       <w:pPr>
         <w:ind w:left="776" w:hanging="336"/>
-      </w:pPr>
-    </w:lvl>
-    <w:lvl w:ilvl="4">
-      <w:start w:val="1"/>
-      <w:numFmt w:val="lowerLetter"/>
-      <w:lvlText w:val="%5."/>
-      <w:lvlJc w:val="left"/>
-      <w:pPr>
-        <w:ind w:left="2096" w:hanging="336"/>
-      </w:pPr>
-    </w:lvl>
-    <w:lvl w:ilvl="6">
-      <w:start w:val="1"/>
-      <w:numFmt w:val="decimal"/>
-      <w:lvlText w:val="%7."/>
-      <w:lvlJc w:val="left"/>
-      <w:pPr>
-        <w:ind w:left="2976" w:hanging="336"/>
-      </w:pPr>
-    </w:lvl>
-    <w:lvl w:ilvl="7">
-      <w:start w:val="1"/>
-      <w:numFmt w:val="lowerLetter"/>
-      <w:lvlText w:val="%8."/>
-      <w:lvlJc w:val="left"/>
-      <w:pPr>
-        <w:ind w:left="3416" w:hanging="336"/>
-      </w:pPr>
-    </w:lvl>
-    <w:lvl w:ilvl="0">
-      <w:start w:val="1"/>
-      <w:numFmt w:val="decimal"/>
-      <w:lvlText w:val="%1."/>
-      <w:lvlJc w:val="left"/>
-      <w:pPr>
-        <w:ind w:left="336" w:hanging="336"/>
-      </w:pPr>
-      <w:rPr/>
-    </w:lvl>
-    <w:lvl w:ilvl="2">
-      <w:start w:val="1"/>
-      <w:numFmt w:val="lowerRoman"/>
-      <w:lvlText w:val="%3."/>
-      <w:lvlJc w:val="left"/>
-      <w:pPr>
-        <w:ind w:left="1216" w:hanging="336"/>
       </w:pPr>
     </w:lvl>
   </w:abstractNum>
   <w:abstractNum w:abstractNumId="4">
+    <w:lvl w:ilvl="5">
+      <w:start w:val="1"/>
+      <w:numFmt w:val="lowerRoman"/>
+      <w:lvlText w:val="%6."/>
+      <w:lvlJc w:val="left"/>
+      <w:pPr>
+        <w:ind w:left="2536" w:hanging="336"/>
+      </w:pPr>
+    </w:lvl>
+    <w:lvl w:ilvl="2">
+      <w:start w:val="1"/>
+      <w:numFmt w:val="lowerRoman"/>
+      <w:lvlText w:val="%3."/>
+      <w:lvlJc w:val="left"/>
+      <w:pPr>
+        <w:ind w:left="1216" w:hanging="336"/>
+      </w:pPr>
+    </w:lvl>
+    <w:lvl w:ilvl="8">
+      <w:start w:val="1"/>
+      <w:numFmt w:val="lowerRoman"/>
+      <w:lvlText w:val="%9."/>
+      <w:lvlJc w:val="left"/>
+      <w:pPr>
+        <w:ind w:left="3856" w:hanging="336"/>
+      </w:pPr>
+    </w:lvl>
     <w:lvl w:ilvl="0">
       <w:start w:val="1"/>
       <w:numFmt w:val="decimal"/>
@@ -3948,22 +3975,40 @@
       </w:pPr>
       <w:rPr/>
     </w:lvl>
-    <w:lvl w:ilvl="8">
-      <w:start w:val="1"/>
-      <w:numFmt w:val="lowerRoman"/>
-      <w:lvlText w:val="%9."/>
-      <w:lvlJc w:val="left"/>
-      <w:pPr>
-        <w:ind w:left="3856" w:hanging="336"/>
-      </w:pPr>
-    </w:lvl>
-    <w:lvl w:ilvl="2">
-      <w:start w:val="1"/>
-      <w:numFmt w:val="lowerRoman"/>
-      <w:lvlText w:val="%3."/>
-      <w:lvlJc w:val="left"/>
-      <w:pPr>
-        <w:ind w:left="1216" w:hanging="336"/>
+    <w:lvl w:ilvl="7">
+      <w:start w:val="1"/>
+      <w:numFmt w:val="lowerLetter"/>
+      <w:lvlText w:val="%8."/>
+      <w:lvlJc w:val="left"/>
+      <w:pPr>
+        <w:ind w:left="3416" w:hanging="336"/>
+      </w:pPr>
+    </w:lvl>
+    <w:lvl w:ilvl="3">
+      <w:start w:val="1"/>
+      <w:numFmt w:val="decimal"/>
+      <w:lvlText w:val="%4."/>
+      <w:lvlJc w:val="left"/>
+      <w:pPr>
+        <w:ind w:left="1656" w:hanging="336"/>
+      </w:pPr>
+    </w:lvl>
+    <w:lvl w:ilvl="6">
+      <w:start w:val="1"/>
+      <w:numFmt w:val="decimal"/>
+      <w:lvlText w:val="%7."/>
+      <w:lvlJc w:val="left"/>
+      <w:pPr>
+        <w:ind w:left="2976" w:hanging="336"/>
+      </w:pPr>
+    </w:lvl>
+    <w:lvl w:ilvl="4">
+      <w:start w:val="1"/>
+      <w:numFmt w:val="lowerLetter"/>
+      <w:lvlText w:val="%5."/>
+      <w:lvlJc w:val="left"/>
+      <w:pPr>
+        <w:ind w:left="2096" w:hanging="336"/>
       </w:pPr>
     </w:lvl>
     <w:lvl w:ilvl="1">
@@ -3973,55 +4018,28 @@
       <w:lvlJc w:val="left"/>
       <w:pPr>
         <w:ind w:left="776" w:hanging="336"/>
-      </w:pPr>
-    </w:lvl>
-    <w:lvl w:ilvl="6">
-      <w:start w:val="1"/>
-      <w:numFmt w:val="decimal"/>
-      <w:lvlText w:val="%7."/>
-      <w:lvlJc w:val="left"/>
-      <w:pPr>
-        <w:ind w:left="2976" w:hanging="336"/>
-      </w:pPr>
-    </w:lvl>
-    <w:lvl w:ilvl="7">
-      <w:start w:val="1"/>
-      <w:numFmt w:val="lowerLetter"/>
-      <w:lvlText w:val="%8."/>
-      <w:lvlJc w:val="left"/>
-      <w:pPr>
-        <w:ind w:left="3416" w:hanging="336"/>
-      </w:pPr>
-    </w:lvl>
-    <w:lvl w:ilvl="4">
-      <w:start w:val="1"/>
-      <w:numFmt w:val="lowerLetter"/>
-      <w:lvlText w:val="%5."/>
-      <w:lvlJc w:val="left"/>
-      <w:pPr>
-        <w:ind w:left="2096" w:hanging="336"/>
-      </w:pPr>
-    </w:lvl>
-    <w:lvl w:ilvl="3">
-      <w:start w:val="1"/>
-      <w:numFmt w:val="decimal"/>
-      <w:lvlText w:val="%4."/>
-      <w:lvlJc w:val="left"/>
-      <w:pPr>
-        <w:ind w:left="1656" w:hanging="336"/>
-      </w:pPr>
-    </w:lvl>
-    <w:lvl w:ilvl="5">
-      <w:start w:val="1"/>
-      <w:numFmt w:val="lowerRoman"/>
-      <w:lvlText w:val="%6."/>
-      <w:lvlJc w:val="left"/>
-      <w:pPr>
-        <w:ind w:left="2536" w:hanging="336"/>
       </w:pPr>
     </w:lvl>
   </w:abstractNum>
   <w:abstractNum w:abstractNumId="5">
+    <w:lvl w:ilvl="5">
+      <w:start w:val="1"/>
+      <w:numFmt w:val="lowerRoman"/>
+      <w:lvlText w:val="%6."/>
+      <w:lvlJc w:val="left"/>
+      <w:pPr>
+        <w:ind w:left="2536" w:hanging="336"/>
+      </w:pPr>
+    </w:lvl>
+    <w:lvl w:ilvl="6">
+      <w:start w:val="1"/>
+      <w:numFmt w:val="decimal"/>
+      <w:lvlText w:val="%7."/>
+      <w:lvlJc w:val="left"/>
+      <w:pPr>
+        <w:ind w:left="2976" w:hanging="336"/>
+      </w:pPr>
+    </w:lvl>
     <w:lvl w:ilvl="3">
       <w:start w:val="1"/>
       <w:numFmt w:val="decimal"/>
@@ -4031,13 +4049,32 @@
         <w:ind w:left="1656" w:hanging="336"/>
       </w:pPr>
     </w:lvl>
-    <w:lvl w:ilvl="6">
-      <w:start w:val="1"/>
-      <w:numFmt w:val="decimal"/>
-      <w:lvlText w:val="%7."/>
-      <w:lvlJc w:val="left"/>
-      <w:pPr>
-        <w:ind w:left="2976" w:hanging="336"/>
+    <w:lvl w:ilvl="0">
+      <w:start w:val="1"/>
+      <w:numFmt w:val="decimal"/>
+      <w:lvlText w:val="%1."/>
+      <w:lvlJc w:val="left"/>
+      <w:pPr>
+        <w:ind w:left="336" w:hanging="336"/>
+      </w:pPr>
+      <w:rPr/>
+    </w:lvl>
+    <w:lvl w:ilvl="1">
+      <w:start w:val="1"/>
+      <w:numFmt w:val="lowerLetter"/>
+      <w:lvlText w:val="%2."/>
+      <w:lvlJc w:val="left"/>
+      <w:pPr>
+        <w:ind w:left="776" w:hanging="336"/>
+      </w:pPr>
+    </w:lvl>
+    <w:lvl w:ilvl="2">
+      <w:start w:val="1"/>
+      <w:numFmt w:val="lowerRoman"/>
+      <w:lvlText w:val="%3."/>
+      <w:lvlJc w:val="left"/>
+      <w:pPr>
+        <w:ind w:left="1216" w:hanging="336"/>
       </w:pPr>
     </w:lvl>
     <w:lvl w:ilvl="8">
@@ -4049,6 +4086,15 @@
         <w:ind w:left="3856" w:hanging="336"/>
       </w:pPr>
     </w:lvl>
+    <w:lvl w:ilvl="4">
+      <w:start w:val="1"/>
+      <w:numFmt w:val="lowerLetter"/>
+      <w:lvlText w:val="%5."/>
+      <w:lvlJc w:val="left"/>
+      <w:pPr>
+        <w:ind w:left="2096" w:hanging="336"/>
+      </w:pPr>
+    </w:lvl>
     <w:lvl w:ilvl="7">
       <w:start w:val="1"/>
       <w:numFmt w:val="lowerLetter"/>
@@ -4056,56 +4102,83 @@
       <w:lvlJc w:val="left"/>
       <w:pPr>
         <w:ind w:left="3416" w:hanging="336"/>
-      </w:pPr>
-    </w:lvl>
-    <w:lvl w:ilvl="4">
-      <w:start w:val="1"/>
-      <w:numFmt w:val="lowerLetter"/>
-      <w:lvlText w:val="%5."/>
-      <w:lvlJc w:val="left"/>
-      <w:pPr>
-        <w:ind w:left="2096" w:hanging="336"/>
-      </w:pPr>
-    </w:lvl>
-    <w:lvl w:ilvl="5">
-      <w:start w:val="1"/>
-      <w:numFmt w:val="lowerRoman"/>
-      <w:lvlText w:val="%6."/>
-      <w:lvlJc w:val="left"/>
-      <w:pPr>
-        <w:ind w:left="2536" w:hanging="336"/>
-      </w:pPr>
-    </w:lvl>
-    <w:lvl w:ilvl="0">
-      <w:start w:val="1"/>
-      <w:numFmt w:val="decimal"/>
-      <w:lvlText w:val="%1."/>
-      <w:lvlJc w:val="left"/>
-      <w:pPr>
-        <w:ind w:left="336" w:hanging="336"/>
-      </w:pPr>
-      <w:rPr/>
-    </w:lvl>
-    <w:lvl w:ilvl="1">
-      <w:start w:val="1"/>
-      <w:numFmt w:val="lowerLetter"/>
-      <w:lvlText w:val="%2."/>
-      <w:lvlJc w:val="left"/>
-      <w:pPr>
-        <w:ind w:left="776" w:hanging="336"/>
-      </w:pPr>
-    </w:lvl>
-    <w:lvl w:ilvl="2">
-      <w:start w:val="1"/>
-      <w:numFmt w:val="lowerRoman"/>
-      <w:lvlText w:val="%3."/>
-      <w:lvlJc w:val="left"/>
-      <w:pPr>
-        <w:ind w:left="1216" w:hanging="336"/>
       </w:pPr>
     </w:lvl>
   </w:abstractNum>
   <w:abstractNum w:abstractNumId="6">
+    <w:lvl w:ilvl="0">
+      <w:start w:val="1"/>
+      <w:numFmt w:val="decimal"/>
+      <w:lvlText w:val="%1."/>
+      <w:lvlJc w:val="left"/>
+      <w:pPr>
+        <w:ind w:left="336" w:hanging="336"/>
+      </w:pPr>
+      <w:rPr/>
+    </w:lvl>
+    <w:lvl w:ilvl="2">
+      <w:start w:val="1"/>
+      <w:numFmt w:val="lowerRoman"/>
+      <w:lvlText w:val="%3."/>
+      <w:lvlJc w:val="left"/>
+      <w:pPr>
+        <w:ind w:left="1216" w:hanging="336"/>
+      </w:pPr>
+    </w:lvl>
+    <w:lvl w:ilvl="4">
+      <w:start w:val="1"/>
+      <w:numFmt w:val="lowerLetter"/>
+      <w:lvlText w:val="%5."/>
+      <w:lvlJc w:val="left"/>
+      <w:pPr>
+        <w:ind w:left="2096" w:hanging="336"/>
+      </w:pPr>
+    </w:lvl>
+    <w:lvl w:ilvl="5">
+      <w:start w:val="1"/>
+      <w:numFmt w:val="lowerRoman"/>
+      <w:lvlText w:val="%6."/>
+      <w:lvlJc w:val="left"/>
+      <w:pPr>
+        <w:ind w:left="2536" w:hanging="336"/>
+      </w:pPr>
+    </w:lvl>
+    <w:lvl w:ilvl="8">
+      <w:start w:val="1"/>
+      <w:numFmt w:val="lowerRoman"/>
+      <w:lvlText w:val="%9."/>
+      <w:lvlJc w:val="left"/>
+      <w:pPr>
+        <w:ind w:left="3856" w:hanging="336"/>
+      </w:pPr>
+    </w:lvl>
+    <w:lvl w:ilvl="3">
+      <w:start w:val="1"/>
+      <w:numFmt w:val="decimal"/>
+      <w:lvlText w:val="%4."/>
+      <w:lvlJc w:val="left"/>
+      <w:pPr>
+        <w:ind w:left="1656" w:hanging="336"/>
+      </w:pPr>
+    </w:lvl>
+    <w:lvl w:ilvl="1">
+      <w:start w:val="1"/>
+      <w:numFmt w:val="lowerLetter"/>
+      <w:lvlText w:val="%2."/>
+      <w:lvlJc w:val="left"/>
+      <w:pPr>
+        <w:ind w:left="776" w:hanging="336"/>
+      </w:pPr>
+    </w:lvl>
+    <w:lvl w:ilvl="6">
+      <w:start w:val="1"/>
+      <w:numFmt w:val="decimal"/>
+      <w:lvlText w:val="%7."/>
+      <w:lvlJc w:val="left"/>
+      <w:pPr>
+        <w:ind w:left="2976" w:hanging="336"/>
+      </w:pPr>
+    </w:lvl>
     <w:lvl w:ilvl="7">
       <w:start w:val="1"/>
       <w:numFmt w:val="lowerLetter"/>
@@ -4113,83 +4186,83 @@
       <w:lvlJc w:val="left"/>
       <w:pPr>
         <w:ind w:left="3416" w:hanging="336"/>
-      </w:pPr>
-    </w:lvl>
-    <w:lvl w:ilvl="8">
-      <w:start w:val="1"/>
-      <w:numFmt w:val="lowerRoman"/>
-      <w:lvlText w:val="%9."/>
-      <w:lvlJc w:val="left"/>
-      <w:pPr>
-        <w:ind w:left="3856" w:hanging="336"/>
-      </w:pPr>
-    </w:lvl>
-    <w:lvl w:ilvl="4">
-      <w:start w:val="1"/>
-      <w:numFmt w:val="lowerLetter"/>
-      <w:lvlText w:val="%5."/>
-      <w:lvlJc w:val="left"/>
-      <w:pPr>
-        <w:ind w:left="2096" w:hanging="336"/>
-      </w:pPr>
-    </w:lvl>
-    <w:lvl w:ilvl="0">
-      <w:start w:val="1"/>
-      <w:numFmt w:val="decimal"/>
-      <w:lvlText w:val="%1."/>
-      <w:lvlJc w:val="left"/>
-      <w:pPr>
-        <w:ind w:left="336" w:hanging="336"/>
-      </w:pPr>
-      <w:rPr/>
-    </w:lvl>
-    <w:lvl w:ilvl="6">
-      <w:start w:val="1"/>
-      <w:numFmt w:val="decimal"/>
-      <w:lvlText w:val="%7."/>
-      <w:lvlJc w:val="left"/>
-      <w:pPr>
-        <w:ind w:left="2976" w:hanging="336"/>
-      </w:pPr>
-    </w:lvl>
-    <w:lvl w:ilvl="5">
-      <w:start w:val="1"/>
-      <w:numFmt w:val="lowerRoman"/>
-      <w:lvlText w:val="%6."/>
-      <w:lvlJc w:val="left"/>
-      <w:pPr>
-        <w:ind w:left="2536" w:hanging="336"/>
-      </w:pPr>
-    </w:lvl>
-    <w:lvl w:ilvl="3">
-      <w:start w:val="1"/>
-      <w:numFmt w:val="decimal"/>
-      <w:lvlText w:val="%4."/>
-      <w:lvlJc w:val="left"/>
-      <w:pPr>
-        <w:ind w:left="1656" w:hanging="336"/>
-      </w:pPr>
-    </w:lvl>
-    <w:lvl w:ilvl="2">
-      <w:start w:val="1"/>
-      <w:numFmt w:val="lowerRoman"/>
-      <w:lvlText w:val="%3."/>
-      <w:lvlJc w:val="left"/>
-      <w:pPr>
-        <w:ind w:left="1216" w:hanging="336"/>
-      </w:pPr>
-    </w:lvl>
-    <w:lvl w:ilvl="1">
-      <w:start w:val="1"/>
-      <w:numFmt w:val="lowerLetter"/>
-      <w:lvlText w:val="%2."/>
-      <w:lvlJc w:val="left"/>
-      <w:pPr>
-        <w:ind w:left="776" w:hanging="336"/>
       </w:pPr>
     </w:lvl>
   </w:abstractNum>
   <w:abstractNum w:abstractNumId="7">
+    <w:lvl w:ilvl="6">
+      <w:start w:val="1"/>
+      <w:numFmt w:val="decimal"/>
+      <w:lvlText w:val="%7."/>
+      <w:lvlJc w:val="left"/>
+      <w:pPr>
+        <w:ind w:left="2976" w:hanging="336"/>
+      </w:pPr>
+    </w:lvl>
+    <w:lvl w:ilvl="3">
+      <w:start w:val="1"/>
+      <w:numFmt w:val="decimal"/>
+      <w:lvlText w:val="%4."/>
+      <w:lvlJc w:val="left"/>
+      <w:pPr>
+        <w:ind w:left="1656" w:hanging="336"/>
+      </w:pPr>
+    </w:lvl>
+    <w:lvl w:ilvl="1">
+      <w:start w:val="1"/>
+      <w:numFmt w:val="lowerLetter"/>
+      <w:lvlText w:val="%2."/>
+      <w:lvlJc w:val="left"/>
+      <w:pPr>
+        <w:ind w:left="776" w:hanging="336"/>
+      </w:pPr>
+    </w:lvl>
+    <w:lvl w:ilvl="7">
+      <w:start w:val="1"/>
+      <w:numFmt w:val="lowerLetter"/>
+      <w:lvlText w:val="%8."/>
+      <w:lvlJc w:val="left"/>
+      <w:pPr>
+        <w:ind w:left="3416" w:hanging="336"/>
+      </w:pPr>
+    </w:lvl>
+    <w:lvl w:ilvl="2">
+      <w:start w:val="1"/>
+      <w:numFmt w:val="lowerRoman"/>
+      <w:lvlText w:val="%3."/>
+      <w:lvlJc w:val="left"/>
+      <w:pPr>
+        <w:ind w:left="1216" w:hanging="336"/>
+      </w:pPr>
+    </w:lvl>
+    <w:lvl w:ilvl="5">
+      <w:start w:val="1"/>
+      <w:numFmt w:val="lowerRoman"/>
+      <w:lvlText w:val="%6."/>
+      <w:lvlJc w:val="left"/>
+      <w:pPr>
+        <w:ind w:left="2536" w:hanging="336"/>
+      </w:pPr>
+    </w:lvl>
+    <w:lvl w:ilvl="0">
+      <w:start w:val="1"/>
+      <w:numFmt w:val="decimal"/>
+      <w:lvlText w:val="%1."/>
+      <w:lvlJc w:val="left"/>
+      <w:pPr>
+        <w:ind w:left="336" w:hanging="336"/>
+      </w:pPr>
+      <w:rPr/>
+    </w:lvl>
+    <w:lvl w:ilvl="4">
+      <w:start w:val="1"/>
+      <w:numFmt w:val="lowerLetter"/>
+      <w:lvlText w:val="%5."/>
+      <w:lvlJc w:val="left"/>
+      <w:pPr>
+        <w:ind w:left="2096" w:hanging="336"/>
+      </w:pPr>
+    </w:lvl>
     <w:lvl w:ilvl="8">
       <w:start w:val="1"/>
       <w:numFmt w:val="lowerRoman"/>
@@ -4197,83 +4270,28 @@
       <w:lvlJc w:val="left"/>
       <w:pPr>
         <w:ind w:left="3856" w:hanging="336"/>
-      </w:pPr>
-    </w:lvl>
-    <w:lvl w:ilvl="3">
-      <w:start w:val="1"/>
-      <w:numFmt w:val="decimal"/>
-      <w:lvlText w:val="%4."/>
-      <w:lvlJc w:val="left"/>
-      <w:pPr>
-        <w:ind w:left="1656" w:hanging="336"/>
-      </w:pPr>
-    </w:lvl>
-    <w:lvl w:ilvl="4">
-      <w:start w:val="1"/>
-      <w:numFmt w:val="lowerLetter"/>
-      <w:lvlText w:val="%5."/>
-      <w:lvlJc w:val="left"/>
-      <w:pPr>
-        <w:ind w:left="2096" w:hanging="336"/>
-      </w:pPr>
-    </w:lvl>
-    <w:lvl w:ilvl="7">
-      <w:start w:val="1"/>
-      <w:numFmt w:val="lowerLetter"/>
-      <w:lvlText w:val="%8."/>
-      <w:lvlJc w:val="left"/>
-      <w:pPr>
-        <w:ind w:left="3416" w:hanging="336"/>
-      </w:pPr>
-    </w:lvl>
-    <w:lvl w:ilvl="0">
-      <w:start w:val="1"/>
-      <w:numFmt w:val="decimal"/>
-      <w:lvlText w:val="%1."/>
-      <w:lvlJc w:val="left"/>
-      <w:pPr>
-        <w:ind w:left="336" w:hanging="336"/>
-      </w:pPr>
-      <w:rPr/>
-    </w:lvl>
-    <w:lvl w:ilvl="5">
-      <w:start w:val="1"/>
-      <w:numFmt w:val="lowerRoman"/>
-      <w:lvlText w:val="%6."/>
-      <w:lvlJc w:val="left"/>
-      <w:pPr>
-        <w:ind w:left="2536" w:hanging="336"/>
-      </w:pPr>
-    </w:lvl>
-    <w:lvl w:ilvl="1">
-      <w:start w:val="1"/>
-      <w:numFmt w:val="lowerLetter"/>
-      <w:lvlText w:val="%2."/>
-      <w:lvlJc w:val="left"/>
-      <w:pPr>
-        <w:ind w:left="776" w:hanging="336"/>
-      </w:pPr>
-    </w:lvl>
-    <w:lvl w:ilvl="6">
-      <w:start w:val="1"/>
-      <w:numFmt w:val="decimal"/>
-      <w:lvlText w:val="%7."/>
-      <w:lvlJc w:val="left"/>
-      <w:pPr>
-        <w:ind w:left="2976" w:hanging="336"/>
-      </w:pPr>
-    </w:lvl>
-    <w:lvl w:ilvl="2">
-      <w:start w:val="1"/>
-      <w:numFmt w:val="lowerRoman"/>
-      <w:lvlText w:val="%3."/>
-      <w:lvlJc w:val="left"/>
-      <w:pPr>
-        <w:ind w:left="1216" w:hanging="336"/>
       </w:pPr>
     </w:lvl>
   </w:abstractNum>
   <w:abstractNum w:abstractNumId="8">
+    <w:lvl w:ilvl="6">
+      <w:start w:val="1"/>
+      <w:numFmt w:val="decimal"/>
+      <w:lvlText w:val="%7."/>
+      <w:lvlJc w:val="left"/>
+      <w:pPr>
+        <w:ind w:left="2976" w:hanging="336"/>
+      </w:pPr>
+    </w:lvl>
+    <w:lvl w:ilvl="3">
+      <w:start w:val="1"/>
+      <w:numFmt w:val="decimal"/>
+      <w:lvlText w:val="%4."/>
+      <w:lvlJc w:val="left"/>
+      <w:pPr>
+        <w:ind w:left="1656" w:hanging="336"/>
+      </w:pPr>
+    </w:lvl>
     <w:lvl w:ilvl="1">
       <w:start w:val="1"/>
       <w:numFmt w:val="lowerLetter"/>
@@ -4283,6 +4301,33 @@
         <w:ind w:left="776" w:hanging="336"/>
       </w:pPr>
     </w:lvl>
+    <w:lvl w:ilvl="5">
+      <w:start w:val="1"/>
+      <w:numFmt w:val="lowerRoman"/>
+      <w:lvlText w:val="%6."/>
+      <w:lvlJc w:val="left"/>
+      <w:pPr>
+        <w:ind w:left="2536" w:hanging="336"/>
+      </w:pPr>
+    </w:lvl>
+    <w:lvl w:ilvl="8">
+      <w:start w:val="1"/>
+      <w:numFmt w:val="lowerRoman"/>
+      <w:lvlText w:val="%9."/>
+      <w:lvlJc w:val="left"/>
+      <w:pPr>
+        <w:ind w:left="3856" w:hanging="336"/>
+      </w:pPr>
+    </w:lvl>
+    <w:lvl w:ilvl="2">
+      <w:start w:val="1"/>
+      <w:numFmt w:val="lowerRoman"/>
+      <w:lvlText w:val="%3."/>
+      <w:lvlJc w:val="left"/>
+      <w:pPr>
+        <w:ind w:left="1216" w:hanging="336"/>
+      </w:pPr>
+    </w:lvl>
     <w:lvl w:ilvl="7">
       <w:start w:val="1"/>
       <w:numFmt w:val="lowerLetter"/>
@@ -4301,24 +4346,6 @@
         <w:ind w:left="2096" w:hanging="336"/>
       </w:pPr>
     </w:lvl>
-    <w:lvl w:ilvl="6">
-      <w:start w:val="1"/>
-      <w:numFmt w:val="decimal"/>
-      <w:lvlText w:val="%7."/>
-      <w:lvlJc w:val="left"/>
-      <w:pPr>
-        <w:ind w:left="2976" w:hanging="336"/>
-      </w:pPr>
-    </w:lvl>
-    <w:lvl w:ilvl="3">
-      <w:start w:val="1"/>
-      <w:numFmt w:val="decimal"/>
-      <w:lvlText w:val="%4."/>
-      <w:lvlJc w:val="left"/>
-      <w:pPr>
-        <w:ind w:left="1656" w:hanging="336"/>
-      </w:pPr>
-    </w:lvl>
     <w:lvl w:ilvl="0">
       <w:start w:val="1"/>
       <w:numFmt w:val="decimal"/>
@@ -4328,36 +4355,63 @@
         <w:ind w:left="336" w:hanging="336"/>
       </w:pPr>
       <w:rPr/>
-    </w:lvl>
-    <w:lvl w:ilvl="5">
-      <w:start w:val="1"/>
-      <w:numFmt w:val="lowerRoman"/>
-      <w:lvlText w:val="%6."/>
-      <w:lvlJc w:val="left"/>
-      <w:pPr>
-        <w:ind w:left="2536" w:hanging="336"/>
-      </w:pPr>
-    </w:lvl>
-    <w:lvl w:ilvl="2">
-      <w:start w:val="1"/>
-      <w:numFmt w:val="lowerRoman"/>
-      <w:lvlText w:val="%3."/>
-      <w:lvlJc w:val="left"/>
-      <w:pPr>
-        <w:ind w:left="1216" w:hanging="336"/>
-      </w:pPr>
-    </w:lvl>
-    <w:lvl w:ilvl="8">
-      <w:start w:val="1"/>
-      <w:numFmt w:val="lowerRoman"/>
-      <w:lvlText w:val="%9."/>
-      <w:lvlJc w:val="left"/>
-      <w:pPr>
-        <w:ind w:left="3856" w:hanging="336"/>
-      </w:pPr>
     </w:lvl>
   </w:abstractNum>
   <w:abstractNum w:abstractNumId="9">
+    <w:lvl w:ilvl="7">
+      <w:start w:val="1"/>
+      <w:numFmt w:val="lowerLetter"/>
+      <w:lvlText w:val="%8."/>
+      <w:lvlJc w:val="left"/>
+      <w:pPr>
+        <w:ind w:left="3416" w:hanging="336"/>
+      </w:pPr>
+    </w:lvl>
+    <w:lvl w:ilvl="2">
+      <w:start w:val="1"/>
+      <w:numFmt w:val="lowerRoman"/>
+      <w:lvlText w:val="%3."/>
+      <w:lvlJc w:val="left"/>
+      <w:pPr>
+        <w:ind w:left="1216" w:hanging="336"/>
+      </w:pPr>
+    </w:lvl>
+    <w:lvl w:ilvl="8">
+      <w:start w:val="1"/>
+      <w:numFmt w:val="lowerRoman"/>
+      <w:lvlText w:val="%9."/>
+      <w:lvlJc w:val="left"/>
+      <w:pPr>
+        <w:ind w:left="3856" w:hanging="336"/>
+      </w:pPr>
+    </w:lvl>
+    <w:lvl w:ilvl="4">
+      <w:start w:val="1"/>
+      <w:numFmt w:val="lowerLetter"/>
+      <w:lvlText w:val="%5."/>
+      <w:lvlJc w:val="left"/>
+      <w:pPr>
+        <w:ind w:left="2096" w:hanging="336"/>
+      </w:pPr>
+    </w:lvl>
+    <w:lvl w:ilvl="3">
+      <w:start w:val="1"/>
+      <w:numFmt w:val="decimal"/>
+      <w:lvlText w:val="%4."/>
+      <w:lvlJc w:val="left"/>
+      <w:pPr>
+        <w:ind w:left="1656" w:hanging="336"/>
+      </w:pPr>
+    </w:lvl>
+    <w:lvl w:ilvl="1">
+      <w:start w:val="1"/>
+      <w:numFmt w:val="lowerLetter"/>
+      <w:lvlText w:val="%2."/>
+      <w:lvlJc w:val="left"/>
+      <w:pPr>
+        <w:ind w:left="776" w:hanging="336"/>
+      </w:pPr>
+    </w:lvl>
     <w:lvl w:ilvl="0">
       <w:start w:val="1"/>
       <w:numFmt w:val="decimal"/>
@@ -4368,24 +4422,6 @@
       </w:pPr>
       <w:rPr/>
     </w:lvl>
-    <w:lvl w:ilvl="4">
-      <w:start w:val="1"/>
-      <w:numFmt w:val="lowerLetter"/>
-      <w:lvlText w:val="%5."/>
-      <w:lvlJc w:val="left"/>
-      <w:pPr>
-        <w:ind w:left="2096" w:hanging="336"/>
-      </w:pPr>
-    </w:lvl>
-    <w:lvl w:ilvl="8">
-      <w:start w:val="1"/>
-      <w:numFmt w:val="lowerRoman"/>
-      <w:lvlText w:val="%9."/>
-      <w:lvlJc w:val="left"/>
-      <w:pPr>
-        <w:ind w:left="3856" w:hanging="336"/>
-      </w:pPr>
-    </w:lvl>
     <w:lvl w:ilvl="6">
       <w:start w:val="1"/>
       <w:numFmt w:val="decimal"/>
@@ -4393,42 +4429,6 @@
       <w:lvlJc w:val="left"/>
       <w:pPr>
         <w:ind w:left="2976" w:hanging="336"/>
-      </w:pPr>
-    </w:lvl>
-    <w:lvl w:ilvl="7">
-      <w:start w:val="1"/>
-      <w:numFmt w:val="lowerLetter"/>
-      <w:lvlText w:val="%8."/>
-      <w:lvlJc w:val="left"/>
-      <w:pPr>
-        <w:ind w:left="3416" w:hanging="336"/>
-      </w:pPr>
-    </w:lvl>
-    <w:lvl w:ilvl="3">
-      <w:start w:val="1"/>
-      <w:numFmt w:val="decimal"/>
-      <w:lvlText w:val="%4."/>
-      <w:lvlJc w:val="left"/>
-      <w:pPr>
-        <w:ind w:left="1656" w:hanging="336"/>
-      </w:pPr>
-    </w:lvl>
-    <w:lvl w:ilvl="2">
-      <w:start w:val="1"/>
-      <w:numFmt w:val="lowerRoman"/>
-      <w:lvlText w:val="%3."/>
-      <w:lvlJc w:val="left"/>
-      <w:pPr>
-        <w:ind w:left="1216" w:hanging="336"/>
-      </w:pPr>
-    </w:lvl>
-    <w:lvl w:ilvl="1">
-      <w:start w:val="1"/>
-      <w:numFmt w:val="lowerLetter"/>
-      <w:lvlText w:val="%2."/>
-      <w:lvlJc w:val="left"/>
-      <w:pPr>
-        <w:ind w:left="776" w:hanging="336"/>
       </w:pPr>
     </w:lvl>
     <w:lvl w:ilvl="5">
@@ -4460,6 +4460,34 @@
         <w:ind w:left="3856" w:hanging="336"/>
       </w:pPr>
     </w:lvl>
+    <w:lvl w:ilvl="0">
+      <w:start w:val="1"/>
+      <w:numFmt w:val="decimal"/>
+      <w:lvlText w:val="%1."/>
+      <w:lvlJc w:val="left"/>
+      <w:pPr>
+        <w:ind w:left="336" w:hanging="336"/>
+      </w:pPr>
+      <w:rPr/>
+    </w:lvl>
+    <w:lvl w:ilvl="4">
+      <w:start w:val="1"/>
+      <w:numFmt w:val="lowerLetter"/>
+      <w:lvlText w:val="%5."/>
+      <w:lvlJc w:val="left"/>
+      <w:pPr>
+        <w:ind w:left="2096" w:hanging="336"/>
+      </w:pPr>
+    </w:lvl>
+    <w:lvl w:ilvl="7">
+      <w:start w:val="1"/>
+      <w:numFmt w:val="lowerLetter"/>
+      <w:lvlText w:val="%8."/>
+      <w:lvlJc w:val="left"/>
+      <w:pPr>
+        <w:ind w:left="3416" w:hanging="336"/>
+      </w:pPr>
+    </w:lvl>
     <w:lvl w:ilvl="2">
       <w:start w:val="1"/>
       <w:numFmt w:val="lowerRoman"/>
@@ -4469,15 +4497,6 @@
         <w:ind w:left="1216" w:hanging="336"/>
       </w:pPr>
     </w:lvl>
-    <w:lvl w:ilvl="7">
-      <w:start w:val="1"/>
-      <w:numFmt w:val="lowerLetter"/>
-      <w:lvlText w:val="%8."/>
-      <w:lvlJc w:val="left"/>
-      <w:pPr>
-        <w:ind w:left="3416" w:hanging="336"/>
-      </w:pPr>
-    </w:lvl>
     <w:lvl w:ilvl="6">
       <w:start w:val="1"/>
       <w:numFmt w:val="decimal"/>
@@ -4487,6 +4506,15 @@
         <w:ind w:left="2976" w:hanging="336"/>
       </w:pPr>
     </w:lvl>
+    <w:lvl w:ilvl="1">
+      <w:start w:val="1"/>
+      <w:numFmt w:val="lowerLetter"/>
+      <w:lvlText w:val="%2."/>
+      <w:lvlJc w:val="left"/>
+      <w:pPr>
+        <w:ind w:left="776" w:hanging="336"/>
+      </w:pPr>
+    </w:lvl>
     <w:lvl w:ilvl="3">
       <w:start w:val="1"/>
       <w:numFmt w:val="decimal"/>
@@ -4495,37 +4523,82 @@
       <w:pPr>
         <w:ind w:left="1656" w:hanging="336"/>
       </w:pPr>
-    </w:lvl>
-    <w:lvl w:ilvl="4">
-      <w:start w:val="1"/>
-      <w:numFmt w:val="lowerLetter"/>
-      <w:lvlText w:val="%5."/>
-      <w:lvlJc w:val="left"/>
-      <w:pPr>
-        <w:ind w:left="2096" w:hanging="336"/>
-      </w:pPr>
-    </w:lvl>
-    <w:lvl w:ilvl="1">
-      <w:start w:val="1"/>
-      <w:numFmt w:val="lowerLetter"/>
-      <w:lvlText w:val="%2."/>
-      <w:lvlJc w:val="left"/>
-      <w:pPr>
-        <w:ind w:left="776" w:hanging="336"/>
-      </w:pPr>
-    </w:lvl>
-    <w:lvl w:ilvl="0">
-      <w:start w:val="1"/>
-      <w:numFmt w:val="decimal"/>
-      <w:lvlText w:val="%1."/>
-      <w:lvlJc w:val="left"/>
-      <w:pPr>
-        <w:ind w:left="336" w:hanging="336"/>
-      </w:pPr>
-      <w:rPr/>
     </w:lvl>
   </w:abstractNum>
   <w:abstractNum w:abstractNumId="11">
+    <w:lvl w:ilvl="8">
+      <w:start w:val="1"/>
+      <w:numFmt w:val="lowerRoman"/>
+      <w:lvlText w:val="%9."/>
+      <w:lvlJc w:val="left"/>
+      <w:pPr>
+        <w:ind w:left="3856" w:hanging="336"/>
+      </w:pPr>
+    </w:lvl>
+    <w:lvl w:ilvl="6">
+      <w:start w:val="1"/>
+      <w:numFmt w:val="decimal"/>
+      <w:lvlText w:val="%7."/>
+      <w:lvlJc w:val="left"/>
+      <w:pPr>
+        <w:ind w:left="2976" w:hanging="336"/>
+      </w:pPr>
+    </w:lvl>
+    <w:lvl w:ilvl="7">
+      <w:start w:val="1"/>
+      <w:numFmt w:val="lowerLetter"/>
+      <w:lvlText w:val="%8."/>
+      <w:lvlJc w:val="left"/>
+      <w:pPr>
+        <w:ind w:left="3416" w:hanging="336"/>
+      </w:pPr>
+    </w:lvl>
+    <w:lvl w:ilvl="5">
+      <w:start w:val="1"/>
+      <w:numFmt w:val="lowerRoman"/>
+      <w:lvlText w:val="%6."/>
+      <w:lvlJc w:val="left"/>
+      <w:pPr>
+        <w:ind w:left="2536" w:hanging="336"/>
+      </w:pPr>
+    </w:lvl>
+    <w:lvl w:ilvl="4">
+      <w:start w:val="1"/>
+      <w:numFmt w:val="lowerLetter"/>
+      <w:lvlText w:val="%5."/>
+      <w:lvlJc w:val="left"/>
+      <w:pPr>
+        <w:ind w:left="2096" w:hanging="336"/>
+      </w:pPr>
+    </w:lvl>
+    <w:lvl w:ilvl="0">
+      <w:start w:val="1"/>
+      <w:numFmt w:val="decimal"/>
+      <w:lvlText w:val="%1."/>
+      <w:lvlJc w:val="left"/>
+      <w:pPr>
+        <w:ind w:left="336" w:hanging="336"/>
+      </w:pPr>
+      <w:rPr/>
+    </w:lvl>
+    <w:lvl w:ilvl="3">
+      <w:start w:val="1"/>
+      <w:numFmt w:val="decimal"/>
+      <w:lvlText w:val="%4."/>
+      <w:lvlJc w:val="left"/>
+      <w:pPr>
+        <w:ind w:left="1656" w:hanging="336"/>
+      </w:pPr>
+    </w:lvl>
+    <w:lvl w:ilvl="1">
+      <w:start w:val="1"/>
+      <w:numFmt w:val="lowerLetter"/>
+      <w:lvlText w:val="%2."/>
+      <w:lvlJc w:val="left"/>
+      <w:pPr>
+        <w:ind w:left="776" w:hanging="336"/>
+      </w:pPr>
+    </w:lvl>
     <w:lvl w:ilvl="2">
       <w:start w:val="1"/>
       <w:numFmt w:val="lowerRoman"/>
@@ -4534,82 +4607,55 @@
       <w:pPr>
         <w:ind w:left="1216" w:hanging="336"/>
       </w:pPr>
-    </w:lvl>
-    <w:lvl w:ilvl="7">
-      <w:start w:val="1"/>
-      <w:numFmt w:val="lowerLetter"/>
-      <w:lvlText w:val="%8."/>
-      <w:lvlJc w:val="left"/>
-      <w:pPr>
-        <w:ind w:left="3416" w:hanging="336"/>
-      </w:pPr>
-    </w:lvl>
-    <w:lvl w:ilvl="6">
-      <w:start w:val="1"/>
-      <w:numFmt w:val="decimal"/>
-      <w:lvlText w:val="%7."/>
-      <w:lvlJc w:val="left"/>
-      <w:pPr>
-        <w:ind w:left="2976" w:hanging="336"/>
-      </w:pPr>
-    </w:lvl>
-    <w:lvl w:ilvl="3">
-      <w:start w:val="1"/>
-      <w:numFmt w:val="decimal"/>
-      <w:lvlText w:val="%4."/>
-      <w:lvlJc w:val="left"/>
-      <w:pPr>
-        <w:ind w:left="1656" w:hanging="336"/>
-      </w:pPr>
-    </w:lvl>
-    <w:lvl w:ilvl="1">
-      <w:start w:val="1"/>
-      <w:numFmt w:val="lowerLetter"/>
-      <w:lvlText w:val="%2."/>
-      <w:lvlJc w:val="left"/>
-      <w:pPr>
-        <w:ind w:left="776" w:hanging="336"/>
-      </w:pPr>
-    </w:lvl>
-    <w:lvl w:ilvl="4">
-      <w:start w:val="1"/>
-      <w:numFmt w:val="lowerLetter"/>
-      <w:lvlText w:val="%5."/>
-      <w:lvlJc w:val="left"/>
-      <w:pPr>
-        <w:ind w:left="2096" w:hanging="336"/>
-      </w:pPr>
-    </w:lvl>
-    <w:lvl w:ilvl="5">
-      <w:start w:val="1"/>
-      <w:numFmt w:val="lowerRoman"/>
-      <w:lvlText w:val="%6."/>
-      <w:lvlJc w:val="left"/>
-      <w:pPr>
-        <w:ind w:left="2536" w:hanging="336"/>
-      </w:pPr>
-    </w:lvl>
-    <w:lvl w:ilvl="8">
-      <w:start w:val="1"/>
-      <w:numFmt w:val="lowerRoman"/>
-      <w:lvlText w:val="%9."/>
-      <w:lvlJc w:val="left"/>
-      <w:pPr>
-        <w:ind w:left="3856" w:hanging="336"/>
-      </w:pPr>
-    </w:lvl>
-    <w:lvl w:ilvl="0">
-      <w:start w:val="1"/>
-      <w:numFmt w:val="decimal"/>
-      <w:lvlText w:val="%1."/>
-      <w:lvlJc w:val="left"/>
-      <w:pPr>
-        <w:ind w:left="336" w:hanging="336"/>
-      </w:pPr>
-      <w:rPr/>
     </w:lvl>
   </w:abstractNum>
   <w:abstractNum w:abstractNumId="12">
+    <w:lvl w:ilvl="7">
+      <w:start w:val="1"/>
+      <w:numFmt w:val="lowerLetter"/>
+      <w:lvlText w:val="%8."/>
+      <w:lvlJc w:val="left"/>
+      <w:pPr>
+        <w:ind w:left="3416" w:hanging="336"/>
+      </w:pPr>
+    </w:lvl>
+    <w:lvl w:ilvl="0">
+      <w:start w:val="1"/>
+      <w:numFmt w:val="decimal"/>
+      <w:lvlText w:val="%1."/>
+      <w:lvlJc w:val="left"/>
+      <w:pPr>
+        <w:ind w:left="336" w:hanging="336"/>
+      </w:pPr>
+      <w:rPr/>
+    </w:lvl>
+    <w:lvl w:ilvl="3">
+      <w:start w:val="1"/>
+      <w:numFmt w:val="decimal"/>
+      <w:lvlText w:val="%4."/>
+      <w:lvlJc w:val="left"/>
+      <w:pPr>
+        <w:ind w:left="1656" w:hanging="336"/>
+      </w:pPr>
+    </w:lvl>
+    <w:lvl w:ilvl="5">
+      <w:start w:val="1"/>
+      <w:numFmt w:val="lowerRoman"/>
+      <w:lvlText w:val="%6."/>
+      <w:lvlJc w:val="left"/>
+      <w:pPr>
+        <w:ind w:left="2536" w:hanging="336"/>
+      </w:pPr>
+    </w:lvl>
+    <w:lvl w:ilvl="8">
+      <w:start w:val="1"/>
+      <w:numFmt w:val="lowerRoman"/>
+      <w:lvlText w:val="%9."/>
+      <w:lvlJc w:val="left"/>
+      <w:pPr>
+        <w:ind w:left="3856" w:hanging="336"/>
+      </w:pPr>
+    </w:lvl>
     <w:lvl w:ilvl="6">
       <w:start w:val="1"/>
       <w:numFmt w:val="decimal"/>
@@ -4619,15 +4665,14 @@
         <w:ind w:left="2976" w:hanging="336"/>
       </w:pPr>
     </w:lvl>
-    <w:lvl w:ilvl="0">
-      <w:start w:val="1"/>
-      <w:numFmt w:val="decimal"/>
-      <w:lvlText w:val="%1."/>
-      <w:lvlJc w:val="left"/>
-      <w:pPr>
-        <w:ind w:left="336" w:hanging="336"/>
-      </w:pPr>
-      <w:rPr/>
+    <w:lvl w:ilvl="2">
+      <w:start w:val="1"/>
+      <w:numFmt w:val="lowerRoman"/>
+      <w:lvlText w:val="%3."/>
+      <w:lvlJc w:val="left"/>
+      <w:pPr>
+        <w:ind w:left="1216" w:hanging="336"/>
+      </w:pPr>
     </w:lvl>
     <w:lvl w:ilvl="1">
       <w:start w:val="1"/>
@@ -4636,51 +4681,6 @@
       <w:lvlJc w:val="left"/>
       <w:pPr>
         <w:ind w:left="776" w:hanging="336"/>
-      </w:pPr>
-    </w:lvl>
-    <w:lvl w:ilvl="3">
-      <w:start w:val="1"/>
-      <w:numFmt w:val="decimal"/>
-      <w:lvlText w:val="%4."/>
-      <w:lvlJc w:val="left"/>
-      <w:pPr>
-        <w:ind w:left="1656" w:hanging="336"/>
-      </w:pPr>
-    </w:lvl>
-    <w:lvl w:ilvl="8">
-      <w:start w:val="1"/>
-      <w:numFmt w:val="lowerRoman"/>
-      <w:lvlText w:val="%9."/>
-      <w:lvlJc w:val="left"/>
-      <w:pPr>
-        <w:ind w:left="3856" w:hanging="336"/>
-      </w:pPr>
-    </w:lvl>
-    <w:lvl w:ilvl="5">
-      <w:start w:val="1"/>
-      <w:numFmt w:val="lowerRoman"/>
-      <w:lvlText w:val="%6."/>
-      <w:lvlJc w:val="left"/>
-      <w:pPr>
-        <w:ind w:left="2536" w:hanging="336"/>
-      </w:pPr>
-    </w:lvl>
-    <w:lvl w:ilvl="7">
-      <w:start w:val="1"/>
-      <w:numFmt w:val="lowerLetter"/>
-      <w:lvlText w:val="%8."/>
-      <w:lvlJc w:val="left"/>
-      <w:pPr>
-        <w:ind w:left="3416" w:hanging="336"/>
-      </w:pPr>
-    </w:lvl>
-    <w:lvl w:ilvl="2">
-      <w:start w:val="1"/>
-      <w:numFmt w:val="lowerRoman"/>
-      <w:lvlText w:val="%3."/>
-      <w:lvlJc w:val="left"/>
-      <w:pPr>
-        <w:ind w:left="1216" w:hanging="336"/>
       </w:pPr>
     </w:lvl>
     <w:lvl w:ilvl="4">
@@ -4694,6 +4694,15 @@
     </w:lvl>
   </w:abstractNum>
   <w:abstractNum w:abstractNumId="13">
+    <w:lvl w:ilvl="8">
+      <w:start w:val="1"/>
+      <w:numFmt w:val="lowerRoman"/>
+      <w:lvlText w:val="%9."/>
+      <w:lvlJc w:val="left"/>
+      <w:pPr>
+        <w:ind w:left="3856" w:hanging="336"/>
+      </w:pPr>
+    </w:lvl>
     <w:lvl w:ilvl="7">
       <w:start w:val="1"/>
       <w:numFmt w:val="lowerLetter"/>
@@ -4703,6 +4712,43 @@
         <w:ind w:left="3416" w:hanging="336"/>
       </w:pPr>
     </w:lvl>
+    <w:lvl w:ilvl="6">
+      <w:start w:val="1"/>
+      <w:numFmt w:val="decimal"/>
+      <w:lvlText w:val="%7."/>
+      <w:lvlJc w:val="left"/>
+      <w:pPr>
+        <w:ind w:left="2976" w:hanging="336"/>
+      </w:pPr>
+    </w:lvl>
+    <w:lvl w:ilvl="2">
+      <w:start w:val="1"/>
+      <w:numFmt w:val="lowerRoman"/>
+      <w:lvlText w:val="%3."/>
+      <w:lvlJc w:val="left"/>
+      <w:pPr>
+        <w:ind w:left="1216" w:hanging="336"/>
+      </w:pPr>
+    </w:lvl>
+    <w:lvl w:ilvl="0">
+      <w:start w:val="1"/>
+      <w:numFmt w:val="decimal"/>
+      <w:lvlText w:val="%1."/>
+      <w:lvlJc w:val="left"/>
+      <w:pPr>
+        <w:ind w:left="336" w:hanging="336"/>
+      </w:pPr>
+      <w:rPr/>
+    </w:lvl>
+    <w:lvl w:ilvl="5">
+      <w:start w:val="1"/>
+      <w:numFmt w:val="lowerRoman"/>
+      <w:lvlText w:val="%6."/>
+      <w:lvlJc w:val="left"/>
+      <w:pPr>
+        <w:ind w:left="2536" w:hanging="336"/>
+      </w:pPr>
+    </w:lvl>
     <w:lvl w:ilvl="3">
       <w:start w:val="1"/>
       <w:numFmt w:val="decimal"/>
@@ -4712,24 +4758,6 @@
         <w:ind w:left="1656" w:hanging="336"/>
       </w:pPr>
     </w:lvl>
-    <w:lvl w:ilvl="5">
-      <w:start w:val="1"/>
-      <w:numFmt w:val="lowerRoman"/>
-      <w:lvlText w:val="%6."/>
-      <w:lvlJc w:val="left"/>
-      <w:pPr>
-        <w:ind w:left="2536" w:hanging="336"/>
-      </w:pPr>
-    </w:lvl>
-    <w:lvl w:ilvl="2">
-      <w:start w:val="1"/>
-      <w:numFmt w:val="lowerRoman"/>
-      <w:lvlText w:val="%3."/>
-      <w:lvlJc w:val="left"/>
-      <w:pPr>
-        <w:ind w:left="1216" w:hanging="336"/>
-      </w:pPr>
-    </w:lvl>
     <w:lvl w:ilvl="4">
       <w:start w:val="1"/>
       <w:numFmt w:val="lowerLetter"/>
@@ -4739,25 +4767,6 @@
         <w:ind w:left="2096" w:hanging="336"/>
       </w:pPr>
     </w:lvl>
-    <w:lvl w:ilvl="0">
-      <w:start w:val="1"/>
-      <w:numFmt w:val="decimal"/>
-      <w:lvlText w:val="%1."/>
-      <w:lvlJc w:val="left"/>
-      <w:pPr>
-        <w:ind w:left="336" w:hanging="336"/>
-      </w:pPr>
-      <w:rPr/>
-    </w:lvl>
-    <w:lvl w:ilvl="8">
-      <w:start w:val="1"/>
-      <w:numFmt w:val="lowerRoman"/>
-      <w:lvlText w:val="%9."/>
-      <w:lvlJc w:val="left"/>
-      <w:pPr>
-        <w:ind w:left="3856" w:hanging="336"/>
-      </w:pPr>
-    </w:lvl>
     <w:lvl w:ilvl="1">
       <w:start w:val="1"/>
       <w:numFmt w:val="lowerLetter"/>
@@ -4765,15 +4774,6 @@
       <w:lvlJc w:val="left"/>
       <w:pPr>
         <w:ind w:left="776" w:hanging="336"/>
-      </w:pPr>
-    </w:lvl>
-    <w:lvl w:ilvl="6">
-      <w:start w:val="1"/>
-      <w:numFmt w:val="decimal"/>
-      <w:lvlText w:val="%7."/>
-      <w:lvlJc w:val="left"/>
-      <w:pPr>
-        <w:ind w:left="2976" w:hanging="336"/>
       </w:pPr>
     </w:lvl>
   </w:abstractNum>
@@ -4788,6 +4788,51 @@
       </w:pPr>
       <w:rPr/>
     </w:lvl>
+    <w:lvl w:ilvl="8">
+      <w:start w:val="1"/>
+      <w:numFmt w:val="lowerRoman"/>
+      <w:lvlText w:val="%9."/>
+      <w:lvlJc w:val="left"/>
+      <w:pPr>
+        <w:ind w:left="3856" w:hanging="336"/>
+      </w:pPr>
+    </w:lvl>
+    <w:lvl w:ilvl="7">
+      <w:start w:val="1"/>
+      <w:numFmt w:val="lowerLetter"/>
+      <w:lvlText w:val="%8."/>
+      <w:lvlJc w:val="left"/>
+      <w:pPr>
+        <w:ind w:left="3416" w:hanging="336"/>
+      </w:pPr>
+    </w:lvl>
+    <w:lvl w:ilvl="4">
+      <w:start w:val="1"/>
+      <w:numFmt w:val="lowerLetter"/>
+      <w:lvlText w:val="%5."/>
+      <w:lvlJc w:val="left"/>
+      <w:pPr>
+        <w:ind w:left="2096" w:hanging="336"/>
+      </w:pPr>
+    </w:lvl>
+    <w:lvl w:ilvl="2">
+      <w:start w:val="1"/>
+      <w:numFmt w:val="lowerRoman"/>
+      <w:lvlText w:val="%3."/>
+      <w:lvlJc w:val="left"/>
+      <w:pPr>
+        <w:ind w:left="1216" w:hanging="336"/>
+      </w:pPr>
+    </w:lvl>
+    <w:lvl w:ilvl="1">
+      <w:start w:val="1"/>
+      <w:numFmt w:val="lowerLetter"/>
+      <w:lvlText w:val="%2."/>
+      <w:lvlJc w:val="left"/>
+      <w:pPr>
+        <w:ind w:left="776" w:hanging="336"/>
+      </w:pPr>
+    </w:lvl>
     <w:lvl w:ilvl="6">
       <w:start w:val="1"/>
       <w:numFmt w:val="decimal"/>
@@ -4797,22 +4842,13 @@
         <w:ind w:left="2976" w:hanging="336"/>
       </w:pPr>
     </w:lvl>
-    <w:lvl w:ilvl="7">
-      <w:start w:val="1"/>
-      <w:numFmt w:val="lowerLetter"/>
-      <w:lvlText w:val="%8."/>
-      <w:lvlJc w:val="left"/>
-      <w:pPr>
-        <w:ind w:left="3416" w:hanging="336"/>
-      </w:pPr>
-    </w:lvl>
-    <w:lvl w:ilvl="1">
-      <w:start w:val="1"/>
-      <w:numFmt w:val="lowerLetter"/>
-      <w:lvlText w:val="%2."/>
-      <w:lvlJc w:val="left"/>
-      <w:pPr>
-        <w:ind w:left="776" w:hanging="336"/>
+    <w:lvl w:ilvl="3">
+      <w:start w:val="1"/>
+      <w:numFmt w:val="decimal"/>
+      <w:lvlText w:val="%4."/>
+      <w:lvlJc w:val="left"/>
+      <w:pPr>
+        <w:ind w:left="1656" w:hanging="336"/>
       </w:pPr>
     </w:lvl>
     <w:lvl w:ilvl="5">
@@ -4822,42 +4858,6 @@
       <w:lvlJc w:val="left"/>
       <w:pPr>
         <w:ind w:left="2536" w:hanging="336"/>
-      </w:pPr>
-    </w:lvl>
-    <w:lvl w:ilvl="4">
-      <w:start w:val="1"/>
-      <w:numFmt w:val="lowerLetter"/>
-      <w:lvlText w:val="%5."/>
-      <w:lvlJc w:val="left"/>
-      <w:pPr>
-        <w:ind w:left="2096" w:hanging="336"/>
-      </w:pPr>
-    </w:lvl>
-    <w:lvl w:ilvl="2">
-      <w:start w:val="1"/>
-      <w:numFmt w:val="lowerRoman"/>
-      <w:lvlText w:val="%3."/>
-      <w:lvlJc w:val="left"/>
-      <w:pPr>
-        <w:ind w:left="1216" w:hanging="336"/>
-      </w:pPr>
-    </w:lvl>
-    <w:lvl w:ilvl="3">
-      <w:start w:val="1"/>
-      <w:numFmt w:val="decimal"/>
-      <w:lvlText w:val="%4."/>
-      <w:lvlJc w:val="left"/>
-      <w:pPr>
-        <w:ind w:left="1656" w:hanging="336"/>
-      </w:pPr>
-    </w:lvl>
-    <w:lvl w:ilvl="8">
-      <w:start w:val="1"/>
-      <w:numFmt w:val="lowerRoman"/>
-      <w:lvlText w:val="%9."/>
-      <w:lvlJc w:val="left"/>
-      <w:pPr>
-        <w:ind w:left="3856" w:hanging="336"/>
       </w:pPr>
     </w:lvl>
   </w:abstractNum>
@@ -4871,6 +4871,34 @@
         <w:ind w:left="2976" w:hanging="336"/>
       </w:pPr>
     </w:lvl>
+    <w:lvl w:ilvl="3">
+      <w:start w:val="1"/>
+      <w:numFmt w:val="decimal"/>
+      <w:lvlText w:val="%4."/>
+      <w:lvlJc w:val="left"/>
+      <w:pPr>
+        <w:ind w:left="1656" w:hanging="336"/>
+      </w:pPr>
+    </w:lvl>
+    <w:lvl w:ilvl="8">
+      <w:start w:val="1"/>
+      <w:numFmt w:val="lowerRoman"/>
+      <w:lvlText w:val="%9."/>
+      <w:lvlJc w:val="left"/>
+      <w:pPr>
+        <w:ind w:left="3856" w:hanging="336"/>
+      </w:pPr>
+    </w:lvl>
+    <w:lvl w:ilvl="0">
+      <w:start w:val="1"/>
+      <w:numFmt w:val="decimal"/>
+      <w:lvlText w:val="%1."/>
+      <w:lvlJc w:val="left"/>
+      <w:pPr>
+        <w:ind w:left="336" w:hanging="336"/>
+      </w:pPr>
+      <w:rPr/>
+    </w:lvl>
     <w:lvl w:ilvl="4">
       <w:start w:val="1"/>
       <w:numFmt w:val="lowerLetter"/>
@@ -4889,15 +4917,23 @@
         <w:ind w:left="3416" w:hanging="336"/>
       </w:pPr>
     </w:lvl>
-    <w:lvl w:ilvl="0">
-      <w:start w:val="1"/>
-      <w:numFmt w:val="decimal"/>
-      <w:lvlText w:val="%1."/>
-      <w:lvlJc w:val="left"/>
-      <w:pPr>
-        <w:ind w:left="336" w:hanging="336"/>
-      </w:pPr>
-      <w:rPr/>
+    <w:lvl w:ilvl="1">
+      <w:start w:val="1"/>
+      <w:numFmt w:val="lowerLetter"/>
+      <w:lvlText w:val="%2."/>
+      <w:lvlJc w:val="left"/>
+      <w:pPr>
+        <w:ind w:left="776" w:hanging="336"/>
+      </w:pPr>
+    </w:lvl>
+    <w:lvl w:ilvl="5">
+      <w:start w:val="1"/>
+      <w:numFmt w:val="lowerRoman"/>
+      <w:lvlText w:val="%6."/>
+      <w:lvlJc w:val="left"/>
+      <w:pPr>
+        <w:ind w:left="2536" w:hanging="336"/>
+      </w:pPr>
     </w:lvl>
     <w:lvl w:ilvl="2">
       <w:start w:val="1"/>
@@ -4906,46 +4942,56 @@
       <w:lvlJc w:val="left"/>
       <w:pPr>
         <w:ind w:left="1216" w:hanging="336"/>
-      </w:pPr>
-    </w:lvl>
-    <w:lvl w:ilvl="1">
-      <w:start w:val="1"/>
-      <w:numFmt w:val="lowerLetter"/>
-      <w:lvlText w:val="%2."/>
-      <w:lvlJc w:val="left"/>
-      <w:pPr>
-        <w:ind w:left="776" w:hanging="336"/>
-      </w:pPr>
-    </w:lvl>
-    <w:lvl w:ilvl="8">
-      <w:start w:val="1"/>
-      <w:numFmt w:val="lowerRoman"/>
-      <w:lvlText w:val="%9."/>
-      <w:lvlJc w:val="left"/>
-      <w:pPr>
-        <w:ind w:left="3856" w:hanging="336"/>
-      </w:pPr>
-    </w:lvl>
-    <w:lvl w:ilvl="3">
-      <w:start w:val="1"/>
-      <w:numFmt w:val="decimal"/>
-      <w:lvlText w:val="%4."/>
-      <w:lvlJc w:val="left"/>
-      <w:pPr>
-        <w:ind w:left="1656" w:hanging="336"/>
-      </w:pPr>
-    </w:lvl>
-    <w:lvl w:ilvl="5">
-      <w:start w:val="1"/>
-      <w:numFmt w:val="lowerRoman"/>
-      <w:lvlText w:val="%6."/>
-      <w:lvlJc w:val="left"/>
-      <w:pPr>
-        <w:ind w:left="2536" w:hanging="336"/>
       </w:pPr>
     </w:lvl>
   </w:abstractNum>
   <w:abstractNum w:abstractNumId="16">
+    <w:lvl w:ilvl="1">
+      <w:start w:val="1"/>
+      <w:numFmt w:val="lowerLetter"/>
+      <w:lvlText w:val="%2."/>
+      <w:lvlJc w:val="left"/>
+      <w:pPr>
+        <w:ind w:left="776" w:hanging="336"/>
+      </w:pPr>
+    </w:lvl>
+    <w:lvl w:ilvl="7">
+      <w:start w:val="1"/>
+      <w:numFmt w:val="lowerLetter"/>
+      <w:lvlText w:val="%8."/>
+      <w:lvlJc w:val="left"/>
+      <w:pPr>
+        <w:ind w:left="3416" w:hanging="336"/>
+      </w:pPr>
+    </w:lvl>
+    <w:lvl w:ilvl="2">
+      <w:start w:val="1"/>
+      <w:numFmt w:val="lowerRoman"/>
+      <w:lvlText w:val="%3."/>
+      <w:lvlJc w:val="left"/>
+      <w:pPr>
+        <w:ind w:left="1216" w:hanging="336"/>
+      </w:pPr>
+    </w:lvl>
+    <w:lvl w:ilvl="0">
+      <w:start w:val="1"/>
+      <w:numFmt w:val="decimal"/>
+      <w:lvlText w:val="%1."/>
+      <w:lvlJc w:val="left"/>
+      <w:pPr>
+        <w:ind w:left="336" w:hanging="336"/>
+      </w:pPr>
+      <w:rPr/>
+    </w:lvl>
+    <w:lvl w:ilvl="8">
+      <w:start w:val="1"/>
+      <w:numFmt w:val="lowerRoman"/>
+      <w:lvlText w:val="%9."/>
+      <w:lvlJc w:val="left"/>
+      <w:pPr>
+        <w:ind w:left="3856" w:hanging="336"/>
+      </w:pPr>
+    </w:lvl>
     <w:lvl w:ilvl="6">
       <w:start w:val="1"/>
       <w:numFmt w:val="decimal"/>
@@ -4964,16 +5010,6 @@
         <w:ind w:left="2096" w:hanging="336"/>
       </w:pPr>
     </w:lvl>
-    <w:lvl w:ilvl="0">
-      <w:start w:val="1"/>
-      <w:numFmt w:val="decimal"/>
-      <w:lvlText w:val="%1."/>
-      <w:lvlJc w:val="left"/>
-      <w:pPr>
-        <w:ind w:left="336" w:hanging="336"/>
-      </w:pPr>
-      <w:rPr/>
-    </w:lvl>
     <w:lvl w:ilvl="5">
       <w:start w:val="1"/>
       <w:numFmt w:val="lowerRoman"/>
@@ -4983,24 +5019,6 @@
         <w:ind w:left="2536" w:hanging="336"/>
       </w:pPr>
     </w:lvl>
-    <w:lvl w:ilvl="1">
-      <w:start w:val="1"/>
-      <w:numFmt w:val="lowerLetter"/>
-      <w:lvlText w:val="%2."/>
-      <w:lvlJc w:val="left"/>
-      <w:pPr>
-        <w:ind w:left="776" w:hanging="336"/>
-      </w:pPr>
-    </w:lvl>
-    <w:lvl w:ilvl="7">
-      <w:start w:val="1"/>
-      <w:numFmt w:val="lowerLetter"/>
-      <w:lvlText w:val="%8."/>
-      <w:lvlJc w:val="left"/>
-      <w:pPr>
-        <w:ind w:left="3416" w:hanging="336"/>
-      </w:pPr>
-    </w:lvl>
     <w:lvl w:ilvl="3">
       <w:start w:val="1"/>
       <w:numFmt w:val="decimal"/>
@@ -5008,28 +5026,74 @@
       <w:lvlJc w:val="left"/>
       <w:pPr>
         <w:ind w:left="1656" w:hanging="336"/>
-      </w:pPr>
-    </w:lvl>
-    <w:lvl w:ilvl="8">
-      <w:start w:val="1"/>
-      <w:numFmt w:val="lowerRoman"/>
-      <w:lvlText w:val="%9."/>
-      <w:lvlJc w:val="left"/>
-      <w:pPr>
-        <w:ind w:left="3856" w:hanging="336"/>
-      </w:pPr>
-    </w:lvl>
-    <w:lvl w:ilvl="2">
-      <w:start w:val="1"/>
-      <w:numFmt w:val="lowerRoman"/>
-      <w:lvlText w:val="%3."/>
-      <w:lvlJc w:val="left"/>
-      <w:pPr>
-        <w:ind w:left="1216" w:hanging="336"/>
       </w:pPr>
     </w:lvl>
   </w:abstractNum>
   <w:abstractNum w:abstractNumId="17">
+    <w:lvl w:ilvl="1">
+      <w:start w:val="1"/>
+      <w:numFmt w:val="lowerLetter"/>
+      <w:lvlText w:val="%2."/>
+      <w:lvlJc w:val="left"/>
+      <w:pPr>
+        <w:ind w:left="776" w:hanging="336"/>
+      </w:pPr>
+    </w:lvl>
+    <w:lvl w:ilvl="2">
+      <w:start w:val="1"/>
+      <w:numFmt w:val="lowerRoman"/>
+      <w:lvlText w:val="%3."/>
+      <w:lvlJc w:val="left"/>
+      <w:pPr>
+        <w:ind w:left="1216" w:hanging="336"/>
+      </w:pPr>
+    </w:lvl>
+    <w:lvl w:ilvl="7">
+      <w:start w:val="1"/>
+      <w:numFmt w:val="lowerLetter"/>
+      <w:lvlText w:val="%8."/>
+      <w:lvlJc w:val="left"/>
+      <w:pPr>
+        <w:ind w:left="3416" w:hanging="336"/>
+      </w:pPr>
+    </w:lvl>
+    <w:lvl w:ilvl="8">
+      <w:start w:val="1"/>
+      <w:numFmt w:val="lowerRoman"/>
+      <w:lvlText w:val="%9."/>
+      <w:lvlJc w:val="left"/>
+      <w:pPr>
+        <w:ind w:left="3856" w:hanging="336"/>
+      </w:pPr>
+    </w:lvl>
+    <w:lvl w:ilvl="0">
+      <w:start w:val="1"/>
+      <w:numFmt w:val="decimal"/>
+      <w:lvlText w:val="%1."/>
+      <w:lvlJc w:val="left"/>
+      <w:pPr>
+        <w:ind w:left="336" w:hanging="336"/>
+      </w:pPr>
+      <w:rPr/>
+    </w:lvl>
+    <w:lvl w:ilvl="4">
+      <w:start w:val="1"/>
+      <w:numFmt w:val="lowerLetter"/>
+      <w:lvlText w:val="%5."/>
+      <w:lvlJc w:val="left"/>
+      <w:pPr>
+        <w:ind w:left="2096" w:hanging="336"/>
+      </w:pPr>
+    </w:lvl>
+    <w:lvl w:ilvl="3">
+      <w:start w:val="1"/>
+      <w:numFmt w:val="decimal"/>
+      <w:lvlText w:val="%4."/>
+      <w:lvlJc w:val="left"/>
+      <w:pPr>
+        <w:ind w:left="1656" w:hanging="336"/>
+      </w:pPr>
+    </w:lvl>
     <w:lvl w:ilvl="5">
       <w:start w:val="1"/>
       <w:numFmt w:val="lowerRoman"/>
@@ -5039,15 +5103,6 @@
         <w:ind w:left="2536" w:hanging="336"/>
       </w:pPr>
     </w:lvl>
-    <w:lvl w:ilvl="2">
-      <w:start w:val="1"/>
-      <w:numFmt w:val="lowerRoman"/>
-      <w:lvlText w:val="%3."/>
-      <w:lvlJc w:val="left"/>
-      <w:pPr>
-        <w:ind w:left="1216" w:hanging="336"/>
-      </w:pPr>
-    </w:lvl>
     <w:lvl w:ilvl="6">
       <w:start w:val="1"/>
       <w:numFmt w:val="decimal"/>
@@ -5055,65 +5110,83 @@
       <w:lvlJc w:val="left"/>
       <w:pPr>
         <w:ind w:left="2976" w:hanging="336"/>
-      </w:pPr>
-    </w:lvl>
-    <w:lvl w:ilvl="8">
-      <w:start w:val="1"/>
-      <w:numFmt w:val="lowerRoman"/>
-      <w:lvlText w:val="%9."/>
-      <w:lvlJc w:val="left"/>
-      <w:pPr>
-        <w:ind w:left="3856" w:hanging="336"/>
-      </w:pPr>
-    </w:lvl>
-    <w:lvl w:ilvl="0">
-      <w:start w:val="1"/>
-      <w:numFmt w:val="decimal"/>
-      <w:lvlText w:val="%1."/>
-      <w:lvlJc w:val="left"/>
-      <w:pPr>
-        <w:ind w:left="336" w:hanging="336"/>
-      </w:pPr>
-      <w:rPr/>
-    </w:lvl>
-    <w:lvl w:ilvl="7">
-      <w:start w:val="1"/>
-      <w:numFmt w:val="lowerLetter"/>
-      <w:lvlText w:val="%8."/>
-      <w:lvlJc w:val="left"/>
-      <w:pPr>
-        <w:ind w:left="3416" w:hanging="336"/>
-      </w:pPr>
-    </w:lvl>
-    <w:lvl w:ilvl="4">
-      <w:start w:val="1"/>
-      <w:numFmt w:val="lowerLetter"/>
-      <w:lvlText w:val="%5."/>
-      <w:lvlJc w:val="left"/>
-      <w:pPr>
-        <w:ind w:left="2096" w:hanging="336"/>
-      </w:pPr>
-    </w:lvl>
-    <w:lvl w:ilvl="1">
-      <w:start w:val="1"/>
-      <w:numFmt w:val="lowerLetter"/>
-      <w:lvlText w:val="%2."/>
-      <w:lvlJc w:val="left"/>
-      <w:pPr>
-        <w:ind w:left="776" w:hanging="336"/>
-      </w:pPr>
-    </w:lvl>
-    <w:lvl w:ilvl="3">
-      <w:start w:val="1"/>
-      <w:numFmt w:val="decimal"/>
-      <w:lvlText w:val="%4."/>
-      <w:lvlJc w:val="left"/>
-      <w:pPr>
-        <w:ind w:left="1656" w:hanging="336"/>
       </w:pPr>
     </w:lvl>
   </w:abstractNum>
   <w:abstractNum w:abstractNumId="18">
+    <w:lvl w:ilvl="8">
+      <w:start w:val="1"/>
+      <w:numFmt w:val="lowerRoman"/>
+      <w:lvlText w:val="%9."/>
+      <w:lvlJc w:val="left"/>
+      <w:pPr>
+        <w:ind w:left="3856" w:hanging="336"/>
+      </w:pPr>
+    </w:lvl>
+    <w:lvl w:ilvl="0">
+      <w:start w:val="1"/>
+      <w:numFmt w:val="decimal"/>
+      <w:lvlText w:val="%1."/>
+      <w:lvlJc w:val="left"/>
+      <w:pPr>
+        <w:ind w:left="336" w:hanging="336"/>
+      </w:pPr>
+      <w:rPr/>
+    </w:lvl>
+    <w:lvl w:ilvl="1">
+      <w:start w:val="1"/>
+      <w:numFmt w:val="lowerLetter"/>
+      <w:lvlText w:val="%2."/>
+      <w:lvlJc w:val="left"/>
+      <w:pPr>
+        <w:ind w:left="776" w:hanging="336"/>
+      </w:pPr>
+    </w:lvl>
+    <w:lvl w:ilvl="7">
+      <w:start w:val="1"/>
+      <w:numFmt w:val="lowerLetter"/>
+      <w:lvlText w:val="%8."/>
+      <w:lvlJc w:val="left"/>
+      <w:pPr>
+        <w:ind w:left="3416" w:hanging="336"/>
+      </w:pPr>
+    </w:lvl>
+    <w:lvl w:ilvl="2">
+      <w:start w:val="1"/>
+      <w:numFmt w:val="lowerRoman"/>
+      <w:lvlText w:val="%3."/>
+      <w:lvlJc w:val="left"/>
+      <w:pPr>
+        <w:ind w:left="1216" w:hanging="336"/>
+      </w:pPr>
+    </w:lvl>
+    <w:lvl w:ilvl="3">
+      <w:start w:val="1"/>
+      <w:numFmt w:val="decimal"/>
+      <w:lvlText w:val="%4."/>
+      <w:lvlJc w:val="left"/>
+      <w:pPr>
+        <w:ind w:left="1656" w:hanging="336"/>
+      </w:pPr>
+    </w:lvl>
+    <w:lvl w:ilvl="4">
+      <w:start w:val="1"/>
+      <w:numFmt w:val="lowerLetter"/>
+      <w:lvlText w:val="%5."/>
+      <w:lvlJc w:val="left"/>
+      <w:pPr>
+        <w:ind w:left="2096" w:hanging="336"/>
+      </w:pPr>
+    </w:lvl>
+    <w:lvl w:ilvl="6">
+      <w:start w:val="1"/>
+      <w:numFmt w:val="decimal"/>
+      <w:lvlText w:val="%7."/>
+      <w:lvlJc w:val="left"/>
+      <w:pPr>
+        <w:ind w:left="2976" w:hanging="336"/>
+      </w:pPr>
+    </w:lvl>
     <w:lvl w:ilvl="5">
       <w:start w:val="1"/>
       <w:numFmt w:val="lowerRoman"/>
@@ -5122,82 +5195,18 @@
       <w:pPr>
         <w:ind w:left="2536" w:hanging="336"/>
       </w:pPr>
-    </w:lvl>
-    <w:lvl w:ilvl="2">
-      <w:start w:val="1"/>
-      <w:numFmt w:val="lowerRoman"/>
-      <w:lvlText w:val="%3."/>
-      <w:lvlJc w:val="left"/>
-      <w:pPr>
-        <w:ind w:left="1216" w:hanging="336"/>
-      </w:pPr>
-    </w:lvl>
-    <w:lvl w:ilvl="4">
-      <w:start w:val="1"/>
-      <w:numFmt w:val="lowerLetter"/>
-      <w:lvlText w:val="%5."/>
-      <w:lvlJc w:val="left"/>
-      <w:pPr>
-        <w:ind w:left="2096" w:hanging="336"/>
-      </w:pPr>
-    </w:lvl>
-    <w:lvl w:ilvl="6">
-      <w:start w:val="1"/>
-      <w:numFmt w:val="decimal"/>
-      <w:lvlText w:val="%7."/>
-      <w:lvlJc w:val="left"/>
-      <w:pPr>
-        <w:ind w:left="2976" w:hanging="336"/>
-      </w:pPr>
-    </w:lvl>
-    <w:lvl w:ilvl="3">
-      <w:start w:val="1"/>
-      <w:numFmt w:val="decimal"/>
-      <w:lvlText w:val="%4."/>
-      <w:lvlJc w:val="left"/>
-      <w:pPr>
-        <w:ind w:left="1656" w:hanging="336"/>
-      </w:pPr>
-    </w:lvl>
-    <w:lvl w:ilvl="7">
-      <w:start w:val="1"/>
-      <w:numFmt w:val="lowerLetter"/>
-      <w:lvlText w:val="%8."/>
-      <w:lvlJc w:val="left"/>
-      <w:pPr>
-        <w:ind w:left="3416" w:hanging="336"/>
-      </w:pPr>
-    </w:lvl>
-    <w:lvl w:ilvl="8">
-      <w:start w:val="1"/>
-      <w:numFmt w:val="lowerRoman"/>
-      <w:lvlText w:val="%9."/>
-      <w:lvlJc w:val="left"/>
-      <w:pPr>
-        <w:ind w:left="3856" w:hanging="336"/>
-      </w:pPr>
-    </w:lvl>
-    <w:lvl w:ilvl="1">
-      <w:start w:val="1"/>
-      <w:numFmt w:val="lowerLetter"/>
-      <w:lvlText w:val="%2."/>
-      <w:lvlJc w:val="left"/>
-      <w:pPr>
-        <w:ind w:left="776" w:hanging="336"/>
-      </w:pPr>
-    </w:lvl>
-    <w:lvl w:ilvl="0">
-      <w:start w:val="1"/>
-      <w:numFmt w:val="decimal"/>
-      <w:lvlText w:val="%1."/>
-      <w:lvlJc w:val="left"/>
-      <w:pPr>
-        <w:ind w:left="336" w:hanging="336"/>
-      </w:pPr>
-      <w:rPr/>
     </w:lvl>
   </w:abstractNum>
   <w:abstractNum w:abstractNumId="19">
+    <w:lvl w:ilvl="4">
+      <w:start w:val="1"/>
+      <w:numFmt w:val="lowerLetter"/>
+      <w:lvlText w:val="%5."/>
+      <w:lvlJc w:val="left"/>
+      <w:pPr>
+        <w:ind w:left="2096" w:hanging="336"/>
+      </w:pPr>
+    </w:lvl>
     <w:lvl w:ilvl="2">
       <w:start w:val="1"/>
       <w:numFmt w:val="lowerRoman"/>
@@ -5207,6 +5216,52 @@
         <w:ind w:left="1216" w:hanging="336"/>
       </w:pPr>
     </w:lvl>
+    <w:lvl w:ilvl="0">
+      <w:start w:val="1"/>
+      <w:numFmt w:val="decimal"/>
+      <w:lvlText w:val="%1."/>
+      <w:lvlJc w:val="left"/>
+      <w:pPr>
+        <w:ind w:left="336" w:hanging="336"/>
+      </w:pPr>
+      <w:rPr/>
+    </w:lvl>
+    <w:lvl w:ilvl="5">
+      <w:start w:val="1"/>
+      <w:numFmt w:val="lowerRoman"/>
+      <w:lvlText w:val="%6."/>
+      <w:lvlJc w:val="left"/>
+      <w:pPr>
+        <w:ind w:left="2536" w:hanging="336"/>
+      </w:pPr>
+    </w:lvl>
+    <w:lvl w:ilvl="6">
+      <w:start w:val="1"/>
+      <w:numFmt w:val="decimal"/>
+      <w:lvlText w:val="%7."/>
+      <w:lvlJc w:val="left"/>
+      <w:pPr>
+        <w:ind w:left="2976" w:hanging="336"/>
+      </w:pPr>
+    </w:lvl>
+    <w:lvl w:ilvl="1">
+      <w:start w:val="1"/>
+      <w:numFmt w:val="lowerLetter"/>
+      <w:lvlText w:val="%2."/>
+      <w:lvlJc w:val="left"/>
+      <w:pPr>
+        <w:ind w:left="776" w:hanging="336"/>
+      </w:pPr>
+    </w:lvl>
+    <w:lvl w:ilvl="3">
+      <w:start w:val="1"/>
+      <w:numFmt w:val="decimal"/>
+      <w:lvlText w:val="%4."/>
+      <w:lvlJc w:val="left"/>
+      <w:pPr>
+        <w:ind w:left="1656" w:hanging="336"/>
+      </w:pPr>
+    </w:lvl>
     <w:lvl w:ilvl="7">
       <w:start w:val="1"/>
       <w:numFmt w:val="lowerLetter"/>
@@ -5216,33 +5271,6 @@
         <w:ind w:left="3416" w:hanging="336"/>
       </w:pPr>
     </w:lvl>
-    <w:lvl w:ilvl="1">
-      <w:start w:val="1"/>
-      <w:numFmt w:val="lowerLetter"/>
-      <w:lvlText w:val="%2."/>
-      <w:lvlJc w:val="left"/>
-      <w:pPr>
-        <w:ind w:left="776" w:hanging="336"/>
-      </w:pPr>
-    </w:lvl>
-    <w:lvl w:ilvl="3">
-      <w:start w:val="1"/>
-      <w:numFmt w:val="decimal"/>
-      <w:lvlText w:val="%4."/>
-      <w:lvlJc w:val="left"/>
-      <w:pPr>
-        <w:ind w:left="1656" w:hanging="336"/>
-      </w:pPr>
-    </w:lvl>
-    <w:lvl w:ilvl="5">
-      <w:start w:val="1"/>
-      <w:numFmt w:val="lowerRoman"/>
-      <w:lvlText w:val="%6."/>
-      <w:lvlJc w:val="left"/>
-      <w:pPr>
-        <w:ind w:left="2536" w:hanging="336"/>
-      </w:pPr>
-    </w:lvl>
     <w:lvl w:ilvl="8">
       <w:start w:val="1"/>
       <w:numFmt w:val="lowerRoman"/>
@@ -5250,38 +5278,37 @@
       <w:lvlJc w:val="left"/>
       <w:pPr>
         <w:ind w:left="3856" w:hanging="336"/>
-      </w:pPr>
-    </w:lvl>
-    <w:lvl w:ilvl="0">
-      <w:start w:val="1"/>
-      <w:numFmt w:val="decimal"/>
-      <w:lvlText w:val="%1."/>
-      <w:lvlJc w:val="left"/>
-      <w:pPr>
-        <w:ind w:left="336" w:hanging="336"/>
-      </w:pPr>
-      <w:rPr/>
-    </w:lvl>
-    <w:lvl w:ilvl="4">
-      <w:start w:val="1"/>
-      <w:numFmt w:val="lowerLetter"/>
-      <w:lvlText w:val="%5."/>
-      <w:lvlJc w:val="left"/>
-      <w:pPr>
-        <w:ind w:left="2096" w:hanging="336"/>
-      </w:pPr>
-    </w:lvl>
-    <w:lvl w:ilvl="6">
-      <w:start w:val="1"/>
-      <w:numFmt w:val="decimal"/>
-      <w:lvlText w:val="%7."/>
-      <w:lvlJc w:val="left"/>
-      <w:pPr>
-        <w:ind w:left="2976" w:hanging="336"/>
       </w:pPr>
     </w:lvl>
   </w:abstractNum>
   <w:abstractNum w:abstractNumId="20">
+    <w:lvl w:ilvl="5">
+      <w:start w:val="1"/>
+      <w:numFmt w:val="lowerRoman"/>
+      <w:lvlText w:val="%6."/>
+      <w:lvlJc w:val="left"/>
+      <w:pPr>
+        <w:ind w:left="2536" w:hanging="336"/>
+      </w:pPr>
+    </w:lvl>
+    <w:lvl w:ilvl="2">
+      <w:start w:val="1"/>
+      <w:numFmt w:val="lowerRoman"/>
+      <w:lvlText w:val="%3."/>
+      <w:lvlJc w:val="left"/>
+      <w:pPr>
+        <w:ind w:left="1216" w:hanging="336"/>
+      </w:pPr>
+    </w:lvl>
+    <w:lvl w:ilvl="1">
+      <w:start w:val="1"/>
+      <w:numFmt w:val="lowerLetter"/>
+      <w:lvlText w:val="%2."/>
+      <w:lvlJc w:val="left"/>
+      <w:pPr>
+        <w:ind w:left="776" w:hanging="336"/>
+      </w:pPr>
+    </w:lvl>
     <w:lvl w:ilvl="3">
       <w:start w:val="1"/>
       <w:numFmt w:val="decimal"/>
@@ -5291,6 +5318,15 @@
         <w:ind w:left="1656" w:hanging="336"/>
       </w:pPr>
     </w:lvl>
+    <w:lvl w:ilvl="4">
+      <w:start w:val="1"/>
+      <w:numFmt w:val="lowerLetter"/>
+      <w:lvlText w:val="%5."/>
+      <w:lvlJc w:val="left"/>
+      <w:pPr>
+        <w:ind w:left="2096" w:hanging="336"/>
+      </w:pPr>
+    </w:lvl>
     <w:lvl w:ilvl="6">
       <w:start w:val="1"/>
       <w:numFmt w:val="decimal"/>
@@ -5309,24 +5345,6 @@
         <w:ind w:left="3416" w:hanging="336"/>
       </w:pPr>
     </w:lvl>
-    <w:lvl w:ilvl="1">
-      <w:start w:val="1"/>
-      <w:numFmt w:val="lowerLetter"/>
-      <w:lvlText w:val="%2."/>
-      <w:lvlJc w:val="left"/>
-      <w:pPr>
-        <w:ind w:left="776" w:hanging="336"/>
-      </w:pPr>
-    </w:lvl>
-    <w:lvl w:ilvl="4">
-      <w:start w:val="1"/>
-      <w:numFmt w:val="lowerLetter"/>
-      <w:lvlText w:val="%5."/>
-      <w:lvlJc w:val="left"/>
-      <w:pPr>
-        <w:ind w:left="2096" w:hanging="336"/>
-      </w:pPr>
-    </w:lvl>
     <w:lvl w:ilvl="0">
       <w:start w:val="1"/>
       <w:numFmt w:val="decimal"/>
@@ -5336,24 +5354,6 @@
         <w:ind w:left="336" w:hanging="336"/>
       </w:pPr>
       <w:rPr/>
-    </w:lvl>
-    <w:lvl w:ilvl="2">
-      <w:start w:val="1"/>
-      <w:numFmt w:val="lowerRoman"/>
-      <w:lvlText w:val="%3."/>
-      <w:lvlJc w:val="left"/>
-      <w:pPr>
-        <w:ind w:left="1216" w:hanging="336"/>
-      </w:pPr>
-    </w:lvl>
-    <w:lvl w:ilvl="5">
-      <w:start w:val="1"/>
-      <w:numFmt w:val="lowerRoman"/>
-      <w:lvlText w:val="%6."/>
-      <w:lvlJc w:val="left"/>
-      <w:pPr>
-        <w:ind w:left="2536" w:hanging="336"/>
-      </w:pPr>
     </w:lvl>
     <w:lvl w:ilvl="8">
       <w:start w:val="1"/>
@@ -5366,6 +5366,15 @@
     </w:lvl>
   </w:abstractNum>
   <w:abstractNum w:abstractNumId="21">
+    <w:lvl w:ilvl="5">
+      <w:start w:val="1"/>
+      <w:numFmt w:val="lowerRoman"/>
+      <w:lvlText w:val="%6."/>
+      <w:lvlJc w:val="left"/>
+      <w:pPr>
+        <w:ind w:left="2536" w:hanging="336"/>
+      </w:pPr>
+    </w:lvl>
     <w:lvl w:ilvl="1">
       <w:start w:val="1"/>
       <w:numFmt w:val="lowerLetter"/>
@@ -5375,6 +5384,24 @@
         <w:ind w:left="776" w:hanging="336"/>
       </w:pPr>
     </w:lvl>
+    <w:lvl w:ilvl="8">
+      <w:start w:val="1"/>
+      <w:numFmt w:val="lowerRoman"/>
+      <w:lvlText w:val="%9."/>
+      <w:lvlJc w:val="left"/>
+      <w:pPr>
+        <w:ind w:left="3856" w:hanging="336"/>
+      </w:pPr>
+    </w:lvl>
+    <w:lvl w:ilvl="7">
+      <w:start w:val="1"/>
+      <w:numFmt w:val="lowerLetter"/>
+      <w:lvlText w:val="%8."/>
+      <w:lvlJc w:val="left"/>
+      <w:pPr>
+        <w:ind w:left="3416" w:hanging="336"/>
+      </w:pPr>
+    </w:lvl>
     <w:lvl w:ilvl="6">
       <w:start w:val="1"/>
       <w:numFmt w:val="decimal"/>
@@ -5393,22 +5420,23 @@
         <w:ind w:left="1216" w:hanging="336"/>
       </w:pPr>
     </w:lvl>
-    <w:lvl w:ilvl="8">
-      <w:start w:val="1"/>
-      <w:numFmt w:val="lowerRoman"/>
-      <w:lvlText w:val="%9."/>
-      <w:lvlJc w:val="left"/>
-      <w:pPr>
-        <w:ind w:left="3856" w:hanging="336"/>
-      </w:pPr>
-    </w:lvl>
-    <w:lvl w:ilvl="5">
-      <w:start w:val="1"/>
-      <w:numFmt w:val="lowerRoman"/>
-      <w:lvlText w:val="%6."/>
-      <w:lvlJc w:val="left"/>
-      <w:pPr>
-        <w:ind w:left="2536" w:hanging="336"/>
+    <w:lvl w:ilvl="0">
+      <w:start w:val="1"/>
+      <w:numFmt w:val="decimal"/>
+      <w:lvlText w:val="%1."/>
+      <w:lvlJc w:val="left"/>
+      <w:pPr>
+        <w:ind w:left="336" w:hanging="336"/>
+      </w:pPr>
+      <w:rPr/>
+    </w:lvl>
+    <w:lvl w:ilvl="4">
+      <w:start w:val="1"/>
+      <w:numFmt w:val="lowerLetter"/>
+      <w:lvlText w:val="%5."/>
+      <w:lvlJc w:val="left"/>
+      <w:pPr>
+        <w:ind w:left="2096" w:hanging="336"/>
       </w:pPr>
     </w:lvl>
     <w:lvl w:ilvl="3">
@@ -5418,34 +5446,6 @@
       <w:lvlJc w:val="left"/>
       <w:pPr>
         <w:ind w:left="1656" w:hanging="336"/>
-      </w:pPr>
-    </w:lvl>
-    <w:lvl w:ilvl="7">
-      <w:start w:val="1"/>
-      <w:numFmt w:val="lowerLetter"/>
-      <w:lvlText w:val="%8."/>
-      <w:lvlJc w:val="left"/>
-      <w:pPr>
-        <w:ind w:left="3416" w:hanging="336"/>
-      </w:pPr>
-    </w:lvl>
-    <w:lvl w:ilvl="0">
-      <w:start w:val="1"/>
-      <w:numFmt w:val="decimal"/>
-      <w:lvlText w:val="%1."/>
-      <w:lvlJc w:val="left"/>
-      <w:pPr>
-        <w:ind w:left="336" w:hanging="336"/>
-      </w:pPr>
-      <w:rPr/>
-    </w:lvl>
-    <w:lvl w:ilvl="4">
-      <w:start w:val="1"/>
-      <w:numFmt w:val="lowerLetter"/>
-      <w:lvlText w:val="%5."/>
-      <w:lvlJc w:val="left"/>
-      <w:pPr>
-        <w:ind w:left="2096" w:hanging="336"/>
       </w:pPr>
     </w:lvl>
   </w:abstractNum>
@@ -5459,6 +5459,52 @@
         <w:ind w:left="1656" w:hanging="336"/>
       </w:pPr>
     </w:lvl>
+    <w:lvl w:ilvl="1">
+      <w:start w:val="1"/>
+      <w:numFmt w:val="lowerLetter"/>
+      <w:lvlText w:val="%2."/>
+      <w:lvlJc w:val="left"/>
+      <w:pPr>
+        <w:ind w:left="776" w:hanging="336"/>
+      </w:pPr>
+    </w:lvl>
+    <w:lvl w:ilvl="6">
+      <w:start w:val="1"/>
+      <w:numFmt w:val="decimal"/>
+      <w:lvlText w:val="%7."/>
+      <w:lvlJc w:val="left"/>
+      <w:pPr>
+        <w:ind w:left="2976" w:hanging="336"/>
+      </w:pPr>
+    </w:lvl>
+    <w:lvl w:ilvl="7">
+      <w:start w:val="1"/>
+      <w:numFmt w:val="lowerLetter"/>
+      <w:lvlText w:val="%8."/>
+      <w:lvlJc w:val="left"/>
+      <w:pPr>
+        <w:ind w:left="3416" w:hanging="336"/>
+      </w:pPr>
+    </w:lvl>
+    <w:lvl w:ilvl="4">
+      <w:start w:val="1"/>
+      <w:numFmt w:val="lowerLetter"/>
+      <w:lvlText w:val="%5."/>
+      <w:lvlJc w:val="left"/>
+      <w:pPr>
+        <w:ind w:left="2096" w:hanging="336"/>
+      </w:pPr>
+    </w:lvl>
+    <w:lvl w:ilvl="0">
+      <w:start w:val="1"/>
+      <w:numFmt w:val="decimal"/>
+      <w:lvlText w:val="%1."/>
+      <w:lvlJc w:val="left"/>
+      <w:pPr>
+        <w:ind w:left="336" w:hanging="336"/>
+      </w:pPr>
+      <w:rPr/>
+    </w:lvl>
     <w:lvl w:ilvl="8">
       <w:start w:val="1"/>
       <w:numFmt w:val="lowerRoman"/>
@@ -5468,6 +5514,15 @@
         <w:ind w:left="3856" w:hanging="336"/>
       </w:pPr>
     </w:lvl>
+    <w:lvl w:ilvl="5">
+      <w:start w:val="1"/>
+      <w:numFmt w:val="lowerRoman"/>
+      <w:lvlText w:val="%6."/>
+      <w:lvlJc w:val="left"/>
+      <w:pPr>
+        <w:ind w:left="2536" w:hanging="336"/>
+      </w:pPr>
+    </w:lvl>
     <w:lvl w:ilvl="2">
       <w:start w:val="1"/>
       <w:numFmt w:val="lowerRoman"/>
@@ -5477,130 +5532,75 @@
         <w:ind w:left="1216" w:hanging="336"/>
       </w:pPr>
     </w:lvl>
-    <w:lvl w:ilvl="5">
-      <w:start w:val="1"/>
-      <w:numFmt w:val="lowerRoman"/>
-      <w:lvlText w:val="%6."/>
-      <w:lvlJc w:val="left"/>
-      <w:pPr>
-        <w:ind w:left="2536" w:hanging="336"/>
-      </w:pPr>
-    </w:lvl>
-    <w:lvl w:ilvl="7">
-      <w:start w:val="1"/>
-      <w:numFmt w:val="lowerLetter"/>
-      <w:lvlText w:val="%8."/>
-      <w:lvlJc w:val="left"/>
-      <w:pPr>
-        <w:ind w:left="3416" w:hanging="336"/>
-      </w:pPr>
-    </w:lvl>
-    <w:lvl w:ilvl="4">
-      <w:start w:val="1"/>
-      <w:numFmt w:val="lowerLetter"/>
-      <w:lvlText w:val="%5."/>
-      <w:lvlJc w:val="left"/>
-      <w:pPr>
-        <w:ind w:left="2096" w:hanging="336"/>
-      </w:pPr>
-    </w:lvl>
-    <w:lvl w:ilvl="6">
-      <w:start w:val="1"/>
-      <w:numFmt w:val="decimal"/>
-      <w:lvlText w:val="%7."/>
-      <w:lvlJc w:val="left"/>
-      <w:pPr>
-        <w:ind w:left="2976" w:hanging="336"/>
-      </w:pPr>
-    </w:lvl>
-    <w:lvl w:ilvl="0">
-      <w:start w:val="1"/>
-      <w:numFmt w:val="decimal"/>
-      <w:lvlText w:val="%1."/>
-      <w:lvlJc w:val="left"/>
-      <w:pPr>
-        <w:ind w:left="336" w:hanging="336"/>
-      </w:pPr>
-      <w:rPr/>
-    </w:lvl>
-    <w:lvl w:ilvl="1">
-      <w:start w:val="1"/>
-      <w:numFmt w:val="lowerLetter"/>
-      <w:lvlText w:val="%2."/>
-      <w:lvlJc w:val="left"/>
-      <w:pPr>
-        <w:ind w:left="776" w:hanging="336"/>
-      </w:pPr>
-    </w:lvl>
   </w:abstractNum>
-  <w:num w:numId="11">
+  <w:num w:numId="10">
+    <w:abstractNumId w:val="16"/>
+  </w:num>
+  <w:num w:numId="3">
+    <w:abstractNumId w:val="6"/>
+  </w:num>
+  <w:num w:numId="15">
+    <w:abstractNumId w:val="0"/>
+  </w:num>
+  <w:num w:numId="20">
+    <w:abstractNumId w:val="10"/>
+  </w:num>
+  <w:num w:numId="22">
+    <w:abstractNumId w:val="7"/>
+  </w:num>
+  <w:num w:numId="9">
+    <w:abstractNumId w:val="2"/>
+  </w:num>
+  <w:num w:numId="13">
+    <w:abstractNumId w:val="15"/>
+  </w:num>
+  <w:num w:numId="4">
+    <w:abstractNumId w:val="9"/>
+  </w:num>
+  <w:num w:numId="1">
+    <w:abstractNumId w:val="5"/>
+  </w:num>
+  <w:num w:numId="19">
     <w:abstractNumId w:val="20"/>
   </w:num>
-  <w:num w:numId="14">
-    <w:abstractNumId w:val="4"/>
+  <w:num w:numId="21">
+    <w:abstractNumId w:val="14"/>
   </w:num>
-  <w:num w:numId="1">
+  <w:num w:numId="18">
+    <w:abstractNumId w:val="19"/>
+  </w:num>
+  <w:num w:numId="5">
+    <w:abstractNumId w:val="3"/>
+  </w:num>
+  <w:num w:numId="2">
+    <w:abstractNumId w:val="21"/>
+  </w:num>
+  <w:num w:numId="7">
     <w:abstractNumId w:val="1"/>
   </w:num>
-  <w:num w:numId="2">
-    <w:abstractNumId w:val="19"/>
+  <w:num w:numId="17">
+    <w:abstractNumId w:val="17"/>
   </w:num>
-  <w:num w:numId="17">
-    <w:abstractNumId w:val="16"/>
-  </w:num>
-  <w:num w:numId="7">
-    <w:abstractNumId w:val="15"/>
-  </w:num>
-  <w:num w:numId="22">
+  <w:num w:numId="12">
     <w:abstractNumId w:val="8"/>
   </w:num>
-  <w:num w:numId="9">
-    <w:abstractNumId w:val="5"/>
-  </w:num>
-  <w:num w:numId="18">
-    <w:abstractNumId w:val="18"/>
-  </w:num>
-  <w:num w:numId="20">
-    <w:abstractNumId w:val="14"/>
-  </w:num>
-  <w:num w:numId="12">
-    <w:abstractNumId w:val="21"/>
-  </w:num>
-  <w:num w:numId="19">
-    <w:abstractNumId w:val="2"/>
+  <w:num w:numId="16">
+    <w:abstractNumId w:val="4"/>
   </w:num>
   <w:num w:numId="23">
     <w:abstractNumId w:val="22"/>
   </w:num>
-  <w:num w:numId="16">
-    <w:abstractNumId w:val="0"/>
+  <w:num w:numId="14">
+    <w:abstractNumId w:val="12"/>
   </w:num>
-  <w:num w:numId="3">
+  <w:num w:numId="8">
+    <w:abstractNumId w:val="18"/>
+  </w:num>
+  <w:num w:numId="6">
     <w:abstractNumId w:val="13"/>
   </w:num>
-  <w:num w:numId="13">
-    <w:abstractNumId w:val="9"/>
-  </w:num>
-  <w:num w:numId="4">
+  <w:num w:numId="11">
     <w:abstractNumId w:val="11"/>
-  </w:num>
-  <w:num w:numId="10">
-    <w:abstractNumId w:val="7"/>
-  </w:num>
-  <w:num w:numId="8">
-    <w:abstractNumId w:val="17"/>
-  </w:num>
-  <w:num w:numId="15">
-    <w:abstractNumId w:val="12"/>
-  </w:num>
-  <w:num w:numId="6">
-    <w:abstractNumId w:val="6"/>
-  </w:num>
-  <w:num w:numId="5">
-    <w:abstractNumId w:val="3"/>
-  </w:num>
-  <w:num w:numId="21">
-    <w:abstractNumId w:val="10"/>
   </w:num>
 </w:numbering>
 </file>
@@ -5617,315 +5617,334 @@
     <w:pPrDefault/>
   </w:docDefaults>
   <w:latentStyles w:defLockedState="0" w:defUIPriority="0" w:defSemiHidden="0" w:defUnhideWhenUsed="0" w:defQFormat="0" w:count="376">
+    <w:lsdException w:name="Colorful Shading Accent 3" w:uiPriority="71"/>
+    <w:lsdException w:name="Placeholder Text" w:uiPriority="99" w:semiHidden="1"/>
+    <w:lsdException w:name="List Table 1 Light Accent 3" w:uiPriority="46"/>
+    <w:lsdException w:name="heading 4" w:qFormat="1"/>
+    <w:lsdException w:name="Table Subtle 2" w:semiHidden="1" w:unhideWhenUsed="1"/>
+    <w:lsdException w:name="Plain Table 4" w:uiPriority="44"/>
+    <w:lsdException w:name="Table Subtle 1" w:semiHidden="1" w:unhideWhenUsed="1"/>
+    <w:lsdException w:name="Grid Table 2 Accent 5" w:uiPriority="47"/>
+    <w:lsdException w:name="Unresolved Mention" w:uiPriority="99" w:semiHidden="1" w:unhideWhenUsed="1"/>
+    <w:lsdException w:name="Table Classic 1" w:semiHidden="1" w:unhideWhenUsed="1"/>
+    <w:lsdException w:name="Colorful List Accent 1" w:uiPriority="72"/>
+    <w:lsdException w:name="List Table 3 Accent 3" w:uiPriority="48"/>
+    <w:lsdException w:name="Grid Table 5 Dark Accent 4" w:uiPriority="50"/>
+    <w:lsdException w:name="Subtitle" w:qFormat="1"/>
+    <w:lsdException w:name="List Table 7 Colorful Accent 1" w:uiPriority="52"/>
+    <w:lsdException w:name="Light Shading" w:uiPriority="60"/>
+    <w:lsdException w:name="Grid Table 7 Colorful" w:uiPriority="52"/>
+    <w:lsdException w:name="Table Grid 8" w:semiHidden="1" w:unhideWhenUsed="1"/>
+    <w:lsdException w:name="Revision" w:uiPriority="99" w:semiHidden="1"/>
+    <w:lsdException w:name="Grid Table 7 Colorful Accent 6" w:uiPriority="52"/>
+    <w:lsdException w:name="Medium Grid 3 Accent 1" w:uiPriority="69"/>
+    <w:lsdException w:name="toc 2" w:uiPriority="99"/>
+    <w:lsdException w:name="Grid Table 3 Accent 4" w:uiPriority="48"/>
+    <w:lsdException w:name="Grid Table 6 Colorful Accent 5" w:uiPriority="51"/>
+    <w:lsdException w:name="Medium Grid 3 Accent 5" w:uiPriority="69"/>
+    <w:lsdException w:name="Colorful Shading Accent 6" w:uiPriority="71"/>
+    <w:lsdException w:name="Plain Table 5" w:uiPriority="45"/>
+    <w:lsdException w:name="Colorful List Accent 5" w:uiPriority="72"/>
     <w:lsdException w:name="Light Grid Accent 5" w:uiPriority="62"/>
-    <w:lsdException w:name="Grid Table 7 Colorful Accent 3" w:uiPriority="52"/>
-    <w:lsdException w:name="Smart Link" w:uiPriority="99" w:semiHidden="1" w:unhideWhenUsed="1"/>
-    <w:lsdException w:name="Colorful Grid Accent 6" w:uiPriority="73"/>
+    <w:lsdException w:name="Grid Table 4 Accent 2" w:uiPriority="49"/>
+    <w:lsdException w:name="List Table 6 Colorful Accent 4" w:uiPriority="51"/>
+    <w:lsdException w:name="List Table 7 Colorful Accent 5" w:uiPriority="52"/>
+    <w:lsdException w:name="heading 9" w:unhideWhenUsed="1" w:qFormat="1"/>
+    <w:lsdException w:name="Grid Table 7 Colorful Accent 2" w:uiPriority="52"/>
+    <w:lsdException w:name="Medium Grid 1" w:uiPriority="67"/>
+    <w:lsdException w:name="Medium List 1 Accent 5" w:uiPriority="65"/>
+    <w:lsdException w:name="Medium Grid 2" w:uiPriority="68"/>
+    <w:lsdException w:name="Medium Grid 3" w:uiPriority="69"/>
+    <w:lsdException w:name="Medium List 2 Accent 6" w:uiPriority="66"/>
+    <w:lsdException w:name="Medium Grid 1 Accent 4" w:uiPriority="67"/>
+    <w:lsdException w:name="Medium Grid 2 Accent 1" w:uiPriority="68"/>
+    <w:lsdException w:name="List Table 3 Accent 2" w:uiPriority="48"/>
+    <w:lsdException w:name="Medium List 1 Accent 6" w:uiPriority="65"/>
+    <w:lsdException w:name="Medium Shading 1 Accent 4" w:uiPriority="63"/>
+    <w:lsdException w:name="Light List Accent 5" w:uiPriority="61"/>
+    <w:lsdException w:name="heading 1" w:qFormat="1"/>
     <w:lsdException w:name="List Table 7 Colorful Accent 4" w:uiPriority="52"/>
-    <w:lsdException w:name="Light Shading" w:uiPriority="60"/>
-    <w:lsdException w:name="heading 7" w:unhideWhenUsed="1" w:qFormat="1"/>
-    <w:lsdException w:name="List Table 6 Colorful Accent 6" w:uiPriority="51"/>
-    <w:lsdException w:name="Default Paragraph Font" w:uiPriority="1" w:semiHidden="1" w:unhideWhenUsed="1"/>
-    <w:lsdException w:name="Grid Table 3 Accent 2" w:uiPriority="48"/>
-    <w:lsdException w:name="Grid Table 5 Dark Accent 5" w:uiPriority="50"/>
-    <w:lsdException w:name="List Table 7 Colorful Accent 6" w:uiPriority="52"/>
-    <w:lsdException w:name="Grid Table 4 Accent 1" w:uiPriority="49"/>
-    <w:lsdException w:name="Table Columns 3" w:semiHidden="1" w:unhideWhenUsed="1"/>
+    <w:lsdException w:name="Medium Shading 2 Accent 3" w:uiPriority="64"/>
+    <w:lsdException w:name="List Table 3 Accent 1" w:uiPriority="48"/>
+    <w:lsdException w:name="Table Contemporary" w:semiHidden="1" w:unhideWhenUsed="1"/>
+    <w:lsdException w:name="Plain Table 1" w:uiPriority="41"/>
+    <w:lsdException w:name="List Table 3" w:uiPriority="48"/>
+    <w:lsdException w:name="List Paragraph" w:uiPriority="99"/>
+    <w:lsdException w:name="Colorful Shading Accent 2" w:uiPriority="71"/>
+    <w:lsdException w:name="Table Colorful 3" w:semiHidden="1" w:unhideWhenUsed="1"/>
+    <w:lsdException w:name="Table Grid" w:qFormat="1"/>
+    <w:lsdException w:name="Dark List Accent 1" w:uiPriority="70"/>
+    <w:lsdException w:name="Grid Table 5 Dark Accent 3" w:uiPriority="50"/>
+    <w:lsdException w:name="Medium Shading 1 Accent 1" w:uiPriority="63"/>
+    <w:lsdException w:name="Subtle Emphasis" w:uiPriority="19" w:qFormat="1"/>
+    <w:lsdException w:name="Colorful Shading Accent 5" w:uiPriority="71"/>
     <w:lsdException w:name="Medium Shading 1 Accent 3" w:uiPriority="63"/>
-    <w:lsdException w:name="toc 7" w:uiPriority="99"/>
-    <w:lsdException w:name="Medium Shading 2 Accent 1" w:uiPriority="64"/>
-    <w:lsdException w:name="Light Shading Accent 6" w:uiPriority="60"/>
-    <w:lsdException w:name="Unresolved Mention" w:uiPriority="99" w:semiHidden="1" w:unhideWhenUsed="1"/>
-    <w:lsdException w:name="Grid Table 7 Colorful" w:uiPriority="52"/>
-    <w:lsdException w:name="Plain Table 5" w:uiPriority="45"/>
-    <w:lsdException w:name="toc 3" w:uiPriority="99"/>
-    <w:lsdException w:name="List Table 5 Dark Accent 1" w:uiPriority="50"/>
-    <w:lsdException w:name="Dark List Accent 3" w:uiPriority="70"/>
-    <w:lsdException w:name="Light Shading Accent 1" w:uiPriority="60"/>
-    <w:lsdException w:name="Medium Grid 1 Accent 4" w:uiPriority="67"/>
-    <w:lsdException w:name="List Table 2 Accent 5" w:uiPriority="47"/>
-    <w:lsdException w:name="List Table 5 Dark Accent 3" w:uiPriority="50"/>
-    <w:lsdException w:name="Subtitle" w:qFormat="1"/>
-    <w:lsdException w:name="Table Simple 2" w:semiHidden="1" w:unhideWhenUsed="1"/>
-    <w:lsdException w:name="Medium Grid 3" w:uiPriority="69"/>
-    <w:lsdException w:name="Table Grid 1" w:semiHidden="1" w:unhideWhenUsed="1"/>
-    <w:lsdException w:name="Medium Shading 2 Accent 2" w:uiPriority="64"/>
-    <w:lsdException w:name="toc 5" w:uiPriority="99"/>
-    <w:lsdException w:name="Grid Table 5 Dark Accent 2" w:uiPriority="50"/>
-    <w:lsdException w:name="Grid Table 5 Dark Accent 1" w:uiPriority="50"/>
-    <w:lsdException w:name="Grid Table 1 Light Accent 4" w:uiPriority="46"/>
-    <w:lsdException w:name="Medium List 2 Accent 6" w:uiPriority="66"/>
-    <w:lsdException w:name="Medium List 2 Accent 2" w:uiPriority="66"/>
-    <w:lsdException w:name="Light List Accent 5" w:uiPriority="61"/>
-    <w:lsdException w:name="Table List 1" w:semiHidden="1" w:unhideWhenUsed="1"/>
-    <w:lsdException w:name="Grid Table 5 Dark Accent 6" w:uiPriority="50"/>
-    <w:lsdException w:name="Medium Shading 2" w:uiPriority="64"/>
-    <w:lsdException w:name="Table 3D effects 1" w:semiHidden="1" w:unhideWhenUsed="1"/>
-    <w:lsdException w:name="Normal" w:qFormat="1"/>
-    <w:lsdException w:name="heading 1" w:qFormat="1"/>
-    <w:lsdException w:name="Table Classic 4" w:semiHidden="1" w:unhideWhenUsed="1"/>
-    <w:lsdException w:name="Grid Table 3 Accent 3" w:uiPriority="48"/>
-    <w:lsdException w:name="List Table 3 Accent 2" w:uiPriority="48"/>
-    <w:lsdException w:name="Medium Shading 1" w:uiPriority="63"/>
-    <w:lsdException w:name="Light Grid Accent 6" w:uiPriority="62"/>
-    <w:lsdException w:name="Outline List 1" w:uiPriority="99" w:semiHidden="1" w:unhideWhenUsed="1"/>
-    <w:lsdException w:name="Table Simple 3" w:semiHidden="1" w:unhideWhenUsed="1"/>
-    <w:lsdException w:name="Grid Table 4 Accent 3" w:uiPriority="49"/>
-    <w:lsdException w:name="Medium Grid 2 Accent 4" w:uiPriority="68"/>
-    <w:lsdException w:name="Plain Table 1" w:uiPriority="41"/>
-    <w:lsdException w:name="Table Subtle 1" w:semiHidden="1" w:unhideWhenUsed="1"/>
-    <w:lsdException w:name="Dark List Accent 6" w:uiPriority="70"/>
-    <w:lsdException w:name="Table List 8" w:semiHidden="1" w:unhideWhenUsed="1"/>
-    <w:lsdException w:name="List Table 1 Light" w:uiPriority="46"/>
-    <w:lsdException w:name="Medium Shading 2 Accent 3" w:uiPriority="64"/>
-    <w:lsdException w:name="Colorful List Accent 1" w:uiPriority="72"/>
-    <w:lsdException w:name="Medium List 2 Accent 1" w:uiPriority="66"/>
-    <w:lsdException w:name="Medium Grid 3 Accent 2" w:uiPriority="69"/>
-    <w:lsdException w:name="List Table 6 Colorful Accent 5" w:uiPriority="51"/>
-    <w:lsdException w:name="Grid Table 3" w:uiPriority="48"/>
-    <w:lsdException w:name="Light List Accent 2" w:uiPriority="61"/>
-    <w:lsdException w:name="HTML Bottom of Form" w:uiPriority="99" w:semiHidden="1" w:unhideWhenUsed="1"/>
-    <w:lsdException w:name="caption" w:semiHidden="1" w:unhideWhenUsed="1" w:qFormat="1"/>
-    <w:lsdException w:name="Colorful Shading Accent 2" w:uiPriority="71"/>
-    <w:lsdException w:name="Grid Table 6 Colorful Accent 5" w:uiPriority="51"/>
-    <w:lsdException w:name="List Table 3 Accent 6" w:uiPriority="48"/>
-    <w:lsdException w:name="Medium List 2 Accent 3" w:uiPriority="66"/>
+    <w:lsdException w:name="Grid Table 5 Dark" w:uiPriority="50"/>
     <w:lsdException w:name="List Table 5 Dark Accent 5" w:uiPriority="50"/>
-    <w:lsdException w:name="List Table 3 Accent 1" w:uiPriority="48"/>
-    <w:lsdException w:name="HTML Top of Form" w:uiPriority="99" w:semiHidden="1" w:unhideWhenUsed="1"/>
-    <w:lsdException w:name="List Table 4 Accent 6" w:uiPriority="49"/>
-    <w:lsdException w:name="Grid Table 4" w:uiPriority="49"/>
-    <w:lsdException w:name="Grid Table 5 Dark Accent 3" w:uiPriority="50"/>
-    <w:lsdException w:name="Emphasis" w:qFormat="1"/>
-    <w:lsdException w:name="Medium Grid 2 Accent 6" w:uiPriority="68"/>
-    <w:lsdException w:name="Medium Grid 3 Accent 3" w:uiPriority="69"/>
-    <w:lsdException w:name="Grid Table 2 Accent 6" w:uiPriority="47"/>
-    <w:lsdException w:name="toc 8" w:uiPriority="99"/>
-    <w:lsdException w:name="Table Columns 2" w:semiHidden="1" w:unhideWhenUsed="1"/>
-    <w:lsdException w:name="List Table 2" w:uiPriority="47"/>
-    <w:lsdException w:name="Table Web 1" w:semiHidden="1" w:unhideWhenUsed="1"/>
-    <w:lsdException w:name="heading 8" w:unhideWhenUsed="1" w:qFormat="1"/>
-    <w:lsdException w:name="Colorful Grid Accent 3" w:uiPriority="73"/>
-    <w:lsdException w:name="Subtle Emphasis" w:uiPriority="19" w:qFormat="1"/>
-    <w:lsdException w:name="Medium List 1" w:uiPriority="65"/>
-    <w:lsdException w:name="Medium List 1 Accent 3" w:uiPriority="65"/>
-    <w:lsdException w:name="Medium Grid 3 Accent 4" w:uiPriority="69"/>
-    <w:lsdException w:name="Subtle Reference" w:uiPriority="31" w:qFormat="1"/>
-    <w:lsdException w:name="Grid Table 6 Colorful Accent 2" w:uiPriority="51"/>
-    <w:lsdException w:name="Grid Table 3 Accent 6" w:uiPriority="48"/>
-    <w:lsdException w:name="Table Grid 2" w:semiHidden="1" w:unhideWhenUsed="1"/>
-    <w:lsdException w:name="Medium Shading 2 Accent 4" w:uiPriority="64"/>
-    <w:lsdException w:name="heading 6" w:qFormat="1"/>
-    <w:lsdException w:name="List Table 1 Light Accent 5" w:uiPriority="46"/>
-    <w:lsdException w:name="Colorful Grid Accent 1" w:uiPriority="73"/>
-    <w:lsdException w:name="Colorful Grid Accent 4" w:uiPriority="73"/>
-    <w:lsdException w:name="Outline List 3" w:uiPriority="99" w:semiHidden="1" w:unhideWhenUsed="1"/>
-    <w:lsdException w:name="Medium Shading 2 Accent 6" w:uiPriority="64"/>
-    <w:lsdException w:name="List Table 1 Light Accent 1" w:uiPriority="46"/>
-    <w:lsdException w:name="heading 3" w:qFormat="1"/>
-    <w:lsdException w:name="Colorful List" w:uiPriority="72"/>
-    <w:lsdException w:name="Strong" w:qFormat="1"/>
-    <w:lsdException w:name="Grid Table 7 Colorful Accent 6" w:uiPriority="52"/>
-    <w:lsdException w:name="Table Grid 7" w:semiHidden="1" w:unhideWhenUsed="1"/>
-    <w:lsdException w:name="Grid Table 2 Accent 2" w:uiPriority="47"/>
-    <w:lsdException w:name="Medium Shading 1 Accent 2" w:uiPriority="63"/>
-    <w:lsdException w:name="Table Colorful 2" w:semiHidden="1" w:unhideWhenUsed="1"/>
-    <w:lsdException w:name="Table List 5" w:semiHidden="1" w:unhideWhenUsed="1"/>
-    <w:lsdException w:name="Medium Grid 2 Accent 2" w:uiPriority="68"/>
-    <w:lsdException w:name="Grid Table 5 Dark Accent 4" w:uiPriority="50"/>
-    <w:lsdException w:name="Colorful Shading Accent 5" w:uiPriority="71"/>
-    <w:lsdException w:name="Intense Quote" w:uiPriority="99"/>
-    <w:lsdException w:name="List Table 4 Accent 2" w:uiPriority="49"/>
-    <w:lsdException w:name="Medium Grid 2 Accent 5" w:uiPriority="68"/>
-    <w:lsdException w:name="List Table 7 Colorful Accent 1" w:uiPriority="52"/>
-    <w:lsdException w:name="List Table 4 Accent 1" w:uiPriority="49"/>
-    <w:lsdException w:name="Quote" w:uiPriority="99"/>
-    <w:lsdException w:name="Grid Table 2 Accent 1" w:uiPriority="47"/>
-    <w:lsdException w:name="Colorful Shading Accent 6" w:uiPriority="71"/>
-    <w:lsdException w:name="Light Grid Accent 1" w:uiPriority="62"/>
-    <w:lsdException w:name="Table List 7" w:semiHidden="1" w:unhideWhenUsed="1"/>
-    <w:lsdException w:name="Medium Shading 1 Accent 5" w:uiPriority="63"/>
-    <w:lsdException w:name="Normal Table" w:uiPriority="99" w:semiHidden="1" w:unhideWhenUsed="1"/>
-    <w:lsdException w:name="Grid Table 1 Light Accent 1" w:uiPriority="46"/>
-    <w:lsdException w:name="List Table 1 Light Accent 2" w:uiPriority="46"/>
-    <w:lsdException w:name="Light Grid" w:uiPriority="62"/>
-    <w:lsdException w:name="List Table 3 Accent 5" w:uiPriority="48"/>
-    <w:lsdException w:name="Book Title" w:uiPriority="33" w:qFormat="1"/>
-    <w:lsdException w:name="heading 9" w:unhideWhenUsed="1" w:qFormat="1"/>
-    <w:lsdException w:name="Table Colorful 3" w:semiHidden="1" w:unhideWhenUsed="1"/>
-    <w:lsdException w:name="List Table 1 Light Accent 3" w:uiPriority="46"/>
-    <w:lsdException w:name="Medium Shading 1 Accent 6" w:uiPriority="63"/>
-    <w:lsdException w:name="Colorful Grid" w:uiPriority="73"/>
-    <w:lsdException w:name="Grid Table 6 Colorful Accent 3" w:uiPriority="51"/>
-    <w:lsdException w:name="Light Shading Accent 2" w:uiPriority="60"/>
-    <w:lsdException w:name="toc 6" w:uiPriority="99"/>
-    <w:lsdException w:name="List Table 1 Light Accent 4" w:uiPriority="46"/>
-    <w:lsdException w:name="Table Columns 5" w:semiHidden="1" w:unhideWhenUsed="1"/>
-    <w:lsdException w:name="Light Shading Accent 4" w:uiPriority="60"/>
-    <w:lsdException w:name="Grid Table 2 Accent 3" w:uiPriority="47"/>
-    <w:lsdException w:name="Grid Table 4 Accent 5" w:uiPriority="49"/>
-    <w:lsdException w:name="Dark List" w:uiPriority="70"/>
-    <w:lsdException w:name="Grid Table 6 Colorful Accent 6" w:uiPriority="51"/>
-    <w:lsdException w:name="Table Classic 1" w:semiHidden="1" w:unhideWhenUsed="1"/>
-    <w:lsdException w:name="Light Shading Accent 5" w:uiPriority="60"/>
-    <w:lsdException w:name="HTML Typewriter" w:uiPriority="99"/>
-    <w:lsdException w:name="List Table 4 Accent 5" w:uiPriority="49"/>
-    <w:lsdException w:name="Table Theme" w:semiHidden="1" w:unhideWhenUsed="1"/>
-    <w:lsdException w:name="Grid Table 1 Light Accent 6" w:uiPriority="46"/>
-    <w:lsdException w:name="Table Web 2" w:semiHidden="1" w:unhideWhenUsed="1"/>
-    <w:lsdException w:name="Medium Grid 3 Accent 5" w:uiPriority="69"/>
-    <w:lsdException w:name="List Table 4 Accent 3" w:uiPriority="49"/>
-    <w:lsdException w:name="Medium List 1 Accent 4" w:uiPriority="65"/>
-    <w:lsdException w:name="Table List 3" w:semiHidden="1" w:unhideWhenUsed="1"/>
-    <w:lsdException w:name="Grid Table 3 Accent 1" w:uiPriority="48"/>
-    <w:lsdException w:name="Grid Table 1 Light Accent 5" w:uiPriority="46"/>
-    <w:lsdException w:name="Grid Table 7 Colorful Accent 2" w:uiPriority="52"/>
-    <w:lsdException w:name="Colorful List Accent 2" w:uiPriority="72"/>
-    <w:lsdException w:name="Medium List 1 Accent 2" w:uiPriority="65"/>
+    <w:lsdException w:name="Light List" w:uiPriority="61"/>
     <w:lsdException w:name="Medium List 1 Accent 1" w:uiPriority="65"/>
     <w:lsdException w:name="Grid Table 4 Accent 4" w:uiPriority="49"/>
+    <w:lsdException w:name="Title" w:qFormat="1"/>
+    <w:lsdException w:name="Grid Table 4 Accent 5" w:uiPriority="49"/>
+    <w:lsdException w:name="Light List Accent 4" w:uiPriority="61"/>
+    <w:lsdException w:name="Medium Shading 1 Accent 2" w:uiPriority="63"/>
+    <w:lsdException w:name="Subtle Reference" w:uiPriority="31" w:qFormat="1"/>
+    <w:lsdException w:name="Grid Table 3 Accent 3" w:uiPriority="48"/>
+    <w:lsdException w:name="List Table 5 Dark Accent 4" w:uiPriority="50"/>
+    <w:lsdException w:name="Medium List 2 Accent 2" w:uiPriority="66"/>
+    <w:lsdException w:name="Table Elegant" w:semiHidden="1" w:unhideWhenUsed="1"/>
+    <w:lsdException w:name="Table List 8" w:semiHidden="1" w:unhideWhenUsed="1"/>
+    <w:lsdException w:name="Grid Table 7 Colorful Accent 5" w:uiPriority="52"/>
+    <w:lsdException w:name="Intense Emphasis" w:uiPriority="21" w:qFormat="1"/>
     <w:lsdException w:name="Table Grid 5" w:semiHidden="1" w:unhideWhenUsed="1"/>
-    <w:lsdException w:name="Grid Table 3 Accent 4" w:uiPriority="48"/>
+    <w:lsdException w:name="heading 3" w:qFormat="1"/>
+    <w:lsdException w:name="List Table 7 Colorful" w:uiPriority="52"/>
+    <w:lsdException w:name="Medium Shading 2 Accent 5" w:uiPriority="64"/>
+    <w:lsdException w:name="Grid Table 1 Light" w:uiPriority="46"/>
+    <w:lsdException w:name="Colorful Grid Accent 1" w:uiPriority="73"/>
+    <w:lsdException w:name="HTML Cite" w:uiPriority="99"/>
+    <w:lsdException w:name="Light Grid Accent 6" w:uiPriority="62"/>
+    <w:lsdException w:name="Medium List 2" w:uiPriority="66"/>
+    <w:lsdException w:name="List Table 1 Light Accent 6" w:uiPriority="46"/>
+    <w:lsdException w:name="Medium List 1 Accent 4" w:uiPriority="65"/>
+    <w:lsdException w:name="heading 8" w:unhideWhenUsed="1" w:qFormat="1"/>
+    <w:lsdException w:name="Grid Table 3 Accent 5" w:uiPriority="48"/>
+    <w:lsdException w:name="List Table 6 Colorful Accent 2" w:uiPriority="51"/>
+    <w:lsdException w:name="Dark List Accent 4" w:uiPriority="70"/>
+    <w:lsdException w:name="Medium Shading 1" w:uiPriority="63"/>
+    <w:lsdException w:name="HTML Typewriter" w:uiPriority="99"/>
+    <w:lsdException w:name="Smart Hyperlink" w:uiPriority="99" w:semiHidden="1" w:unhideWhenUsed="1"/>
+    <w:lsdException w:name="Medium Grid 2 Accent 2" w:uiPriority="68"/>
+    <w:lsdException w:name="Table Web 1" w:semiHidden="1" w:unhideWhenUsed="1"/>
+    <w:lsdException w:name="Table Web 2" w:semiHidden="1" w:unhideWhenUsed="1"/>
+    <w:lsdException w:name="Hashtag" w:uiPriority="99" w:semiHidden="1" w:unhideWhenUsed="1"/>
+    <w:lsdException w:name="Dark List" w:uiPriority="70"/>
+    <w:lsdException w:name="HTML Address" w:uiPriority="99"/>
+    <w:lsdException w:name="Default Paragraph Font" w:uiPriority="1" w:semiHidden="1" w:unhideWhenUsed="1"/>
+    <w:lsdException w:name="List Table 1 Light Accent 5" w:uiPriority="46"/>
+    <w:lsdException w:name="List Table 2" w:uiPriority="47"/>
+    <w:lsdException w:name="toc 5" w:uiPriority="99"/>
+    <w:lsdException w:name="Grid Table 6 Colorful Accent 6" w:uiPriority="51"/>
+    <w:lsdException w:name="Medium List 1 Accent 3" w:uiPriority="65"/>
+    <w:lsdException w:name="Medium List 2 Accent 4" w:uiPriority="66"/>
+    <w:lsdException w:name="Medium Shading 2 Accent 4" w:uiPriority="64"/>
+    <w:lsdException w:name="Colorful Grid" w:uiPriority="73"/>
+    <w:lsdException w:name="toc 7" w:uiPriority="99"/>
+    <w:lsdException w:name="Grid Table 5 Dark Accent 6" w:uiPriority="50"/>
+    <w:lsdException w:name="Table Columns 3" w:semiHidden="1" w:unhideWhenUsed="1"/>
+    <w:lsdException w:name="List Table 5 Dark Accent 2" w:uiPriority="50"/>
+    <w:lsdException w:name="Grid Table 1 Light Accent 1" w:uiPriority="46"/>
+    <w:lsdException w:name="Table List 7" w:semiHidden="1" w:unhideWhenUsed="1"/>
+    <w:lsdException w:name="Colorful Shading Accent 4" w:uiPriority="71"/>
+    <w:lsdException w:name="Medium Shading 2 Accent 2" w:uiPriority="64"/>
+    <w:lsdException w:name="List Table 2 Accent 5" w:uiPriority="47"/>
+    <w:lsdException w:name="Grid Table 4" w:uiPriority="49"/>
+    <w:lsdException w:name="Medium Shading 2" w:uiPriority="64"/>
+    <w:lsdException w:name="Grid Table 1 Light Accent 5" w:uiPriority="46"/>
+    <w:lsdException w:name="Colorful Grid Accent 3" w:uiPriority="73"/>
+    <w:lsdException w:name="Grid Table 1 Light Accent 3" w:uiPriority="46"/>
+    <w:lsdException w:name="Colorful List Accent 6" w:uiPriority="72"/>
+    <w:lsdException w:name="List Table 7 Colorful Accent 2" w:uiPriority="52"/>
+    <w:lsdException w:name="Light Shading Accent 5" w:uiPriority="60"/>
+    <w:lsdException w:name="List Table 4 Accent 1" w:uiPriority="49"/>
+    <w:lsdException w:name="Colorful List Accent 2" w:uiPriority="72"/>
+    <w:lsdException w:name="Grid Table 3" w:uiPriority="48"/>
+    <w:lsdException w:name="Plain Table 2" w:uiPriority="42"/>
+    <w:lsdException w:name="Table Grid 3" w:semiHidden="1" w:unhideWhenUsed="1"/>
+    <w:lsdException w:name="Light List Accent 6" w:uiPriority="61"/>
+    <w:lsdException w:name="Medium Grid 2 Accent 4" w:uiPriority="68"/>
+    <w:lsdException w:name="HTML Sample" w:uiPriority="99"/>
+    <w:lsdException w:name="List Table 2 Accent 2" w:uiPriority="47"/>
+    <w:lsdException w:name="Outline List 1" w:uiPriority="99" w:semiHidden="1" w:unhideWhenUsed="1"/>
+    <w:lsdException w:name="List Table 1 Light Accent 4" w:uiPriority="46"/>
+    <w:lsdException w:name="Table Grid 2" w:semiHidden="1" w:unhideWhenUsed="1"/>
+    <w:lsdException w:name="Table Grid 4" w:semiHidden="1" w:unhideWhenUsed="1"/>
+    <w:lsdException w:name="Medium Grid 1 Accent 5" w:uiPriority="67"/>
+    <w:lsdException w:name="Medium List 2 Accent 3" w:uiPriority="66"/>
+    <w:lsdException w:name="Dark List Accent 5" w:uiPriority="70"/>
+    <w:lsdException w:name="Grid Table 7 Colorful Accent 4" w:uiPriority="52"/>
+    <w:lsdException w:name="toc 8" w:uiPriority="99"/>
+    <w:lsdException w:name="Smart Link" w:uiPriority="99" w:semiHidden="1" w:unhideWhenUsed="1"/>
+    <w:lsdException w:name="Medium Shading 1 Accent 5" w:uiPriority="63"/>
+    <w:lsdException w:name="Table List 6" w:semiHidden="1" w:unhideWhenUsed="1"/>
+    <w:lsdException w:name="Dark List Accent 2" w:uiPriority="70"/>
+    <w:lsdException w:name="Colorful Grid Accent 5" w:uiPriority="73"/>
+    <w:lsdException w:name="Quote" w:uiPriority="99"/>
+    <w:lsdException w:name="heading 7" w:unhideWhenUsed="1" w:qFormat="1"/>
+    <w:lsdException w:name="HTML Code" w:uiPriority="99"/>
+    <w:lsdException w:name="Table 3D effects 2" w:semiHidden="1" w:unhideWhenUsed="1"/>
+    <w:lsdException w:name="List Table 4 Accent 3" w:uiPriority="49"/>
+    <w:lsdException w:name="Intense Reference" w:uiPriority="32" w:qFormat="1"/>
+    <w:lsdException w:name="Grid Table 2 Accent 3" w:uiPriority="47"/>
+    <w:lsdException w:name="Grid Table 7 Colorful Accent 1" w:uiPriority="52"/>
+    <w:lsdException w:name="Colorful List" w:uiPriority="72"/>
+    <w:lsdException w:name="Grid Table 1 Light Accent 2" w:uiPriority="46"/>
+    <w:lsdException w:name="List Table 6 Colorful Accent 5" w:uiPriority="51"/>
+    <w:lsdException w:name="List Table 3 Accent 6" w:uiPriority="48"/>
+    <w:lsdException w:name="heading 6" w:qFormat="1"/>
+    <w:lsdException w:name="List Table 7 Colorful Accent 6" w:uiPriority="52"/>
+    <w:lsdException w:name="Light List Accent 3" w:uiPriority="61"/>
+    <w:lsdException w:name="Grid Table Light" w:uiPriority="40"/>
+    <w:lsdException w:name="Medium Grid 3 Accent 4" w:uiPriority="69"/>
+    <w:lsdException w:name="Light Shading Accent 3" w:uiPriority="60"/>
+    <w:lsdException w:name="footnote reference" w:uiPriority="99" w:semiHidden="1" w:unhideWhenUsed="1"/>
+    <w:lsdException w:name="List Table 4 Accent 2" w:uiPriority="49"/>
+    <w:lsdException w:name="Grid Table 7 Colorful Accent 3" w:uiPriority="52"/>
+    <w:lsdException w:name="Grid Table 2 Accent 2" w:uiPriority="47"/>
+    <w:lsdException w:name="No Spacing" w:uiPriority="99"/>
+    <w:lsdException w:name="Emphasis" w:qFormat="1"/>
+    <w:lsdException w:name="Medium Grid 3 Accent 6" w:uiPriority="69"/>
+    <w:lsdException w:name="Medium Shading 2 Accent 6" w:uiPriority="64"/>
+    <w:lsdException w:name="Table Colorful 2" w:semiHidden="1" w:unhideWhenUsed="1"/>
+    <w:lsdException w:name="List Table 5 Dark Accent 3" w:uiPriority="50"/>
+    <w:lsdException w:name="Table Web 3" w:semiHidden="1" w:unhideWhenUsed="1"/>
+    <w:lsdException w:name="Table Professional" w:semiHidden="1" w:unhideWhenUsed="1"/>
+    <w:lsdException w:name="Table Simple 1" w:semiHidden="1" w:unhideWhenUsed="1"/>
+    <w:lsdException w:name="HTML Preformatted" w:uiPriority="99"/>
+    <w:lsdException w:name="Colorful Grid Accent 4" w:uiPriority="73"/>
+    <w:lsdException w:name="Grid Table 3 Accent 1" w:uiPriority="48"/>
+    <w:lsdException w:name="Table Theme" w:semiHidden="1" w:unhideWhenUsed="1"/>
+    <w:lsdException w:name="List Table 1 Light Accent 2" w:uiPriority="46"/>
+    <w:lsdException w:name="Table Columns 2" w:semiHidden="1" w:unhideWhenUsed="1"/>
+    <w:lsdException w:name="Colorful List Accent 4" w:uiPriority="72"/>
+    <w:lsdException w:name="Grid Table 5 Dark Accent 5" w:uiPriority="50"/>
+    <w:lsdException w:name="Grid Table 2" w:uiPriority="47"/>
+    <w:lsdException w:name="Intense Quote" w:uiPriority="99"/>
+    <w:lsdException w:name="List Table 4 Accent 4" w:uiPriority="49"/>
+    <w:lsdException w:name="Medium Grid 2 Accent 6" w:uiPriority="68"/>
+    <w:lsdException w:name="Light Grid Accent 3" w:uiPriority="62"/>
+    <w:lsdException w:name="HTML Definition" w:uiPriority="99"/>
+    <w:lsdException w:name="TOC Heading" w:uiPriority="39" w:semiHidden="1" w:unhideWhenUsed="1" w:qFormat="1"/>
+    <w:lsdException w:name="Grid Table 1 Light Accent 6" w:uiPriority="46"/>
+    <w:lsdException w:name="footnote text" w:uiPriority="99" w:semiHidden="1" w:unhideWhenUsed="1"/>
+    <w:lsdException w:name="HTML Bottom of Form" w:uiPriority="99" w:semiHidden="1" w:unhideWhenUsed="1"/>
+    <w:lsdException w:name="Table 3D effects 3" w:semiHidden="1" w:unhideWhenUsed="1"/>
+    <w:lsdException w:name="Light List Accent 2" w:uiPriority="61"/>
+    <w:lsdException w:name="List Table 2 Accent 3" w:uiPriority="47"/>
+    <w:lsdException w:name="Light Shading Accent 4" w:uiPriority="60"/>
+    <w:lsdException w:name="Table Classic 2" w:semiHidden="1" w:unhideWhenUsed="1"/>
+    <w:lsdException w:name="Medium Grid 1 Accent 3" w:uiPriority="67"/>
+    <w:lsdException w:name="Grid Table 6 Colorful Accent 2" w:uiPriority="51"/>
+    <w:lsdException w:name="Table List 1" w:semiHidden="1" w:unhideWhenUsed="1"/>
+    <w:lsdException w:name="Outline List 3" w:uiPriority="99" w:semiHidden="1" w:unhideWhenUsed="1"/>
+    <w:lsdException w:name="Colorful List Accent 3" w:uiPriority="72"/>
+    <w:lsdException w:name="Light Grid" w:uiPriority="62"/>
+    <w:lsdException w:name="Table Grid 6" w:semiHidden="1" w:unhideWhenUsed="1"/>
+    <w:lsdException w:name="Grid Table 6 Colorful Accent 3" w:uiPriority="51"/>
+    <w:lsdException w:name="Table Columns 4" w:semiHidden="1" w:unhideWhenUsed="1"/>
+    <w:lsdException w:name="Table Colorful 1" w:semiHidden="1" w:unhideWhenUsed="1"/>
+    <w:lsdException w:name="List Table 2 Accent 6" w:uiPriority="47"/>
+    <w:lsdException w:name="Medium Grid 1 Accent 6" w:uiPriority="67"/>
+    <w:lsdException w:name="Grid Table 2 Accent 4" w:uiPriority="47"/>
+    <w:lsdException w:name="Grid Table 4 Accent 1" w:uiPriority="49"/>
+    <w:lsdException w:name="Table Classic 3" w:semiHidden="1" w:unhideWhenUsed="1"/>
+    <w:lsdException w:name="Table Grid 1" w:semiHidden="1" w:unhideWhenUsed="1"/>
+    <w:lsdException w:name="toc 3" w:uiPriority="99"/>
+    <w:lsdException w:name="Colorful Grid Accent 2" w:uiPriority="73"/>
+    <w:lsdException w:name="Colorful Shading" w:uiPriority="71"/>
+    <w:lsdException w:name="List Table 4 Accent 5" w:uiPriority="49"/>
+    <w:lsdException w:name="Table Simple 2" w:semiHidden="1" w:unhideWhenUsed="1"/>
+    <w:lsdException w:name="List Table 4" w:uiPriority="49"/>
+    <w:lsdException w:name="List Table 6 Colorful Accent 6" w:uiPriority="51"/>
+    <w:lsdException w:name="Medium Grid 1 Accent 1" w:uiPriority="67"/>
+    <w:lsdException w:name="List Table 1 Light" w:uiPriority="46"/>
     <w:lsdException w:name="List Table 6 Colorful Accent 3" w:uiPriority="51"/>
+    <w:lsdException w:name="Grid Table 2 Accent 1" w:uiPriority="47"/>
+    <w:lsdException w:name="Grid Table 5 Dark Accent 1" w:uiPriority="50"/>
+    <w:lsdException w:name="Medium Grid 3 Accent 2" w:uiPriority="69"/>
+    <w:lsdException w:name="Colorful Grid Accent 6" w:uiPriority="73"/>
+    <w:lsdException w:name="Colorful Shading Accent 1" w:uiPriority="71"/>
     <w:lsdException w:name="Light List Accent 1" w:uiPriority="61"/>
-    <w:lsdException w:name="Table Elegant" w:semiHidden="1" w:unhideWhenUsed="1"/>
-    <w:lsdException w:name="Table Grid 8" w:semiHidden="1" w:unhideWhenUsed="1"/>
-    <w:lsdException w:name="Table Contemporary" w:semiHidden="1" w:unhideWhenUsed="1"/>
-    <w:lsdException w:name="Medium Grid 1 Accent 5" w:uiPriority="67"/>
-    <w:lsdException w:name="TOC Heading" w:uiPriority="39" w:semiHidden="1" w:unhideWhenUsed="1" w:qFormat="1"/>
+    <w:lsdException w:name="Grid Table 4 Accent 3" w:uiPriority="49"/>
+    <w:lsdException w:name="Dark List Accent 3" w:uiPriority="70"/>
+    <w:lsdException w:name="Light Grid Accent 2" w:uiPriority="62"/>
+    <w:lsdException w:name="Light Shading Accent 6" w:uiPriority="60"/>
+    <w:lsdException w:name="Grid Table 6 Colorful" w:uiPriority="51"/>
+    <w:lsdException w:name="No List" w:uiPriority="99" w:semiHidden="1" w:unhideWhenUsed="1"/>
+    <w:lsdException w:name="Table List 4" w:semiHidden="1" w:unhideWhenUsed="1"/>
+    <w:lsdException w:name="Medium List 2 Accent 1" w:uiPriority="66"/>
+    <w:lsdException w:name="List Table 5 Dark Accent 6" w:uiPriority="50"/>
+    <w:lsdException w:name="Table List 3" w:semiHidden="1" w:unhideWhenUsed="1"/>
+    <w:lsdException w:name="Light Shading Accent 1" w:uiPriority="60"/>
+    <w:lsdException w:name="Strong" w:qFormat="1"/>
+    <w:lsdException w:name="Medium Grid 2 Accent 5" w:uiPriority="68"/>
+    <w:lsdException w:name="Table Columns 5" w:semiHidden="1" w:unhideWhenUsed="1"/>
+    <w:lsdException w:name="Book Title" w:uiPriority="33" w:qFormat="1"/>
+    <w:lsdException w:name="heading 2" w:qFormat="1"/>
+    <w:lsdException w:name="Medium Grid 3 Accent 3" w:uiPriority="69"/>
+    <w:lsdException w:name="Medium List 1 Accent 2" w:uiPriority="65"/>
+    <w:lsdException w:name="Dark List Accent 6" w:uiPriority="70"/>
+    <w:lsdException w:name="List Table 3 Accent 4" w:uiPriority="48"/>
+    <w:lsdException w:name="Medium Shading 1 Accent 6" w:uiPriority="63"/>
+    <w:lsdException w:name="Plain Table 3" w:uiPriority="43"/>
+    <w:lsdException w:name="Grid Table 4 Accent 6" w:uiPriority="49"/>
+    <w:lsdException w:name="Table Simple 3" w:semiHidden="1" w:unhideWhenUsed="1"/>
+    <w:lsdException w:name="Grid Table 3 Accent 6" w:uiPriority="48"/>
+    <w:lsdException w:name="Grid Table 1 Light Accent 4" w:uiPriority="46"/>
+    <w:lsdException w:name="List Table 2 Accent 1" w:uiPriority="47"/>
+    <w:lsdException w:name="Mention" w:uiPriority="99" w:semiHidden="1" w:unhideWhenUsed="1"/>
+    <w:lsdException w:name="List Table 3 Accent 5" w:uiPriority="48"/>
+    <w:lsdException w:name="HTML Keyboard" w:uiPriority="99"/>
+    <w:lsdException w:name="List Table 5 Dark" w:uiPriority="50"/>
+    <w:lsdException w:name="Normal" w:qFormat="1"/>
+    <w:lsdException w:name="Grid Table 6 Colorful Accent 4" w:uiPriority="51"/>
+    <w:lsdException w:name="Table Columns 1" w:semiHidden="1" w:unhideWhenUsed="1"/>
+    <w:lsdException w:name="HTML Variable" w:uiPriority="99"/>
+    <w:lsdException w:name="Outline List 2" w:uiPriority="99" w:semiHidden="1" w:unhideWhenUsed="1"/>
+    <w:lsdException w:name="Table List 5" w:semiHidden="1" w:unhideWhenUsed="1"/>
+    <w:lsdException w:name="Medium List 2 Accent 5" w:uiPriority="66"/>
+    <w:lsdException w:name="Medium List 1" w:uiPriority="65"/>
+    <w:lsdException w:name="heading 5" w:qFormat="1"/>
+    <w:lsdException w:name="List Table 5 Dark Accent 1" w:uiPriority="50"/>
+    <w:lsdException w:name="Grid Table 2 Accent 6" w:uiPriority="47"/>
+    <w:lsdException w:name="Medium Grid 2 Accent 3" w:uiPriority="68"/>
+    <w:lsdException w:name="List Table 6 Colorful Accent 1" w:uiPriority="51"/>
+    <w:lsdException w:name="Light Grid Accent 4" w:uiPriority="62"/>
     <w:lsdException w:name="List Table 6 Colorful" w:uiPriority="51"/>
-    <w:lsdException w:name="Colorful List Accent 4" w:uiPriority="72"/>
-    <w:lsdException w:name="Medium Grid 2" w:uiPriority="68"/>
-    <w:lsdException w:name="Dark List Accent 1" w:uiPriority="70"/>
-    <w:lsdException w:name="Revision" w:uiPriority="99" w:semiHidden="1"/>
+    <w:lsdException w:name="Table List 2" w:semiHidden="1" w:unhideWhenUsed="1"/>
+    <w:lsdException w:name="List Table 1 Light Accent 1" w:uiPriority="46"/>
+    <w:lsdException w:name="Table 3D effects 1" w:semiHidden="1" w:unhideWhenUsed="1"/>
+    <w:lsdException w:name="Light Shading Accent 2" w:uiPriority="60"/>
+    <w:lsdException w:name="Grid Table 6 Colorful Accent 1" w:uiPriority="51"/>
+    <w:lsdException w:name="List Table 4 Accent 6" w:uiPriority="49"/>
+    <w:lsdException w:name="Table Grid 7" w:semiHidden="1" w:unhideWhenUsed="1"/>
+    <w:lsdException w:name="toc 1" w:uiPriority="99"/>
+    <w:lsdException w:name="Grid Table 3 Accent 2" w:uiPriority="48"/>
+    <w:lsdException w:name="List Table 2 Accent 4" w:uiPriority="47"/>
+    <w:lsdException w:name="Light Grid Accent 1" w:uiPriority="62"/>
+    <w:lsdException w:name="Grid Table 5 Dark Accent 2" w:uiPriority="50"/>
+    <w:lsdException w:name="Medium Grid 1 Accent 2" w:uiPriority="67"/>
+    <w:lsdException w:name="Normal Table" w:uiPriority="99" w:semiHidden="1" w:unhideWhenUsed="1"/>
+    <w:lsdException w:name="HTML Acronym" w:uiPriority="99"/>
+    <w:lsdException w:name="Table Classic 4" w:semiHidden="1" w:unhideWhenUsed="1"/>
+    <w:lsdException w:name="caption" w:semiHidden="1" w:unhideWhenUsed="1" w:qFormat="1"/>
+    <w:lsdException w:name="Bibliography" w:uiPriority="37" w:semiHidden="1" w:unhideWhenUsed="1"/>
+    <w:lsdException w:name="List Table 7 Colorful Accent 3" w:uiPriority="52"/>
+    <w:lsdException w:name="HTML Top of Form" w:uiPriority="99" w:semiHidden="1" w:unhideWhenUsed="1"/>
+    <w:lsdException w:name="toc 9" w:uiPriority="99"/>
+    <w:lsdException w:name="Medium Shading 2 Accent 1" w:uiPriority="64"/>
+    <w:lsdException w:name="toc 6" w:uiPriority="99"/>
     <w:lsdException w:name="toc 4" w:uiPriority="99"/>
-    <w:lsdException w:name="List Table 7 Colorful Accent 5" w:uiPriority="52"/>
-    <w:lsdException w:name="Grid Table 5 Dark" w:uiPriority="50"/>
-    <w:lsdException w:name="List Table 4 Accent 4" w:uiPriority="49"/>
-    <w:lsdException w:name="Dark List Accent 5" w:uiPriority="70"/>
-    <w:lsdException w:name="Light Shading Accent 3" w:uiPriority="60"/>
-    <w:lsdException w:name="Medium List 2 Accent 5" w:uiPriority="66"/>
-    <w:lsdException w:name="Colorful Shading Accent 3" w:uiPriority="71"/>
-    <w:lsdException w:name="Grid Table 1 Light Accent 3" w:uiPriority="46"/>
-    <w:lsdException w:name="Table Grid 6" w:semiHidden="1" w:unhideWhenUsed="1"/>
-    <w:lsdException w:name="heading 4" w:qFormat="1"/>
-    <w:lsdException w:name="Table 3D effects 3" w:semiHidden="1" w:unhideWhenUsed="1"/>
-    <w:lsdException w:name="Table 3D effects 2" w:semiHidden="1" w:unhideWhenUsed="1"/>
-    <w:lsdException w:name="HTML Definition" w:uiPriority="99"/>
-    <w:lsdException w:name="Colorful Shading Accent 4" w:uiPriority="71"/>
-    <w:lsdException w:name="Light List" w:uiPriority="61"/>
-    <w:lsdException w:name="No List" w:uiPriority="99" w:semiHidden="1" w:unhideWhenUsed="1"/>
-    <w:lsdException w:name="Grid Table 3 Accent 5" w:uiPriority="48"/>
-    <w:lsdException w:name="Table Web 3" w:semiHidden="1" w:unhideWhenUsed="1"/>
-    <w:lsdException w:name="Light Grid Accent 3" w:uiPriority="62"/>
-    <w:lsdException w:name="Bibliography" w:uiPriority="37" w:semiHidden="1" w:unhideWhenUsed="1"/>
-    <w:lsdException w:name="List Table 3 Accent 3" w:uiPriority="48"/>
-    <w:lsdException w:name="Light Grid Accent 2" w:uiPriority="62"/>
-    <w:lsdException w:name="toc 2" w:uiPriority="99"/>
-    <w:lsdException w:name="Table List 6" w:semiHidden="1" w:unhideWhenUsed="1"/>
-    <w:lsdException w:name="List Table 2 Accent 2" w:uiPriority="47"/>
-    <w:lsdException w:name="Title" w:qFormat="1"/>
-    <w:lsdException w:name="Hashtag" w:uiPriority="99" w:semiHidden="1" w:unhideWhenUsed="1"/>
-    <w:lsdException w:name="Table Simple 1" w:semiHidden="1" w:unhideWhenUsed="1"/>
-    <w:lsdException w:name="List Paragraph" w:uiPriority="99"/>
-    <w:lsdException w:name="List Table 2 Accent 3" w:uiPriority="47"/>
-    <w:lsdException w:name="List Table 3 Accent 4" w:uiPriority="48"/>
-    <w:lsdException w:name="List Table 6 Colorful Accent 1" w:uiPriority="51"/>
-    <w:lsdException w:name="Medium Grid 1" w:uiPriority="67"/>
-    <w:lsdException w:name="Colorful List Accent 5" w:uiPriority="72"/>
-    <w:lsdException w:name="HTML Variable" w:uiPriority="99"/>
-    <w:lsdException w:name="List Table 4" w:uiPriority="49"/>
-    <w:lsdException w:name="Grid Table 6 Colorful" w:uiPriority="51"/>
-    <w:lsdException w:name="Smart Hyperlink" w:uiPriority="99" w:semiHidden="1" w:unhideWhenUsed="1"/>
-    <w:lsdException w:name="Colorful Grid Accent 2" w:uiPriority="73"/>
-    <w:lsdException w:name="Medium List 2 Accent 4" w:uiPriority="66"/>
-    <w:lsdException w:name="Grid Table Light" w:uiPriority="40"/>
-    <w:lsdException w:name="No Spacing" w:uiPriority="99"/>
-    <w:lsdException w:name="Medium Grid 1 Accent 2" w:uiPriority="67"/>
-    <w:lsdException w:name="Table Grid" w:qFormat="1"/>
-    <w:lsdException w:name="Colorful Shading Accent 1" w:uiPriority="71"/>
-    <w:lsdException w:name="HTML Keyboard" w:uiPriority="99"/>
-    <w:lsdException w:name="Colorful Shading" w:uiPriority="71"/>
-    <w:lsdException w:name="toc 1" w:uiPriority="99"/>
-    <w:lsdException w:name="HTML Acronym" w:uiPriority="99"/>
-    <w:lsdException w:name="List Table 6 Colorful Accent 2" w:uiPriority="51"/>
-    <w:lsdException w:name="Light List Accent 4" w:uiPriority="61"/>
-    <w:lsdException w:name="List Table 6 Colorful Accent 4" w:uiPriority="51"/>
-    <w:lsdException w:name="Table Subtle 2" w:semiHidden="1" w:unhideWhenUsed="1"/>
-    <w:lsdException w:name="List Table 5 Dark" w:uiPriority="50"/>
-    <w:lsdException w:name="Medium List 1 Accent 5" w:uiPriority="65"/>
-    <w:lsdException w:name="Light List Accent 3" w:uiPriority="61"/>
-    <w:lsdException w:name="toc 9" w:uiPriority="99"/>
-    <w:lsdException w:name="Plain Table 3" w:uiPriority="43"/>
-    <w:lsdException w:name="Grid Table 1 Light Accent 2" w:uiPriority="46"/>
-    <w:lsdException w:name="Grid Table 6 Colorful Accent 1" w:uiPriority="51"/>
-    <w:lsdException w:name="Intense Emphasis" w:uiPriority="21" w:qFormat="1"/>
-    <w:lsdException w:name="Table Columns 4" w:semiHidden="1" w:unhideWhenUsed="1"/>
-    <w:lsdException w:name="Medium Shading 1 Accent 4" w:uiPriority="63"/>
-    <w:lsdException w:name="Medium Shading 1 Accent 1" w:uiPriority="63"/>
-    <w:lsdException w:name="Grid Table 2" w:uiPriority="47"/>
-    <w:lsdException w:name="Colorful Grid Accent 5" w:uiPriority="73"/>
-    <w:lsdException w:name="Dark List Accent 2" w:uiPriority="70"/>
-    <w:lsdException w:name="Grid Table 1 Light" w:uiPriority="46"/>
-    <w:lsdException w:name="Table Grid 4" w:semiHidden="1" w:unhideWhenUsed="1"/>
-    <w:lsdException w:name="Colorful List Accent 3" w:uiPriority="72"/>
-    <w:lsdException w:name="HTML Preformatted" w:uiPriority="99"/>
-    <w:lsdException w:name="Grid Table 2 Accent 4" w:uiPriority="47"/>
-    <w:lsdException w:name="Placeholder Text" w:uiPriority="99" w:semiHidden="1"/>
-    <w:lsdException w:name="Table List 2" w:semiHidden="1" w:unhideWhenUsed="1"/>
-    <w:lsdException w:name="Medium Grid 2 Accent 3" w:uiPriority="68"/>
-    <w:lsdException w:name="heading 2" w:qFormat="1"/>
-    <w:lsdException w:name="Grid Table 4 Accent 2" w:uiPriority="49"/>
-    <w:lsdException w:name="Grid Table 2 Accent 5" w:uiPriority="47"/>
-    <w:lsdException w:name="Grid Table 6 Colorful Accent 4" w:uiPriority="51"/>
-    <w:lsdException w:name="footnote text" w:uiPriority="99" w:semiHidden="1" w:unhideWhenUsed="1"/>
-    <w:lsdException w:name="Medium List 2" w:uiPriority="66"/>
-    <w:lsdException w:name="Table Columns 1" w:semiHidden="1" w:unhideWhenUsed="1"/>
-    <w:lsdException w:name="Grid Table 4 Accent 6" w:uiPriority="49"/>
-    <w:lsdException w:name="Plain Table 4" w:uiPriority="44"/>
-    <w:lsdException w:name="Grid Table 7 Colorful Accent 5" w:uiPriority="52"/>
-    <w:lsdException w:name="footnote reference" w:uiPriority="99" w:semiHidden="1" w:unhideWhenUsed="1"/>
-    <w:lsdException w:name="List Table 5 Dark Accent 4" w:uiPriority="50"/>
-    <w:lsdException w:name="Dark List Accent 4" w:uiPriority="70"/>
-    <w:lsdException w:name="heading 5" w:qFormat="1"/>
-    <w:lsdException w:name="Mention" w:uiPriority="99" w:semiHidden="1" w:unhideWhenUsed="1"/>
-    <w:lsdException w:name="List Table 5 Dark Accent 6" w:uiPriority="50"/>
-    <w:lsdException w:name="Table Classic 2" w:semiHidden="1" w:unhideWhenUsed="1"/>
-    <w:lsdException w:name="List Table 5 Dark Accent 2" w:uiPriority="50"/>
-    <w:lsdException w:name="Medium Grid 1 Accent 3" w:uiPriority="67"/>
-    <w:lsdException w:name="Medium Grid 1 Accent 1" w:uiPriority="67"/>
-    <w:lsdException w:name="Colorful List Accent 6" w:uiPriority="72"/>
-    <w:lsdException w:name="Grid Table 7 Colorful Accent 1" w:uiPriority="52"/>
-    <w:lsdException w:name="List Table 2 Accent 6" w:uiPriority="47"/>
-    <w:lsdException w:name="Table Grid 3" w:semiHidden="1" w:unhideWhenUsed="1"/>
-    <w:lsdException w:name="List Table 7 Colorful Accent 2" w:uiPriority="52"/>
-    <w:lsdException w:name="Intense Reference" w:uiPriority="32" w:qFormat="1"/>
-    <w:lsdException w:name="List Table 3" w:uiPriority="48"/>
-    <w:lsdException w:name="Medium List 1 Accent 6" w:uiPriority="65"/>
-    <w:lsdException w:name="List Table 2 Accent 4" w:uiPriority="47"/>
-    <w:lsdException w:name="Medium Shading 2 Accent 5" w:uiPriority="64"/>
-    <w:lsdException w:name="HTML Address" w:uiPriority="99"/>
-    <w:lsdException w:name="Table List 4" w:semiHidden="1" w:unhideWhenUsed="1"/>
-    <w:lsdException w:name="Light List Accent 6" w:uiPriority="61"/>
-    <w:lsdException w:name="List Table 1 Light Accent 6" w:uiPriority="46"/>
-    <w:lsdException w:name="Grid Table 7 Colorful Accent 4" w:uiPriority="52"/>
-    <w:lsdException w:name="Outline List 2" w:uiPriority="99" w:semiHidden="1" w:unhideWhenUsed="1"/>
-    <w:lsdException w:name="Medium Grid 2 Accent 1" w:uiPriority="68"/>
-    <w:lsdException w:name="Table Colorful 1" w:semiHidden="1" w:unhideWhenUsed="1"/>
-    <w:lsdException w:name="List Table 2 Accent 1" w:uiPriority="47"/>
-    <w:lsdException w:name="HTML Code" w:uiPriority="99"/>
-    <w:lsdException w:name="Medium Grid 3 Accent 1" w:uiPriority="69"/>
-    <w:lsdException w:name="Medium Grid 3 Accent 6" w:uiPriority="69"/>
-    <w:lsdException w:name="HTML Cite" w:uiPriority="99"/>
-    <w:lsdException w:name="Plain Table 2" w:uiPriority="42"/>
-    <w:lsdException w:name="List Table 7 Colorful Accent 3" w:uiPriority="52"/>
-    <w:lsdException w:name="Table Professional" w:semiHidden="1" w:unhideWhenUsed="1"/>
-    <w:lsdException w:name="Table Classic 3" w:semiHidden="1" w:unhideWhenUsed="1"/>
-    <w:lsdException w:name="Medium Grid 1 Accent 6" w:uiPriority="67"/>
-    <w:lsdException w:name="Light Grid Accent 4" w:uiPriority="62"/>
-    <w:lsdException w:name="HTML Sample" w:uiPriority="99"/>
-    <w:lsdException w:name="List Table 7 Colorful" w:uiPriority="52"/>
   </w:latentStyles>
+  <w:style w:type="paragraph" w:styleId="000010">
+    <w:name w:val="Subtitle"/>
+    <w:basedOn w:val="000001"/>
+    <w:next w:val="000001"/>
+    <w:link w:val="000011"/>
+    <w:qFormat w:val="1"/>
+    <w:pPr>
+      <w:jc w:val="center"/>
+      <w:outlineLvl w:val="1"/>
+    </w:pPr>
+    <w:rPr>
+      <w:rFonts w:cstheme="minorBidi"/>
+      <w:b w:val="1"/>
+      <w:bCs w:val="1"/>
+      <w:kern w:val="28"/>
+      <w:sz w:val="44"/>
+      <w:szCs w:val="32"/>
+    </w:rPr>
+  </w:style>
   <w:style w:type="paragraph" w:styleId="9vsupe">
     <w:name w:val="toc 3"/>
     <w:basedOn w:val="000001"/>
@@ -5944,47 +5963,23 @@
       <w:szCs w:val="22"/>
     </w:rPr>
   </w:style>
-  <w:style w:type="character" w:styleId="000015">
-    <w:name w:val="Hyperlink"/>
-    <w:basedOn w:val="00000b"/>
-    <w:rPr>
-      <w:color w:val="1E6FFF"/>
-      <w:u w:val="single"/>
-    </w:rPr>
-  </w:style>
-  <w:style w:type="paragraph" w:styleId="000009">
-    <w:name w:val="heading 8"/>
+  <w:style w:type="paragraph" w:styleId="00000f">
+    <w:name w:val="header"/>
     <w:basedOn w:val="000001"/>
-    <w:next w:val="000001"/>
-    <w:unhideWhenUsed w:val="1"/>
-    <w:qFormat w:val="1"/>
     <w:pPr>
-      <w:keepNext w:val="1"/>
-      <w:keepLines w:val="1"/>
-      <w:spacing w:line="480" w:lineRule="auto"/>
-      <w:outlineLvl w:val="7"/>
+      <w:pBdr>
+        <w:bottom w:val="single" w:color="auto" w:sz="6" w:space="1"/>
+      </w:pBdr>
+      <w:tabs>
+        <w:tab w:val="center" w:pos="4153"/>
+        <w:tab w:val="right" w:pos="8306"/>
+      </w:tabs>
+      <w:snapToGrid w:val="0"/>
+      <w:jc w:val="center"/>
     </w:pPr>
     <w:rPr>
-      <w:b w:val="1"/>
-    </w:rPr>
-  </w:style>
-  <w:style w:type="paragraph" w:styleId="000010">
-    <w:name w:val="Subtitle"/>
-    <w:basedOn w:val="000001"/>
-    <w:next w:val="000001"/>
-    <w:link w:val="000011"/>
-    <w:qFormat w:val="1"/>
-    <w:pPr>
-      <w:jc w:val="center"/>
-      <w:outlineLvl w:val="1"/>
-    </w:pPr>
-    <w:rPr>
-      <w:rFonts w:cstheme="minorBidi"/>
-      <w:b w:val="1"/>
-      <w:bCs w:val="1"/>
-      <w:kern w:val="28"/>
-      <w:sz w:val="44"/>
-      <w:szCs w:val="32"/>
+      <w:sz w:val="18"/>
+      <w:szCs w:val="18"/>
     </w:rPr>
   </w:style>
   <w:style w:type="paragraph" w:styleId="yv0m4a">
@@ -6005,16 +6000,104 @@
       <w:szCs w:val="22"/>
     </w:rPr>
   </w:style>
-  <w:style w:type="paragraph" w:styleId="000006">
-    <w:name w:val="heading 5"/>
+  <w:style w:type="paragraph" w:styleId="000003">
+    <w:name w:val="heading 2"/>
     <w:basedOn w:val="000001"/>
     <w:next w:val="000001"/>
     <w:qFormat w:val="1"/>
     <w:pPr>
       <w:keepNext w:val="1"/>
       <w:keepLines w:val="1"/>
+      <w:outlineLvl w:val="1"/>
+    </w:pPr>
+    <w:rPr>
+      <w:b w:val="1"/>
+      <w:sz w:val="32"/>
+    </w:rPr>
+  </w:style>
+  <w:style w:type="paragraph" w:styleId="000012">
+    <w:name w:val="Title"/>
+    <w:basedOn w:val="000001"/>
+    <w:next w:val="000001"/>
+    <w:link w:val="000013"/>
+    <w:qFormat w:val="1"/>
+    <w:pPr>
+      <w:jc w:val="center"/>
+      <w:outlineLvl w:val="0"/>
+    </w:pPr>
+    <w:rPr>
+      <w:rFonts w:cstheme="majorBidi"/>
+      <w:b w:val="1"/>
+      <w:bCs w:val="1"/>
+      <w:sz w:val="48"/>
+      <w:szCs w:val="32"/>
+    </w:rPr>
+  </w:style>
+  <w:style w:type="paragraph" w:styleId="euss8f">
+    <w:name w:val="toc 3"/>
+    <w:basedOn w:val="000001"/>
+    <w:next w:val="000001"/>
+    <w:autoRedefine w:val="1"/>
+    <w:uiPriority w:val="39"/>
+    <w:unhideWhenUsed w:val="1"/>
+    <w:pPr>
+      <w:ind w:left="420"/>
+      <w:jc w:val="left"/>
+    </w:pPr>
+    <w:rPr>
+      <w:rFonts w:eastAsiaTheme="minorHAnsi"/>
+      <w:iCs w:val="1"/>
+      <w:sz w:val="22"/>
+      <w:szCs w:val="22"/>
+    </w:rPr>
+  </w:style>
+  <w:style w:type="paragraph" w:styleId="5tgwqi">
+    <w:name w:val="toc 3"/>
+    <w:basedOn w:val="000001"/>
+    <w:next w:val="000001"/>
+    <w:autoRedefine w:val="1"/>
+    <w:uiPriority w:val="39"/>
+    <w:unhideWhenUsed w:val="1"/>
+    <w:pPr>
+      <w:ind w:left="420"/>
+      <w:jc w:val="left"/>
+    </w:pPr>
+    <w:rPr>
+      <w:rFonts w:eastAsiaTheme="minorHAnsi"/>
+      <w:iCs w:val="1"/>
+      <w:sz w:val="22"/>
+      <w:szCs w:val="22"/>
+    </w:rPr>
+  </w:style>
+  <w:style w:type="paragraph" w:styleId="ajoj8e">
+    <w:name w:val="toc 3"/>
+    <w:basedOn w:val="000001"/>
+    <w:next w:val="000001"/>
+    <w:autoRedefine w:val="1"/>
+    <w:uiPriority w:val="39"/>
+    <w:unhideWhenUsed w:val="1"/>
+    <w:pPr>
+      <w:ind w:left="420"/>
+      <w:jc w:val="left"/>
+    </w:pPr>
+    <w:rPr>
+      <w:rFonts w:eastAsiaTheme="minorHAnsi"/>
+      <w:iCs w:val="1"/>
+      <w:sz w:val="22"/>
+      <w:szCs w:val="22"/>
+    </w:rPr>
+  </w:style>
+  <w:style w:type="paragraph" w:styleId="00000a">
+    <w:name w:val="heading 9"/>
+    <w:basedOn w:val="000001"/>
+    <w:next w:val="000001"/>
+    <w:unhideWhenUsed w:val="1"/>
+    <w:qFormat w:val="1"/>
+    <w:pPr>
+      <w:keepNext w:val="1"/>
+      <w:keepLines w:val="1"/>
       <w:spacing w:line="480" w:lineRule="auto"/>
-      <w:outlineLvl w:val="4"/>
+      <w:outlineLvl w:val="8"/>
     </w:pPr>
     <w:rPr>
       <w:b w:val="1"/>
@@ -6038,40 +6121,72 @@
       <w:szCs w:val="22"/>
     </w:rPr>
   </w:style>
-  <w:style w:type="paragraph" w:styleId="jp2chy">
-    <w:name w:val="toc 3"/>
+  <w:style w:type="paragraph" w:styleId="00000e">
+    <w:name w:val="footer"/>
+    <w:basedOn w:val="000001"/>
+    <w:pPr>
+      <w:tabs>
+        <w:tab w:val="center" w:pos="4153"/>
+        <w:tab w:val="right" w:pos="8306"/>
+      </w:tabs>
+      <w:snapToGrid w:val="0"/>
+      <w:jc w:val="center"/>
+    </w:pPr>
+    <w:rPr>
+      <w:sz w:val="18"/>
+      <w:szCs w:val="18"/>
+    </w:rPr>
+  </w:style>
+  <w:style w:type="character" w:styleId="000011" w:customStyle="1">
+    <w:name w:val="副标题 字符"/>
+    <w:basedOn w:val="00000b"/>
+    <w:link w:val="000010"/>
+    <w:rPr>
+      <w:rFonts w:ascii="Arial" w:hAnsi="Arial" w:eastAsia="微软雅黑" w:cstheme="minorBidi"/>
+      <w:b w:val="1"/>
+      <w:bCs w:val="1"/>
+      <w:kern w:val="28"/>
+      <w:sz w:val="44"/>
+      <w:szCs w:val="32"/>
+    </w:rPr>
+  </w:style>
+  <w:style w:type="table" w:styleId="00000c" w:default="1">
+    <w:name w:val="Normal Table"/>
+    <w:uiPriority w:val="99"/>
+    <w:semiHidden w:val="1"/>
+    <w:unhideWhenUsed w:val="1"/>
+    <w:tblPr>
+      <w:tblInd w:w="0" w:type="dxa"/>
+      <w:tblCellMar>
+        <w:top w:w="0" w:type="dxa"/>
+        <w:left w:w="108" w:type="dxa"/>
+        <w:bottom w:w="0" w:type="dxa"/>
+        <w:right w:w="108" w:type="dxa"/>
+      </w:tblCellMar>
+    </w:tblPr>
+  </w:style>
+  <w:style w:type="paragraph" w:styleId="000004">
+    <w:name w:val="heading 3"/>
     <w:basedOn w:val="000001"/>
     <w:next w:val="000001"/>
-    <w:autoRedefine w:val="1"/>
-    <w:uiPriority w:val="39"/>
-    <w:unhideWhenUsed w:val="1"/>
+    <w:qFormat w:val="1"/>
     <w:pPr>
-      <w:ind w:left="420"/>
-      <w:jc w:val="left"/>
+      <w:keepNext w:val="1"/>
+      <w:keepLines w:val="1"/>
+      <w:outlineLvl w:val="2"/>
     </w:pPr>
     <w:rPr>
-      <w:rFonts w:eastAsiaTheme="minorHAnsi"/>
-      <w:iCs w:val="1"/>
-      <w:sz w:val="22"/>
-      <w:szCs w:val="22"/>
+      <w:b w:val="1"/>
+      <w:sz w:val="28"/>
     </w:rPr>
   </w:style>
-  <w:style w:type="paragraph" w:styleId="kpm8ua">
-    <w:name w:val="toc 3"/>
-    <w:basedOn w:val="000001"/>
-    <w:next w:val="000001"/>
-    <w:autoRedefine w:val="1"/>
-    <w:uiPriority w:val="39"/>
-    <w:unhideWhenUsed w:val="1"/>
-    <w:pPr>
-      <w:ind w:left="420"/>
-      <w:jc w:val="left"/>
-    </w:pPr>
+  <w:style w:type="character" w:styleId="000016" w:customStyle="1">
+    <w:name w:val="melo-codeblock-Base-theme-char"/>
+    <w:uiPriority w:val="99"/>
     <w:rPr>
-      <w:rFonts w:eastAsiaTheme="minorHAnsi"/>
-      <w:iCs w:val="1"/>
-      <w:sz w:val="22"/>
-      <w:szCs w:val="22"/>
+      <w:rFonts w:ascii="Monaco" w:hAnsi="Monaco" w:eastAsia="Monaco" w:cs="Monaco"/>
+      <w:color w:val="000000"/>
+      <w:sz w:val="21"/>
     </w:rPr>
   </w:style>
   <w:style w:type="paragraph" w:styleId="beczir">
@@ -6092,64 +6207,6 @@
       <w:szCs w:val="22"/>
     </w:rPr>
   </w:style>
-  <w:style w:type="paragraph" w:styleId="000007">
-    <w:name w:val="heading 6"/>
-    <w:basedOn w:val="000001"/>
-    <w:next w:val="000001"/>
-    <w:qFormat w:val="1"/>
-    <w:pPr>
-      <w:keepNext w:val="1"/>
-      <w:keepLines w:val="1"/>
-      <w:spacing w:line="480" w:lineRule="auto"/>
-      <w:outlineLvl w:val="5"/>
-    </w:pPr>
-    <w:rPr>
-      <w:b w:val="1"/>
-    </w:rPr>
-  </w:style>
-  <w:style w:type="paragraph" w:styleId="000005">
-    <w:name w:val="heading 4"/>
-    <w:basedOn w:val="000001"/>
-    <w:next w:val="000001"/>
-    <w:qFormat w:val="1"/>
-    <w:pPr>
-      <w:keepNext w:val="1"/>
-      <w:keepLines w:val="1"/>
-      <w:outlineLvl w:val="3"/>
-    </w:pPr>
-    <w:rPr>
-      <w:b w:val="1"/>
-      <w:sz w:val="24"/>
-    </w:rPr>
-  </w:style>
-  <w:style w:type="paragraph" w:styleId="000003">
-    <w:name w:val="heading 2"/>
-    <w:basedOn w:val="000001"/>
-    <w:next w:val="000001"/>
-    <w:qFormat w:val="1"/>
-    <w:pPr>
-      <w:keepNext w:val="1"/>
-      <w:keepLines w:val="1"/>
-      <w:outlineLvl w:val="1"/>
-    </w:pPr>
-    <w:rPr>
-      <w:b w:val="1"/>
-      <w:sz w:val="32"/>
-    </w:rPr>
-  </w:style>
-  <w:style w:type="character" w:styleId="000013" w:customStyle="1">
-    <w:name w:val="标题 字符"/>
-    <w:basedOn w:val="00000b"/>
-    <w:link w:val="000012"/>
-    <w:rPr>
-      <w:rFonts w:ascii="Arial" w:hAnsi="Arial" w:eastAsia="微软雅黑" w:cstheme="majorBidi"/>
-      <w:b w:val="1"/>
-      <w:bCs w:val="1"/>
-      <w:kern w:val="2"/>
-      <w:sz w:val="48"/>
-      <w:szCs w:val="32"/>
-    </w:rPr>
-  </w:style>
   <w:style w:type="paragraph" w:styleId="000008">
     <w:name w:val="heading 7"/>
     <w:basedOn w:val="000001"/>
@@ -6166,20 +6223,35 @@
       <w:b w:val="1"/>
     </w:rPr>
   </w:style>
-  <w:style w:type="paragraph" w:styleId="euss8f">
-    <w:name w:val="toc 3"/>
+  <w:style w:type="character" w:styleId="000013" w:customStyle="1">
+    <w:name w:val="标题 字符"/>
+    <w:basedOn w:val="00000b"/>
+    <w:link w:val="000012"/>
+    <w:rPr>
+      <w:rFonts w:ascii="Arial" w:hAnsi="Arial" w:eastAsia="微软雅黑" w:cstheme="majorBidi"/>
+      <w:b w:val="1"/>
+      <w:bCs w:val="1"/>
+      <w:kern w:val="2"/>
+      <w:sz w:val="48"/>
+      <w:szCs w:val="32"/>
+    </w:rPr>
+  </w:style>
+  <w:style w:type="paragraph" w:styleId="a4xji2">
+    <w:name w:val="toc 1"/>
     <w:basedOn w:val="000001"/>
     <w:next w:val="000001"/>
     <w:autoRedefine w:val="1"/>
     <w:uiPriority w:val="39"/>
     <w:unhideWhenUsed w:val="1"/>
     <w:pPr>
-      <w:ind w:left="420"/>
+      <w:spacing w:before="120" w:after="120"/>
       <w:jc w:val="left"/>
     </w:pPr>
     <w:rPr>
       <w:rFonts w:eastAsiaTheme="minorHAnsi"/>
-      <w:iCs w:val="1"/>
+      <w:b w:val="1"/>
+      <w:bCs w:val="1"/>
+      <w:caps w:val="1"/>
       <w:sz w:val="22"/>
       <w:szCs w:val="22"/>
     </w:rPr>
@@ -6190,60 +6262,7 @@
     <w:semiHidden w:val="1"/>
     <w:unhideWhenUsed w:val="1"/>
   </w:style>
-  <w:style w:type="paragraph" w:styleId="000017" w:customStyle="1">
-    <w:name w:val="melo-codeblock-Base-theme-para"/>
-    <w:uiPriority w:val="99"/>
-    <w:pPr>
-      <w:snapToGrid w:val="0"/>
-      <w:spacing w:line="360" w:lineRule="auto"/>
-    </w:pPr>
-    <w:rPr>
-      <w:rFonts w:ascii="Monaco" w:hAnsi="Monaco" w:eastAsia="Monaco" w:cs="Monaco"/>
-      <w:color w:val="000000"/>
-      <w:sz w:val="21"/>
-    </w:rPr>
-  </w:style>
-  <w:style w:type="paragraph" w:styleId="00000a">
-    <w:name w:val="heading 9"/>
-    <w:basedOn w:val="000001"/>
-    <w:next w:val="000001"/>
-    <w:unhideWhenUsed w:val="1"/>
-    <w:qFormat w:val="1"/>
-    <w:pPr>
-      <w:keepNext w:val="1"/>
-      <w:keepLines w:val="1"/>
-      <w:spacing w:line="480" w:lineRule="auto"/>
-      <w:outlineLvl w:val="8"/>
-    </w:pPr>
-    <w:rPr>
-      <w:b w:val="1"/>
-    </w:rPr>
-  </w:style>
-  <w:style w:type="character" w:styleId="00000b" w:default="1">
-    <w:name w:val="Default Paragraph Font"/>
-    <w:uiPriority w:val="1"/>
-    <w:semiHidden w:val="1"/>
-    <w:unhideWhenUsed w:val="1"/>
-  </w:style>
-  <w:style w:type="paragraph" w:styleId="ajoj8e">
-    <w:name w:val="toc 3"/>
-    <w:basedOn w:val="000001"/>
-    <w:next w:val="000001"/>
-    <w:autoRedefine w:val="1"/>
-    <w:uiPriority w:val="39"/>
-    <w:unhideWhenUsed w:val="1"/>
-    <w:pPr>
-      <w:ind w:left="420"/>
-      <w:jc w:val="left"/>
-    </w:pPr>
-    <w:rPr>
-      <w:rFonts w:eastAsiaTheme="minorHAnsi"/>
-      <w:iCs w:val="1"/>
-      <w:sz w:val="22"/>
-      <w:szCs w:val="22"/>
-    </w:rPr>
-  </w:style>
-  <w:style w:type="paragraph" w:styleId="5tgwqi">
+  <w:style w:type="paragraph" w:styleId="jp2chy">
     <w:name w:val="toc 3"/>
     <w:basedOn w:val="000001"/>
     <w:next w:val="000001"/>
@@ -6281,6 +6300,57 @@
       <w:szCs w:val="22"/>
     </w:rPr>
   </w:style>
+  <w:style w:type="paragraph" w:styleId="000007">
+    <w:name w:val="heading 6"/>
+    <w:basedOn w:val="000001"/>
+    <w:next w:val="000001"/>
+    <w:qFormat w:val="1"/>
+    <w:pPr>
+      <w:keepNext w:val="1"/>
+      <w:keepLines w:val="1"/>
+      <w:spacing w:line="480" w:lineRule="auto"/>
+      <w:outlineLvl w:val="5"/>
+    </w:pPr>
+    <w:rPr>
+      <w:b w:val="1"/>
+    </w:rPr>
+  </w:style>
+  <w:style w:type="paragraph" w:styleId="kpm8ua">
+    <w:name w:val="toc 3"/>
+    <w:basedOn w:val="000001"/>
+    <w:next w:val="000001"/>
+    <w:autoRedefine w:val="1"/>
+    <w:uiPriority w:val="39"/>
+    <w:unhideWhenUsed w:val="1"/>
+    <w:pPr>
+      <w:ind w:left="420"/>
+      <w:jc w:val="left"/>
+    </w:pPr>
+    <w:rPr>
+      <w:rFonts w:eastAsiaTheme="minorHAnsi"/>
+      <w:iCs w:val="1"/>
+      <w:sz w:val="22"/>
+      <w:szCs w:val="22"/>
+    </w:rPr>
+  </w:style>
+  <w:style w:type="paragraph" w:styleId="ma95mo">
+    <w:name w:val="toc 3"/>
+    <w:basedOn w:val="000001"/>
+    <w:next w:val="000001"/>
+    <w:autoRedefine w:val="1"/>
+    <w:uiPriority w:val="39"/>
+    <w:unhideWhenUsed w:val="1"/>
+    <w:pPr>
+      <w:ind w:left="420"/>
+      <w:jc w:val="left"/>
+    </w:pPr>
+    <w:rPr>
+      <w:rFonts w:eastAsiaTheme="minorHAnsi"/>
+      <w:iCs w:val="1"/>
+      <w:sz w:val="22"/>
+      <w:szCs w:val="22"/>
+    </w:rPr>
+  </w:style>
   <w:style w:type="paragraph" w:styleId="mr1nep">
     <w:name w:val="toc 1"/>
     <w:basedOn w:val="000001"/>
@@ -6301,148 +6371,35 @@
       <w:szCs w:val="22"/>
     </w:rPr>
   </w:style>
-  <w:style w:type="paragraph" w:styleId="00000e">
-    <w:name w:val="footer"/>
+  <w:style w:type="paragraph" w:styleId="000005">
+    <w:name w:val="heading 4"/>
     <w:basedOn w:val="000001"/>
+    <w:next w:val="000001"/>
+    <w:qFormat w:val="1"/>
     <w:pPr>
-      <w:tabs>
-        <w:tab w:val="center" w:pos="4153"/>
-        <w:tab w:val="right" w:pos="8306"/>
-      </w:tabs>
-      <w:snapToGrid w:val="0"/>
-      <w:jc w:val="center"/>
+      <w:keepNext w:val="1"/>
+      <w:keepLines w:val="1"/>
+      <w:outlineLvl w:val="3"/>
     </w:pPr>
     <w:rPr>
-      <w:sz w:val="18"/>
-      <w:szCs w:val="18"/>
+      <w:b w:val="1"/>
+      <w:sz w:val="24"/>
     </w:rPr>
   </w:style>
-  <w:style w:type="character" w:styleId="000016" w:customStyle="1">
-    <w:name w:val="melo-codeblock-Base-theme-char"/>
-    <w:uiPriority w:val="99"/>
-    <w:rPr>
-      <w:rFonts w:ascii="Monaco" w:hAnsi="Monaco" w:eastAsia="Monaco" w:cs="Monaco"/>
-      <w:color w:val="000000"/>
-      <w:sz w:val="21"/>
-    </w:rPr>
-  </w:style>
-  <w:style w:type="paragraph" w:styleId="000012">
-    <w:name w:val="Title"/>
+  <w:style w:type="paragraph" w:styleId="000006">
+    <w:name w:val="heading 5"/>
     <w:basedOn w:val="000001"/>
     <w:next w:val="000001"/>
-    <w:link w:val="000013"/>
     <w:qFormat w:val="1"/>
     <w:pPr>
-      <w:jc w:val="center"/>
-      <w:outlineLvl w:val="0"/>
+      <w:keepNext w:val="1"/>
+      <w:keepLines w:val="1"/>
+      <w:spacing w:line="480" w:lineRule="auto"/>
+      <w:outlineLvl w:val="4"/>
     </w:pPr>
     <w:rPr>
-      <w:rFonts w:cstheme="majorBidi"/>
       <w:b w:val="1"/>
-      <w:bCs w:val="1"/>
-      <w:sz w:val="48"/>
-      <w:szCs w:val="32"/>
     </w:rPr>
-  </w:style>
-  <w:style w:type="paragraph" w:styleId="ma95mo">
-    <w:name w:val="toc 3"/>
-    <w:basedOn w:val="000001"/>
-    <w:next w:val="000001"/>
-    <w:autoRedefine w:val="1"/>
-    <w:uiPriority w:val="39"/>
-    <w:unhideWhenUsed w:val="1"/>
-    <w:pPr>
-      <w:ind w:left="420"/>
-      <w:jc w:val="left"/>
-    </w:pPr>
-    <w:rPr>
-      <w:rFonts w:eastAsiaTheme="minorHAnsi"/>
-      <w:iCs w:val="1"/>
-      <w:sz w:val="22"/>
-      <w:szCs w:val="22"/>
-    </w:rPr>
-  </w:style>
-  <w:style w:type="paragraph" w:styleId="a4xji2">
-    <w:name w:val="toc 1"/>
-    <w:basedOn w:val="000001"/>
-    <w:next w:val="000001"/>
-    <w:autoRedefine w:val="1"/>
-    <w:uiPriority w:val="39"/>
-    <w:unhideWhenUsed w:val="1"/>
-    <w:pPr>
-      <w:spacing w:before="120" w:after="120"/>
-      <w:jc w:val="left"/>
-    </w:pPr>
-    <w:rPr>
-      <w:rFonts w:eastAsiaTheme="minorHAnsi"/>
-      <w:b w:val="1"/>
-      <w:bCs w:val="1"/>
-      <w:caps w:val="1"/>
-      <w:sz w:val="22"/>
-      <w:szCs w:val="22"/>
-    </w:rPr>
-  </w:style>
-  <w:style w:type="character" w:styleId="000011" w:customStyle="1">
-    <w:name w:val="副标题 字符"/>
-    <w:basedOn w:val="00000b"/>
-    <w:link w:val="000010"/>
-    <w:rPr>
-      <w:rFonts w:ascii="Arial" w:hAnsi="Arial" w:eastAsia="微软雅黑" w:cstheme="minorBidi"/>
-      <w:b w:val="1"/>
-      <w:bCs w:val="1"/>
-      <w:kern w:val="28"/>
-      <w:sz w:val="44"/>
-      <w:szCs w:val="32"/>
-    </w:rPr>
-  </w:style>
-  <w:style w:type="paragraph" w:styleId="000001" w:default="1">
-    <w:name w:val="Normal"/>
-    <w:qFormat w:val="1"/>
-    <w:pPr>
-      <w:widowControl w:val="0"/>
-      <w:spacing w:before="60" w:after="60"/>
-      <w:jc w:val="both"/>
-    </w:pPr>
-    <w:rPr>
-      <w:color w:val="333333"/>
-      <w:kern w:val="2"/>
-      <w:sz w:val="22"/>
-      <w:szCs w:val="24"/>
-    </w:rPr>
-  </w:style>
-  <w:style w:type="paragraph" w:styleId="00000f">
-    <w:name w:val="header"/>
-    <w:basedOn w:val="000001"/>
-    <w:pPr>
-      <w:pBdr>
-        <w:bottom w:val="single" w:color="auto" w:sz="6" w:space="1"/>
-      </w:pBdr>
-      <w:tabs>
-        <w:tab w:val="center" w:pos="4153"/>
-        <w:tab w:val="right" w:pos="8306"/>
-      </w:tabs>
-      <w:snapToGrid w:val="0"/>
-      <w:jc w:val="center"/>
-    </w:pPr>
-    <w:rPr>
-      <w:sz w:val="18"/>
-      <w:szCs w:val="18"/>
-    </w:rPr>
-  </w:style>
-  <w:style w:type="table" w:styleId="00000c" w:default="1">
-    <w:name w:val="Normal Table"/>
-    <w:uiPriority w:val="99"/>
-    <w:semiHidden w:val="1"/>
-    <w:unhideWhenUsed w:val="1"/>
-    <w:tblPr>
-      <w:tblInd w:w="0" w:type="dxa"/>
-      <w:tblCellMar>
-        <w:top w:w="0" w:type="dxa"/>
-        <w:left w:w="108" w:type="dxa"/>
-        <w:bottom w:w="0" w:type="dxa"/>
-        <w:right w:w="108" w:type="dxa"/>
-      </w:tblCellMar>
-    </w:tblPr>
   </w:style>
   <w:style w:type="table" w:styleId="000014">
     <w:name w:val="Table Grid"/>
@@ -6461,20 +6418,63 @@
       <w:vAlign w:val="center"/>
     </w:tcPr>
   </w:style>
-  <w:style w:type="paragraph" w:styleId="000004">
-    <w:name w:val="heading 3"/>
+  <w:style w:type="paragraph" w:styleId="000009">
+    <w:name w:val="heading 8"/>
     <w:basedOn w:val="000001"/>
     <w:next w:val="000001"/>
+    <w:unhideWhenUsed w:val="1"/>
     <w:qFormat w:val="1"/>
     <w:pPr>
       <w:keepNext w:val="1"/>
       <w:keepLines w:val="1"/>
-      <w:outlineLvl w:val="2"/>
+      <w:spacing w:line="480" w:lineRule="auto"/>
+      <w:outlineLvl w:val="7"/>
     </w:pPr>
     <w:rPr>
       <w:b w:val="1"/>
-      <w:sz w:val="28"/>
     </w:rPr>
+  </w:style>
+  <w:style w:type="character" w:styleId="000015">
+    <w:name w:val="Hyperlink"/>
+    <w:basedOn w:val="00000b"/>
+    <w:rPr>
+      <w:color w:val="1E6FFF"/>
+      <w:u w:val="single"/>
+    </w:rPr>
+  </w:style>
+  <w:style w:type="paragraph" w:styleId="000001" w:default="1">
+    <w:name w:val="Normal"/>
+    <w:qFormat w:val="1"/>
+    <w:pPr>
+      <w:widowControl w:val="0"/>
+      <w:spacing w:before="60" w:after="60"/>
+      <w:jc w:val="both"/>
+    </w:pPr>
+    <w:rPr>
+      <w:color w:val="333333"/>
+      <w:kern w:val="2"/>
+      <w:sz w:val="22"/>
+      <w:szCs w:val="24"/>
+    </w:rPr>
+  </w:style>
+  <w:style w:type="paragraph" w:styleId="000017" w:customStyle="1">
+    <w:name w:val="melo-codeblock-Base-theme-para"/>
+    <w:uiPriority w:val="99"/>
+    <w:pPr>
+      <w:snapToGrid w:val="0"/>
+      <w:spacing w:line="360" w:lineRule="auto"/>
+    </w:pPr>
+    <w:rPr>
+      <w:rFonts w:ascii="Monaco" w:hAnsi="Monaco" w:eastAsia="Monaco" w:cs="Monaco"/>
+      <w:color w:val="000000"/>
+      <w:sz w:val="21"/>
+    </w:rPr>
+  </w:style>
+  <w:style w:type="character" w:styleId="00000b" w:default="1">
+    <w:name w:val="Default Paragraph Font"/>
+    <w:uiPriority w:val="1"/>
+    <w:semiHidden w:val="1"/>
+    <w:unhideWhenUsed w:val="1"/>
   </w:style>
   <w:style w:type="paragraph" w:styleId="000002">
     <w:name w:val="heading 1"/>

--- a/Word/英雄酒馆角色行为系统策划案.docx
+++ b/Word/英雄酒馆角色行为系统策划案.docx
@@ -3602,6 +3602,15 @@
 <file path=word/numbering.xml><?xml version="1.0" encoding="utf-8"?>
 <w:numbering xmlns:w="http://schemas.openxmlformats.org/wordprocessingml/2006/main">
   <w:abstractNum w:abstractNumId="0">
+    <w:lvl w:ilvl="5">
+      <w:start w:val="1"/>
+      <w:numFmt w:val="lowerRoman"/>
+      <w:lvlText w:val="%6."/>
+      <w:lvlJc w:val="left"/>
+      <w:pPr>
+        <w:ind w:left="2536" w:hanging="336"/>
+      </w:pPr>
+    </w:lvl>
     <w:lvl w:ilvl="3">
       <w:start w:val="1"/>
       <w:numFmt w:val="decimal"/>
@@ -3611,6 +3620,51 @@
         <w:ind w:left="1656" w:hanging="336"/>
       </w:pPr>
     </w:lvl>
+    <w:lvl w:ilvl="2">
+      <w:start w:val="1"/>
+      <w:numFmt w:val="lowerRoman"/>
+      <w:lvlText w:val="%3."/>
+      <w:lvlJc w:val="left"/>
+      <w:pPr>
+        <w:ind w:left="1216" w:hanging="336"/>
+      </w:pPr>
+    </w:lvl>
+    <w:lvl w:ilvl="6">
+      <w:start w:val="1"/>
+      <w:numFmt w:val="decimal"/>
+      <w:lvlText w:val="%7."/>
+      <w:lvlJc w:val="left"/>
+      <w:pPr>
+        <w:ind w:left="2976" w:hanging="336"/>
+      </w:pPr>
+    </w:lvl>
+    <w:lvl w:ilvl="4">
+      <w:start w:val="1"/>
+      <w:numFmt w:val="lowerLetter"/>
+      <w:lvlText w:val="%5."/>
+      <w:lvlJc w:val="left"/>
+      <w:pPr>
+        <w:ind w:left="2096" w:hanging="336"/>
+      </w:pPr>
+    </w:lvl>
+    <w:lvl w:ilvl="8">
+      <w:start w:val="1"/>
+      <w:numFmt w:val="lowerRoman"/>
+      <w:lvlText w:val="%9."/>
+      <w:lvlJc w:val="left"/>
+      <w:pPr>
+        <w:ind w:left="3856" w:hanging="336"/>
+      </w:pPr>
+    </w:lvl>
+    <w:lvl w:ilvl="7">
+      <w:start w:val="1"/>
+      <w:numFmt w:val="lowerLetter"/>
+      <w:lvlText w:val="%8."/>
+      <w:lvlJc w:val="left"/>
+      <w:pPr>
+        <w:ind w:left="3416" w:hanging="336"/>
+      </w:pPr>
+    </w:lvl>
     <w:lvl w:ilvl="0">
       <w:start w:val="1"/>
       <w:numFmt w:val="decimal"/>
@@ -3620,60 +3674,6 @@
         <w:ind w:left="336" w:hanging="336"/>
       </w:pPr>
       <w:rPr/>
-    </w:lvl>
-    <w:lvl w:ilvl="7">
-      <w:start w:val="1"/>
-      <w:numFmt w:val="lowerLetter"/>
-      <w:lvlText w:val="%8."/>
-      <w:lvlJc w:val="left"/>
-      <w:pPr>
-        <w:ind w:left="3416" w:hanging="336"/>
-      </w:pPr>
-    </w:lvl>
-    <w:lvl w:ilvl="8">
-      <w:start w:val="1"/>
-      <w:numFmt w:val="lowerRoman"/>
-      <w:lvlText w:val="%9."/>
-      <w:lvlJc w:val="left"/>
-      <w:pPr>
-        <w:ind w:left="3856" w:hanging="336"/>
-      </w:pPr>
-    </w:lvl>
-    <w:lvl w:ilvl="4">
-      <w:start w:val="1"/>
-      <w:numFmt w:val="lowerLetter"/>
-      <w:lvlText w:val="%5."/>
-      <w:lvlJc w:val="left"/>
-      <w:pPr>
-        <w:ind w:left="2096" w:hanging="336"/>
-      </w:pPr>
-    </w:lvl>
-    <w:lvl w:ilvl="6">
-      <w:start w:val="1"/>
-      <w:numFmt w:val="decimal"/>
-      <w:lvlText w:val="%7."/>
-      <w:lvlJc w:val="left"/>
-      <w:pPr>
-        <w:ind w:left="2976" w:hanging="336"/>
-      </w:pPr>
-    </w:lvl>
-    <w:lvl w:ilvl="2">
-      <w:start w:val="1"/>
-      <w:numFmt w:val="lowerRoman"/>
-      <w:lvlText w:val="%3."/>
-      <w:lvlJc w:val="left"/>
-      <w:pPr>
-        <w:ind w:left="1216" w:hanging="336"/>
-      </w:pPr>
-    </w:lvl>
-    <w:lvl w:ilvl="5">
-      <w:start w:val="1"/>
-      <w:numFmt w:val="lowerRoman"/>
-      <w:lvlText w:val="%6."/>
-      <w:lvlJc w:val="left"/>
-      <w:pPr>
-        <w:ind w:left="2536" w:hanging="336"/>
-      </w:pPr>
     </w:lvl>
     <w:lvl w:ilvl="1">
       <w:start w:val="1"/>
@@ -3686,6 +3686,60 @@
     </w:lvl>
   </w:abstractNum>
   <w:abstractNum w:abstractNumId="1">
+    <w:lvl w:ilvl="6">
+      <w:start w:val="1"/>
+      <w:numFmt w:val="decimal"/>
+      <w:lvlText w:val="%7."/>
+      <w:lvlJc w:val="left"/>
+      <w:pPr>
+        <w:ind w:left="2976" w:hanging="336"/>
+      </w:pPr>
+    </w:lvl>
+    <w:lvl w:ilvl="3">
+      <w:start w:val="1"/>
+      <w:numFmt w:val="decimal"/>
+      <w:lvlText w:val="%4."/>
+      <w:lvlJc w:val="left"/>
+      <w:pPr>
+        <w:ind w:left="1656" w:hanging="336"/>
+      </w:pPr>
+    </w:lvl>
+    <w:lvl w:ilvl="7">
+      <w:start w:val="1"/>
+      <w:numFmt w:val="lowerLetter"/>
+      <w:lvlText w:val="%8."/>
+      <w:lvlJc w:val="left"/>
+      <w:pPr>
+        <w:ind w:left="3416" w:hanging="336"/>
+      </w:pPr>
+    </w:lvl>
+    <w:lvl w:ilvl="1">
+      <w:start w:val="1"/>
+      <w:numFmt w:val="lowerLetter"/>
+      <w:lvlText w:val="%2."/>
+      <w:lvlJc w:val="left"/>
+      <w:pPr>
+        <w:ind w:left="776" w:hanging="336"/>
+      </w:pPr>
+    </w:lvl>
+    <w:lvl w:ilvl="5">
+      <w:start w:val="1"/>
+      <w:numFmt w:val="lowerRoman"/>
+      <w:lvlText w:val="%6."/>
+      <w:lvlJc w:val="left"/>
+      <w:pPr>
+        <w:ind w:left="2536" w:hanging="336"/>
+      </w:pPr>
+    </w:lvl>
+    <w:lvl w:ilvl="8">
+      <w:start w:val="1"/>
+      <w:numFmt w:val="lowerRoman"/>
+      <w:lvlText w:val="%9."/>
+      <w:lvlJc w:val="left"/>
+      <w:pPr>
+        <w:ind w:left="3856" w:hanging="336"/>
+      </w:pPr>
+    </w:lvl>
     <w:lvl w:ilvl="2">
       <w:start w:val="1"/>
       <w:numFmt w:val="lowerRoman"/>
@@ -3704,42 +3758,6 @@
         <w:ind w:left="2096" w:hanging="336"/>
       </w:pPr>
     </w:lvl>
-    <w:lvl w:ilvl="6">
-      <w:start w:val="1"/>
-      <w:numFmt w:val="decimal"/>
-      <w:lvlText w:val="%7."/>
-      <w:lvlJc w:val="left"/>
-      <w:pPr>
-        <w:ind w:left="2976" w:hanging="336"/>
-      </w:pPr>
-    </w:lvl>
-    <w:lvl w:ilvl="7">
-      <w:start w:val="1"/>
-      <w:numFmt w:val="lowerLetter"/>
-      <w:lvlText w:val="%8."/>
-      <w:lvlJc w:val="left"/>
-      <w:pPr>
-        <w:ind w:left="3416" w:hanging="336"/>
-      </w:pPr>
-    </w:lvl>
-    <w:lvl w:ilvl="8">
-      <w:start w:val="1"/>
-      <w:numFmt w:val="lowerRoman"/>
-      <w:lvlText w:val="%9."/>
-      <w:lvlJc w:val="left"/>
-      <w:pPr>
-        <w:ind w:left="3856" w:hanging="336"/>
-      </w:pPr>
-    </w:lvl>
-    <w:lvl w:ilvl="3">
-      <w:start w:val="1"/>
-      <w:numFmt w:val="decimal"/>
-      <w:lvlText w:val="%4."/>
-      <w:lvlJc w:val="left"/>
-      <w:pPr>
-        <w:ind w:left="1656" w:hanging="336"/>
-      </w:pPr>
-    </w:lvl>
     <w:lvl w:ilvl="0">
       <w:start w:val="1"/>
       <w:numFmt w:val="decimal"/>
@@ -3749,27 +3767,28 @@
         <w:ind w:left="336" w:hanging="336"/>
       </w:pPr>
       <w:rPr/>
-    </w:lvl>
-    <w:lvl w:ilvl="5">
-      <w:start w:val="1"/>
-      <w:numFmt w:val="lowerRoman"/>
-      <w:lvlText w:val="%6."/>
-      <w:lvlJc w:val="left"/>
-      <w:pPr>
-        <w:ind w:left="2536" w:hanging="336"/>
-      </w:pPr>
-    </w:lvl>
-    <w:lvl w:ilvl="1">
-      <w:start w:val="1"/>
-      <w:numFmt w:val="lowerLetter"/>
-      <w:lvlText w:val="%2."/>
-      <w:lvlJc w:val="left"/>
-      <w:pPr>
-        <w:ind w:left="776" w:hanging="336"/>
-      </w:pPr>
     </w:lvl>
   </w:abstractNum>
   <w:abstractNum w:abstractNumId="2">
+    <w:lvl w:ilvl="7">
+      <w:start w:val="1"/>
+      <w:numFmt w:val="lowerLetter"/>
+      <w:lvlText w:val="%8."/>
+      <w:lvlJc w:val="left"/>
+      <w:pPr>
+        <w:ind w:left="3416" w:hanging="336"/>
+      </w:pPr>
+    </w:lvl>
+    <w:lvl w:ilvl="0">
+      <w:start w:val="1"/>
+      <w:numFmt w:val="decimal"/>
+      <w:lvlText w:val="%1."/>
+      <w:lvlJc w:val="left"/>
+      <w:pPr>
+        <w:ind w:left="336" w:hanging="336"/>
+      </w:pPr>
+      <w:rPr/>
+    </w:lvl>
     <w:lvl w:ilvl="1">
       <w:start w:val="1"/>
       <w:numFmt w:val="lowerLetter"/>
@@ -3779,15 +3798,6 @@
         <w:ind w:left="776" w:hanging="336"/>
       </w:pPr>
     </w:lvl>
-    <w:lvl w:ilvl="7">
-      <w:start w:val="1"/>
-      <w:numFmt w:val="lowerLetter"/>
-      <w:lvlText w:val="%8."/>
-      <w:lvlJc w:val="left"/>
-      <w:pPr>
-        <w:ind w:left="3416" w:hanging="336"/>
-      </w:pPr>
-    </w:lvl>
     <w:lvl w:ilvl="5">
       <w:start w:val="1"/>
       <w:numFmt w:val="lowerRoman"/>
@@ -3797,6 +3807,42 @@
         <w:ind w:left="2536" w:hanging="336"/>
       </w:pPr>
     </w:lvl>
+    <w:lvl w:ilvl="8">
+      <w:start w:val="1"/>
+      <w:numFmt w:val="lowerRoman"/>
+      <w:lvlText w:val="%9."/>
+      <w:lvlJc w:val="left"/>
+      <w:pPr>
+        <w:ind w:left="3856" w:hanging="336"/>
+      </w:pPr>
+    </w:lvl>
+    <w:lvl w:ilvl="2">
+      <w:start w:val="1"/>
+      <w:numFmt w:val="lowerRoman"/>
+      <w:lvlText w:val="%3."/>
+      <w:lvlJc w:val="left"/>
+      <w:pPr>
+        <w:ind w:left="1216" w:hanging="336"/>
+      </w:pPr>
+    </w:lvl>
+    <w:lvl w:ilvl="6">
+      <w:start w:val="1"/>
+      <w:numFmt w:val="decimal"/>
+      <w:lvlText w:val="%7."/>
+      <w:lvlJc w:val="left"/>
+      <w:pPr>
+        <w:ind w:left="2976" w:hanging="336"/>
+      </w:pPr>
+    </w:lvl>
+    <w:lvl w:ilvl="4">
+      <w:start w:val="1"/>
+      <w:numFmt w:val="lowerLetter"/>
+      <w:lvlText w:val="%5."/>
+      <w:lvlJc w:val="left"/>
+      <w:pPr>
+        <w:ind w:left="2096" w:hanging="336"/>
+      </w:pPr>
+    </w:lvl>
     <w:lvl w:ilvl="3">
       <w:start w:val="1"/>
       <w:numFmt w:val="decimal"/>
@@ -3804,56 +3850,74 @@
       <w:lvlJc w:val="left"/>
       <w:pPr>
         <w:ind w:left="1656" w:hanging="336"/>
-      </w:pPr>
-    </w:lvl>
-    <w:lvl w:ilvl="8">
-      <w:start w:val="1"/>
-      <w:numFmt w:val="lowerRoman"/>
-      <w:lvlText w:val="%9."/>
-      <w:lvlJc w:val="left"/>
-      <w:pPr>
-        <w:ind w:left="3856" w:hanging="336"/>
-      </w:pPr>
-    </w:lvl>
-    <w:lvl w:ilvl="2">
-      <w:start w:val="1"/>
-      <w:numFmt w:val="lowerRoman"/>
-      <w:lvlText w:val="%3."/>
-      <w:lvlJc w:val="left"/>
-      <w:pPr>
-        <w:ind w:left="1216" w:hanging="336"/>
-      </w:pPr>
-    </w:lvl>
-    <w:lvl w:ilvl="0">
-      <w:start w:val="1"/>
-      <w:numFmt w:val="decimal"/>
-      <w:lvlText w:val="%1."/>
-      <w:lvlJc w:val="left"/>
-      <w:pPr>
-        <w:ind w:left="336" w:hanging="336"/>
-      </w:pPr>
-      <w:rPr/>
-    </w:lvl>
-    <w:lvl w:ilvl="6">
-      <w:start w:val="1"/>
-      <w:numFmt w:val="decimal"/>
-      <w:lvlText w:val="%7."/>
-      <w:lvlJc w:val="left"/>
-      <w:pPr>
-        <w:ind w:left="2976" w:hanging="336"/>
-      </w:pPr>
-    </w:lvl>
-    <w:lvl w:ilvl="4">
-      <w:start w:val="1"/>
-      <w:numFmt w:val="lowerLetter"/>
-      <w:lvlText w:val="%5."/>
-      <w:lvlJc w:val="left"/>
-      <w:pPr>
-        <w:ind w:left="2096" w:hanging="336"/>
       </w:pPr>
     </w:lvl>
   </w:abstractNum>
   <w:abstractNum w:abstractNumId="3">
+    <w:lvl w:ilvl="3">
+      <w:start w:val="1"/>
+      <w:numFmt w:val="decimal"/>
+      <w:lvlText w:val="%4."/>
+      <w:lvlJc w:val="left"/>
+      <w:pPr>
+        <w:ind w:left="1656" w:hanging="336"/>
+      </w:pPr>
+    </w:lvl>
+    <w:lvl w:ilvl="8">
+      <w:start w:val="1"/>
+      <w:numFmt w:val="lowerRoman"/>
+      <w:lvlText w:val="%9."/>
+      <w:lvlJc w:val="left"/>
+      <w:pPr>
+        <w:ind w:left="3856" w:hanging="336"/>
+      </w:pPr>
+    </w:lvl>
+    <w:lvl w:ilvl="4">
+      <w:start w:val="1"/>
+      <w:numFmt w:val="lowerLetter"/>
+      <w:lvlText w:val="%5."/>
+      <w:lvlJc w:val="left"/>
+      <w:pPr>
+        <w:ind w:left="2096" w:hanging="336"/>
+      </w:pPr>
+    </w:lvl>
+    <w:lvl w:ilvl="1">
+      <w:start w:val="1"/>
+      <w:numFmt w:val="lowerLetter"/>
+      <w:lvlText w:val="%2."/>
+      <w:lvlJc w:val="left"/>
+      <w:pPr>
+        <w:ind w:left="776" w:hanging="336"/>
+      </w:pPr>
+    </w:lvl>
+    <w:lvl w:ilvl="0">
+      <w:start w:val="1"/>
+      <w:numFmt w:val="decimal"/>
+      <w:lvlText w:val="%1."/>
+      <w:lvlJc w:val="left"/>
+      <w:pPr>
+        <w:ind w:left="336" w:hanging="336"/>
+      </w:pPr>
+      <w:rPr/>
+    </w:lvl>
+    <w:lvl w:ilvl="6">
+      <w:start w:val="1"/>
+      <w:numFmt w:val="decimal"/>
+      <w:lvlText w:val="%7."/>
+      <w:lvlJc w:val="left"/>
+      <w:pPr>
+        <w:ind w:left="2976" w:hanging="336"/>
+      </w:pPr>
+    </w:lvl>
+    <w:lvl w:ilvl="7">
+      <w:start w:val="1"/>
+      <w:numFmt w:val="lowerLetter"/>
+      <w:lvlText w:val="%8."/>
+      <w:lvlJc w:val="left"/>
+      <w:pPr>
+        <w:ind w:left="3416" w:hanging="336"/>
+      </w:pPr>
+    </w:lvl>
     <w:lvl w:ilvl="5">
       <w:start w:val="1"/>
       <w:numFmt w:val="lowerRoman"/>
@@ -3863,52 +3927,6 @@
         <w:ind w:left="2536" w:hanging="336"/>
       </w:pPr>
     </w:lvl>
-    <w:lvl w:ilvl="8">
-      <w:start w:val="1"/>
-      <w:numFmt w:val="lowerRoman"/>
-      <w:lvlText w:val="%9."/>
-      <w:lvlJc w:val="left"/>
-      <w:pPr>
-        <w:ind w:left="3856" w:hanging="336"/>
-      </w:pPr>
-    </w:lvl>
-    <w:lvl w:ilvl="3">
-      <w:start w:val="1"/>
-      <w:numFmt w:val="decimal"/>
-      <w:lvlText w:val="%4."/>
-      <w:lvlJc w:val="left"/>
-      <w:pPr>
-        <w:ind w:left="1656" w:hanging="336"/>
-      </w:pPr>
-    </w:lvl>
-    <w:lvl w:ilvl="6">
-      <w:start w:val="1"/>
-      <w:numFmt w:val="decimal"/>
-      <w:lvlText w:val="%7."/>
-      <w:lvlJc w:val="left"/>
-      <w:pPr>
-        <w:ind w:left="2976" w:hanging="336"/>
-      </w:pPr>
-    </w:lvl>
-    <w:lvl w:ilvl="7">
-      <w:start w:val="1"/>
-      <w:numFmt w:val="lowerLetter"/>
-      <w:lvlText w:val="%8."/>
-      <w:lvlJc w:val="left"/>
-      <w:pPr>
-        <w:ind w:left="3416" w:hanging="336"/>
-      </w:pPr>
-    </w:lvl>
-    <w:lvl w:ilvl="0">
-      <w:start w:val="1"/>
-      <w:numFmt w:val="decimal"/>
-      <w:lvlText w:val="%1."/>
-      <w:lvlJc w:val="left"/>
-      <w:pPr>
-        <w:ind w:left="336" w:hanging="336"/>
-      </w:pPr>
-      <w:rPr/>
-    </w:lvl>
     <w:lvl w:ilvl="2">
       <w:start w:val="1"/>
       <w:numFmt w:val="lowerRoman"/>
@@ -3916,28 +3934,28 @@
       <w:lvlJc w:val="left"/>
       <w:pPr>
         <w:ind w:left="1216" w:hanging="336"/>
-      </w:pPr>
-    </w:lvl>
-    <w:lvl w:ilvl="4">
-      <w:start w:val="1"/>
-      <w:numFmt w:val="lowerLetter"/>
-      <w:lvlText w:val="%5."/>
-      <w:lvlJc w:val="left"/>
-      <w:pPr>
-        <w:ind w:left="2096" w:hanging="336"/>
-      </w:pPr>
-    </w:lvl>
-    <w:lvl w:ilvl="1">
-      <w:start w:val="1"/>
-      <w:numFmt w:val="lowerLetter"/>
-      <w:lvlText w:val="%2."/>
-      <w:lvlJc w:val="left"/>
-      <w:pPr>
-        <w:ind w:left="776" w:hanging="336"/>
       </w:pPr>
     </w:lvl>
   </w:abstractNum>
   <w:abstractNum w:abstractNumId="4">
+    <w:lvl w:ilvl="7">
+      <w:start w:val="1"/>
+      <w:numFmt w:val="lowerLetter"/>
+      <w:lvlText w:val="%8."/>
+      <w:lvlJc w:val="left"/>
+      <w:pPr>
+        <w:ind w:left="3416" w:hanging="336"/>
+      </w:pPr>
+    </w:lvl>
+    <w:lvl w:ilvl="4">
+      <w:start w:val="1"/>
+      <w:numFmt w:val="lowerLetter"/>
+      <w:lvlText w:val="%5."/>
+      <w:lvlJc w:val="left"/>
+      <w:pPr>
+        <w:ind w:left="2096" w:hanging="336"/>
+      </w:pPr>
+    </w:lvl>
     <w:lvl w:ilvl="5">
       <w:start w:val="1"/>
       <w:numFmt w:val="lowerRoman"/>
@@ -3947,6 +3965,15 @@
         <w:ind w:left="2536" w:hanging="336"/>
       </w:pPr>
     </w:lvl>
+    <w:lvl w:ilvl="1">
+      <w:start w:val="1"/>
+      <w:numFmt w:val="lowerLetter"/>
+      <w:lvlText w:val="%2."/>
+      <w:lvlJc w:val="left"/>
+      <w:pPr>
+        <w:ind w:left="776" w:hanging="336"/>
+      </w:pPr>
+    </w:lvl>
     <w:lvl w:ilvl="2">
       <w:start w:val="1"/>
       <w:numFmt w:val="lowerRoman"/>
@@ -3956,6 +3983,34 @@
         <w:ind w:left="1216" w:hanging="336"/>
       </w:pPr>
     </w:lvl>
+    <w:lvl w:ilvl="3">
+      <w:start w:val="1"/>
+      <w:numFmt w:val="decimal"/>
+      <w:lvlText w:val="%4."/>
+      <w:lvlJc w:val="left"/>
+      <w:pPr>
+        <w:ind w:left="1656" w:hanging="336"/>
+      </w:pPr>
+    </w:lvl>
+    <w:lvl w:ilvl="6">
+      <w:start w:val="1"/>
+      <w:numFmt w:val="decimal"/>
+      <w:lvlText w:val="%7."/>
+      <w:lvlJc w:val="left"/>
+      <w:pPr>
+        <w:ind w:left="2976" w:hanging="336"/>
+      </w:pPr>
+    </w:lvl>
+    <w:lvl w:ilvl="0">
+      <w:start w:val="1"/>
+      <w:numFmt w:val="decimal"/>
+      <w:lvlText w:val="%1."/>
+      <w:lvlJc w:val="left"/>
+      <w:pPr>
+        <w:ind w:left="336" w:hanging="336"/>
+      </w:pPr>
+      <w:rPr/>
+    </w:lvl>
     <w:lvl w:ilvl="8">
       <w:start w:val="1"/>
       <w:numFmt w:val="lowerRoman"/>
@@ -3963,65 +4018,83 @@
       <w:lvlJc w:val="left"/>
       <w:pPr>
         <w:ind w:left="3856" w:hanging="336"/>
-      </w:pPr>
-    </w:lvl>
-    <w:lvl w:ilvl="0">
-      <w:start w:val="1"/>
-      <w:numFmt w:val="decimal"/>
-      <w:lvlText w:val="%1."/>
-      <w:lvlJc w:val="left"/>
-      <w:pPr>
-        <w:ind w:left="336" w:hanging="336"/>
-      </w:pPr>
-      <w:rPr/>
-    </w:lvl>
-    <w:lvl w:ilvl="7">
-      <w:start w:val="1"/>
-      <w:numFmt w:val="lowerLetter"/>
-      <w:lvlText w:val="%8."/>
-      <w:lvlJc w:val="left"/>
-      <w:pPr>
-        <w:ind w:left="3416" w:hanging="336"/>
-      </w:pPr>
-    </w:lvl>
-    <w:lvl w:ilvl="3">
-      <w:start w:val="1"/>
-      <w:numFmt w:val="decimal"/>
-      <w:lvlText w:val="%4."/>
-      <w:lvlJc w:val="left"/>
-      <w:pPr>
-        <w:ind w:left="1656" w:hanging="336"/>
-      </w:pPr>
-    </w:lvl>
-    <w:lvl w:ilvl="6">
-      <w:start w:val="1"/>
-      <w:numFmt w:val="decimal"/>
-      <w:lvlText w:val="%7."/>
-      <w:lvlJc w:val="left"/>
-      <w:pPr>
-        <w:ind w:left="2976" w:hanging="336"/>
-      </w:pPr>
-    </w:lvl>
-    <w:lvl w:ilvl="4">
-      <w:start w:val="1"/>
-      <w:numFmt w:val="lowerLetter"/>
-      <w:lvlText w:val="%5."/>
-      <w:lvlJc w:val="left"/>
-      <w:pPr>
-        <w:ind w:left="2096" w:hanging="336"/>
-      </w:pPr>
-    </w:lvl>
-    <w:lvl w:ilvl="1">
-      <w:start w:val="1"/>
-      <w:numFmt w:val="lowerLetter"/>
-      <w:lvlText w:val="%2."/>
-      <w:lvlJc w:val="left"/>
-      <w:pPr>
-        <w:ind w:left="776" w:hanging="336"/>
       </w:pPr>
     </w:lvl>
   </w:abstractNum>
   <w:abstractNum w:abstractNumId="5">
+    <w:lvl w:ilvl="3">
+      <w:start w:val="1"/>
+      <w:numFmt w:val="decimal"/>
+      <w:lvlText w:val="%4."/>
+      <w:lvlJc w:val="left"/>
+      <w:pPr>
+        <w:ind w:left="1656" w:hanging="336"/>
+      </w:pPr>
+    </w:lvl>
+    <w:lvl w:ilvl="1">
+      <w:start w:val="1"/>
+      <w:numFmt w:val="lowerLetter"/>
+      <w:lvlText w:val="%2."/>
+      <w:lvlJc w:val="left"/>
+      <w:pPr>
+        <w:ind w:left="776" w:hanging="336"/>
+      </w:pPr>
+    </w:lvl>
+    <w:lvl w:ilvl="0">
+      <w:start w:val="1"/>
+      <w:numFmt w:val="decimal"/>
+      <w:lvlText w:val="%1."/>
+      <w:lvlJc w:val="left"/>
+      <w:pPr>
+        <w:ind w:left="336" w:hanging="336"/>
+      </w:pPr>
+      <w:rPr/>
+    </w:lvl>
+    <w:lvl w:ilvl="6">
+      <w:start w:val="1"/>
+      <w:numFmt w:val="decimal"/>
+      <w:lvlText w:val="%7."/>
+      <w:lvlJc w:val="left"/>
+      <w:pPr>
+        <w:ind w:left="2976" w:hanging="336"/>
+      </w:pPr>
+    </w:lvl>
+    <w:lvl w:ilvl="8">
+      <w:start w:val="1"/>
+      <w:numFmt w:val="lowerRoman"/>
+      <w:lvlText w:val="%9."/>
+      <w:lvlJc w:val="left"/>
+      <w:pPr>
+        <w:ind w:left="3856" w:hanging="336"/>
+      </w:pPr>
+    </w:lvl>
+    <w:lvl w:ilvl="2">
+      <w:start w:val="1"/>
+      <w:numFmt w:val="lowerRoman"/>
+      <w:lvlText w:val="%3."/>
+      <w:lvlJc w:val="left"/>
+      <w:pPr>
+        <w:ind w:left="1216" w:hanging="336"/>
+      </w:pPr>
+    </w:lvl>
+    <w:lvl w:ilvl="7">
+      <w:start w:val="1"/>
+      <w:numFmt w:val="lowerLetter"/>
+      <w:lvlText w:val="%8."/>
+      <w:lvlJc w:val="left"/>
+      <w:pPr>
+        <w:ind w:left="3416" w:hanging="336"/>
+      </w:pPr>
+    </w:lvl>
+    <w:lvl w:ilvl="4">
+      <w:start w:val="1"/>
+      <w:numFmt w:val="lowerLetter"/>
+      <w:lvlText w:val="%5."/>
+      <w:lvlJc w:val="left"/>
+      <w:pPr>
+        <w:ind w:left="2096" w:hanging="336"/>
+      </w:pPr>
+    </w:lvl>
     <w:lvl w:ilvl="5">
       <w:start w:val="1"/>
       <w:numFmt w:val="lowerRoman"/>
@@ -4029,83 +4102,37 @@
       <w:lvlJc w:val="left"/>
       <w:pPr>
         <w:ind w:left="2536" w:hanging="336"/>
-      </w:pPr>
-    </w:lvl>
-    <w:lvl w:ilvl="6">
-      <w:start w:val="1"/>
-      <w:numFmt w:val="decimal"/>
-      <w:lvlText w:val="%7."/>
-      <w:lvlJc w:val="left"/>
-      <w:pPr>
-        <w:ind w:left="2976" w:hanging="336"/>
-      </w:pPr>
-    </w:lvl>
-    <w:lvl w:ilvl="3">
-      <w:start w:val="1"/>
-      <w:numFmt w:val="decimal"/>
-      <w:lvlText w:val="%4."/>
-      <w:lvlJc w:val="left"/>
-      <w:pPr>
-        <w:ind w:left="1656" w:hanging="336"/>
-      </w:pPr>
-    </w:lvl>
-    <w:lvl w:ilvl="0">
-      <w:start w:val="1"/>
-      <w:numFmt w:val="decimal"/>
-      <w:lvlText w:val="%1."/>
-      <w:lvlJc w:val="left"/>
-      <w:pPr>
-        <w:ind w:left="336" w:hanging="336"/>
-      </w:pPr>
-      <w:rPr/>
-    </w:lvl>
-    <w:lvl w:ilvl="1">
-      <w:start w:val="1"/>
-      <w:numFmt w:val="lowerLetter"/>
-      <w:lvlText w:val="%2."/>
-      <w:lvlJc w:val="left"/>
-      <w:pPr>
-        <w:ind w:left="776" w:hanging="336"/>
-      </w:pPr>
-    </w:lvl>
-    <w:lvl w:ilvl="2">
-      <w:start w:val="1"/>
-      <w:numFmt w:val="lowerRoman"/>
-      <w:lvlText w:val="%3."/>
-      <w:lvlJc w:val="left"/>
-      <w:pPr>
-        <w:ind w:left="1216" w:hanging="336"/>
-      </w:pPr>
-    </w:lvl>
-    <w:lvl w:ilvl="8">
-      <w:start w:val="1"/>
-      <w:numFmt w:val="lowerRoman"/>
-      <w:lvlText w:val="%9."/>
-      <w:lvlJc w:val="left"/>
-      <w:pPr>
-        <w:ind w:left="3856" w:hanging="336"/>
-      </w:pPr>
-    </w:lvl>
-    <w:lvl w:ilvl="4">
-      <w:start w:val="1"/>
-      <w:numFmt w:val="lowerLetter"/>
-      <w:lvlText w:val="%5."/>
-      <w:lvlJc w:val="left"/>
-      <w:pPr>
-        <w:ind w:left="2096" w:hanging="336"/>
-      </w:pPr>
-    </w:lvl>
-    <w:lvl w:ilvl="7">
-      <w:start w:val="1"/>
-      <w:numFmt w:val="lowerLetter"/>
-      <w:lvlText w:val="%8."/>
-      <w:lvlJc w:val="left"/>
-      <w:pPr>
-        <w:ind w:left="3416" w:hanging="336"/>
       </w:pPr>
     </w:lvl>
   </w:abstractNum>
   <w:abstractNum w:abstractNumId="6">
+    <w:lvl w:ilvl="7">
+      <w:start w:val="1"/>
+      <w:numFmt w:val="lowerLetter"/>
+      <w:lvlText w:val="%8."/>
+      <w:lvlJc w:val="left"/>
+      <w:pPr>
+        <w:ind w:left="3416" w:hanging="336"/>
+      </w:pPr>
+    </w:lvl>
+    <w:lvl w:ilvl="2">
+      <w:start w:val="1"/>
+      <w:numFmt w:val="lowerRoman"/>
+      <w:lvlText w:val="%3."/>
+      <w:lvlJc w:val="left"/>
+      <w:pPr>
+        <w:ind w:left="1216" w:hanging="336"/>
+      </w:pPr>
+    </w:lvl>
+    <w:lvl w:ilvl="8">
+      <w:start w:val="1"/>
+      <w:numFmt w:val="lowerRoman"/>
+      <w:lvlText w:val="%9."/>
+      <w:lvlJc w:val="left"/>
+      <w:pPr>
+        <w:ind w:left="3856" w:hanging="336"/>
+      </w:pPr>
+    </w:lvl>
     <w:lvl w:ilvl="0">
       <w:start w:val="1"/>
       <w:numFmt w:val="decimal"/>
@@ -4116,13 +4143,40 @@
       </w:pPr>
       <w:rPr/>
     </w:lvl>
-    <w:lvl w:ilvl="2">
-      <w:start w:val="1"/>
-      <w:numFmt w:val="lowerRoman"/>
-      <w:lvlText w:val="%3."/>
-      <w:lvlJc w:val="left"/>
-      <w:pPr>
-        <w:ind w:left="1216" w:hanging="336"/>
+    <w:lvl w:ilvl="6">
+      <w:start w:val="1"/>
+      <w:numFmt w:val="decimal"/>
+      <w:lvlText w:val="%7."/>
+      <w:lvlJc w:val="left"/>
+      <w:pPr>
+        <w:ind w:left="2976" w:hanging="336"/>
+      </w:pPr>
+    </w:lvl>
+    <w:lvl w:ilvl="5">
+      <w:start w:val="1"/>
+      <w:numFmt w:val="lowerRoman"/>
+      <w:lvlText w:val="%6."/>
+      <w:lvlJc w:val="left"/>
+      <w:pPr>
+        <w:ind w:left="2536" w:hanging="336"/>
+      </w:pPr>
+    </w:lvl>
+    <w:lvl w:ilvl="1">
+      <w:start w:val="1"/>
+      <w:numFmt w:val="lowerLetter"/>
+      <w:lvlText w:val="%2."/>
+      <w:lvlJc w:val="left"/>
+      <w:pPr>
+        <w:ind w:left="776" w:hanging="336"/>
+      </w:pPr>
+    </w:lvl>
+    <w:lvl w:ilvl="3">
+      <w:start w:val="1"/>
+      <w:numFmt w:val="decimal"/>
+      <w:lvlText w:val="%4."/>
+      <w:lvlJc w:val="left"/>
+      <w:pPr>
+        <w:ind w:left="1656" w:hanging="336"/>
       </w:pPr>
     </w:lvl>
     <w:lvl w:ilvl="4">
@@ -4132,64 +4186,83 @@
       <w:lvlJc w:val="left"/>
       <w:pPr>
         <w:ind w:left="2096" w:hanging="336"/>
-      </w:pPr>
-    </w:lvl>
-    <w:lvl w:ilvl="5">
-      <w:start w:val="1"/>
-      <w:numFmt w:val="lowerRoman"/>
-      <w:lvlText w:val="%6."/>
-      <w:lvlJc w:val="left"/>
-      <w:pPr>
-        <w:ind w:left="2536" w:hanging="336"/>
-      </w:pPr>
-    </w:lvl>
-    <w:lvl w:ilvl="8">
-      <w:start w:val="1"/>
-      <w:numFmt w:val="lowerRoman"/>
-      <w:lvlText w:val="%9."/>
-      <w:lvlJc w:val="left"/>
-      <w:pPr>
-        <w:ind w:left="3856" w:hanging="336"/>
-      </w:pPr>
-    </w:lvl>
-    <w:lvl w:ilvl="3">
-      <w:start w:val="1"/>
-      <w:numFmt w:val="decimal"/>
-      <w:lvlText w:val="%4."/>
-      <w:lvlJc w:val="left"/>
-      <w:pPr>
-        <w:ind w:left="1656" w:hanging="336"/>
-      </w:pPr>
-    </w:lvl>
-    <w:lvl w:ilvl="1">
-      <w:start w:val="1"/>
-      <w:numFmt w:val="lowerLetter"/>
-      <w:lvlText w:val="%2."/>
-      <w:lvlJc w:val="left"/>
-      <w:pPr>
-        <w:ind w:left="776" w:hanging="336"/>
-      </w:pPr>
-    </w:lvl>
-    <w:lvl w:ilvl="6">
-      <w:start w:val="1"/>
-      <w:numFmt w:val="decimal"/>
-      <w:lvlText w:val="%7."/>
-      <w:lvlJc w:val="left"/>
-      <w:pPr>
-        <w:ind w:left="2976" w:hanging="336"/>
-      </w:pPr>
-    </w:lvl>
-    <w:lvl w:ilvl="7">
-      <w:start w:val="1"/>
-      <w:numFmt w:val="lowerLetter"/>
-      <w:lvlText w:val="%8."/>
-      <w:lvlJc w:val="left"/>
-      <w:pPr>
-        <w:ind w:left="3416" w:hanging="336"/>
       </w:pPr>
     </w:lvl>
   </w:abstractNum>
   <w:abstractNum w:abstractNumId="7">
+    <w:lvl w:ilvl="7">
+      <w:start w:val="1"/>
+      <w:numFmt w:val="lowerLetter"/>
+      <w:lvlText w:val="%8."/>
+      <w:lvlJc w:val="left"/>
+      <w:pPr>
+        <w:ind w:left="3416" w:hanging="336"/>
+      </w:pPr>
+    </w:lvl>
+    <w:lvl w:ilvl="3">
+      <w:start w:val="1"/>
+      <w:numFmt w:val="decimal"/>
+      <w:lvlText w:val="%4."/>
+      <w:lvlJc w:val="left"/>
+      <w:pPr>
+        <w:ind w:left="1656" w:hanging="336"/>
+      </w:pPr>
+    </w:lvl>
+    <w:lvl w:ilvl="8">
+      <w:start w:val="1"/>
+      <w:numFmt w:val="lowerRoman"/>
+      <w:lvlText w:val="%9."/>
+      <w:lvlJc w:val="left"/>
+      <w:pPr>
+        <w:ind w:left="3856" w:hanging="336"/>
+      </w:pPr>
+    </w:lvl>
+    <w:lvl w:ilvl="4">
+      <w:start w:val="1"/>
+      <w:numFmt w:val="lowerLetter"/>
+      <w:lvlText w:val="%5."/>
+      <w:lvlJc w:val="left"/>
+      <w:pPr>
+        <w:ind w:left="2096" w:hanging="336"/>
+      </w:pPr>
+    </w:lvl>
+    <w:lvl w:ilvl="2">
+      <w:start w:val="1"/>
+      <w:numFmt w:val="lowerRoman"/>
+      <w:lvlText w:val="%3."/>
+      <w:lvlJc w:val="left"/>
+      <w:pPr>
+        <w:ind w:left="1216" w:hanging="336"/>
+      </w:pPr>
+    </w:lvl>
+    <w:lvl w:ilvl="0">
+      <w:start w:val="1"/>
+      <w:numFmt w:val="decimal"/>
+      <w:lvlText w:val="%1."/>
+      <w:lvlJc w:val="left"/>
+      <w:pPr>
+        <w:ind w:left="336" w:hanging="336"/>
+      </w:pPr>
+      <w:rPr/>
+    </w:lvl>
+    <w:lvl w:ilvl="1">
+      <w:start w:val="1"/>
+      <w:numFmt w:val="lowerLetter"/>
+      <w:lvlText w:val="%2."/>
+      <w:lvlJc w:val="left"/>
+      <w:pPr>
+        <w:ind w:left="776" w:hanging="336"/>
+      </w:pPr>
+    </w:lvl>
+    <w:lvl w:ilvl="5">
+      <w:start w:val="1"/>
+      <w:numFmt w:val="lowerRoman"/>
+      <w:lvlText w:val="%6."/>
+      <w:lvlJc w:val="left"/>
+      <w:pPr>
+        <w:ind w:left="2536" w:hanging="336"/>
+      </w:pPr>
+    </w:lvl>
     <w:lvl w:ilvl="6">
       <w:start w:val="1"/>
       <w:numFmt w:val="decimal"/>
@@ -4197,83 +4270,46 @@
       <w:lvlJc w:val="left"/>
       <w:pPr>
         <w:ind w:left="2976" w:hanging="336"/>
-      </w:pPr>
-    </w:lvl>
-    <w:lvl w:ilvl="3">
-      <w:start w:val="1"/>
-      <w:numFmt w:val="decimal"/>
-      <w:lvlText w:val="%4."/>
-      <w:lvlJc w:val="left"/>
-      <w:pPr>
-        <w:ind w:left="1656" w:hanging="336"/>
-      </w:pPr>
-    </w:lvl>
-    <w:lvl w:ilvl="1">
-      <w:start w:val="1"/>
-      <w:numFmt w:val="lowerLetter"/>
-      <w:lvlText w:val="%2."/>
-      <w:lvlJc w:val="left"/>
-      <w:pPr>
-        <w:ind w:left="776" w:hanging="336"/>
-      </w:pPr>
-    </w:lvl>
-    <w:lvl w:ilvl="7">
-      <w:start w:val="1"/>
-      <w:numFmt w:val="lowerLetter"/>
-      <w:lvlText w:val="%8."/>
-      <w:lvlJc w:val="left"/>
-      <w:pPr>
-        <w:ind w:left="3416" w:hanging="336"/>
-      </w:pPr>
-    </w:lvl>
-    <w:lvl w:ilvl="2">
-      <w:start w:val="1"/>
-      <w:numFmt w:val="lowerRoman"/>
-      <w:lvlText w:val="%3."/>
-      <w:lvlJc w:val="left"/>
-      <w:pPr>
-        <w:ind w:left="1216" w:hanging="336"/>
-      </w:pPr>
-    </w:lvl>
-    <w:lvl w:ilvl="5">
-      <w:start w:val="1"/>
-      <w:numFmt w:val="lowerRoman"/>
-      <w:lvlText w:val="%6."/>
-      <w:lvlJc w:val="left"/>
-      <w:pPr>
-        <w:ind w:left="2536" w:hanging="336"/>
-      </w:pPr>
-    </w:lvl>
-    <w:lvl w:ilvl="0">
-      <w:start w:val="1"/>
-      <w:numFmt w:val="decimal"/>
-      <w:lvlText w:val="%1."/>
-      <w:lvlJc w:val="left"/>
-      <w:pPr>
-        <w:ind w:left="336" w:hanging="336"/>
-      </w:pPr>
-      <w:rPr/>
-    </w:lvl>
-    <w:lvl w:ilvl="4">
-      <w:start w:val="1"/>
-      <w:numFmt w:val="lowerLetter"/>
-      <w:lvlText w:val="%5."/>
-      <w:lvlJc w:val="left"/>
-      <w:pPr>
-        <w:ind w:left="2096" w:hanging="336"/>
-      </w:pPr>
-    </w:lvl>
-    <w:lvl w:ilvl="8">
-      <w:start w:val="1"/>
-      <w:numFmt w:val="lowerRoman"/>
-      <w:lvlText w:val="%9."/>
-      <w:lvlJc w:val="left"/>
-      <w:pPr>
-        <w:ind w:left="3856" w:hanging="336"/>
       </w:pPr>
     </w:lvl>
   </w:abstractNum>
   <w:abstractNum w:abstractNumId="8">
+    <w:lvl w:ilvl="3">
+      <w:start w:val="1"/>
+      <w:numFmt w:val="decimal"/>
+      <w:lvlText w:val="%4."/>
+      <w:lvlJc w:val="left"/>
+      <w:pPr>
+        <w:ind w:left="1656" w:hanging="336"/>
+      </w:pPr>
+    </w:lvl>
+    <w:lvl w:ilvl="1">
+      <w:start w:val="1"/>
+      <w:numFmt w:val="lowerLetter"/>
+      <w:lvlText w:val="%2."/>
+      <w:lvlJc w:val="left"/>
+      <w:pPr>
+        <w:ind w:left="776" w:hanging="336"/>
+      </w:pPr>
+    </w:lvl>
+    <w:lvl w:ilvl="8">
+      <w:start w:val="1"/>
+      <w:numFmt w:val="lowerRoman"/>
+      <w:lvlText w:val="%9."/>
+      <w:lvlJc w:val="left"/>
+      <w:pPr>
+        <w:ind w:left="3856" w:hanging="336"/>
+      </w:pPr>
+    </w:lvl>
+    <w:lvl w:ilvl="2">
+      <w:start w:val="1"/>
+      <w:numFmt w:val="lowerRoman"/>
+      <w:lvlText w:val="%3."/>
+      <w:lvlJc w:val="left"/>
+      <w:pPr>
+        <w:ind w:left="1216" w:hanging="336"/>
+      </w:pPr>
+    </w:lvl>
     <w:lvl w:ilvl="6">
       <w:start w:val="1"/>
       <w:numFmt w:val="decimal"/>
@@ -4283,24 +4319,6 @@
         <w:ind w:left="2976" w:hanging="336"/>
       </w:pPr>
     </w:lvl>
-    <w:lvl w:ilvl="3">
-      <w:start w:val="1"/>
-      <w:numFmt w:val="decimal"/>
-      <w:lvlText w:val="%4."/>
-      <w:lvlJc w:val="left"/>
-      <w:pPr>
-        <w:ind w:left="1656" w:hanging="336"/>
-      </w:pPr>
-    </w:lvl>
-    <w:lvl w:ilvl="1">
-      <w:start w:val="1"/>
-      <w:numFmt w:val="lowerLetter"/>
-      <w:lvlText w:val="%2."/>
-      <w:lvlJc w:val="left"/>
-      <w:pPr>
-        <w:ind w:left="776" w:hanging="336"/>
-      </w:pPr>
-    </w:lvl>
     <w:lvl w:ilvl="5">
       <w:start w:val="1"/>
       <w:numFmt w:val="lowerRoman"/>
@@ -4310,23 +4328,15 @@
         <w:ind w:left="2536" w:hanging="336"/>
       </w:pPr>
     </w:lvl>
-    <w:lvl w:ilvl="8">
-      <w:start w:val="1"/>
-      <w:numFmt w:val="lowerRoman"/>
-      <w:lvlText w:val="%9."/>
-      <w:lvlJc w:val="left"/>
-      <w:pPr>
-        <w:ind w:left="3856" w:hanging="336"/>
-      </w:pPr>
-    </w:lvl>
-    <w:lvl w:ilvl="2">
-      <w:start w:val="1"/>
-      <w:numFmt w:val="lowerRoman"/>
-      <w:lvlText w:val="%3."/>
-      <w:lvlJc w:val="left"/>
-      <w:pPr>
-        <w:ind w:left="1216" w:hanging="336"/>
-      </w:pPr>
+    <w:lvl w:ilvl="0">
+      <w:start w:val="1"/>
+      <w:numFmt w:val="decimal"/>
+      <w:lvlText w:val="%1."/>
+      <w:lvlJc w:val="left"/>
+      <w:pPr>
+        <w:ind w:left="336" w:hanging="336"/>
+      </w:pPr>
+      <w:rPr/>
     </w:lvl>
     <w:lvl w:ilvl="7">
       <w:start w:val="1"/>
@@ -4345,19 +4355,36 @@
       <w:pPr>
         <w:ind w:left="2096" w:hanging="336"/>
       </w:pPr>
-    </w:lvl>
-    <w:lvl w:ilvl="0">
-      <w:start w:val="1"/>
-      <w:numFmt w:val="decimal"/>
-      <w:lvlText w:val="%1."/>
-      <w:lvlJc w:val="left"/>
-      <w:pPr>
-        <w:ind w:left="336" w:hanging="336"/>
-      </w:pPr>
-      <w:rPr/>
     </w:lvl>
   </w:abstractNum>
   <w:abstractNum w:abstractNumId="9">
+    <w:lvl w:ilvl="5">
+      <w:start w:val="1"/>
+      <w:numFmt w:val="lowerRoman"/>
+      <w:lvlText w:val="%6."/>
+      <w:lvlJc w:val="left"/>
+      <w:pPr>
+        <w:ind w:left="2536" w:hanging="336"/>
+      </w:pPr>
+    </w:lvl>
+    <w:lvl w:ilvl="2">
+      <w:start w:val="1"/>
+      <w:numFmt w:val="lowerRoman"/>
+      <w:lvlText w:val="%3."/>
+      <w:lvlJc w:val="left"/>
+      <w:pPr>
+        <w:ind w:left="1216" w:hanging="336"/>
+      </w:pPr>
+    </w:lvl>
+    <w:lvl w:ilvl="3">
+      <w:start w:val="1"/>
+      <w:numFmt w:val="decimal"/>
+      <w:lvlText w:val="%4."/>
+      <w:lvlJc w:val="left"/>
+      <w:pPr>
+        <w:ind w:left="1656" w:hanging="336"/>
+      </w:pPr>
+    </w:lvl>
     <w:lvl w:ilvl="7">
       <w:start w:val="1"/>
       <w:numFmt w:val="lowerLetter"/>
@@ -4367,15 +4394,6 @@
         <w:ind w:left="3416" w:hanging="336"/>
       </w:pPr>
     </w:lvl>
-    <w:lvl w:ilvl="2">
-      <w:start w:val="1"/>
-      <w:numFmt w:val="lowerRoman"/>
-      <w:lvlText w:val="%3."/>
-      <w:lvlJc w:val="left"/>
-      <w:pPr>
-        <w:ind w:left="1216" w:hanging="336"/>
-      </w:pPr>
-    </w:lvl>
     <w:lvl w:ilvl="8">
       <w:start w:val="1"/>
       <w:numFmt w:val="lowerRoman"/>
@@ -4385,6 +4403,25 @@
         <w:ind w:left="3856" w:hanging="336"/>
       </w:pPr>
     </w:lvl>
+    <w:lvl w:ilvl="0">
+      <w:start w:val="1"/>
+      <w:numFmt w:val="decimal"/>
+      <w:lvlText w:val="%1."/>
+      <w:lvlJc w:val="left"/>
+      <w:pPr>
+        <w:ind w:left="336" w:hanging="336"/>
+      </w:pPr>
+      <w:rPr/>
+    </w:lvl>
+    <w:lvl w:ilvl="1">
+      <w:start w:val="1"/>
+      <w:numFmt w:val="lowerLetter"/>
+      <w:lvlText w:val="%2."/>
+      <w:lvlJc w:val="left"/>
+      <w:pPr>
+        <w:ind w:left="776" w:hanging="336"/>
+      </w:pPr>
+    </w:lvl>
     <w:lvl w:ilvl="4">
       <w:start w:val="1"/>
       <w:numFmt w:val="lowerLetter"/>
@@ -4394,34 +4431,6 @@
         <w:ind w:left="2096" w:hanging="336"/>
       </w:pPr>
     </w:lvl>
-    <w:lvl w:ilvl="3">
-      <w:start w:val="1"/>
-      <w:numFmt w:val="decimal"/>
-      <w:lvlText w:val="%4."/>
-      <w:lvlJc w:val="left"/>
-      <w:pPr>
-        <w:ind w:left="1656" w:hanging="336"/>
-      </w:pPr>
-    </w:lvl>
-    <w:lvl w:ilvl="1">
-      <w:start w:val="1"/>
-      <w:numFmt w:val="lowerLetter"/>
-      <w:lvlText w:val="%2."/>
-      <w:lvlJc w:val="left"/>
-      <w:pPr>
-        <w:ind w:left="776" w:hanging="336"/>
-      </w:pPr>
-    </w:lvl>
-    <w:lvl w:ilvl="0">
-      <w:start w:val="1"/>
-      <w:numFmt w:val="decimal"/>
-      <w:lvlText w:val="%1."/>
-      <w:lvlJc w:val="left"/>
-      <w:pPr>
-        <w:ind w:left="336" w:hanging="336"/>
-      </w:pPr>
-      <w:rPr/>
-    </w:lvl>
     <w:lvl w:ilvl="6">
       <w:start w:val="1"/>
       <w:numFmt w:val="decimal"/>
@@ -4429,19 +4438,74 @@
       <w:lvlJc w:val="left"/>
       <w:pPr>
         <w:ind w:left="2976" w:hanging="336"/>
-      </w:pPr>
-    </w:lvl>
-    <w:lvl w:ilvl="5">
-      <w:start w:val="1"/>
-      <w:numFmt w:val="lowerRoman"/>
-      <w:lvlText w:val="%6."/>
-      <w:lvlJc w:val="left"/>
-      <w:pPr>
-        <w:ind w:left="2536" w:hanging="336"/>
       </w:pPr>
     </w:lvl>
   </w:abstractNum>
   <w:abstractNum w:abstractNumId="10">
+    <w:lvl w:ilvl="6">
+      <w:start w:val="1"/>
+      <w:numFmt w:val="decimal"/>
+      <w:lvlText w:val="%7."/>
+      <w:lvlJc w:val="left"/>
+      <w:pPr>
+        <w:ind w:left="2976" w:hanging="336"/>
+      </w:pPr>
+    </w:lvl>
+    <w:lvl w:ilvl="8">
+      <w:start w:val="1"/>
+      <w:numFmt w:val="lowerRoman"/>
+      <w:lvlText w:val="%9."/>
+      <w:lvlJc w:val="left"/>
+      <w:pPr>
+        <w:ind w:left="3856" w:hanging="336"/>
+      </w:pPr>
+    </w:lvl>
+    <w:lvl w:ilvl="3">
+      <w:start w:val="1"/>
+      <w:numFmt w:val="decimal"/>
+      <w:lvlText w:val="%4."/>
+      <w:lvlJc w:val="left"/>
+      <w:pPr>
+        <w:ind w:left="1656" w:hanging="336"/>
+      </w:pPr>
+    </w:lvl>
+    <w:lvl w:ilvl="4">
+      <w:start w:val="1"/>
+      <w:numFmt w:val="lowerLetter"/>
+      <w:lvlText w:val="%5."/>
+      <w:lvlJc w:val="left"/>
+      <w:pPr>
+        <w:ind w:left="2096" w:hanging="336"/>
+      </w:pPr>
+    </w:lvl>
+    <w:lvl w:ilvl="7">
+      <w:start w:val="1"/>
+      <w:numFmt w:val="lowerLetter"/>
+      <w:lvlText w:val="%8."/>
+      <w:lvlJc w:val="left"/>
+      <w:pPr>
+        <w:ind w:left="3416" w:hanging="336"/>
+      </w:pPr>
+    </w:lvl>
+    <w:lvl w:ilvl="1">
+      <w:start w:val="1"/>
+      <w:numFmt w:val="lowerLetter"/>
+      <w:lvlText w:val="%2."/>
+      <w:lvlJc w:val="left"/>
+      <w:pPr>
+        <w:ind w:left="776" w:hanging="336"/>
+      </w:pPr>
+    </w:lvl>
+    <w:lvl w:ilvl="0">
+      <w:start w:val="1"/>
+      <w:numFmt w:val="decimal"/>
+      <w:lvlText w:val="%1."/>
+      <w:lvlJc w:val="left"/>
+      <w:pPr>
+        <w:ind w:left="336" w:hanging="336"/>
+      </w:pPr>
+      <w:rPr/>
+    </w:lvl>
     <w:lvl w:ilvl="5">
       <w:start w:val="1"/>
       <w:numFmt w:val="lowerRoman"/>
@@ -4451,43 +4515,6 @@
         <w:ind w:left="2536" w:hanging="336"/>
       </w:pPr>
     </w:lvl>
-    <w:lvl w:ilvl="8">
-      <w:start w:val="1"/>
-      <w:numFmt w:val="lowerRoman"/>
-      <w:lvlText w:val="%9."/>
-      <w:lvlJc w:val="left"/>
-      <w:pPr>
-        <w:ind w:left="3856" w:hanging="336"/>
-      </w:pPr>
-    </w:lvl>
-    <w:lvl w:ilvl="0">
-      <w:start w:val="1"/>
-      <w:numFmt w:val="decimal"/>
-      <w:lvlText w:val="%1."/>
-      <w:lvlJc w:val="left"/>
-      <w:pPr>
-        <w:ind w:left="336" w:hanging="336"/>
-      </w:pPr>
-      <w:rPr/>
-    </w:lvl>
-    <w:lvl w:ilvl="4">
-      <w:start w:val="1"/>
-      <w:numFmt w:val="lowerLetter"/>
-      <w:lvlText w:val="%5."/>
-      <w:lvlJc w:val="left"/>
-      <w:pPr>
-        <w:ind w:left="2096" w:hanging="336"/>
-      </w:pPr>
-    </w:lvl>
-    <w:lvl w:ilvl="7">
-      <w:start w:val="1"/>
-      <w:numFmt w:val="lowerLetter"/>
-      <w:lvlText w:val="%8."/>
-      <w:lvlJc w:val="left"/>
-      <w:pPr>
-        <w:ind w:left="3416" w:hanging="336"/>
-      </w:pPr>
-    </w:lvl>
     <w:lvl w:ilvl="2">
       <w:start w:val="1"/>
       <w:numFmt w:val="lowerRoman"/>
@@ -4495,37 +4522,47 @@
       <w:lvlJc w:val="left"/>
       <w:pPr>
         <w:ind w:left="1216" w:hanging="336"/>
-      </w:pPr>
-    </w:lvl>
-    <w:lvl w:ilvl="6">
-      <w:start w:val="1"/>
-      <w:numFmt w:val="decimal"/>
-      <w:lvlText w:val="%7."/>
-      <w:lvlJc w:val="left"/>
-      <w:pPr>
-        <w:ind w:left="2976" w:hanging="336"/>
-      </w:pPr>
-    </w:lvl>
-    <w:lvl w:ilvl="1">
-      <w:start w:val="1"/>
-      <w:numFmt w:val="lowerLetter"/>
-      <w:lvlText w:val="%2."/>
-      <w:lvlJc w:val="left"/>
-      <w:pPr>
-        <w:ind w:left="776" w:hanging="336"/>
-      </w:pPr>
-    </w:lvl>
-    <w:lvl w:ilvl="3">
-      <w:start w:val="1"/>
-      <w:numFmt w:val="decimal"/>
-      <w:lvlText w:val="%4."/>
-      <w:lvlJc w:val="left"/>
-      <w:pPr>
-        <w:ind w:left="1656" w:hanging="336"/>
       </w:pPr>
     </w:lvl>
   </w:abstractNum>
   <w:abstractNum w:abstractNumId="11">
+    <w:lvl w:ilvl="7">
+      <w:start w:val="1"/>
+      <w:numFmt w:val="lowerLetter"/>
+      <w:lvlText w:val="%8."/>
+      <w:lvlJc w:val="left"/>
+      <w:pPr>
+        <w:ind w:left="3416" w:hanging="336"/>
+      </w:pPr>
+    </w:lvl>
+    <w:lvl w:ilvl="4">
+      <w:start w:val="1"/>
+      <w:numFmt w:val="lowerLetter"/>
+      <w:lvlText w:val="%5."/>
+      <w:lvlJc w:val="left"/>
+      <w:pPr>
+        <w:ind w:left="2096" w:hanging="336"/>
+      </w:pPr>
+    </w:lvl>
+    <w:lvl w:ilvl="2">
+      <w:start w:val="1"/>
+      <w:numFmt w:val="lowerRoman"/>
+      <w:lvlText w:val="%3."/>
+      <w:lvlJc w:val="left"/>
+      <w:pPr>
+        <w:ind w:left="1216" w:hanging="336"/>
+      </w:pPr>
+    </w:lvl>
+    <w:lvl w:ilvl="0">
+      <w:start w:val="1"/>
+      <w:numFmt w:val="decimal"/>
+      <w:lvlText w:val="%1."/>
+      <w:lvlJc w:val="left"/>
+      <w:pPr>
+        <w:ind w:left="336" w:hanging="336"/>
+      </w:pPr>
+      <w:rPr/>
+    </w:lvl>
     <w:lvl w:ilvl="8">
       <w:start w:val="1"/>
       <w:numFmt w:val="lowerRoman"/>
@@ -4544,13 +4581,22 @@
         <w:ind w:left="2976" w:hanging="336"/>
       </w:pPr>
     </w:lvl>
-    <w:lvl w:ilvl="7">
-      <w:start w:val="1"/>
-      <w:numFmt w:val="lowerLetter"/>
-      <w:lvlText w:val="%8."/>
-      <w:lvlJc w:val="left"/>
-      <w:pPr>
-        <w:ind w:left="3416" w:hanging="336"/>
+    <w:lvl w:ilvl="3">
+      <w:start w:val="1"/>
+      <w:numFmt w:val="decimal"/>
+      <w:lvlText w:val="%4."/>
+      <w:lvlJc w:val="left"/>
+      <w:pPr>
+        <w:ind w:left="1656" w:hanging="336"/>
+      </w:pPr>
+    </w:lvl>
+    <w:lvl w:ilvl="1">
+      <w:start w:val="1"/>
+      <w:numFmt w:val="lowerLetter"/>
+      <w:lvlText w:val="%2."/>
+      <w:lvlJc w:val="left"/>
+      <w:pPr>
+        <w:ind w:left="776" w:hanging="336"/>
       </w:pPr>
     </w:lvl>
     <w:lvl w:ilvl="5">
@@ -4560,56 +4606,28 @@
       <w:lvlJc w:val="left"/>
       <w:pPr>
         <w:ind w:left="2536" w:hanging="336"/>
-      </w:pPr>
-    </w:lvl>
-    <w:lvl w:ilvl="4">
-      <w:start w:val="1"/>
-      <w:numFmt w:val="lowerLetter"/>
-      <w:lvlText w:val="%5."/>
-      <w:lvlJc w:val="left"/>
-      <w:pPr>
-        <w:ind w:left="2096" w:hanging="336"/>
-      </w:pPr>
-    </w:lvl>
-    <w:lvl w:ilvl="0">
-      <w:start w:val="1"/>
-      <w:numFmt w:val="decimal"/>
-      <w:lvlText w:val="%1."/>
-      <w:lvlJc w:val="left"/>
-      <w:pPr>
-        <w:ind w:left="336" w:hanging="336"/>
-      </w:pPr>
-      <w:rPr/>
-    </w:lvl>
-    <w:lvl w:ilvl="3">
-      <w:start w:val="1"/>
-      <w:numFmt w:val="decimal"/>
-      <w:lvlText w:val="%4."/>
-      <w:lvlJc w:val="left"/>
-      <w:pPr>
-        <w:ind w:left="1656" w:hanging="336"/>
-      </w:pPr>
-    </w:lvl>
-    <w:lvl w:ilvl="1">
-      <w:start w:val="1"/>
-      <w:numFmt w:val="lowerLetter"/>
-      <w:lvlText w:val="%2."/>
-      <w:lvlJc w:val="left"/>
-      <w:pPr>
-        <w:ind w:left="776" w:hanging="336"/>
-      </w:pPr>
-    </w:lvl>
-    <w:lvl w:ilvl="2">
-      <w:start w:val="1"/>
-      <w:numFmt w:val="lowerRoman"/>
-      <w:lvlText w:val="%3."/>
-      <w:lvlJc w:val="left"/>
-      <w:pPr>
-        <w:ind w:left="1216" w:hanging="336"/>
       </w:pPr>
     </w:lvl>
   </w:abstractNum>
   <w:abstractNum w:abstractNumId="12">
+    <w:lvl w:ilvl="3">
+      <w:start w:val="1"/>
+      <w:numFmt w:val="decimal"/>
+      <w:lvlText w:val="%4."/>
+      <w:lvlJc w:val="left"/>
+      <w:pPr>
+        <w:ind w:left="1656" w:hanging="336"/>
+      </w:pPr>
+    </w:lvl>
+    <w:lvl w:ilvl="4">
+      <w:start w:val="1"/>
+      <w:numFmt w:val="lowerLetter"/>
+      <w:lvlText w:val="%5."/>
+      <w:lvlJc w:val="left"/>
+      <w:pPr>
+        <w:ind w:left="2096" w:hanging="336"/>
+      </w:pPr>
+    </w:lvl>
     <w:lvl w:ilvl="7">
       <w:start w:val="1"/>
       <w:numFmt w:val="lowerLetter"/>
@@ -4629,13 +4647,31 @@
       </w:pPr>
       <w:rPr/>
     </w:lvl>
-    <w:lvl w:ilvl="3">
-      <w:start w:val="1"/>
-      <w:numFmt w:val="decimal"/>
-      <w:lvlText w:val="%4."/>
-      <w:lvlJc w:val="left"/>
-      <w:pPr>
-        <w:ind w:left="1656" w:hanging="336"/>
+    <w:lvl w:ilvl="6">
+      <w:start w:val="1"/>
+      <w:numFmt w:val="decimal"/>
+      <w:lvlText w:val="%7."/>
+      <w:lvlJc w:val="left"/>
+      <w:pPr>
+        <w:ind w:left="2976" w:hanging="336"/>
+      </w:pPr>
+    </w:lvl>
+    <w:lvl w:ilvl="1">
+      <w:start w:val="1"/>
+      <w:numFmt w:val="lowerLetter"/>
+      <w:lvlText w:val="%2."/>
+      <w:lvlJc w:val="left"/>
+      <w:pPr>
+        <w:ind w:left="776" w:hanging="336"/>
+      </w:pPr>
+    </w:lvl>
+    <w:lvl w:ilvl="8">
+      <w:start w:val="1"/>
+      <w:numFmt w:val="lowerRoman"/>
+      <w:lvlText w:val="%9."/>
+      <w:lvlJc w:val="left"/>
+      <w:pPr>
+        <w:ind w:left="3856" w:hanging="336"/>
       </w:pPr>
     </w:lvl>
     <w:lvl w:ilvl="5">
@@ -4647,24 +4683,6 @@
         <w:ind w:left="2536" w:hanging="336"/>
       </w:pPr>
     </w:lvl>
-    <w:lvl w:ilvl="8">
-      <w:start w:val="1"/>
-      <w:numFmt w:val="lowerRoman"/>
-      <w:lvlText w:val="%9."/>
-      <w:lvlJc w:val="left"/>
-      <w:pPr>
-        <w:ind w:left="3856" w:hanging="336"/>
-      </w:pPr>
-    </w:lvl>
-    <w:lvl w:ilvl="6">
-      <w:start w:val="1"/>
-      <w:numFmt w:val="decimal"/>
-      <w:lvlText w:val="%7."/>
-      <w:lvlJc w:val="left"/>
-      <w:pPr>
-        <w:ind w:left="2976" w:hanging="336"/>
-      </w:pPr>
-    </w:lvl>
     <w:lvl w:ilvl="2">
       <w:start w:val="1"/>
       <w:numFmt w:val="lowerRoman"/>
@@ -4672,28 +4690,38 @@
       <w:lvlJc w:val="left"/>
       <w:pPr>
         <w:ind w:left="1216" w:hanging="336"/>
-      </w:pPr>
-    </w:lvl>
-    <w:lvl w:ilvl="1">
-      <w:start w:val="1"/>
-      <w:numFmt w:val="lowerLetter"/>
-      <w:lvlText w:val="%2."/>
-      <w:lvlJc w:val="left"/>
-      <w:pPr>
-        <w:ind w:left="776" w:hanging="336"/>
-      </w:pPr>
-    </w:lvl>
-    <w:lvl w:ilvl="4">
-      <w:start w:val="1"/>
-      <w:numFmt w:val="lowerLetter"/>
-      <w:lvlText w:val="%5."/>
-      <w:lvlJc w:val="left"/>
-      <w:pPr>
-        <w:ind w:left="2096" w:hanging="336"/>
       </w:pPr>
     </w:lvl>
   </w:abstractNum>
   <w:abstractNum w:abstractNumId="13">
+    <w:lvl w:ilvl="0">
+      <w:start w:val="1"/>
+      <w:numFmt w:val="decimal"/>
+      <w:lvlText w:val="%1."/>
+      <w:lvlJc w:val="left"/>
+      <w:pPr>
+        <w:ind w:left="336" w:hanging="336"/>
+      </w:pPr>
+      <w:rPr/>
+    </w:lvl>
+    <w:lvl w:ilvl="1">
+      <w:start w:val="1"/>
+      <w:numFmt w:val="lowerLetter"/>
+      <w:lvlText w:val="%2."/>
+      <w:lvlJc w:val="left"/>
+      <w:pPr>
+        <w:ind w:left="776" w:hanging="336"/>
+      </w:pPr>
+    </w:lvl>
+    <w:lvl w:ilvl="7">
+      <w:start w:val="1"/>
+      <w:numFmt w:val="lowerLetter"/>
+      <w:lvlText w:val="%8."/>
+      <w:lvlJc w:val="left"/>
+      <w:pPr>
+        <w:ind w:left="3416" w:hanging="336"/>
+      </w:pPr>
+    </w:lvl>
     <w:lvl w:ilvl="8">
       <w:start w:val="1"/>
       <w:numFmt w:val="lowerRoman"/>
@@ -4703,13 +4731,31 @@
         <w:ind w:left="3856" w:hanging="336"/>
       </w:pPr>
     </w:lvl>
-    <w:lvl w:ilvl="7">
-      <w:start w:val="1"/>
-      <w:numFmt w:val="lowerLetter"/>
-      <w:lvlText w:val="%8."/>
-      <w:lvlJc w:val="left"/>
-      <w:pPr>
-        <w:ind w:left="3416" w:hanging="336"/>
+    <w:lvl w:ilvl="5">
+      <w:start w:val="1"/>
+      <w:numFmt w:val="lowerRoman"/>
+      <w:lvlText w:val="%6."/>
+      <w:lvlJc w:val="left"/>
+      <w:pPr>
+        <w:ind w:left="2536" w:hanging="336"/>
+      </w:pPr>
+    </w:lvl>
+    <w:lvl w:ilvl="4">
+      <w:start w:val="1"/>
+      <w:numFmt w:val="lowerLetter"/>
+      <w:lvlText w:val="%5."/>
+      <w:lvlJc w:val="left"/>
+      <w:pPr>
+        <w:ind w:left="2096" w:hanging="336"/>
+      </w:pPr>
+    </w:lvl>
+    <w:lvl w:ilvl="3">
+      <w:start w:val="1"/>
+      <w:numFmt w:val="decimal"/>
+      <w:lvlText w:val="%4."/>
+      <w:lvlJc w:val="left"/>
+      <w:pPr>
+        <w:ind w:left="1656" w:hanging="336"/>
       </w:pPr>
     </w:lvl>
     <w:lvl w:ilvl="6">
@@ -4728,56 +4774,64 @@
       <w:lvlJc w:val="left"/>
       <w:pPr>
         <w:ind w:left="1216" w:hanging="336"/>
-      </w:pPr>
-    </w:lvl>
-    <w:lvl w:ilvl="0">
-      <w:start w:val="1"/>
-      <w:numFmt w:val="decimal"/>
-      <w:lvlText w:val="%1."/>
-      <w:lvlJc w:val="left"/>
-      <w:pPr>
-        <w:ind w:left="336" w:hanging="336"/>
-      </w:pPr>
-      <w:rPr/>
-    </w:lvl>
-    <w:lvl w:ilvl="5">
-      <w:start w:val="1"/>
-      <w:numFmt w:val="lowerRoman"/>
-      <w:lvlText w:val="%6."/>
-      <w:lvlJc w:val="left"/>
-      <w:pPr>
-        <w:ind w:left="2536" w:hanging="336"/>
-      </w:pPr>
-    </w:lvl>
-    <w:lvl w:ilvl="3">
-      <w:start w:val="1"/>
-      <w:numFmt w:val="decimal"/>
-      <w:lvlText w:val="%4."/>
-      <w:lvlJc w:val="left"/>
-      <w:pPr>
-        <w:ind w:left="1656" w:hanging="336"/>
-      </w:pPr>
-    </w:lvl>
-    <w:lvl w:ilvl="4">
-      <w:start w:val="1"/>
-      <w:numFmt w:val="lowerLetter"/>
-      <w:lvlText w:val="%5."/>
-      <w:lvlJc w:val="left"/>
-      <w:pPr>
-        <w:ind w:left="2096" w:hanging="336"/>
-      </w:pPr>
-    </w:lvl>
-    <w:lvl w:ilvl="1">
-      <w:start w:val="1"/>
-      <w:numFmt w:val="lowerLetter"/>
-      <w:lvlText w:val="%2."/>
-      <w:lvlJc w:val="left"/>
-      <w:pPr>
-        <w:ind w:left="776" w:hanging="336"/>
       </w:pPr>
     </w:lvl>
   </w:abstractNum>
   <w:abstractNum w:abstractNumId="14">
+    <w:lvl w:ilvl="4">
+      <w:start w:val="1"/>
+      <w:numFmt w:val="lowerLetter"/>
+      <w:lvlText w:val="%5."/>
+      <w:lvlJc w:val="left"/>
+      <w:pPr>
+        <w:ind w:left="2096" w:hanging="336"/>
+      </w:pPr>
+    </w:lvl>
+    <w:lvl w:ilvl="3">
+      <w:start w:val="1"/>
+      <w:numFmt w:val="decimal"/>
+      <w:lvlText w:val="%4."/>
+      <w:lvlJc w:val="left"/>
+      <w:pPr>
+        <w:ind w:left="1656" w:hanging="336"/>
+      </w:pPr>
+    </w:lvl>
+    <w:lvl w:ilvl="1">
+      <w:start w:val="1"/>
+      <w:numFmt w:val="lowerLetter"/>
+      <w:lvlText w:val="%2."/>
+      <w:lvlJc w:val="left"/>
+      <w:pPr>
+        <w:ind w:left="776" w:hanging="336"/>
+      </w:pPr>
+    </w:lvl>
+    <w:lvl w:ilvl="2">
+      <w:start w:val="1"/>
+      <w:numFmt w:val="lowerRoman"/>
+      <w:lvlText w:val="%3."/>
+      <w:lvlJc w:val="left"/>
+      <w:pPr>
+        <w:ind w:left="1216" w:hanging="336"/>
+      </w:pPr>
+    </w:lvl>
+    <w:lvl w:ilvl="5">
+      <w:start w:val="1"/>
+      <w:numFmt w:val="lowerRoman"/>
+      <w:lvlText w:val="%6."/>
+      <w:lvlJc w:val="left"/>
+      <w:pPr>
+        <w:ind w:left="2536" w:hanging="336"/>
+      </w:pPr>
+    </w:lvl>
+    <w:lvl w:ilvl="7">
+      <w:start w:val="1"/>
+      <w:numFmt w:val="lowerLetter"/>
+      <w:lvlText w:val="%8."/>
+      <w:lvlJc w:val="left"/>
+      <w:pPr>
+        <w:ind w:left="3416" w:hanging="336"/>
+      </w:pPr>
+    </w:lvl>
     <w:lvl w:ilvl="0">
       <w:start w:val="1"/>
       <w:numFmt w:val="decimal"/>
@@ -4797,42 +4851,6 @@
         <w:ind w:left="3856" w:hanging="336"/>
       </w:pPr>
     </w:lvl>
-    <w:lvl w:ilvl="7">
-      <w:start w:val="1"/>
-      <w:numFmt w:val="lowerLetter"/>
-      <w:lvlText w:val="%8."/>
-      <w:lvlJc w:val="left"/>
-      <w:pPr>
-        <w:ind w:left="3416" w:hanging="336"/>
-      </w:pPr>
-    </w:lvl>
-    <w:lvl w:ilvl="4">
-      <w:start w:val="1"/>
-      <w:numFmt w:val="lowerLetter"/>
-      <w:lvlText w:val="%5."/>
-      <w:lvlJc w:val="left"/>
-      <w:pPr>
-        <w:ind w:left="2096" w:hanging="336"/>
-      </w:pPr>
-    </w:lvl>
-    <w:lvl w:ilvl="2">
-      <w:start w:val="1"/>
-      <w:numFmt w:val="lowerRoman"/>
-      <w:lvlText w:val="%3."/>
-      <w:lvlJc w:val="left"/>
-      <w:pPr>
-        <w:ind w:left="1216" w:hanging="336"/>
-      </w:pPr>
-    </w:lvl>
-    <w:lvl w:ilvl="1">
-      <w:start w:val="1"/>
-      <w:numFmt w:val="lowerLetter"/>
-      <w:lvlText w:val="%2."/>
-      <w:lvlJc w:val="left"/>
-      <w:pPr>
-        <w:ind w:left="776" w:hanging="336"/>
-      </w:pPr>
-    </w:lvl>
     <w:lvl w:ilvl="6">
       <w:start w:val="1"/>
       <w:numFmt w:val="decimal"/>
@@ -4840,28 +4858,28 @@
       <w:lvlJc w:val="left"/>
       <w:pPr>
         <w:ind w:left="2976" w:hanging="336"/>
-      </w:pPr>
-    </w:lvl>
-    <w:lvl w:ilvl="3">
-      <w:start w:val="1"/>
-      <w:numFmt w:val="decimal"/>
-      <w:lvlText w:val="%4."/>
-      <w:lvlJc w:val="left"/>
-      <w:pPr>
-        <w:ind w:left="1656" w:hanging="336"/>
-      </w:pPr>
-    </w:lvl>
-    <w:lvl w:ilvl="5">
-      <w:start w:val="1"/>
-      <w:numFmt w:val="lowerRoman"/>
-      <w:lvlText w:val="%6."/>
-      <w:lvlJc w:val="left"/>
-      <w:pPr>
-        <w:ind w:left="2536" w:hanging="336"/>
       </w:pPr>
     </w:lvl>
   </w:abstractNum>
   <w:abstractNum w:abstractNumId="15">
+    <w:lvl w:ilvl="7">
+      <w:start w:val="1"/>
+      <w:numFmt w:val="lowerLetter"/>
+      <w:lvlText w:val="%8."/>
+      <w:lvlJc w:val="left"/>
+      <w:pPr>
+        <w:ind w:left="3416" w:hanging="336"/>
+      </w:pPr>
+    </w:lvl>
+    <w:lvl w:ilvl="2">
+      <w:start w:val="1"/>
+      <w:numFmt w:val="lowerRoman"/>
+      <w:lvlText w:val="%3."/>
+      <w:lvlJc w:val="left"/>
+      <w:pPr>
+        <w:ind w:left="1216" w:hanging="336"/>
+      </w:pPr>
+    </w:lvl>
     <w:lvl w:ilvl="6">
       <w:start w:val="1"/>
       <w:numFmt w:val="decimal"/>
@@ -4871,6 +4889,52 @@
         <w:ind w:left="2976" w:hanging="336"/>
       </w:pPr>
     </w:lvl>
+    <w:lvl w:ilvl="1">
+      <w:start w:val="1"/>
+      <w:numFmt w:val="lowerLetter"/>
+      <w:lvlText w:val="%2."/>
+      <w:lvlJc w:val="left"/>
+      <w:pPr>
+        <w:ind w:left="776" w:hanging="336"/>
+      </w:pPr>
+    </w:lvl>
+    <w:lvl w:ilvl="0">
+      <w:start w:val="1"/>
+      <w:numFmt w:val="decimal"/>
+      <w:lvlText w:val="%1."/>
+      <w:lvlJc w:val="left"/>
+      <w:pPr>
+        <w:ind w:left="336" w:hanging="336"/>
+      </w:pPr>
+      <w:rPr/>
+    </w:lvl>
+    <w:lvl w:ilvl="5">
+      <w:start w:val="1"/>
+      <w:numFmt w:val="lowerRoman"/>
+      <w:lvlText w:val="%6."/>
+      <w:lvlJc w:val="left"/>
+      <w:pPr>
+        <w:ind w:left="2536" w:hanging="336"/>
+      </w:pPr>
+    </w:lvl>
+    <w:lvl w:ilvl="8">
+      <w:start w:val="1"/>
+      <w:numFmt w:val="lowerRoman"/>
+      <w:lvlText w:val="%9."/>
+      <w:lvlJc w:val="left"/>
+      <w:pPr>
+        <w:ind w:left="3856" w:hanging="336"/>
+      </w:pPr>
+    </w:lvl>
+    <w:lvl w:ilvl="4">
+      <w:start w:val="1"/>
+      <w:numFmt w:val="lowerLetter"/>
+      <w:lvlText w:val="%5."/>
+      <w:lvlJc w:val="left"/>
+      <w:pPr>
+        <w:ind w:left="2096" w:hanging="336"/>
+      </w:pPr>
+    </w:lvl>
     <w:lvl w:ilvl="3">
       <w:start w:val="1"/>
       <w:numFmt w:val="decimal"/>
@@ -4878,74 +4942,47 @@
       <w:lvlJc w:val="left"/>
       <w:pPr>
         <w:ind w:left="1656" w:hanging="336"/>
-      </w:pPr>
-    </w:lvl>
-    <w:lvl w:ilvl="8">
-      <w:start w:val="1"/>
-      <w:numFmt w:val="lowerRoman"/>
-      <w:lvlText w:val="%9."/>
-      <w:lvlJc w:val="left"/>
-      <w:pPr>
-        <w:ind w:left="3856" w:hanging="336"/>
-      </w:pPr>
-    </w:lvl>
-    <w:lvl w:ilvl="0">
-      <w:start w:val="1"/>
-      <w:numFmt w:val="decimal"/>
-      <w:lvlText w:val="%1."/>
-      <w:lvlJc w:val="left"/>
-      <w:pPr>
-        <w:ind w:left="336" w:hanging="336"/>
-      </w:pPr>
-      <w:rPr/>
-    </w:lvl>
-    <w:lvl w:ilvl="4">
-      <w:start w:val="1"/>
-      <w:numFmt w:val="lowerLetter"/>
-      <w:lvlText w:val="%5."/>
-      <w:lvlJc w:val="left"/>
-      <w:pPr>
-        <w:ind w:left="2096" w:hanging="336"/>
-      </w:pPr>
-    </w:lvl>
-    <w:lvl w:ilvl="7">
-      <w:start w:val="1"/>
-      <w:numFmt w:val="lowerLetter"/>
-      <w:lvlText w:val="%8."/>
-      <w:lvlJc w:val="left"/>
-      <w:pPr>
-        <w:ind w:left="3416" w:hanging="336"/>
-      </w:pPr>
-    </w:lvl>
-    <w:lvl w:ilvl="1">
-      <w:start w:val="1"/>
-      <w:numFmt w:val="lowerLetter"/>
-      <w:lvlText w:val="%2."/>
-      <w:lvlJc w:val="left"/>
-      <w:pPr>
-        <w:ind w:left="776" w:hanging="336"/>
-      </w:pPr>
-    </w:lvl>
-    <w:lvl w:ilvl="5">
-      <w:start w:val="1"/>
-      <w:numFmt w:val="lowerRoman"/>
-      <w:lvlText w:val="%6."/>
-      <w:lvlJc w:val="left"/>
-      <w:pPr>
-        <w:ind w:left="2536" w:hanging="336"/>
-      </w:pPr>
-    </w:lvl>
-    <w:lvl w:ilvl="2">
-      <w:start w:val="1"/>
-      <w:numFmt w:val="lowerRoman"/>
-      <w:lvlText w:val="%3."/>
-      <w:lvlJc w:val="left"/>
-      <w:pPr>
-        <w:ind w:left="1216" w:hanging="336"/>
       </w:pPr>
     </w:lvl>
   </w:abstractNum>
   <w:abstractNum w:abstractNumId="16">
+    <w:lvl w:ilvl="7">
+      <w:start w:val="1"/>
+      <w:numFmt w:val="lowerLetter"/>
+      <w:lvlText w:val="%8."/>
+      <w:lvlJc w:val="left"/>
+      <w:pPr>
+        <w:ind w:left="3416" w:hanging="336"/>
+      </w:pPr>
+    </w:lvl>
+    <w:lvl w:ilvl="5">
+      <w:start w:val="1"/>
+      <w:numFmt w:val="lowerRoman"/>
+      <w:lvlText w:val="%6."/>
+      <w:lvlJc w:val="left"/>
+      <w:pPr>
+        <w:ind w:left="2536" w:hanging="336"/>
+      </w:pPr>
+    </w:lvl>
+    <w:lvl w:ilvl="4">
+      <w:start w:val="1"/>
+      <w:numFmt w:val="lowerLetter"/>
+      <w:lvlText w:val="%5."/>
+      <w:lvlJc w:val="left"/>
+      <w:pPr>
+        <w:ind w:left="2096" w:hanging="336"/>
+      </w:pPr>
+    </w:lvl>
+    <w:lvl w:ilvl="0">
+      <w:start w:val="1"/>
+      <w:numFmt w:val="decimal"/>
+      <w:lvlText w:val="%1."/>
+      <w:lvlJc w:val="left"/>
+      <w:pPr>
+        <w:ind w:left="336" w:hanging="336"/>
+      </w:pPr>
+      <w:rPr/>
+    </w:lvl>
     <w:lvl w:ilvl="1">
       <w:start w:val="1"/>
       <w:numFmt w:val="lowerLetter"/>
@@ -4955,15 +4992,6 @@
         <w:ind w:left="776" w:hanging="336"/>
       </w:pPr>
     </w:lvl>
-    <w:lvl w:ilvl="7">
-      <w:start w:val="1"/>
-      <w:numFmt w:val="lowerLetter"/>
-      <w:lvlText w:val="%8."/>
-      <w:lvlJc w:val="left"/>
-      <w:pPr>
-        <w:ind w:left="3416" w:hanging="336"/>
-      </w:pPr>
-    </w:lvl>
     <w:lvl w:ilvl="2">
       <w:start w:val="1"/>
       <w:numFmt w:val="lowerRoman"/>
@@ -4973,15 +5001,23 @@
         <w:ind w:left="1216" w:hanging="336"/>
       </w:pPr>
     </w:lvl>
-    <w:lvl w:ilvl="0">
-      <w:start w:val="1"/>
-      <w:numFmt w:val="decimal"/>
-      <w:lvlText w:val="%1."/>
-      <w:lvlJc w:val="left"/>
-      <w:pPr>
-        <w:ind w:left="336" w:hanging="336"/>
-      </w:pPr>
-      <w:rPr/>
+    <w:lvl w:ilvl="6">
+      <w:start w:val="1"/>
+      <w:numFmt w:val="decimal"/>
+      <w:lvlText w:val="%7."/>
+      <w:lvlJc w:val="left"/>
+      <w:pPr>
+        <w:ind w:left="2976" w:hanging="336"/>
+      </w:pPr>
+    </w:lvl>
+    <w:lvl w:ilvl="3">
+      <w:start w:val="1"/>
+      <w:numFmt w:val="decimal"/>
+      <w:lvlText w:val="%4."/>
+      <w:lvlJc w:val="left"/>
+      <w:pPr>
+        <w:ind w:left="1656" w:hanging="336"/>
+      </w:pPr>
     </w:lvl>
     <w:lvl w:ilvl="8">
       <w:start w:val="1"/>
@@ -4990,46 +5026,47 @@
       <w:lvlJc w:val="left"/>
       <w:pPr>
         <w:ind w:left="3856" w:hanging="336"/>
-      </w:pPr>
-    </w:lvl>
-    <w:lvl w:ilvl="6">
-      <w:start w:val="1"/>
-      <w:numFmt w:val="decimal"/>
-      <w:lvlText w:val="%7."/>
-      <w:lvlJc w:val="left"/>
-      <w:pPr>
-        <w:ind w:left="2976" w:hanging="336"/>
-      </w:pPr>
-    </w:lvl>
-    <w:lvl w:ilvl="4">
-      <w:start w:val="1"/>
-      <w:numFmt w:val="lowerLetter"/>
-      <w:lvlText w:val="%5."/>
-      <w:lvlJc w:val="left"/>
-      <w:pPr>
-        <w:ind w:left="2096" w:hanging="336"/>
-      </w:pPr>
-    </w:lvl>
-    <w:lvl w:ilvl="5">
-      <w:start w:val="1"/>
-      <w:numFmt w:val="lowerRoman"/>
-      <w:lvlText w:val="%6."/>
-      <w:lvlJc w:val="left"/>
-      <w:pPr>
-        <w:ind w:left="2536" w:hanging="336"/>
-      </w:pPr>
-    </w:lvl>
-    <w:lvl w:ilvl="3">
-      <w:start w:val="1"/>
-      <w:numFmt w:val="decimal"/>
-      <w:lvlText w:val="%4."/>
-      <w:lvlJc w:val="left"/>
-      <w:pPr>
-        <w:ind w:left="1656" w:hanging="336"/>
       </w:pPr>
     </w:lvl>
   </w:abstractNum>
   <w:abstractNum w:abstractNumId="17">
+    <w:lvl w:ilvl="3">
+      <w:start w:val="1"/>
+      <w:numFmt w:val="decimal"/>
+      <w:lvlText w:val="%4."/>
+      <w:lvlJc w:val="left"/>
+      <w:pPr>
+        <w:ind w:left="1656" w:hanging="336"/>
+      </w:pPr>
+    </w:lvl>
+    <w:lvl w:ilvl="2">
+      <w:start w:val="1"/>
+      <w:numFmt w:val="lowerRoman"/>
+      <w:lvlText w:val="%3."/>
+      <w:lvlJc w:val="left"/>
+      <w:pPr>
+        <w:ind w:left="1216" w:hanging="336"/>
+      </w:pPr>
+    </w:lvl>
+    <w:lvl w:ilvl="0">
+      <w:start w:val="1"/>
+      <w:numFmt w:val="decimal"/>
+      <w:lvlText w:val="%1."/>
+      <w:lvlJc w:val="left"/>
+      <w:pPr>
+        <w:ind w:left="336" w:hanging="336"/>
+      </w:pPr>
+      <w:rPr/>
+    </w:lvl>
+    <w:lvl w:ilvl="8">
+      <w:start w:val="1"/>
+      <w:numFmt w:val="lowerRoman"/>
+      <w:lvlText w:val="%9."/>
+      <w:lvlJc w:val="left"/>
+      <w:pPr>
+        <w:ind w:left="3856" w:hanging="336"/>
+      </w:pPr>
+    </w:lvl>
     <w:lvl w:ilvl="1">
       <w:start w:val="1"/>
       <w:numFmt w:val="lowerLetter"/>
@@ -5039,15 +5076,6 @@
         <w:ind w:left="776" w:hanging="336"/>
       </w:pPr>
     </w:lvl>
-    <w:lvl w:ilvl="2">
-      <w:start w:val="1"/>
-      <w:numFmt w:val="lowerRoman"/>
-      <w:lvlText w:val="%3."/>
-      <w:lvlJc w:val="left"/>
-      <w:pPr>
-        <w:ind w:left="1216" w:hanging="336"/>
-      </w:pPr>
-    </w:lvl>
     <w:lvl w:ilvl="7">
       <w:start w:val="1"/>
       <w:numFmt w:val="lowerLetter"/>
@@ -5057,24 +5085,14 @@
         <w:ind w:left="3416" w:hanging="336"/>
       </w:pPr>
     </w:lvl>
-    <w:lvl w:ilvl="8">
-      <w:start w:val="1"/>
-      <w:numFmt w:val="lowerRoman"/>
-      <w:lvlText w:val="%9."/>
-      <w:lvlJc w:val="left"/>
-      <w:pPr>
-        <w:ind w:left="3856" w:hanging="336"/>
-      </w:pPr>
-    </w:lvl>
-    <w:lvl w:ilvl="0">
-      <w:start w:val="1"/>
-      <w:numFmt w:val="decimal"/>
-      <w:lvlText w:val="%1."/>
-      <w:lvlJc w:val="left"/>
-      <w:pPr>
-        <w:ind w:left="336" w:hanging="336"/>
-      </w:pPr>
-      <w:rPr/>
+    <w:lvl w:ilvl="6">
+      <w:start w:val="1"/>
+      <w:numFmt w:val="decimal"/>
+      <w:lvlText w:val="%7."/>
+      <w:lvlJc w:val="left"/>
+      <w:pPr>
+        <w:ind w:left="2976" w:hanging="336"/>
+      </w:pPr>
     </w:lvl>
     <w:lvl w:ilvl="4">
       <w:start w:val="1"/>
@@ -5085,15 +5103,6 @@
         <w:ind w:left="2096" w:hanging="336"/>
       </w:pPr>
     </w:lvl>
-    <w:lvl w:ilvl="3">
-      <w:start w:val="1"/>
-      <w:numFmt w:val="decimal"/>
-      <w:lvlText w:val="%4."/>
-      <w:lvlJc w:val="left"/>
-      <w:pPr>
-        <w:ind w:left="1656" w:hanging="336"/>
-      </w:pPr>
-    </w:lvl>
     <w:lvl w:ilvl="5">
       <w:start w:val="1"/>
       <w:numFmt w:val="lowerRoman"/>
@@ -5101,19 +5110,37 @@
       <w:lvlJc w:val="left"/>
       <w:pPr>
         <w:ind w:left="2536" w:hanging="336"/>
-      </w:pPr>
-    </w:lvl>
-    <w:lvl w:ilvl="6">
-      <w:start w:val="1"/>
-      <w:numFmt w:val="decimal"/>
-      <w:lvlText w:val="%7."/>
-      <w:lvlJc w:val="left"/>
-      <w:pPr>
-        <w:ind w:left="2976" w:hanging="336"/>
       </w:pPr>
     </w:lvl>
   </w:abstractNum>
   <w:abstractNum w:abstractNumId="18">
+    <w:lvl w:ilvl="5">
+      <w:start w:val="1"/>
+      <w:numFmt w:val="lowerRoman"/>
+      <w:lvlText w:val="%6."/>
+      <w:lvlJc w:val="left"/>
+      <w:pPr>
+        <w:ind w:left="2536" w:hanging="336"/>
+      </w:pPr>
+    </w:lvl>
+    <w:lvl w:ilvl="6">
+      <w:start w:val="1"/>
+      <w:numFmt w:val="decimal"/>
+      <w:lvlText w:val="%7."/>
+      <w:lvlJc w:val="left"/>
+      <w:pPr>
+        <w:ind w:left="2976" w:hanging="336"/>
+      </w:pPr>
+    </w:lvl>
+    <w:lvl w:ilvl="3">
+      <w:start w:val="1"/>
+      <w:numFmt w:val="decimal"/>
+      <w:lvlText w:val="%4."/>
+      <w:lvlJc w:val="left"/>
+      <w:pPr>
+        <w:ind w:left="1656" w:hanging="336"/>
+      </w:pPr>
+    </w:lvl>
     <w:lvl w:ilvl="8">
       <w:start w:val="1"/>
       <w:numFmt w:val="lowerRoman"/>
@@ -5123,6 +5150,33 @@
         <w:ind w:left="3856" w:hanging="336"/>
       </w:pPr>
     </w:lvl>
+    <w:lvl w:ilvl="2">
+      <w:start w:val="1"/>
+      <w:numFmt w:val="lowerRoman"/>
+      <w:lvlText w:val="%3."/>
+      <w:lvlJc w:val="left"/>
+      <w:pPr>
+        <w:ind w:left="1216" w:hanging="336"/>
+      </w:pPr>
+    </w:lvl>
+    <w:lvl w:ilvl="7">
+      <w:start w:val="1"/>
+      <w:numFmt w:val="lowerLetter"/>
+      <w:lvlText w:val="%8."/>
+      <w:lvlJc w:val="left"/>
+      <w:pPr>
+        <w:ind w:left="3416" w:hanging="336"/>
+      </w:pPr>
+    </w:lvl>
+    <w:lvl w:ilvl="1">
+      <w:start w:val="1"/>
+      <w:numFmt w:val="lowerLetter"/>
+      <w:lvlText w:val="%2."/>
+      <w:lvlJc w:val="left"/>
+      <w:pPr>
+        <w:ind w:left="776" w:hanging="336"/>
+      </w:pPr>
+    </w:lvl>
     <w:lvl w:ilvl="0">
       <w:start w:val="1"/>
       <w:numFmt w:val="decimal"/>
@@ -5133,42 +5187,6 @@
       </w:pPr>
       <w:rPr/>
     </w:lvl>
-    <w:lvl w:ilvl="1">
-      <w:start w:val="1"/>
-      <w:numFmt w:val="lowerLetter"/>
-      <w:lvlText w:val="%2."/>
-      <w:lvlJc w:val="left"/>
-      <w:pPr>
-        <w:ind w:left="776" w:hanging="336"/>
-      </w:pPr>
-    </w:lvl>
-    <w:lvl w:ilvl="7">
-      <w:start w:val="1"/>
-      <w:numFmt w:val="lowerLetter"/>
-      <w:lvlText w:val="%8."/>
-      <w:lvlJc w:val="left"/>
-      <w:pPr>
-        <w:ind w:left="3416" w:hanging="336"/>
-      </w:pPr>
-    </w:lvl>
-    <w:lvl w:ilvl="2">
-      <w:start w:val="1"/>
-      <w:numFmt w:val="lowerRoman"/>
-      <w:lvlText w:val="%3."/>
-      <w:lvlJc w:val="left"/>
-      <w:pPr>
-        <w:ind w:left="1216" w:hanging="336"/>
-      </w:pPr>
-    </w:lvl>
-    <w:lvl w:ilvl="3">
-      <w:start w:val="1"/>
-      <w:numFmt w:val="decimal"/>
-      <w:lvlText w:val="%4."/>
-      <w:lvlJc w:val="left"/>
-      <w:pPr>
-        <w:ind w:left="1656" w:hanging="336"/>
-      </w:pPr>
-    </w:lvl>
     <w:lvl w:ilvl="4">
       <w:start w:val="1"/>
       <w:numFmt w:val="lowerLetter"/>
@@ -5176,28 +5194,28 @@
       <w:lvlJc w:val="left"/>
       <w:pPr>
         <w:ind w:left="2096" w:hanging="336"/>
-      </w:pPr>
-    </w:lvl>
-    <w:lvl w:ilvl="6">
-      <w:start w:val="1"/>
-      <w:numFmt w:val="decimal"/>
-      <w:lvlText w:val="%7."/>
-      <w:lvlJc w:val="left"/>
-      <w:pPr>
-        <w:ind w:left="2976" w:hanging="336"/>
-      </w:pPr>
-    </w:lvl>
-    <w:lvl w:ilvl="5">
-      <w:start w:val="1"/>
-      <w:numFmt w:val="lowerRoman"/>
-      <w:lvlText w:val="%6."/>
-      <w:lvlJc w:val="left"/>
-      <w:pPr>
-        <w:ind w:left="2536" w:hanging="336"/>
       </w:pPr>
     </w:lvl>
   </w:abstractNum>
   <w:abstractNum w:abstractNumId="19">
+    <w:lvl w:ilvl="7">
+      <w:start w:val="1"/>
+      <w:numFmt w:val="lowerLetter"/>
+      <w:lvlText w:val="%8."/>
+      <w:lvlJc w:val="left"/>
+      <w:pPr>
+        <w:ind w:left="3416" w:hanging="336"/>
+      </w:pPr>
+    </w:lvl>
+    <w:lvl w:ilvl="5">
+      <w:start w:val="1"/>
+      <w:numFmt w:val="lowerRoman"/>
+      <w:lvlText w:val="%6."/>
+      <w:lvlJc w:val="left"/>
+      <w:pPr>
+        <w:ind w:left="2536" w:hanging="336"/>
+      </w:pPr>
+    </w:lvl>
     <w:lvl w:ilvl="4">
       <w:start w:val="1"/>
       <w:numFmt w:val="lowerLetter"/>
@@ -5207,6 +5225,52 @@
         <w:ind w:left="2096" w:hanging="336"/>
       </w:pPr>
     </w:lvl>
+    <w:lvl w:ilvl="8">
+      <w:start w:val="1"/>
+      <w:numFmt w:val="lowerRoman"/>
+      <w:lvlText w:val="%9."/>
+      <w:lvlJc w:val="left"/>
+      <w:pPr>
+        <w:ind w:left="3856" w:hanging="336"/>
+      </w:pPr>
+    </w:lvl>
+    <w:lvl w:ilvl="6">
+      <w:start w:val="1"/>
+      <w:numFmt w:val="decimal"/>
+      <w:lvlText w:val="%7."/>
+      <w:lvlJc w:val="left"/>
+      <w:pPr>
+        <w:ind w:left="2976" w:hanging="336"/>
+      </w:pPr>
+    </w:lvl>
+    <w:lvl w:ilvl="0">
+      <w:start w:val="1"/>
+      <w:numFmt w:val="decimal"/>
+      <w:lvlText w:val="%1."/>
+      <w:lvlJc w:val="left"/>
+      <w:pPr>
+        <w:ind w:left="336" w:hanging="336"/>
+      </w:pPr>
+      <w:rPr/>
+    </w:lvl>
+    <w:lvl w:ilvl="1">
+      <w:start w:val="1"/>
+      <w:numFmt w:val="lowerLetter"/>
+      <w:lvlText w:val="%2."/>
+      <w:lvlJc w:val="left"/>
+      <w:pPr>
+        <w:ind w:left="776" w:hanging="336"/>
+      </w:pPr>
+    </w:lvl>
+    <w:lvl w:ilvl="3">
+      <w:start w:val="1"/>
+      <w:numFmt w:val="decimal"/>
+      <w:lvlText w:val="%4."/>
+      <w:lvlJc w:val="left"/>
+      <w:pPr>
+        <w:ind w:left="1656" w:hanging="336"/>
+      </w:pPr>
+    </w:lvl>
     <w:lvl w:ilvl="2">
       <w:start w:val="1"/>
       <w:numFmt w:val="lowerRoman"/>
@@ -5214,74 +5278,20 @@
       <w:lvlJc w:val="left"/>
       <w:pPr>
         <w:ind w:left="1216" w:hanging="336"/>
-      </w:pPr>
-    </w:lvl>
-    <w:lvl w:ilvl="0">
-      <w:start w:val="1"/>
-      <w:numFmt w:val="decimal"/>
-      <w:lvlText w:val="%1."/>
-      <w:lvlJc w:val="left"/>
-      <w:pPr>
-        <w:ind w:left="336" w:hanging="336"/>
-      </w:pPr>
-      <w:rPr/>
-    </w:lvl>
-    <w:lvl w:ilvl="5">
-      <w:start w:val="1"/>
-      <w:numFmt w:val="lowerRoman"/>
-      <w:lvlText w:val="%6."/>
-      <w:lvlJc w:val="left"/>
-      <w:pPr>
-        <w:ind w:left="2536" w:hanging="336"/>
-      </w:pPr>
-    </w:lvl>
-    <w:lvl w:ilvl="6">
-      <w:start w:val="1"/>
-      <w:numFmt w:val="decimal"/>
-      <w:lvlText w:val="%7."/>
-      <w:lvlJc w:val="left"/>
-      <w:pPr>
-        <w:ind w:left="2976" w:hanging="336"/>
-      </w:pPr>
-    </w:lvl>
-    <w:lvl w:ilvl="1">
-      <w:start w:val="1"/>
-      <w:numFmt w:val="lowerLetter"/>
-      <w:lvlText w:val="%2."/>
-      <w:lvlJc w:val="left"/>
-      <w:pPr>
-        <w:ind w:left="776" w:hanging="336"/>
-      </w:pPr>
-    </w:lvl>
-    <w:lvl w:ilvl="3">
-      <w:start w:val="1"/>
-      <w:numFmt w:val="decimal"/>
-      <w:lvlText w:val="%4."/>
-      <w:lvlJc w:val="left"/>
-      <w:pPr>
-        <w:ind w:left="1656" w:hanging="336"/>
-      </w:pPr>
-    </w:lvl>
-    <w:lvl w:ilvl="7">
-      <w:start w:val="1"/>
-      <w:numFmt w:val="lowerLetter"/>
-      <w:lvlText w:val="%8."/>
-      <w:lvlJc w:val="left"/>
-      <w:pPr>
-        <w:ind w:left="3416" w:hanging="336"/>
-      </w:pPr>
-    </w:lvl>
-    <w:lvl w:ilvl="8">
-      <w:start w:val="1"/>
-      <w:numFmt w:val="lowerRoman"/>
-      <w:lvlText w:val="%9."/>
-      <w:lvlJc w:val="left"/>
-      <w:pPr>
-        <w:ind w:left="3856" w:hanging="336"/>
       </w:pPr>
     </w:lvl>
   </w:abstractNum>
   <w:abstractNum w:abstractNumId="20">
+    <w:lvl w:ilvl="0">
+      <w:start w:val="1"/>
+      <w:numFmt w:val="decimal"/>
+      <w:lvlText w:val="%1."/>
+      <w:lvlJc w:val="left"/>
+      <w:pPr>
+        <w:ind w:left="336" w:hanging="336"/>
+      </w:pPr>
+      <w:rPr/>
+    </w:lvl>
     <w:lvl w:ilvl="5">
       <w:start w:val="1"/>
       <w:numFmt w:val="lowerRoman"/>
@@ -5291,6 +5301,33 @@
         <w:ind w:left="2536" w:hanging="336"/>
       </w:pPr>
     </w:lvl>
+    <w:lvl w:ilvl="3">
+      <w:start w:val="1"/>
+      <w:numFmt w:val="decimal"/>
+      <w:lvlText w:val="%4."/>
+      <w:lvlJc w:val="left"/>
+      <w:pPr>
+        <w:ind w:left="1656" w:hanging="336"/>
+      </w:pPr>
+    </w:lvl>
+    <w:lvl w:ilvl="1">
+      <w:start w:val="1"/>
+      <w:numFmt w:val="lowerLetter"/>
+      <w:lvlText w:val="%2."/>
+      <w:lvlJc w:val="left"/>
+      <w:pPr>
+        <w:ind w:left="776" w:hanging="336"/>
+      </w:pPr>
+    </w:lvl>
+    <w:lvl w:ilvl="4">
+      <w:start w:val="1"/>
+      <w:numFmt w:val="lowerLetter"/>
+      <w:lvlText w:val="%5."/>
+      <w:lvlJc w:val="left"/>
+      <w:pPr>
+        <w:ind w:left="2096" w:hanging="336"/>
+      </w:pPr>
+    </w:lvl>
     <w:lvl w:ilvl="2">
       <w:start w:val="1"/>
       <w:numFmt w:val="lowerRoman"/>
@@ -5300,33 +5337,6 @@
         <w:ind w:left="1216" w:hanging="336"/>
       </w:pPr>
     </w:lvl>
-    <w:lvl w:ilvl="1">
-      <w:start w:val="1"/>
-      <w:numFmt w:val="lowerLetter"/>
-      <w:lvlText w:val="%2."/>
-      <w:lvlJc w:val="left"/>
-      <w:pPr>
-        <w:ind w:left="776" w:hanging="336"/>
-      </w:pPr>
-    </w:lvl>
-    <w:lvl w:ilvl="3">
-      <w:start w:val="1"/>
-      <w:numFmt w:val="decimal"/>
-      <w:lvlText w:val="%4."/>
-      <w:lvlJc w:val="left"/>
-      <w:pPr>
-        <w:ind w:left="1656" w:hanging="336"/>
-      </w:pPr>
-    </w:lvl>
-    <w:lvl w:ilvl="4">
-      <w:start w:val="1"/>
-      <w:numFmt w:val="lowerLetter"/>
-      <w:lvlText w:val="%5."/>
-      <w:lvlJc w:val="left"/>
-      <w:pPr>
-        <w:ind w:left="2096" w:hanging="336"/>
-      </w:pPr>
-    </w:lvl>
     <w:lvl w:ilvl="6">
       <w:start w:val="1"/>
       <w:numFmt w:val="decimal"/>
@@ -5344,16 +5354,6 @@
       <w:pPr>
         <w:ind w:left="3416" w:hanging="336"/>
       </w:pPr>
-    </w:lvl>
-    <w:lvl w:ilvl="0">
-      <w:start w:val="1"/>
-      <w:numFmt w:val="decimal"/>
-      <w:lvlText w:val="%1."/>
-      <w:lvlJc w:val="left"/>
-      <w:pPr>
-        <w:ind w:left="336" w:hanging="336"/>
-      </w:pPr>
-      <w:rPr/>
     </w:lvl>
     <w:lvl w:ilvl="8">
       <w:start w:val="1"/>
@@ -5366,6 +5366,70 @@
     </w:lvl>
   </w:abstractNum>
   <w:abstractNum w:abstractNumId="21">
+    <w:lvl w:ilvl="4">
+      <w:start w:val="1"/>
+      <w:numFmt w:val="lowerLetter"/>
+      <w:lvlText w:val="%5."/>
+      <w:lvlJc w:val="left"/>
+      <w:pPr>
+        <w:ind w:left="2096" w:hanging="336"/>
+      </w:pPr>
+    </w:lvl>
+    <w:lvl w:ilvl="6">
+      <w:start w:val="1"/>
+      <w:numFmt w:val="decimal"/>
+      <w:lvlText w:val="%7."/>
+      <w:lvlJc w:val="left"/>
+      <w:pPr>
+        <w:ind w:left="2976" w:hanging="336"/>
+      </w:pPr>
+    </w:lvl>
+    <w:lvl w:ilvl="1">
+      <w:start w:val="1"/>
+      <w:numFmt w:val="lowerLetter"/>
+      <w:lvlText w:val="%2."/>
+      <w:lvlJc w:val="left"/>
+      <w:pPr>
+        <w:ind w:left="776" w:hanging="336"/>
+      </w:pPr>
+    </w:lvl>
+    <w:lvl w:ilvl="7">
+      <w:start w:val="1"/>
+      <w:numFmt w:val="lowerLetter"/>
+      <w:lvlText w:val="%8."/>
+      <w:lvlJc w:val="left"/>
+      <w:pPr>
+        <w:ind w:left="3416" w:hanging="336"/>
+      </w:pPr>
+    </w:lvl>
+    <w:lvl w:ilvl="2">
+      <w:start w:val="1"/>
+      <w:numFmt w:val="lowerRoman"/>
+      <w:lvlText w:val="%3."/>
+      <w:lvlJc w:val="left"/>
+      <w:pPr>
+        <w:ind w:left="1216" w:hanging="336"/>
+      </w:pPr>
+    </w:lvl>
+    <w:lvl w:ilvl="0">
+      <w:start w:val="1"/>
+      <w:numFmt w:val="decimal"/>
+      <w:lvlText w:val="%1."/>
+      <w:lvlJc w:val="left"/>
+      <w:pPr>
+        <w:ind w:left="336" w:hanging="336"/>
+      </w:pPr>
+      <w:rPr/>
+    </w:lvl>
+    <w:lvl w:ilvl="3">
+      <w:start w:val="1"/>
+      <w:numFmt w:val="decimal"/>
+      <w:lvlText w:val="%4."/>
+      <w:lvlJc w:val="left"/>
+      <w:pPr>
+        <w:ind w:left="1656" w:hanging="336"/>
+      </w:pPr>
+    </w:lvl>
     <w:lvl w:ilvl="5">
       <w:start w:val="1"/>
       <w:numFmt w:val="lowerRoman"/>
@@ -5375,15 +5439,6 @@
         <w:ind w:left="2536" w:hanging="336"/>
       </w:pPr>
     </w:lvl>
-    <w:lvl w:ilvl="1">
-      <w:start w:val="1"/>
-      <w:numFmt w:val="lowerLetter"/>
-      <w:lvlText w:val="%2."/>
-      <w:lvlJc w:val="left"/>
-      <w:pPr>
-        <w:ind w:left="776" w:hanging="336"/>
-      </w:pPr>
-    </w:lvl>
     <w:lvl w:ilvl="8">
       <w:start w:val="1"/>
       <w:numFmt w:val="lowerRoman"/>
@@ -5391,61 +5446,6 @@
       <w:lvlJc w:val="left"/>
       <w:pPr>
         <w:ind w:left="3856" w:hanging="336"/>
-      </w:pPr>
-    </w:lvl>
-    <w:lvl w:ilvl="7">
-      <w:start w:val="1"/>
-      <w:numFmt w:val="lowerLetter"/>
-      <w:lvlText w:val="%8."/>
-      <w:lvlJc w:val="left"/>
-      <w:pPr>
-        <w:ind w:left="3416" w:hanging="336"/>
-      </w:pPr>
-    </w:lvl>
-    <w:lvl w:ilvl="6">
-      <w:start w:val="1"/>
-      <w:numFmt w:val="decimal"/>
-      <w:lvlText w:val="%7."/>
-      <w:lvlJc w:val="left"/>
-      <w:pPr>
-        <w:ind w:left="2976" w:hanging="336"/>
-      </w:pPr>
-    </w:lvl>
-    <w:lvl w:ilvl="2">
-      <w:start w:val="1"/>
-      <w:numFmt w:val="lowerRoman"/>
-      <w:lvlText w:val="%3."/>
-      <w:lvlJc w:val="left"/>
-      <w:pPr>
-        <w:ind w:left="1216" w:hanging="336"/>
-      </w:pPr>
-    </w:lvl>
-    <w:lvl w:ilvl="0">
-      <w:start w:val="1"/>
-      <w:numFmt w:val="decimal"/>
-      <w:lvlText w:val="%1."/>
-      <w:lvlJc w:val="left"/>
-      <w:pPr>
-        <w:ind w:left="336" w:hanging="336"/>
-      </w:pPr>
-      <w:rPr/>
-    </w:lvl>
-    <w:lvl w:ilvl="4">
-      <w:start w:val="1"/>
-      <w:numFmt w:val="lowerLetter"/>
-      <w:lvlText w:val="%5."/>
-      <w:lvlJc w:val="left"/>
-      <w:pPr>
-        <w:ind w:left="2096" w:hanging="336"/>
-      </w:pPr>
-    </w:lvl>
-    <w:lvl w:ilvl="3">
-      <w:start w:val="1"/>
-      <w:numFmt w:val="decimal"/>
-      <w:lvlText w:val="%4."/>
-      <w:lvlJc w:val="left"/>
-      <w:pPr>
-        <w:ind w:left="1656" w:hanging="336"/>
       </w:pPr>
     </w:lvl>
   </w:abstractNum>
@@ -5468,6 +5468,43 @@
         <w:ind w:left="776" w:hanging="336"/>
       </w:pPr>
     </w:lvl>
+    <w:lvl w:ilvl="0">
+      <w:start w:val="1"/>
+      <w:numFmt w:val="decimal"/>
+      <w:lvlText w:val="%1."/>
+      <w:lvlJc w:val="left"/>
+      <w:pPr>
+        <w:ind w:left="336" w:hanging="336"/>
+      </w:pPr>
+      <w:rPr/>
+    </w:lvl>
+    <w:lvl w:ilvl="8">
+      <w:start w:val="1"/>
+      <w:numFmt w:val="lowerRoman"/>
+      <w:lvlText w:val="%9."/>
+      <w:lvlJc w:val="left"/>
+      <w:pPr>
+        <w:ind w:left="3856" w:hanging="336"/>
+      </w:pPr>
+    </w:lvl>
+    <w:lvl w:ilvl="2">
+      <w:start w:val="1"/>
+      <w:numFmt w:val="lowerRoman"/>
+      <w:lvlText w:val="%3."/>
+      <w:lvlJc w:val="left"/>
+      <w:pPr>
+        <w:ind w:left="1216" w:hanging="336"/>
+      </w:pPr>
+    </w:lvl>
+    <w:lvl w:ilvl="5">
+      <w:start w:val="1"/>
+      <w:numFmt w:val="lowerRoman"/>
+      <w:lvlText w:val="%6."/>
+      <w:lvlJc w:val="left"/>
+      <w:pPr>
+        <w:ind w:left="2536" w:hanging="336"/>
+      </w:pPr>
+    </w:lvl>
     <w:lvl w:ilvl="6">
       <w:start w:val="1"/>
       <w:numFmt w:val="decimal"/>
@@ -5477,6 +5514,15 @@
         <w:ind w:left="2976" w:hanging="336"/>
       </w:pPr>
     </w:lvl>
+    <w:lvl w:ilvl="4">
+      <w:start w:val="1"/>
+      <w:numFmt w:val="lowerLetter"/>
+      <w:lvlText w:val="%5."/>
+      <w:lvlJc w:val="left"/>
+      <w:pPr>
+        <w:ind w:left="2096" w:hanging="336"/>
+      </w:pPr>
+    </w:lvl>
     <w:lvl w:ilvl="7">
       <w:start w:val="1"/>
       <w:numFmt w:val="lowerLetter"/>
@@ -5486,121 +5532,75 @@
         <w:ind w:left="3416" w:hanging="336"/>
       </w:pPr>
     </w:lvl>
-    <w:lvl w:ilvl="4">
-      <w:start w:val="1"/>
-      <w:numFmt w:val="lowerLetter"/>
-      <w:lvlText w:val="%5."/>
-      <w:lvlJc w:val="left"/>
-      <w:pPr>
-        <w:ind w:left="2096" w:hanging="336"/>
-      </w:pPr>
-    </w:lvl>
-    <w:lvl w:ilvl="0">
-      <w:start w:val="1"/>
-      <w:numFmt w:val="decimal"/>
-      <w:lvlText w:val="%1."/>
-      <w:lvlJc w:val="left"/>
-      <w:pPr>
-        <w:ind w:left="336" w:hanging="336"/>
-      </w:pPr>
-      <w:rPr/>
-    </w:lvl>
-    <w:lvl w:ilvl="8">
-      <w:start w:val="1"/>
-      <w:numFmt w:val="lowerRoman"/>
-      <w:lvlText w:val="%9."/>
-      <w:lvlJc w:val="left"/>
-      <w:pPr>
-        <w:ind w:left="3856" w:hanging="336"/>
-      </w:pPr>
-    </w:lvl>
-    <w:lvl w:ilvl="5">
-      <w:start w:val="1"/>
-      <w:numFmt w:val="lowerRoman"/>
-      <w:lvlText w:val="%6."/>
-      <w:lvlJc w:val="left"/>
-      <w:pPr>
-        <w:ind w:left="2536" w:hanging="336"/>
-      </w:pPr>
-    </w:lvl>
-    <w:lvl w:ilvl="2">
-      <w:start w:val="1"/>
-      <w:numFmt w:val="lowerRoman"/>
-      <w:lvlText w:val="%3."/>
-      <w:lvlJc w:val="left"/>
-      <w:pPr>
-        <w:ind w:left="1216" w:hanging="336"/>
-      </w:pPr>
-    </w:lvl>
   </w:abstractNum>
-  <w:num w:numId="10">
-    <w:abstractNumId w:val="16"/>
-  </w:num>
-  <w:num w:numId="3">
-    <w:abstractNumId w:val="6"/>
-  </w:num>
-  <w:num w:numId="15">
+  <w:num w:numId="23">
     <w:abstractNumId w:val="0"/>
   </w:num>
+  <w:num w:numId="17">
+    <w:abstractNumId w:val="17"/>
+  </w:num>
   <w:num w:numId="20">
-    <w:abstractNumId w:val="10"/>
+    <w:abstractNumId w:val="18"/>
+  </w:num>
+  <w:num w:numId="9">
+    <w:abstractNumId w:val="19"/>
+  </w:num>
+  <w:num w:numId="16">
+    <w:abstractNumId w:val="15"/>
   </w:num>
   <w:num w:numId="22">
     <w:abstractNumId w:val="7"/>
   </w:num>
-  <w:num w:numId="9">
+  <w:num w:numId="15">
+    <w:abstractNumId w:val="8"/>
+  </w:num>
+  <w:num w:numId="10">
+    <w:abstractNumId w:val="13"/>
+  </w:num>
+  <w:num w:numId="19">
     <w:abstractNumId w:val="2"/>
   </w:num>
-  <w:num w:numId="13">
-    <w:abstractNumId w:val="15"/>
+  <w:num w:numId="5">
+    <w:abstractNumId w:val="16"/>
+  </w:num>
+  <w:num w:numId="8">
+    <w:abstractNumId w:val="20"/>
+  </w:num>
+  <w:num w:numId="3">
+    <w:abstractNumId w:val="11"/>
+  </w:num>
+  <w:num w:numId="18">
+    <w:abstractNumId w:val="4"/>
+  </w:num>
+  <w:num w:numId="11">
+    <w:abstractNumId w:val="10"/>
   </w:num>
   <w:num w:numId="4">
     <w:abstractNumId w:val="9"/>
   </w:num>
+  <w:num w:numId="21">
+    <w:abstractNumId w:val="6"/>
+  </w:num>
+  <w:num w:numId="2">
+    <w:abstractNumId w:val="22"/>
+  </w:num>
+  <w:num w:numId="14">
+    <w:abstractNumId w:val="3"/>
+  </w:num>
   <w:num w:numId="1">
     <w:abstractNumId w:val="5"/>
   </w:num>
-  <w:num w:numId="19">
-    <w:abstractNumId w:val="20"/>
-  </w:num>
-  <w:num w:numId="21">
-    <w:abstractNumId w:val="14"/>
-  </w:num>
-  <w:num w:numId="18">
-    <w:abstractNumId w:val="19"/>
-  </w:num>
-  <w:num w:numId="5">
-    <w:abstractNumId w:val="3"/>
-  </w:num>
-  <w:num w:numId="2">
+  <w:num w:numId="6">
     <w:abstractNumId w:val="21"/>
   </w:num>
-  <w:num w:numId="7">
+  <w:num w:numId="12">
     <w:abstractNumId w:val="1"/>
   </w:num>
-  <w:num w:numId="17">
-    <w:abstractNumId w:val="17"/>
-  </w:num>
-  <w:num w:numId="12">
-    <w:abstractNumId w:val="8"/>
-  </w:num>
-  <w:num w:numId="16">
-    <w:abstractNumId w:val="4"/>
-  </w:num>
-  <w:num w:numId="23">
-    <w:abstractNumId w:val="22"/>
-  </w:num>
-  <w:num w:numId="14">
+  <w:num w:numId="7">
     <w:abstractNumId w:val="12"/>
   </w:num>
-  <w:num w:numId="8">
-    <w:abstractNumId w:val="18"/>
-  </w:num>
-  <w:num w:numId="6">
-    <w:abstractNumId w:val="13"/>
-  </w:num>
-  <w:num w:numId="11">
-    <w:abstractNumId w:val="11"/>
+  <w:num w:numId="13">
+    <w:abstractNumId w:val="14"/>
   </w:num>
 </w:numbering>
 </file>
@@ -5617,332 +5617,347 @@
     <w:pPrDefault/>
   </w:docDefaults>
   <w:latentStyles w:defLockedState="0" w:defUIPriority="0" w:defSemiHidden="0" w:defUnhideWhenUsed="0" w:defQFormat="0" w:count="376">
+    <w:lsdException w:name="Subtle Emphasis" w:uiPriority="19" w:qFormat="1"/>
+    <w:lsdException w:name="Grid Table 1 Light Accent 4" w:uiPriority="46"/>
+    <w:lsdException w:name="Colorful List Accent 4" w:uiPriority="72"/>
+    <w:lsdException w:name="Medium Grid 3 Accent 1" w:uiPriority="69"/>
+    <w:lsdException w:name="Medium Grid 2 Accent 5" w:uiPriority="68"/>
+    <w:lsdException w:name="Table Classic 3" w:semiHidden="1" w:unhideWhenUsed="1"/>
+    <w:lsdException w:name="List Table 5 Dark Accent 1" w:uiPriority="50"/>
+    <w:lsdException w:name="Light Shading" w:uiPriority="60"/>
+    <w:lsdException w:name="HTML Typewriter" w:uiPriority="99"/>
+    <w:lsdException w:name="Grid Table 4 Accent 2" w:uiPriority="49"/>
+    <w:lsdException w:name="List Table 3 Accent 6" w:uiPriority="48"/>
+    <w:lsdException w:name="List Table 4 Accent 3" w:uiPriority="49"/>
+    <w:lsdException w:name="Medium List 2 Accent 2" w:uiPriority="66"/>
+    <w:lsdException w:name="Grid Table 1 Light Accent 1" w:uiPriority="46"/>
+    <w:lsdException w:name="List Table 2 Accent 5" w:uiPriority="47"/>
+    <w:lsdException w:name="Table List 7" w:semiHidden="1" w:unhideWhenUsed="1"/>
+    <w:lsdException w:name="List Table 2 Accent 2" w:uiPriority="47"/>
+    <w:lsdException w:name="Light Shading Accent 6" w:uiPriority="60"/>
+    <w:lsdException w:name="Table List 8" w:semiHidden="1" w:unhideWhenUsed="1"/>
+    <w:lsdException w:name="Medium Shading 2 Accent 2" w:uiPriority="64"/>
+    <w:lsdException w:name="HTML Top of Form" w:uiPriority="99" w:semiHidden="1" w:unhideWhenUsed="1"/>
+    <w:lsdException w:name="Colorful Grid Accent 4" w:uiPriority="73"/>
+    <w:lsdException w:name="List Table 5 Dark Accent 2" w:uiPriority="50"/>
+    <w:lsdException w:name="toc 8" w:uiPriority="99"/>
+    <w:lsdException w:name="heading 9" w:unhideWhenUsed="1" w:qFormat="1"/>
+    <w:lsdException w:name="List Table 1 Light Accent 2" w:uiPriority="46"/>
+    <w:lsdException w:name="List Table 4 Accent 6" w:uiPriority="49"/>
+    <w:lsdException w:name="Medium List 1 Accent 2" w:uiPriority="65"/>
+    <w:lsdException w:name="Plain Table 2" w:uiPriority="42"/>
+    <w:lsdException w:name="Table 3D effects 1" w:semiHidden="1" w:unhideWhenUsed="1"/>
+    <w:lsdException w:name="Normal Table" w:uiPriority="99" w:semiHidden="1" w:unhideWhenUsed="1"/>
+    <w:lsdException w:name="Grid Table 2" w:uiPriority="47"/>
+    <w:lsdException w:name="Smart Hyperlink" w:uiPriority="99" w:semiHidden="1" w:unhideWhenUsed="1"/>
+    <w:lsdException w:name="Table List 5" w:semiHidden="1" w:unhideWhenUsed="1"/>
+    <w:lsdException w:name="Revision" w:uiPriority="99" w:semiHidden="1"/>
+    <w:lsdException w:name="Grid Table Light" w:uiPriority="40"/>
+    <w:lsdException w:name="Medium List 1 Accent 6" w:uiPriority="65"/>
+    <w:lsdException w:name="Table Classic 2" w:semiHidden="1" w:unhideWhenUsed="1"/>
+    <w:lsdException w:name="Table Columns 4" w:semiHidden="1" w:unhideWhenUsed="1"/>
+    <w:lsdException w:name="Intense Reference" w:uiPriority="32" w:qFormat="1"/>
+    <w:lsdException w:name="Grid Table 3 Accent 1" w:uiPriority="48"/>
+    <w:lsdException w:name="Grid Table 7 Colorful" w:uiPriority="52"/>
+    <w:lsdException w:name="Placeholder Text" w:uiPriority="99" w:semiHidden="1"/>
+    <w:lsdException w:name="Colorful Grid Accent 5" w:uiPriority="73"/>
+    <w:lsdException w:name="Table 3D effects 3" w:semiHidden="1" w:unhideWhenUsed="1"/>
+    <w:lsdException w:name="TOC Heading" w:uiPriority="39" w:semiHidden="1" w:unhideWhenUsed="1" w:qFormat="1"/>
+    <w:lsdException w:name="Table Grid 4" w:semiHidden="1" w:unhideWhenUsed="1"/>
+    <w:lsdException w:name="List Table 6 Colorful Accent 4" w:uiPriority="51"/>
+    <w:lsdException w:name="Medium Shading 1 Accent 2" w:uiPriority="63"/>
+    <w:lsdException w:name="Colorful Grid Accent 1" w:uiPriority="73"/>
+    <w:lsdException w:name="Outline List 1" w:uiPriority="99" w:semiHidden="1" w:unhideWhenUsed="1"/>
+    <w:lsdException w:name="Light Shading Accent 2" w:uiPriority="60"/>
+    <w:lsdException w:name="Medium Grid 1 Accent 3" w:uiPriority="67"/>
+    <w:lsdException w:name="Light Grid Accent 5" w:uiPriority="62"/>
+    <w:lsdException w:name="Grid Table 6 Colorful" w:uiPriority="51"/>
+    <w:lsdException w:name="heading 4" w:qFormat="1"/>
+    <w:lsdException w:name="Colorful Shading Accent 6" w:uiPriority="71"/>
+    <w:lsdException w:name="Medium Grid 1 Accent 6" w:uiPriority="67"/>
+    <w:lsdException w:name="toc 4" w:uiPriority="99"/>
+    <w:lsdException w:name="Quote" w:uiPriority="99"/>
+    <w:lsdException w:name="Dark List Accent 5" w:uiPriority="70"/>
+    <w:lsdException w:name="Grid Table 5 Dark" w:uiPriority="50"/>
+    <w:lsdException w:name="List Table 5 Dark" w:uiPriority="50"/>
+    <w:lsdException w:name="Medium List 1 Accent 4" w:uiPriority="65"/>
+    <w:lsdException w:name="Medium List 1" w:uiPriority="65"/>
+    <w:lsdException w:name="Grid Table 5 Dark Accent 4" w:uiPriority="50"/>
+    <w:lsdException w:name="List Table 3 Accent 4" w:uiPriority="48"/>
+    <w:lsdException w:name="List Table 2 Accent 1" w:uiPriority="47"/>
+    <w:lsdException w:name="Colorful List Accent 3" w:uiPriority="72"/>
+    <w:lsdException w:name="List Table 4 Accent 1" w:uiPriority="49"/>
+    <w:lsdException w:name="Grid Table 4 Accent 6" w:uiPriority="49"/>
+    <w:lsdException w:name="Table Elegant" w:semiHidden="1" w:unhideWhenUsed="1"/>
+    <w:lsdException w:name="List Table 3 Accent 5" w:uiPriority="48"/>
+    <w:lsdException w:name="List Table 2 Accent 6" w:uiPriority="47"/>
+    <w:lsdException w:name="Light Shading Accent 4" w:uiPriority="60"/>
+    <w:lsdException w:name="Grid Table 3 Accent 5" w:uiPriority="48"/>
+    <w:lsdException w:name="List Table 1 Light Accent 5" w:uiPriority="46"/>
+    <w:lsdException w:name="List Table 5 Dark Accent 6" w:uiPriority="50"/>
+    <w:lsdException w:name="Medium Shading 1" w:uiPriority="63"/>
+    <w:lsdException w:name="Grid Table 7 Colorful Accent 4" w:uiPriority="52"/>
+    <w:lsdException w:name="HTML Variable" w:uiPriority="99"/>
+    <w:lsdException w:name="Grid Table 1 Light" w:uiPriority="46"/>
+    <w:lsdException w:name="Table Simple 1" w:semiHidden="1" w:unhideWhenUsed="1"/>
+    <w:lsdException w:name="HTML Sample" w:uiPriority="99"/>
+    <w:lsdException w:name="List Table 3 Accent 1" w:uiPriority="48"/>
+    <w:lsdException w:name="Medium Shading 2" w:uiPriority="64"/>
+    <w:lsdException w:name="Book Title" w:uiPriority="33" w:qFormat="1"/>
+    <w:lsdException w:name="Grid Table 3 Accent 6" w:uiPriority="48"/>
+    <w:lsdException w:name="Table Theme" w:semiHidden="1" w:unhideWhenUsed="1"/>
+    <w:lsdException w:name="heading 7" w:unhideWhenUsed="1" w:qFormat="1"/>
+    <w:lsdException w:name="Medium List 2 Accent 6" w:uiPriority="66"/>
+    <w:lsdException w:name="Table Grid" w:qFormat="1"/>
+    <w:lsdException w:name="Grid Table 6 Colorful Accent 1" w:uiPriority="51"/>
+    <w:lsdException w:name="No List" w:uiPriority="99" w:semiHidden="1" w:unhideWhenUsed="1"/>
+    <w:lsdException w:name="Grid Table 1 Light Accent 5" w:uiPriority="46"/>
+    <w:lsdException w:name="Light List Accent 2" w:uiPriority="61"/>
+    <w:lsdException w:name="Colorful Grid Accent 3" w:uiPriority="73"/>
+    <w:lsdException w:name="Medium Shading 1 Accent 4" w:uiPriority="63"/>
+    <w:lsdException w:name="Medium List 2 Accent 4" w:uiPriority="66"/>
+    <w:lsdException w:name="List Table 6 Colorful Accent 3" w:uiPriority="51"/>
+    <w:lsdException w:name="Grid Table 7 Colorful Accent 1" w:uiPriority="52"/>
+    <w:lsdException w:name="Subtle Reference" w:uiPriority="31" w:qFormat="1"/>
+    <w:lsdException w:name="Grid Table 2 Accent 5" w:uiPriority="47"/>
+    <w:lsdException w:name="Table Columns 1" w:semiHidden="1" w:unhideWhenUsed="1"/>
+    <w:lsdException w:name="Hashtag" w:uiPriority="99" w:semiHidden="1" w:unhideWhenUsed="1"/>
     <w:lsdException w:name="Colorful Shading Accent 3" w:uiPriority="71"/>
-    <w:lsdException w:name="Placeholder Text" w:uiPriority="99" w:semiHidden="1"/>
+    <w:lsdException w:name="HTML Keyboard" w:uiPriority="99"/>
+    <w:lsdException w:name="Grid Table 4" w:uiPriority="49"/>
+    <w:lsdException w:name="Plain Table 4" w:uiPriority="44"/>
+    <w:lsdException w:name="Grid Table 4 Accent 1" w:uiPriority="49"/>
+    <w:lsdException w:name="Grid Table 1 Light Accent 6" w:uiPriority="46"/>
+    <w:lsdException w:name="heading 6" w:qFormat="1"/>
+    <w:lsdException w:name="Grid Table 3" w:uiPriority="48"/>
+    <w:lsdException w:name="Medium Grid 2" w:uiPriority="68"/>
+    <w:lsdException w:name="Grid Table 1 Light Accent 3" w:uiPriority="46"/>
+    <w:lsdException w:name="Smart Link" w:uiPriority="99" w:semiHidden="1" w:unhideWhenUsed="1"/>
+    <w:lsdException w:name="Grid Table 5 Dark Accent 6" w:uiPriority="50"/>
+    <w:lsdException w:name="Light List Accent 4" w:uiPriority="61"/>
+    <w:lsdException w:name="Grid Table 2 Accent 2" w:uiPriority="47"/>
+    <w:lsdException w:name="Medium Grid 1 Accent 4" w:uiPriority="67"/>
+    <w:lsdException w:name="Dark List Accent 2" w:uiPriority="70"/>
+    <w:lsdException w:name="Medium Shading 1 Accent 5" w:uiPriority="63"/>
+    <w:lsdException w:name="Colorful Grid Accent 6" w:uiPriority="73"/>
+    <w:lsdException w:name="Grid Table 6 Colorful Accent 6" w:uiPriority="51"/>
+    <w:lsdException w:name="Medium Grid 2 Accent 6" w:uiPriority="68"/>
+    <w:lsdException w:name="List Table 7 Colorful Accent 4" w:uiPriority="52"/>
+    <w:lsdException w:name="Plain Table 1" w:uiPriority="41"/>
+    <w:lsdException w:name="Table Simple 3" w:semiHidden="1" w:unhideWhenUsed="1"/>
+    <w:lsdException w:name="Dark List Accent 6" w:uiPriority="70"/>
+    <w:lsdException w:name="List Table 2 Accent 4" w:uiPriority="47"/>
+    <w:lsdException w:name="List Table 6 Colorful Accent 2" w:uiPriority="51"/>
+    <w:lsdException w:name="toc 3" w:uiPriority="99"/>
+    <w:lsdException w:name="Grid Table 5 Dark Accent 5" w:uiPriority="50"/>
+    <w:lsdException w:name="toc 9" w:uiPriority="99"/>
+    <w:lsdException w:name="Emphasis" w:qFormat="1"/>
+    <w:lsdException w:name="Table List 3" w:semiHidden="1" w:unhideWhenUsed="1"/>
+    <w:lsdException w:name="Medium Grid 3 Accent 2" w:uiPriority="69"/>
+    <w:lsdException w:name="List Table 4" w:uiPriority="49"/>
+    <w:lsdException w:name="Outline List 2" w:uiPriority="99" w:semiHidden="1" w:unhideWhenUsed="1"/>
+    <w:lsdException w:name="List Table 4 Accent 5" w:uiPriority="49"/>
+    <w:lsdException w:name="List Table 7 Colorful Accent 2" w:uiPriority="52"/>
+    <w:lsdException w:name="Light List Accent 3" w:uiPriority="61"/>
+    <w:lsdException w:name="Intense Emphasis" w:uiPriority="21" w:qFormat="1"/>
+    <w:lsdException w:name="Plain Table 3" w:uiPriority="43"/>
+    <w:lsdException w:name="Table Classic 1" w:semiHidden="1" w:unhideWhenUsed="1"/>
+    <w:lsdException w:name="Table Grid 5" w:semiHidden="1" w:unhideWhenUsed="1"/>
+    <w:lsdException w:name="Table 3D effects 2" w:semiHidden="1" w:unhideWhenUsed="1"/>
+    <w:lsdException w:name="toc 7" w:uiPriority="99"/>
+    <w:lsdException w:name="List Table 1 Light Accent 1" w:uiPriority="46"/>
+    <w:lsdException w:name="Dark List Accent 3" w:uiPriority="70"/>
+    <w:lsdException w:name="List Table 2 Accent 3" w:uiPriority="47"/>
+    <w:lsdException w:name="HTML Acronym" w:uiPriority="99"/>
+    <w:lsdException w:name="caption" w:semiHidden="1" w:unhideWhenUsed="1" w:qFormat="1"/>
+    <w:lsdException w:name="Table Columns 3" w:semiHidden="1" w:unhideWhenUsed="1"/>
+    <w:lsdException w:name="Table Colorful 2" w:semiHidden="1" w:unhideWhenUsed="1"/>
+    <w:lsdException w:name="HTML Code" w:uiPriority="99"/>
+    <w:lsdException w:name="Table Columns 5" w:semiHidden="1" w:unhideWhenUsed="1"/>
+    <w:lsdException w:name="HTML Cite" w:uiPriority="99"/>
+    <w:lsdException w:name="Table Grid 2" w:semiHidden="1" w:unhideWhenUsed="1"/>
+    <w:lsdException w:name="Medium Grid 1" w:uiPriority="67"/>
+    <w:lsdException w:name="Outline List 3" w:uiPriority="99" w:semiHidden="1" w:unhideWhenUsed="1"/>
+    <w:lsdException w:name="toc 2" w:uiPriority="99"/>
+    <w:lsdException w:name="Colorful Shading Accent 5" w:uiPriority="71"/>
+    <w:lsdException w:name="Colorful List Accent 1" w:uiPriority="72"/>
+    <w:lsdException w:name="Light List Accent 1" w:uiPriority="61"/>
+    <w:lsdException w:name="Grid Table 3 Accent 4" w:uiPriority="48"/>
+    <w:lsdException w:name="Medium Shading 2 Accent 5" w:uiPriority="64"/>
+    <w:lsdException w:name="Grid Table 2 Accent 3" w:uiPriority="47"/>
+    <w:lsdException w:name="Light List" w:uiPriority="61"/>
+    <w:lsdException w:name="Colorful List Accent 5" w:uiPriority="72"/>
+    <w:lsdException w:name="Medium Grid 3 Accent 3" w:uiPriority="69"/>
+    <w:lsdException w:name="Medium List 2 Accent 3" w:uiPriority="66"/>
+    <w:lsdException w:name="Medium Grid 3" w:uiPriority="69"/>
+    <w:lsdException w:name="Dark List Accent 4" w:uiPriority="70"/>
+    <w:lsdException w:name="heading 3" w:qFormat="1"/>
+    <w:lsdException w:name="List Table 6 Colorful Accent 1" w:uiPriority="51"/>
+    <w:lsdException w:name="Medium Shading 1 Accent 3" w:uiPriority="63"/>
+    <w:lsdException w:name="Medium List 1 Accent 5" w:uiPriority="65"/>
+    <w:lsdException w:name="List Table 1 Light" w:uiPriority="46"/>
+    <w:lsdException w:name="Table Professional" w:semiHidden="1" w:unhideWhenUsed="1"/>
+    <w:lsdException w:name="HTML Preformatted" w:uiPriority="99"/>
+    <w:lsdException w:name="Dark List Accent 1" w:uiPriority="70"/>
+    <w:lsdException w:name="No Spacing" w:uiPriority="99"/>
+    <w:lsdException w:name="Medium Shading 2 Accent 3" w:uiPriority="64"/>
+    <w:lsdException w:name="Table List 1" w:semiHidden="1" w:unhideWhenUsed="1"/>
+    <w:lsdException w:name="Medium Shading 2 Accent 4" w:uiPriority="64"/>
+    <w:lsdException w:name="Title" w:qFormat="1"/>
+    <w:lsdException w:name="Table Colorful 3" w:semiHidden="1" w:unhideWhenUsed="1"/>
+    <w:lsdException w:name="Grid Table 7 Colorful Accent 3" w:uiPriority="52"/>
+    <w:lsdException w:name="Table Classic 4" w:semiHidden="1" w:unhideWhenUsed="1"/>
+    <w:lsdException w:name="Grid Table 6 Colorful Accent 3" w:uiPriority="51"/>
+    <w:lsdException w:name="Grid Table 3 Accent 2" w:uiPriority="48"/>
+    <w:lsdException w:name="Medium Shading 2 Accent 1" w:uiPriority="64"/>
+    <w:lsdException w:name="Grid Table 2 Accent 4" w:uiPriority="47"/>
+    <w:lsdException w:name="List Table 1 Light Accent 4" w:uiPriority="46"/>
+    <w:lsdException w:name="Grid Table 2 Accent 6" w:uiPriority="47"/>
+    <w:lsdException w:name="Medium Grid 3 Accent 4" w:uiPriority="69"/>
+    <w:lsdException w:name="Medium Grid 2 Accent 4" w:uiPriority="68"/>
+    <w:lsdException w:name="footnote text" w:uiPriority="99" w:semiHidden="1" w:unhideWhenUsed="1"/>
+    <w:lsdException w:name="Plain Table 5" w:uiPriority="45"/>
+    <w:lsdException w:name="Colorful Grid" w:uiPriority="73"/>
+    <w:lsdException w:name="Light Shading Accent 3" w:uiPriority="60"/>
+    <w:lsdException w:name="heading 2" w:qFormat="1"/>
+    <w:lsdException w:name="heading 5" w:qFormat="1"/>
+    <w:lsdException w:name="Table Web 1" w:semiHidden="1" w:unhideWhenUsed="1"/>
+    <w:lsdException w:name="Grid Table 2 Accent 1" w:uiPriority="47"/>
+    <w:lsdException w:name="Mention" w:uiPriority="99" w:semiHidden="1" w:unhideWhenUsed="1"/>
+    <w:lsdException w:name="Table List 2" w:semiHidden="1" w:unhideWhenUsed="1"/>
+    <w:lsdException w:name="toc 5" w:uiPriority="99"/>
+    <w:lsdException w:name="footnote reference" w:uiPriority="99" w:semiHidden="1" w:unhideWhenUsed="1"/>
+    <w:lsdException w:name="toc 6" w:uiPriority="99"/>
+    <w:lsdException w:name="Colorful Shading Accent 1" w:uiPriority="71"/>
+    <w:lsdException w:name="Light Grid Accent 2" w:uiPriority="62"/>
+    <w:lsdException w:name="List Table 5 Dark Accent 3" w:uiPriority="50"/>
+    <w:lsdException w:name="Unresolved Mention" w:uiPriority="99" w:semiHidden="1" w:unhideWhenUsed="1"/>
+    <w:lsdException w:name="Table Grid 3" w:semiHidden="1" w:unhideWhenUsed="1"/>
+    <w:lsdException w:name="List Table 3" w:uiPriority="48"/>
+    <w:lsdException w:name="List Table 2" w:uiPriority="47"/>
+    <w:lsdException w:name="List Table 7 Colorful" w:uiPriority="52"/>
+    <w:lsdException w:name="List Paragraph" w:uiPriority="99"/>
+    <w:lsdException w:name="HTML Definition" w:uiPriority="99"/>
+    <w:lsdException w:name="Medium Shading 1 Accent 1" w:uiPriority="63"/>
+    <w:lsdException w:name="Subtitle" w:qFormat="1"/>
+    <w:lsdException w:name="Light Grid Accent 4" w:uiPriority="62"/>
+    <w:lsdException w:name="Medium List 2 Accent 1" w:uiPriority="66"/>
+    <w:lsdException w:name="List Table 5 Dark Accent 4" w:uiPriority="50"/>
+    <w:lsdException w:name="Table Contemporary" w:semiHidden="1" w:unhideWhenUsed="1"/>
+    <w:lsdException w:name="Table List 4" w:semiHidden="1" w:unhideWhenUsed="1"/>
+    <w:lsdException w:name="Medium List 1 Accent 1" w:uiPriority="65"/>
+    <w:lsdException w:name="heading 1" w:qFormat="1"/>
+    <w:lsdException w:name="Medium List 2 Accent 5" w:uiPriority="66"/>
+    <w:lsdException w:name="Colorful Grid Accent 2" w:uiPriority="73"/>
+    <w:lsdException w:name="Grid Table 5 Dark Accent 2" w:uiPriority="50"/>
+    <w:lsdException w:name="Grid Table 4 Accent 3" w:uiPriority="49"/>
+    <w:lsdException w:name="Medium Shading 1 Accent 6" w:uiPriority="63"/>
+    <w:lsdException w:name="Medium List 2" w:uiPriority="66"/>
+    <w:lsdException w:name="heading 8" w:unhideWhenUsed="1" w:qFormat="1"/>
+    <w:lsdException w:name="List Table 5 Dark Accent 5" w:uiPriority="50"/>
+    <w:lsdException w:name="Colorful Shading" w:uiPriority="71"/>
+    <w:lsdException w:name="Medium Grid 1 Accent 5" w:uiPriority="67"/>
+    <w:lsdException w:name="Table Colorful 1" w:semiHidden="1" w:unhideWhenUsed="1"/>
+    <w:lsdException w:name="Medium Grid 2 Accent 3" w:uiPriority="68"/>
+    <w:lsdException w:name="Grid Table 6 Colorful Accent 4" w:uiPriority="51"/>
+    <w:lsdException w:name="Light List Accent 5" w:uiPriority="61"/>
+    <w:lsdException w:name="Light Grid Accent 3" w:uiPriority="62"/>
+    <w:lsdException w:name="Grid Table 7 Colorful Accent 6" w:uiPriority="52"/>
+    <w:lsdException w:name="Medium Grid 1 Accent 2" w:uiPriority="67"/>
+    <w:lsdException w:name="Medium Grid 2 Accent 2" w:uiPriority="68"/>
+    <w:lsdException w:name="Table Grid 7" w:semiHidden="1" w:unhideWhenUsed="1"/>
+    <w:lsdException w:name="List Table 4 Accent 2" w:uiPriority="49"/>
+    <w:lsdException w:name="Grid Table 6 Colorful Accent 2" w:uiPriority="51"/>
+    <w:lsdException w:name="List Table 6 Colorful" w:uiPriority="51"/>
+    <w:lsdException w:name="Grid Table 1 Light Accent 2" w:uiPriority="46"/>
+    <w:lsdException w:name="toc 1" w:uiPriority="99"/>
+    <w:lsdException w:name="Medium Grid 1 Accent 1" w:uiPriority="67"/>
+    <w:lsdException w:name="Medium Grid 2 Accent 1" w:uiPriority="68"/>
+    <w:lsdException w:name="List Table 4 Accent 4" w:uiPriority="49"/>
+    <w:lsdException w:name="Table Columns 2" w:semiHidden="1" w:unhideWhenUsed="1"/>
+    <w:lsdException w:name="Grid Table 7 Colorful Accent 5" w:uiPriority="52"/>
+    <w:lsdException w:name="HTML Bottom of Form" w:uiPriority="99" w:semiHidden="1" w:unhideWhenUsed="1"/>
+    <w:lsdException w:name="Light Shading Accent 1" w:uiPriority="60"/>
+    <w:lsdException w:name="Table Grid 8" w:semiHidden="1" w:unhideWhenUsed="1"/>
+    <w:lsdException w:name="Medium Grid 3 Accent 5" w:uiPriority="69"/>
+    <w:lsdException w:name="Table Subtle 2" w:semiHidden="1" w:unhideWhenUsed="1"/>
+    <w:lsdException w:name="Colorful List Accent 6" w:uiPriority="72"/>
+    <w:lsdException w:name="Colorful Shading Accent 2" w:uiPriority="71"/>
+    <w:lsdException w:name="List Table 6 Colorful Accent 6" w:uiPriority="51"/>
+    <w:lsdException w:name="Light Grid Accent 6" w:uiPriority="62"/>
+    <w:lsdException w:name="List Table 3 Accent 2" w:uiPriority="48"/>
+    <w:lsdException w:name="Grid Table 4 Accent 4" w:uiPriority="49"/>
+    <w:lsdException w:name="List Table 1 Light Accent 6" w:uiPriority="46"/>
     <w:lsdException w:name="List Table 1 Light Accent 3" w:uiPriority="46"/>
-    <w:lsdException w:name="heading 4" w:qFormat="1"/>
-    <w:lsdException w:name="Table Subtle 2" w:semiHidden="1" w:unhideWhenUsed="1"/>
-    <w:lsdException w:name="Plain Table 4" w:uiPriority="44"/>
+    <w:lsdException w:name="Light Grid" w:uiPriority="62"/>
+    <w:lsdException w:name="HTML Address" w:uiPriority="99"/>
+    <w:lsdException w:name="Normal" w:qFormat="1"/>
+    <w:lsdException w:name="Light Shading Accent 5" w:uiPriority="60"/>
+    <w:lsdException w:name="Grid Table 4 Accent 5" w:uiPriority="49"/>
+    <w:lsdException w:name="Strong" w:qFormat="1"/>
+    <w:lsdException w:name="List Table 3 Accent 3" w:uiPriority="48"/>
+    <w:lsdException w:name="Colorful List" w:uiPriority="72"/>
+    <w:lsdException w:name="Table Simple 2" w:semiHidden="1" w:unhideWhenUsed="1"/>
+    <w:lsdException w:name="Colorful Shading Accent 4" w:uiPriority="71"/>
+    <w:lsdException w:name="List Table 7 Colorful Accent 6" w:uiPriority="52"/>
+    <w:lsdException w:name="Grid Table 5 Dark Accent 1" w:uiPriority="50"/>
+    <w:lsdException w:name="List Table 7 Colorful Accent 5" w:uiPriority="52"/>
+    <w:lsdException w:name="Table Grid 1" w:semiHidden="1" w:unhideWhenUsed="1"/>
+    <w:lsdException w:name="Table Web 2" w:semiHidden="1" w:unhideWhenUsed="1"/>
+    <w:lsdException w:name="Grid Table 3 Accent 3" w:uiPriority="48"/>
+    <w:lsdException w:name="Colorful List Accent 2" w:uiPriority="72"/>
+    <w:lsdException w:name="Light List Accent 6" w:uiPriority="61"/>
+    <w:lsdException w:name="Table Web 3" w:semiHidden="1" w:unhideWhenUsed="1"/>
+    <w:lsdException w:name="Medium Shading 2 Accent 6" w:uiPriority="64"/>
     <w:lsdException w:name="Table Subtle 1" w:semiHidden="1" w:unhideWhenUsed="1"/>
-    <w:lsdException w:name="Grid Table 2 Accent 5" w:uiPriority="47"/>
-    <w:lsdException w:name="Unresolved Mention" w:uiPriority="99" w:semiHidden="1" w:unhideWhenUsed="1"/>
-    <w:lsdException w:name="Table Classic 1" w:semiHidden="1" w:unhideWhenUsed="1"/>
-    <w:lsdException w:name="Colorful List Accent 1" w:uiPriority="72"/>
-    <w:lsdException w:name="List Table 3 Accent 3" w:uiPriority="48"/>
-    <w:lsdException w:name="Grid Table 5 Dark Accent 4" w:uiPriority="50"/>
-    <w:lsdException w:name="Subtitle" w:qFormat="1"/>
+    <w:lsdException w:name="Default Paragraph Font" w:uiPriority="1" w:semiHidden="1" w:unhideWhenUsed="1"/>
+    <w:lsdException w:name="Medium Grid 3 Accent 6" w:uiPriority="69"/>
+    <w:lsdException w:name="List Table 6 Colorful Accent 5" w:uiPriority="51"/>
+    <w:lsdException w:name="Intense Quote" w:uiPriority="99"/>
+    <w:lsdException w:name="Grid Table 7 Colorful Accent 2" w:uiPriority="52"/>
+    <w:lsdException w:name="Table Grid 6" w:semiHidden="1" w:unhideWhenUsed="1"/>
+    <w:lsdException w:name="Table List 6" w:semiHidden="1" w:unhideWhenUsed="1"/>
     <w:lsdException w:name="List Table 7 Colorful Accent 1" w:uiPriority="52"/>
-    <w:lsdException w:name="Light Shading" w:uiPriority="60"/>
-    <w:lsdException w:name="Grid Table 7 Colorful" w:uiPriority="52"/>
-    <w:lsdException w:name="Table Grid 8" w:semiHidden="1" w:unhideWhenUsed="1"/>
-    <w:lsdException w:name="Revision" w:uiPriority="99" w:semiHidden="1"/>
-    <w:lsdException w:name="Grid Table 7 Colorful Accent 6" w:uiPriority="52"/>
-    <w:lsdException w:name="Medium Grid 3 Accent 1" w:uiPriority="69"/>
-    <w:lsdException w:name="toc 2" w:uiPriority="99"/>
-    <w:lsdException w:name="Grid Table 3 Accent 4" w:uiPriority="48"/>
+    <w:lsdException w:name="Dark List" w:uiPriority="70"/>
+    <w:lsdException w:name="List Table 7 Colorful Accent 3" w:uiPriority="52"/>
+    <w:lsdException w:name="Bibliography" w:uiPriority="37" w:semiHidden="1" w:unhideWhenUsed="1"/>
+    <w:lsdException w:name="Medium List 1 Accent 3" w:uiPriority="65"/>
+    <w:lsdException w:name="Light Grid Accent 1" w:uiPriority="62"/>
     <w:lsdException w:name="Grid Table 6 Colorful Accent 5" w:uiPriority="51"/>
-    <w:lsdException w:name="Medium Grid 3 Accent 5" w:uiPriority="69"/>
-    <w:lsdException w:name="Colorful Shading Accent 6" w:uiPriority="71"/>
-    <w:lsdException w:name="Plain Table 5" w:uiPriority="45"/>
-    <w:lsdException w:name="Colorful List Accent 5" w:uiPriority="72"/>
-    <w:lsdException w:name="Light Grid Accent 5" w:uiPriority="62"/>
-    <w:lsdException w:name="Grid Table 4 Accent 2" w:uiPriority="49"/>
-    <w:lsdException w:name="List Table 6 Colorful Accent 4" w:uiPriority="51"/>
-    <w:lsdException w:name="List Table 7 Colorful Accent 5" w:uiPriority="52"/>
-    <w:lsdException w:name="heading 9" w:unhideWhenUsed="1" w:qFormat="1"/>
-    <w:lsdException w:name="Grid Table 7 Colorful Accent 2" w:uiPriority="52"/>
-    <w:lsdException w:name="Medium Grid 1" w:uiPriority="67"/>
-    <w:lsdException w:name="Medium List 1 Accent 5" w:uiPriority="65"/>
-    <w:lsdException w:name="Medium Grid 2" w:uiPriority="68"/>
-    <w:lsdException w:name="Medium Grid 3" w:uiPriority="69"/>
-    <w:lsdException w:name="Medium List 2 Accent 6" w:uiPriority="66"/>
-    <w:lsdException w:name="Medium Grid 1 Accent 4" w:uiPriority="67"/>
-    <w:lsdException w:name="Medium Grid 2 Accent 1" w:uiPriority="68"/>
-    <w:lsdException w:name="List Table 3 Accent 2" w:uiPriority="48"/>
-    <w:lsdException w:name="Medium List 1 Accent 6" w:uiPriority="65"/>
-    <w:lsdException w:name="Medium Shading 1 Accent 4" w:uiPriority="63"/>
-    <w:lsdException w:name="Light List Accent 5" w:uiPriority="61"/>
-    <w:lsdException w:name="heading 1" w:qFormat="1"/>
-    <w:lsdException w:name="List Table 7 Colorful Accent 4" w:uiPriority="52"/>
-    <w:lsdException w:name="Medium Shading 2 Accent 3" w:uiPriority="64"/>
-    <w:lsdException w:name="List Table 3 Accent 1" w:uiPriority="48"/>
-    <w:lsdException w:name="Table Contemporary" w:semiHidden="1" w:unhideWhenUsed="1"/>
-    <w:lsdException w:name="Plain Table 1" w:uiPriority="41"/>
-    <w:lsdException w:name="List Table 3" w:uiPriority="48"/>
-    <w:lsdException w:name="List Paragraph" w:uiPriority="99"/>
-    <w:lsdException w:name="Colorful Shading Accent 2" w:uiPriority="71"/>
-    <w:lsdException w:name="Table Colorful 3" w:semiHidden="1" w:unhideWhenUsed="1"/>
-    <w:lsdException w:name="Table Grid" w:qFormat="1"/>
-    <w:lsdException w:name="Dark List Accent 1" w:uiPriority="70"/>
     <w:lsdException w:name="Grid Table 5 Dark Accent 3" w:uiPriority="50"/>
-    <w:lsdException w:name="Medium Shading 1 Accent 1" w:uiPriority="63"/>
-    <w:lsdException w:name="Subtle Emphasis" w:uiPriority="19" w:qFormat="1"/>
-    <w:lsdException w:name="Colorful Shading Accent 5" w:uiPriority="71"/>
-    <w:lsdException w:name="Medium Shading 1 Accent 3" w:uiPriority="63"/>
-    <w:lsdException w:name="Grid Table 5 Dark" w:uiPriority="50"/>
-    <w:lsdException w:name="List Table 5 Dark Accent 5" w:uiPriority="50"/>
-    <w:lsdException w:name="Light List" w:uiPriority="61"/>
-    <w:lsdException w:name="Medium List 1 Accent 1" w:uiPriority="65"/>
-    <w:lsdException w:name="Grid Table 4 Accent 4" w:uiPriority="49"/>
-    <w:lsdException w:name="Title" w:qFormat="1"/>
-    <w:lsdException w:name="Grid Table 4 Accent 5" w:uiPriority="49"/>
-    <w:lsdException w:name="Light List Accent 4" w:uiPriority="61"/>
-    <w:lsdException w:name="Medium Shading 1 Accent 2" w:uiPriority="63"/>
-    <w:lsdException w:name="Subtle Reference" w:uiPriority="31" w:qFormat="1"/>
-    <w:lsdException w:name="Grid Table 3 Accent 3" w:uiPriority="48"/>
-    <w:lsdException w:name="List Table 5 Dark Accent 4" w:uiPriority="50"/>
-    <w:lsdException w:name="Medium List 2 Accent 2" w:uiPriority="66"/>
-    <w:lsdException w:name="Table Elegant" w:semiHidden="1" w:unhideWhenUsed="1"/>
-    <w:lsdException w:name="Table List 8" w:semiHidden="1" w:unhideWhenUsed="1"/>
-    <w:lsdException w:name="Grid Table 7 Colorful Accent 5" w:uiPriority="52"/>
-    <w:lsdException w:name="Intense Emphasis" w:uiPriority="21" w:qFormat="1"/>
-    <w:lsdException w:name="Table Grid 5" w:semiHidden="1" w:unhideWhenUsed="1"/>
-    <w:lsdException w:name="heading 3" w:qFormat="1"/>
-    <w:lsdException w:name="List Table 7 Colorful" w:uiPriority="52"/>
-    <w:lsdException w:name="Medium Shading 2 Accent 5" w:uiPriority="64"/>
-    <w:lsdException w:name="Grid Table 1 Light" w:uiPriority="46"/>
-    <w:lsdException w:name="Colorful Grid Accent 1" w:uiPriority="73"/>
-    <w:lsdException w:name="HTML Cite" w:uiPriority="99"/>
-    <w:lsdException w:name="Light Grid Accent 6" w:uiPriority="62"/>
-    <w:lsdException w:name="Medium List 2" w:uiPriority="66"/>
-    <w:lsdException w:name="List Table 1 Light Accent 6" w:uiPriority="46"/>
-    <w:lsdException w:name="Medium List 1 Accent 4" w:uiPriority="65"/>
-    <w:lsdException w:name="heading 8" w:unhideWhenUsed="1" w:qFormat="1"/>
-    <w:lsdException w:name="Grid Table 3 Accent 5" w:uiPriority="48"/>
-    <w:lsdException w:name="List Table 6 Colorful Accent 2" w:uiPriority="51"/>
-    <w:lsdException w:name="Dark List Accent 4" w:uiPriority="70"/>
-    <w:lsdException w:name="Medium Shading 1" w:uiPriority="63"/>
-    <w:lsdException w:name="HTML Typewriter" w:uiPriority="99"/>
-    <w:lsdException w:name="Smart Hyperlink" w:uiPriority="99" w:semiHidden="1" w:unhideWhenUsed="1"/>
-    <w:lsdException w:name="Medium Grid 2 Accent 2" w:uiPriority="68"/>
-    <w:lsdException w:name="Table Web 1" w:semiHidden="1" w:unhideWhenUsed="1"/>
-    <w:lsdException w:name="Table Web 2" w:semiHidden="1" w:unhideWhenUsed="1"/>
-    <w:lsdException w:name="Hashtag" w:uiPriority="99" w:semiHidden="1" w:unhideWhenUsed="1"/>
-    <w:lsdException w:name="Dark List" w:uiPriority="70"/>
-    <w:lsdException w:name="HTML Address" w:uiPriority="99"/>
-    <w:lsdException w:name="Default Paragraph Font" w:uiPriority="1" w:semiHidden="1" w:unhideWhenUsed="1"/>
-    <w:lsdException w:name="List Table 1 Light Accent 5" w:uiPriority="46"/>
-    <w:lsdException w:name="List Table 2" w:uiPriority="47"/>
-    <w:lsdException w:name="toc 5" w:uiPriority="99"/>
-    <w:lsdException w:name="Grid Table 6 Colorful Accent 6" w:uiPriority="51"/>
-    <w:lsdException w:name="Medium List 1 Accent 3" w:uiPriority="65"/>
-    <w:lsdException w:name="Medium List 2 Accent 4" w:uiPriority="66"/>
-    <w:lsdException w:name="Medium Shading 2 Accent 4" w:uiPriority="64"/>
-    <w:lsdException w:name="Colorful Grid" w:uiPriority="73"/>
-    <w:lsdException w:name="toc 7" w:uiPriority="99"/>
-    <w:lsdException w:name="Grid Table 5 Dark Accent 6" w:uiPriority="50"/>
-    <w:lsdException w:name="Table Columns 3" w:semiHidden="1" w:unhideWhenUsed="1"/>
-    <w:lsdException w:name="List Table 5 Dark Accent 2" w:uiPriority="50"/>
-    <w:lsdException w:name="Grid Table 1 Light Accent 1" w:uiPriority="46"/>
-    <w:lsdException w:name="Table List 7" w:semiHidden="1" w:unhideWhenUsed="1"/>
-    <w:lsdException w:name="Colorful Shading Accent 4" w:uiPriority="71"/>
-    <w:lsdException w:name="Medium Shading 2 Accent 2" w:uiPriority="64"/>
-    <w:lsdException w:name="List Table 2 Accent 5" w:uiPriority="47"/>
-    <w:lsdException w:name="Grid Table 4" w:uiPriority="49"/>
-    <w:lsdException w:name="Medium Shading 2" w:uiPriority="64"/>
-    <w:lsdException w:name="Grid Table 1 Light Accent 5" w:uiPriority="46"/>
-    <w:lsdException w:name="Colorful Grid Accent 3" w:uiPriority="73"/>
-    <w:lsdException w:name="Grid Table 1 Light Accent 3" w:uiPriority="46"/>
-    <w:lsdException w:name="Colorful List Accent 6" w:uiPriority="72"/>
-    <w:lsdException w:name="List Table 7 Colorful Accent 2" w:uiPriority="52"/>
-    <w:lsdException w:name="Light Shading Accent 5" w:uiPriority="60"/>
-    <w:lsdException w:name="List Table 4 Accent 1" w:uiPriority="49"/>
-    <w:lsdException w:name="Colorful List Accent 2" w:uiPriority="72"/>
-    <w:lsdException w:name="Grid Table 3" w:uiPriority="48"/>
-    <w:lsdException w:name="Plain Table 2" w:uiPriority="42"/>
-    <w:lsdException w:name="Table Grid 3" w:semiHidden="1" w:unhideWhenUsed="1"/>
-    <w:lsdException w:name="Light List Accent 6" w:uiPriority="61"/>
-    <w:lsdException w:name="Medium Grid 2 Accent 4" w:uiPriority="68"/>
-    <w:lsdException w:name="HTML Sample" w:uiPriority="99"/>
-    <w:lsdException w:name="List Table 2 Accent 2" w:uiPriority="47"/>
-    <w:lsdException w:name="Outline List 1" w:uiPriority="99" w:semiHidden="1" w:unhideWhenUsed="1"/>
-    <w:lsdException w:name="List Table 1 Light Accent 4" w:uiPriority="46"/>
-    <w:lsdException w:name="Table Grid 2" w:semiHidden="1" w:unhideWhenUsed="1"/>
-    <w:lsdException w:name="Table Grid 4" w:semiHidden="1" w:unhideWhenUsed="1"/>
-    <w:lsdException w:name="Medium Grid 1 Accent 5" w:uiPriority="67"/>
-    <w:lsdException w:name="Medium List 2 Accent 3" w:uiPriority="66"/>
-    <w:lsdException w:name="Dark List Accent 5" w:uiPriority="70"/>
-    <w:lsdException w:name="Grid Table 7 Colorful Accent 4" w:uiPriority="52"/>
-    <w:lsdException w:name="toc 8" w:uiPriority="99"/>
-    <w:lsdException w:name="Smart Link" w:uiPriority="99" w:semiHidden="1" w:unhideWhenUsed="1"/>
-    <w:lsdException w:name="Medium Shading 1 Accent 5" w:uiPriority="63"/>
-    <w:lsdException w:name="Table List 6" w:semiHidden="1" w:unhideWhenUsed="1"/>
-    <w:lsdException w:name="Dark List Accent 2" w:uiPriority="70"/>
-    <w:lsdException w:name="Colorful Grid Accent 5" w:uiPriority="73"/>
-    <w:lsdException w:name="Quote" w:uiPriority="99"/>
-    <w:lsdException w:name="heading 7" w:unhideWhenUsed="1" w:qFormat="1"/>
-    <w:lsdException w:name="HTML Code" w:uiPriority="99"/>
-    <w:lsdException w:name="Table 3D effects 2" w:semiHidden="1" w:unhideWhenUsed="1"/>
-    <w:lsdException w:name="List Table 4 Accent 3" w:uiPriority="49"/>
-    <w:lsdException w:name="Intense Reference" w:uiPriority="32" w:qFormat="1"/>
-    <w:lsdException w:name="Grid Table 2 Accent 3" w:uiPriority="47"/>
-    <w:lsdException w:name="Grid Table 7 Colorful Accent 1" w:uiPriority="52"/>
-    <w:lsdException w:name="Colorful List" w:uiPriority="72"/>
-    <w:lsdException w:name="Grid Table 1 Light Accent 2" w:uiPriority="46"/>
-    <w:lsdException w:name="List Table 6 Colorful Accent 5" w:uiPriority="51"/>
-    <w:lsdException w:name="List Table 3 Accent 6" w:uiPriority="48"/>
-    <w:lsdException w:name="heading 6" w:qFormat="1"/>
-    <w:lsdException w:name="List Table 7 Colorful Accent 6" w:uiPriority="52"/>
-    <w:lsdException w:name="Light List Accent 3" w:uiPriority="61"/>
-    <w:lsdException w:name="Grid Table Light" w:uiPriority="40"/>
-    <w:lsdException w:name="Medium Grid 3 Accent 4" w:uiPriority="69"/>
-    <w:lsdException w:name="Light Shading Accent 3" w:uiPriority="60"/>
-    <w:lsdException w:name="footnote reference" w:uiPriority="99" w:semiHidden="1" w:unhideWhenUsed="1"/>
-    <w:lsdException w:name="List Table 4 Accent 2" w:uiPriority="49"/>
-    <w:lsdException w:name="Grid Table 7 Colorful Accent 3" w:uiPriority="52"/>
-    <w:lsdException w:name="Grid Table 2 Accent 2" w:uiPriority="47"/>
-    <w:lsdException w:name="No Spacing" w:uiPriority="99"/>
-    <w:lsdException w:name="Emphasis" w:qFormat="1"/>
-    <w:lsdException w:name="Medium Grid 3 Accent 6" w:uiPriority="69"/>
-    <w:lsdException w:name="Medium Shading 2 Accent 6" w:uiPriority="64"/>
-    <w:lsdException w:name="Table Colorful 2" w:semiHidden="1" w:unhideWhenUsed="1"/>
-    <w:lsdException w:name="List Table 5 Dark Accent 3" w:uiPriority="50"/>
-    <w:lsdException w:name="Table Web 3" w:semiHidden="1" w:unhideWhenUsed="1"/>
-    <w:lsdException w:name="Table Professional" w:semiHidden="1" w:unhideWhenUsed="1"/>
-    <w:lsdException w:name="Table Simple 1" w:semiHidden="1" w:unhideWhenUsed="1"/>
-    <w:lsdException w:name="HTML Preformatted" w:uiPriority="99"/>
-    <w:lsdException w:name="Colorful Grid Accent 4" w:uiPriority="73"/>
-    <w:lsdException w:name="Grid Table 3 Accent 1" w:uiPriority="48"/>
-    <w:lsdException w:name="Table Theme" w:semiHidden="1" w:unhideWhenUsed="1"/>
-    <w:lsdException w:name="List Table 1 Light Accent 2" w:uiPriority="46"/>
-    <w:lsdException w:name="Table Columns 2" w:semiHidden="1" w:unhideWhenUsed="1"/>
-    <w:lsdException w:name="Colorful List Accent 4" w:uiPriority="72"/>
-    <w:lsdException w:name="Grid Table 5 Dark Accent 5" w:uiPriority="50"/>
-    <w:lsdException w:name="Grid Table 2" w:uiPriority="47"/>
-    <w:lsdException w:name="Intense Quote" w:uiPriority="99"/>
-    <w:lsdException w:name="List Table 4 Accent 4" w:uiPriority="49"/>
-    <w:lsdException w:name="Medium Grid 2 Accent 6" w:uiPriority="68"/>
-    <w:lsdException w:name="Light Grid Accent 3" w:uiPriority="62"/>
-    <w:lsdException w:name="HTML Definition" w:uiPriority="99"/>
-    <w:lsdException w:name="TOC Heading" w:uiPriority="39" w:semiHidden="1" w:unhideWhenUsed="1" w:qFormat="1"/>
-    <w:lsdException w:name="Grid Table 1 Light Accent 6" w:uiPriority="46"/>
-    <w:lsdException w:name="footnote text" w:uiPriority="99" w:semiHidden="1" w:unhideWhenUsed="1"/>
-    <w:lsdException w:name="HTML Bottom of Form" w:uiPriority="99" w:semiHidden="1" w:unhideWhenUsed="1"/>
-    <w:lsdException w:name="Table 3D effects 3" w:semiHidden="1" w:unhideWhenUsed="1"/>
-    <w:lsdException w:name="Light List Accent 2" w:uiPriority="61"/>
-    <w:lsdException w:name="List Table 2 Accent 3" w:uiPriority="47"/>
-    <w:lsdException w:name="Light Shading Accent 4" w:uiPriority="60"/>
-    <w:lsdException w:name="Table Classic 2" w:semiHidden="1" w:unhideWhenUsed="1"/>
-    <w:lsdException w:name="Medium Grid 1 Accent 3" w:uiPriority="67"/>
-    <w:lsdException w:name="Grid Table 6 Colorful Accent 2" w:uiPriority="51"/>
-    <w:lsdException w:name="Table List 1" w:semiHidden="1" w:unhideWhenUsed="1"/>
-    <w:lsdException w:name="Outline List 3" w:uiPriority="99" w:semiHidden="1" w:unhideWhenUsed="1"/>
-    <w:lsdException w:name="Colorful List Accent 3" w:uiPriority="72"/>
-    <w:lsdException w:name="Light Grid" w:uiPriority="62"/>
-    <w:lsdException w:name="Table Grid 6" w:semiHidden="1" w:unhideWhenUsed="1"/>
-    <w:lsdException w:name="Grid Table 6 Colorful Accent 3" w:uiPriority="51"/>
-    <w:lsdException w:name="Table Columns 4" w:semiHidden="1" w:unhideWhenUsed="1"/>
-    <w:lsdException w:name="Table Colorful 1" w:semiHidden="1" w:unhideWhenUsed="1"/>
-    <w:lsdException w:name="List Table 2 Accent 6" w:uiPriority="47"/>
-    <w:lsdException w:name="Medium Grid 1 Accent 6" w:uiPriority="67"/>
-    <w:lsdException w:name="Grid Table 2 Accent 4" w:uiPriority="47"/>
-    <w:lsdException w:name="Grid Table 4 Accent 1" w:uiPriority="49"/>
-    <w:lsdException w:name="Table Classic 3" w:semiHidden="1" w:unhideWhenUsed="1"/>
-    <w:lsdException w:name="Table Grid 1" w:semiHidden="1" w:unhideWhenUsed="1"/>
-    <w:lsdException w:name="toc 3" w:uiPriority="99"/>
-    <w:lsdException w:name="Colorful Grid Accent 2" w:uiPriority="73"/>
-    <w:lsdException w:name="Colorful Shading" w:uiPriority="71"/>
-    <w:lsdException w:name="List Table 4 Accent 5" w:uiPriority="49"/>
-    <w:lsdException w:name="Table Simple 2" w:semiHidden="1" w:unhideWhenUsed="1"/>
-    <w:lsdException w:name="List Table 4" w:uiPriority="49"/>
-    <w:lsdException w:name="List Table 6 Colorful Accent 6" w:uiPriority="51"/>
-    <w:lsdException w:name="Medium Grid 1 Accent 1" w:uiPriority="67"/>
-    <w:lsdException w:name="List Table 1 Light" w:uiPriority="46"/>
-    <w:lsdException w:name="List Table 6 Colorful Accent 3" w:uiPriority="51"/>
-    <w:lsdException w:name="Grid Table 2 Accent 1" w:uiPriority="47"/>
-    <w:lsdException w:name="Grid Table 5 Dark Accent 1" w:uiPriority="50"/>
-    <w:lsdException w:name="Medium Grid 3 Accent 2" w:uiPriority="69"/>
-    <w:lsdException w:name="Colorful Grid Accent 6" w:uiPriority="73"/>
-    <w:lsdException w:name="Colorful Shading Accent 1" w:uiPriority="71"/>
-    <w:lsdException w:name="Light List Accent 1" w:uiPriority="61"/>
-    <w:lsdException w:name="Grid Table 4 Accent 3" w:uiPriority="49"/>
-    <w:lsdException w:name="Dark List Accent 3" w:uiPriority="70"/>
-    <w:lsdException w:name="Light Grid Accent 2" w:uiPriority="62"/>
-    <w:lsdException w:name="Light Shading Accent 6" w:uiPriority="60"/>
-    <w:lsdException w:name="Grid Table 6 Colorful" w:uiPriority="51"/>
-    <w:lsdException w:name="No List" w:uiPriority="99" w:semiHidden="1" w:unhideWhenUsed="1"/>
-    <w:lsdException w:name="Table List 4" w:semiHidden="1" w:unhideWhenUsed="1"/>
-    <w:lsdException w:name="Medium List 2 Accent 1" w:uiPriority="66"/>
-    <w:lsdException w:name="List Table 5 Dark Accent 6" w:uiPriority="50"/>
-    <w:lsdException w:name="Table List 3" w:semiHidden="1" w:unhideWhenUsed="1"/>
-    <w:lsdException w:name="Light Shading Accent 1" w:uiPriority="60"/>
-    <w:lsdException w:name="Strong" w:qFormat="1"/>
-    <w:lsdException w:name="Medium Grid 2 Accent 5" w:uiPriority="68"/>
-    <w:lsdException w:name="Table Columns 5" w:semiHidden="1" w:unhideWhenUsed="1"/>
-    <w:lsdException w:name="Book Title" w:uiPriority="33" w:qFormat="1"/>
-    <w:lsdException w:name="heading 2" w:qFormat="1"/>
-    <w:lsdException w:name="Medium Grid 3 Accent 3" w:uiPriority="69"/>
-    <w:lsdException w:name="Medium List 1 Accent 2" w:uiPriority="65"/>
-    <w:lsdException w:name="Dark List Accent 6" w:uiPriority="70"/>
-    <w:lsdException w:name="List Table 3 Accent 4" w:uiPriority="48"/>
-    <w:lsdException w:name="Medium Shading 1 Accent 6" w:uiPriority="63"/>
-    <w:lsdException w:name="Plain Table 3" w:uiPriority="43"/>
-    <w:lsdException w:name="Grid Table 4 Accent 6" w:uiPriority="49"/>
-    <w:lsdException w:name="Table Simple 3" w:semiHidden="1" w:unhideWhenUsed="1"/>
-    <w:lsdException w:name="Grid Table 3 Accent 6" w:uiPriority="48"/>
-    <w:lsdException w:name="Grid Table 1 Light Accent 4" w:uiPriority="46"/>
-    <w:lsdException w:name="List Table 2 Accent 1" w:uiPriority="47"/>
-    <w:lsdException w:name="Mention" w:uiPriority="99" w:semiHidden="1" w:unhideWhenUsed="1"/>
-    <w:lsdException w:name="List Table 3 Accent 5" w:uiPriority="48"/>
-    <w:lsdException w:name="HTML Keyboard" w:uiPriority="99"/>
-    <w:lsdException w:name="List Table 5 Dark" w:uiPriority="50"/>
-    <w:lsdException w:name="Normal" w:qFormat="1"/>
-    <w:lsdException w:name="Grid Table 6 Colorful Accent 4" w:uiPriority="51"/>
-    <w:lsdException w:name="Table Columns 1" w:semiHidden="1" w:unhideWhenUsed="1"/>
-    <w:lsdException w:name="HTML Variable" w:uiPriority="99"/>
-    <w:lsdException w:name="Outline List 2" w:uiPriority="99" w:semiHidden="1" w:unhideWhenUsed="1"/>
-    <w:lsdException w:name="Table List 5" w:semiHidden="1" w:unhideWhenUsed="1"/>
-    <w:lsdException w:name="Medium List 2 Accent 5" w:uiPriority="66"/>
-    <w:lsdException w:name="Medium List 1" w:uiPriority="65"/>
-    <w:lsdException w:name="heading 5" w:qFormat="1"/>
-    <w:lsdException w:name="List Table 5 Dark Accent 1" w:uiPriority="50"/>
-    <w:lsdException w:name="Grid Table 2 Accent 6" w:uiPriority="47"/>
-    <w:lsdException w:name="Medium Grid 2 Accent 3" w:uiPriority="68"/>
-    <w:lsdException w:name="List Table 6 Colorful Accent 1" w:uiPriority="51"/>
-    <w:lsdException w:name="Light Grid Accent 4" w:uiPriority="62"/>
-    <w:lsdException w:name="List Table 6 Colorful" w:uiPriority="51"/>
-    <w:lsdException w:name="Table List 2" w:semiHidden="1" w:unhideWhenUsed="1"/>
-    <w:lsdException w:name="List Table 1 Light Accent 1" w:uiPriority="46"/>
-    <w:lsdException w:name="Table 3D effects 1" w:semiHidden="1" w:unhideWhenUsed="1"/>
-    <w:lsdException w:name="Light Shading Accent 2" w:uiPriority="60"/>
-    <w:lsdException w:name="Grid Table 6 Colorful Accent 1" w:uiPriority="51"/>
-    <w:lsdException w:name="List Table 4 Accent 6" w:uiPriority="49"/>
-    <w:lsdException w:name="Table Grid 7" w:semiHidden="1" w:unhideWhenUsed="1"/>
-    <w:lsdException w:name="toc 1" w:uiPriority="99"/>
-    <w:lsdException w:name="Grid Table 3 Accent 2" w:uiPriority="48"/>
-    <w:lsdException w:name="List Table 2 Accent 4" w:uiPriority="47"/>
-    <w:lsdException w:name="Light Grid Accent 1" w:uiPriority="62"/>
-    <w:lsdException w:name="Grid Table 5 Dark Accent 2" w:uiPriority="50"/>
-    <w:lsdException w:name="Medium Grid 1 Accent 2" w:uiPriority="67"/>
-    <w:lsdException w:name="Normal Table" w:uiPriority="99" w:semiHidden="1" w:unhideWhenUsed="1"/>
-    <w:lsdException w:name="HTML Acronym" w:uiPriority="99"/>
-    <w:lsdException w:name="Table Classic 4" w:semiHidden="1" w:unhideWhenUsed="1"/>
-    <w:lsdException w:name="caption" w:semiHidden="1" w:unhideWhenUsed="1" w:qFormat="1"/>
-    <w:lsdException w:name="Bibliography" w:uiPriority="37" w:semiHidden="1" w:unhideWhenUsed="1"/>
-    <w:lsdException w:name="List Table 7 Colorful Accent 3" w:uiPriority="52"/>
-    <w:lsdException w:name="HTML Top of Form" w:uiPriority="99" w:semiHidden="1" w:unhideWhenUsed="1"/>
-    <w:lsdException w:name="toc 9" w:uiPriority="99"/>
-    <w:lsdException w:name="Medium Shading 2 Accent 1" w:uiPriority="64"/>
-    <w:lsdException w:name="toc 6" w:uiPriority="99"/>
-    <w:lsdException w:name="toc 4" w:uiPriority="99"/>
   </w:latentStyles>
-  <w:style w:type="paragraph" w:styleId="000010">
-    <w:name w:val="Subtitle"/>
+  <w:style w:type="paragraph" w:styleId="00000f">
+    <w:name w:val="header"/>
+    <w:basedOn w:val="000001"/>
+    <w:pPr>
+      <w:pBdr>
+        <w:bottom w:val="single" w:color="auto" w:sz="6" w:space="1"/>
+      </w:pBdr>
+      <w:tabs>
+        <w:tab w:val="center" w:pos="4153"/>
+        <w:tab w:val="right" w:pos="8306"/>
+      </w:tabs>
+      <w:snapToGrid w:val="0"/>
+      <w:jc w:val="center"/>
+    </w:pPr>
+    <w:rPr>
+      <w:sz w:val="18"/>
+      <w:szCs w:val="18"/>
+    </w:rPr>
+  </w:style>
+  <w:style w:type="paragraph" w:styleId="000004">
+    <w:name w:val="heading 3"/>
     <w:basedOn w:val="000001"/>
     <w:next w:val="000001"/>
-    <w:link w:val="000011"/>
     <w:qFormat w:val="1"/>
     <w:pPr>
-      <w:jc w:val="center"/>
-      <w:outlineLvl w:val="1"/>
+      <w:keepNext w:val="1"/>
+      <w:keepLines w:val="1"/>
+      <w:outlineLvl w:val="2"/>
     </w:pPr>
     <w:rPr>
-      <w:rFonts w:cstheme="minorBidi"/>
       <w:b w:val="1"/>
-      <w:bCs w:val="1"/>
-      <w:kern w:val="28"/>
-      <w:sz w:val="44"/>
-      <w:szCs w:val="32"/>
+      <w:sz w:val="28"/>
     </w:rPr>
   </w:style>
   <w:style w:type="paragraph" w:styleId="9vsupe">
@@ -5963,58 +5978,6 @@
       <w:szCs w:val="22"/>
     </w:rPr>
   </w:style>
-  <w:style w:type="paragraph" w:styleId="00000f">
-    <w:name w:val="header"/>
-    <w:basedOn w:val="000001"/>
-    <w:pPr>
-      <w:pBdr>
-        <w:bottom w:val="single" w:color="auto" w:sz="6" w:space="1"/>
-      </w:pBdr>
-      <w:tabs>
-        <w:tab w:val="center" w:pos="4153"/>
-        <w:tab w:val="right" w:pos="8306"/>
-      </w:tabs>
-      <w:snapToGrid w:val="0"/>
-      <w:jc w:val="center"/>
-    </w:pPr>
-    <w:rPr>
-      <w:sz w:val="18"/>
-      <w:szCs w:val="18"/>
-    </w:rPr>
-  </w:style>
-  <w:style w:type="paragraph" w:styleId="yv0m4a">
-    <w:name w:val="toc 3"/>
-    <w:basedOn w:val="000001"/>
-    <w:next w:val="000001"/>
-    <w:autoRedefine w:val="1"/>
-    <w:uiPriority w:val="39"/>
-    <w:unhideWhenUsed w:val="1"/>
-    <w:pPr>
-      <w:ind w:left="420"/>
-      <w:jc w:val="left"/>
-    </w:pPr>
-    <w:rPr>
-      <w:rFonts w:eastAsiaTheme="minorHAnsi"/>
-      <w:iCs w:val="1"/>
-      <w:sz w:val="22"/>
-      <w:szCs w:val="22"/>
-    </w:rPr>
-  </w:style>
-  <w:style w:type="paragraph" w:styleId="000003">
-    <w:name w:val="heading 2"/>
-    <w:basedOn w:val="000001"/>
-    <w:next w:val="000001"/>
-    <w:qFormat w:val="1"/>
-    <w:pPr>
-      <w:keepNext w:val="1"/>
-      <w:keepLines w:val="1"/>
-      <w:outlineLvl w:val="1"/>
-    </w:pPr>
-    <w:rPr>
-      <w:b w:val="1"/>
-      <w:sz w:val="32"/>
-    </w:rPr>
-  </w:style>
   <w:style w:type="paragraph" w:styleId="000012">
     <w:name w:val="Title"/>
     <w:basedOn w:val="000001"/>
@@ -6032,235 +5995,6 @@
       <w:sz w:val="48"/>
       <w:szCs w:val="32"/>
     </w:rPr>
-  </w:style>
-  <w:style w:type="paragraph" w:styleId="euss8f">
-    <w:name w:val="toc 3"/>
-    <w:basedOn w:val="000001"/>
-    <w:next w:val="000001"/>
-    <w:autoRedefine w:val="1"/>
-    <w:uiPriority w:val="39"/>
-    <w:unhideWhenUsed w:val="1"/>
-    <w:pPr>
-      <w:ind w:left="420"/>
-      <w:jc w:val="left"/>
-    </w:pPr>
-    <w:rPr>
-      <w:rFonts w:eastAsiaTheme="minorHAnsi"/>
-      <w:iCs w:val="1"/>
-      <w:sz w:val="22"/>
-      <w:szCs w:val="22"/>
-    </w:rPr>
-  </w:style>
-  <w:style w:type="paragraph" w:styleId="5tgwqi">
-    <w:name w:val="toc 3"/>
-    <w:basedOn w:val="000001"/>
-    <w:next w:val="000001"/>
-    <w:autoRedefine w:val="1"/>
-    <w:uiPriority w:val="39"/>
-    <w:unhideWhenUsed w:val="1"/>
-    <w:pPr>
-      <w:ind w:left="420"/>
-      <w:jc w:val="left"/>
-    </w:pPr>
-    <w:rPr>
-      <w:rFonts w:eastAsiaTheme="minorHAnsi"/>
-      <w:iCs w:val="1"/>
-      <w:sz w:val="22"/>
-      <w:szCs w:val="22"/>
-    </w:rPr>
-  </w:style>
-  <w:style w:type="paragraph" w:styleId="ajoj8e">
-    <w:name w:val="toc 3"/>
-    <w:basedOn w:val="000001"/>
-    <w:next w:val="000001"/>
-    <w:autoRedefine w:val="1"/>
-    <w:uiPriority w:val="39"/>
-    <w:unhideWhenUsed w:val="1"/>
-    <w:pPr>
-      <w:ind w:left="420"/>
-      <w:jc w:val="left"/>
-    </w:pPr>
-    <w:rPr>
-      <w:rFonts w:eastAsiaTheme="minorHAnsi"/>
-      <w:iCs w:val="1"/>
-      <w:sz w:val="22"/>
-      <w:szCs w:val="22"/>
-    </w:rPr>
-  </w:style>
-  <w:style w:type="paragraph" w:styleId="00000a">
-    <w:name w:val="heading 9"/>
-    <w:basedOn w:val="000001"/>
-    <w:next w:val="000001"/>
-    <w:unhideWhenUsed w:val="1"/>
-    <w:qFormat w:val="1"/>
-    <w:pPr>
-      <w:keepNext w:val="1"/>
-      <w:keepLines w:val="1"/>
-      <w:spacing w:line="480" w:lineRule="auto"/>
-      <w:outlineLvl w:val="8"/>
-    </w:pPr>
-    <w:rPr>
-      <w:b w:val="1"/>
-    </w:rPr>
-  </w:style>
-  <w:style w:type="paragraph" w:styleId="ll2jp3">
-    <w:name w:val="toc 2"/>
-    <w:basedOn w:val="000001"/>
-    <w:next w:val="000001"/>
-    <w:autoRedefine w:val="1"/>
-    <w:uiPriority w:val="39"/>
-    <w:unhideWhenUsed w:val="1"/>
-    <w:pPr>
-      <w:ind w:left="210"/>
-      <w:jc w:val="left"/>
-    </w:pPr>
-    <w:rPr>
-      <w:rFonts w:eastAsiaTheme="minorHAnsi"/>
-      <w:smallCaps w:val="1"/>
-      <w:sz w:val="22"/>
-      <w:szCs w:val="22"/>
-    </w:rPr>
-  </w:style>
-  <w:style w:type="paragraph" w:styleId="00000e">
-    <w:name w:val="footer"/>
-    <w:basedOn w:val="000001"/>
-    <w:pPr>
-      <w:tabs>
-        <w:tab w:val="center" w:pos="4153"/>
-        <w:tab w:val="right" w:pos="8306"/>
-      </w:tabs>
-      <w:snapToGrid w:val="0"/>
-      <w:jc w:val="center"/>
-    </w:pPr>
-    <w:rPr>
-      <w:sz w:val="18"/>
-      <w:szCs w:val="18"/>
-    </w:rPr>
-  </w:style>
-  <w:style w:type="character" w:styleId="000011" w:customStyle="1">
-    <w:name w:val="副标题 字符"/>
-    <w:basedOn w:val="00000b"/>
-    <w:link w:val="000010"/>
-    <w:rPr>
-      <w:rFonts w:ascii="Arial" w:hAnsi="Arial" w:eastAsia="微软雅黑" w:cstheme="minorBidi"/>
-      <w:b w:val="1"/>
-      <w:bCs w:val="1"/>
-      <w:kern w:val="28"/>
-      <w:sz w:val="44"/>
-      <w:szCs w:val="32"/>
-    </w:rPr>
-  </w:style>
-  <w:style w:type="table" w:styleId="00000c" w:default="1">
-    <w:name w:val="Normal Table"/>
-    <w:uiPriority w:val="99"/>
-    <w:semiHidden w:val="1"/>
-    <w:unhideWhenUsed w:val="1"/>
-    <w:tblPr>
-      <w:tblInd w:w="0" w:type="dxa"/>
-      <w:tblCellMar>
-        <w:top w:w="0" w:type="dxa"/>
-        <w:left w:w="108" w:type="dxa"/>
-        <w:bottom w:w="0" w:type="dxa"/>
-        <w:right w:w="108" w:type="dxa"/>
-      </w:tblCellMar>
-    </w:tblPr>
-  </w:style>
-  <w:style w:type="paragraph" w:styleId="000004">
-    <w:name w:val="heading 3"/>
-    <w:basedOn w:val="000001"/>
-    <w:next w:val="000001"/>
-    <w:qFormat w:val="1"/>
-    <w:pPr>
-      <w:keepNext w:val="1"/>
-      <w:keepLines w:val="1"/>
-      <w:outlineLvl w:val="2"/>
-    </w:pPr>
-    <w:rPr>
-      <w:b w:val="1"/>
-      <w:sz w:val="28"/>
-    </w:rPr>
-  </w:style>
-  <w:style w:type="character" w:styleId="000016" w:customStyle="1">
-    <w:name w:val="melo-codeblock-Base-theme-char"/>
-    <w:uiPriority w:val="99"/>
-    <w:rPr>
-      <w:rFonts w:ascii="Monaco" w:hAnsi="Monaco" w:eastAsia="Monaco" w:cs="Monaco"/>
-      <w:color w:val="000000"/>
-      <w:sz w:val="21"/>
-    </w:rPr>
-  </w:style>
-  <w:style w:type="paragraph" w:styleId="beczir">
-    <w:name w:val="toc 2"/>
-    <w:basedOn w:val="000001"/>
-    <w:next w:val="000001"/>
-    <w:autoRedefine w:val="1"/>
-    <w:uiPriority w:val="39"/>
-    <w:unhideWhenUsed w:val="1"/>
-    <w:pPr>
-      <w:ind w:left="210"/>
-      <w:jc w:val="left"/>
-    </w:pPr>
-    <w:rPr>
-      <w:rFonts w:eastAsiaTheme="minorHAnsi"/>
-      <w:smallCaps w:val="1"/>
-      <w:sz w:val="22"/>
-      <w:szCs w:val="22"/>
-    </w:rPr>
-  </w:style>
-  <w:style w:type="paragraph" w:styleId="000008">
-    <w:name w:val="heading 7"/>
-    <w:basedOn w:val="000001"/>
-    <w:next w:val="000001"/>
-    <w:unhideWhenUsed w:val="1"/>
-    <w:qFormat w:val="1"/>
-    <w:pPr>
-      <w:keepNext w:val="1"/>
-      <w:keepLines w:val="1"/>
-      <w:spacing w:line="480" w:lineRule="auto"/>
-      <w:outlineLvl w:val="6"/>
-    </w:pPr>
-    <w:rPr>
-      <w:b w:val="1"/>
-    </w:rPr>
-  </w:style>
-  <w:style w:type="character" w:styleId="000013" w:customStyle="1">
-    <w:name w:val="标题 字符"/>
-    <w:basedOn w:val="00000b"/>
-    <w:link w:val="000012"/>
-    <w:rPr>
-      <w:rFonts w:ascii="Arial" w:hAnsi="Arial" w:eastAsia="微软雅黑" w:cstheme="majorBidi"/>
-      <w:b w:val="1"/>
-      <w:bCs w:val="1"/>
-      <w:kern w:val="2"/>
-      <w:sz w:val="48"/>
-      <w:szCs w:val="32"/>
-    </w:rPr>
-  </w:style>
-  <w:style w:type="paragraph" w:styleId="a4xji2">
-    <w:name w:val="toc 1"/>
-    <w:basedOn w:val="000001"/>
-    <w:next w:val="000001"/>
-    <w:autoRedefine w:val="1"/>
-    <w:uiPriority w:val="39"/>
-    <w:unhideWhenUsed w:val="1"/>
-    <w:pPr>
-      <w:spacing w:before="120" w:after="120"/>
-      <w:jc w:val="left"/>
-    </w:pPr>
-    <w:rPr>
-      <w:rFonts w:eastAsiaTheme="minorHAnsi"/>
-      <w:b w:val="1"/>
-      <w:bCs w:val="1"/>
-      <w:caps w:val="1"/>
-      <w:sz w:val="22"/>
-      <w:szCs w:val="22"/>
-    </w:rPr>
-  </w:style>
-  <w:style w:type="numbering" w:styleId="00000d" w:default="1">
-    <w:name w:val="No List"/>
-    <w:uiPriority w:val="99"/>
-    <w:semiHidden w:val="1"/>
-    <w:unhideWhenUsed w:val="1"/>
   </w:style>
   <w:style w:type="paragraph" w:styleId="jp2chy">
     <w:name w:val="toc 3"/>
@@ -6300,55 +6034,20 @@
       <w:szCs w:val="22"/>
     </w:rPr>
   </w:style>
-  <w:style w:type="paragraph" w:styleId="000007">
-    <w:name w:val="heading 6"/>
+  <w:style w:type="paragraph" w:styleId="00000e">
+    <w:name w:val="footer"/>
     <w:basedOn w:val="000001"/>
-    <w:next w:val="000001"/>
-    <w:qFormat w:val="1"/>
     <w:pPr>
-      <w:keepNext w:val="1"/>
-      <w:keepLines w:val="1"/>
-      <w:spacing w:line="480" w:lineRule="auto"/>
-      <w:outlineLvl w:val="5"/>
+      <w:tabs>
+        <w:tab w:val="center" w:pos="4153"/>
+        <w:tab w:val="right" w:pos="8306"/>
+      </w:tabs>
+      <w:snapToGrid w:val="0"/>
+      <w:jc w:val="center"/>
     </w:pPr>
     <w:rPr>
-      <w:b w:val="1"/>
-    </w:rPr>
-  </w:style>
-  <w:style w:type="paragraph" w:styleId="kpm8ua">
-    <w:name w:val="toc 3"/>
-    <w:basedOn w:val="000001"/>
-    <w:next w:val="000001"/>
-    <w:autoRedefine w:val="1"/>
-    <w:uiPriority w:val="39"/>
-    <w:unhideWhenUsed w:val="1"/>
-    <w:pPr>
-      <w:ind w:left="420"/>
-      <w:jc w:val="left"/>
-    </w:pPr>
-    <w:rPr>
-      <w:rFonts w:eastAsiaTheme="minorHAnsi"/>
-      <w:iCs w:val="1"/>
-      <w:sz w:val="22"/>
-      <w:szCs w:val="22"/>
-    </w:rPr>
-  </w:style>
-  <w:style w:type="paragraph" w:styleId="ma95mo">
-    <w:name w:val="toc 3"/>
-    <w:basedOn w:val="000001"/>
-    <w:next w:val="000001"/>
-    <w:autoRedefine w:val="1"/>
-    <w:uiPriority w:val="39"/>
-    <w:unhideWhenUsed w:val="1"/>
-    <w:pPr>
-      <w:ind w:left="420"/>
-      <w:jc w:val="left"/>
-    </w:pPr>
-    <w:rPr>
-      <w:rFonts w:eastAsiaTheme="minorHAnsi"/>
-      <w:iCs w:val="1"/>
-      <w:sz w:val="22"/>
-      <w:szCs w:val="22"/>
+      <w:sz w:val="18"/>
+      <w:szCs w:val="18"/>
     </w:rPr>
   </w:style>
   <w:style w:type="paragraph" w:styleId="mr1nep">
@@ -6371,36 +6070,6 @@
       <w:szCs w:val="22"/>
     </w:rPr>
   </w:style>
-  <w:style w:type="paragraph" w:styleId="000005">
-    <w:name w:val="heading 4"/>
-    <w:basedOn w:val="000001"/>
-    <w:next w:val="000001"/>
-    <w:qFormat w:val="1"/>
-    <w:pPr>
-      <w:keepNext w:val="1"/>
-      <w:keepLines w:val="1"/>
-      <w:outlineLvl w:val="3"/>
-    </w:pPr>
-    <w:rPr>
-      <w:b w:val="1"/>
-      <w:sz w:val="24"/>
-    </w:rPr>
-  </w:style>
-  <w:style w:type="paragraph" w:styleId="000006">
-    <w:name w:val="heading 5"/>
-    <w:basedOn w:val="000001"/>
-    <w:next w:val="000001"/>
-    <w:qFormat w:val="1"/>
-    <w:pPr>
-      <w:keepNext w:val="1"/>
-      <w:keepLines w:val="1"/>
-      <w:spacing w:line="480" w:lineRule="auto"/>
-      <w:outlineLvl w:val="4"/>
-    </w:pPr>
-    <w:rPr>
-      <w:b w:val="1"/>
-    </w:rPr>
-  </w:style>
   <w:style w:type="table" w:styleId="000014">
     <w:name w:val="Table Grid"/>
     <w:basedOn w:val="00000c"/>
@@ -6418,6 +6087,73 @@
       <w:vAlign w:val="center"/>
     </w:tcPr>
   </w:style>
+  <w:style w:type="character" w:styleId="000015">
+    <w:name w:val="Hyperlink"/>
+    <w:basedOn w:val="00000b"/>
+    <w:rPr>
+      <w:color w:val="1E6FFF"/>
+      <w:u w:val="single"/>
+    </w:rPr>
+  </w:style>
+  <w:style w:type="paragraph" w:styleId="000002">
+    <w:name w:val="heading 1"/>
+    <w:basedOn w:val="000001"/>
+    <w:next w:val="000001"/>
+    <w:qFormat w:val="1"/>
+    <w:pPr>
+      <w:keepNext w:val="1"/>
+      <w:keepLines w:val="1"/>
+      <w:outlineLvl w:val="0"/>
+    </w:pPr>
+    <w:rPr>
+      <w:b w:val="1"/>
+      <w:kern w:val="44"/>
+      <w:sz w:val="36"/>
+    </w:rPr>
+  </w:style>
+  <w:style w:type="character" w:styleId="000013" w:customStyle="1">
+    <w:name w:val="标题 字符"/>
+    <w:basedOn w:val="00000b"/>
+    <w:link w:val="000012"/>
+    <w:rPr>
+      <w:rFonts w:ascii="Arial" w:hAnsi="Arial" w:eastAsia="微软雅黑" w:cstheme="majorBidi"/>
+      <w:b w:val="1"/>
+      <w:bCs w:val="1"/>
+      <w:kern w:val="2"/>
+      <w:sz w:val="48"/>
+      <w:szCs w:val="32"/>
+    </w:rPr>
+  </w:style>
+  <w:style w:type="numbering" w:styleId="00000d" w:default="1">
+    <w:name w:val="No List"/>
+    <w:uiPriority w:val="99"/>
+    <w:semiHidden w:val="1"/>
+    <w:unhideWhenUsed w:val="1"/>
+  </w:style>
+  <w:style w:type="character" w:styleId="000016" w:customStyle="1">
+    <w:name w:val="melo-codeblock-Base-theme-char"/>
+    <w:uiPriority w:val="99"/>
+    <w:rPr>
+      <w:rFonts w:ascii="Monaco" w:hAnsi="Monaco" w:eastAsia="Monaco" w:cs="Monaco"/>
+      <w:color w:val="000000"/>
+      <w:sz w:val="21"/>
+    </w:rPr>
+  </w:style>
+  <w:style w:type="paragraph" w:styleId="000005">
+    <w:name w:val="heading 4"/>
+    <w:basedOn w:val="000001"/>
+    <w:next w:val="000001"/>
+    <w:qFormat w:val="1"/>
+    <w:pPr>
+      <w:keepNext w:val="1"/>
+      <w:keepLines w:val="1"/>
+      <w:outlineLvl w:val="3"/>
+    </w:pPr>
+    <w:rPr>
+      <w:b w:val="1"/>
+      <w:sz w:val="24"/>
+    </w:rPr>
+  </w:style>
   <w:style w:type="paragraph" w:styleId="000009">
     <w:name w:val="heading 8"/>
     <w:basedOn w:val="000001"/>
@@ -6434,12 +6170,261 @@
       <w:b w:val="1"/>
     </w:rPr>
   </w:style>
-  <w:style w:type="character" w:styleId="000015">
-    <w:name w:val="Hyperlink"/>
+  <w:style w:type="character" w:styleId="000011" w:customStyle="1">
+    <w:name w:val="副标题 字符"/>
     <w:basedOn w:val="00000b"/>
+    <w:link w:val="000010"/>
     <w:rPr>
-      <w:color w:val="1E6FFF"/>
-      <w:u w:val="single"/>
+      <w:rFonts w:ascii="Arial" w:hAnsi="Arial" w:eastAsia="微软雅黑" w:cstheme="minorBidi"/>
+      <w:b w:val="1"/>
+      <w:bCs w:val="1"/>
+      <w:kern w:val="28"/>
+      <w:sz w:val="44"/>
+      <w:szCs w:val="32"/>
+    </w:rPr>
+  </w:style>
+  <w:style w:type="paragraph" w:styleId="000010">
+    <w:name w:val="Subtitle"/>
+    <w:basedOn w:val="000001"/>
+    <w:next w:val="000001"/>
+    <w:link w:val="000011"/>
+    <w:qFormat w:val="1"/>
+    <w:pPr>
+      <w:jc w:val="center"/>
+      <w:outlineLvl w:val="1"/>
+    </w:pPr>
+    <w:rPr>
+      <w:rFonts w:cstheme="minorBidi"/>
+      <w:b w:val="1"/>
+      <w:bCs w:val="1"/>
+      <w:kern w:val="28"/>
+      <w:sz w:val="44"/>
+      <w:szCs w:val="32"/>
+    </w:rPr>
+  </w:style>
+  <w:style w:type="paragraph" w:styleId="000003">
+    <w:name w:val="heading 2"/>
+    <w:basedOn w:val="000001"/>
+    <w:next w:val="000001"/>
+    <w:qFormat w:val="1"/>
+    <w:pPr>
+      <w:keepNext w:val="1"/>
+      <w:keepLines w:val="1"/>
+      <w:outlineLvl w:val="1"/>
+    </w:pPr>
+    <w:rPr>
+      <w:b w:val="1"/>
+      <w:sz w:val="32"/>
+    </w:rPr>
+  </w:style>
+  <w:style w:type="paragraph" w:styleId="00000a">
+    <w:name w:val="heading 9"/>
+    <w:basedOn w:val="000001"/>
+    <w:next w:val="000001"/>
+    <w:unhideWhenUsed w:val="1"/>
+    <w:qFormat w:val="1"/>
+    <w:pPr>
+      <w:keepNext w:val="1"/>
+      <w:keepLines w:val="1"/>
+      <w:spacing w:line="480" w:lineRule="auto"/>
+      <w:outlineLvl w:val="8"/>
+    </w:pPr>
+    <w:rPr>
+      <w:b w:val="1"/>
+    </w:rPr>
+  </w:style>
+  <w:style w:type="paragraph" w:styleId="beczir">
+    <w:name w:val="toc 2"/>
+    <w:basedOn w:val="000001"/>
+    <w:next w:val="000001"/>
+    <w:autoRedefine w:val="1"/>
+    <w:uiPriority w:val="39"/>
+    <w:unhideWhenUsed w:val="1"/>
+    <w:pPr>
+      <w:ind w:left="210"/>
+      <w:jc w:val="left"/>
+    </w:pPr>
+    <w:rPr>
+      <w:rFonts w:eastAsiaTheme="minorHAnsi"/>
+      <w:smallCaps w:val="1"/>
+      <w:sz w:val="22"/>
+      <w:szCs w:val="22"/>
+    </w:rPr>
+  </w:style>
+  <w:style w:type="paragraph" w:styleId="kpm8ua">
+    <w:name w:val="toc 3"/>
+    <w:basedOn w:val="000001"/>
+    <w:next w:val="000001"/>
+    <w:autoRedefine w:val="1"/>
+    <w:uiPriority w:val="39"/>
+    <w:unhideWhenUsed w:val="1"/>
+    <w:pPr>
+      <w:ind w:left="420"/>
+      <w:jc w:val="left"/>
+    </w:pPr>
+    <w:rPr>
+      <w:rFonts w:eastAsiaTheme="minorHAnsi"/>
+      <w:iCs w:val="1"/>
+      <w:sz w:val="22"/>
+      <w:szCs w:val="22"/>
+    </w:rPr>
+  </w:style>
+  <w:style w:type="paragraph" w:styleId="000007">
+    <w:name w:val="heading 6"/>
+    <w:basedOn w:val="000001"/>
+    <w:next w:val="000001"/>
+    <w:qFormat w:val="1"/>
+    <w:pPr>
+      <w:keepNext w:val="1"/>
+      <w:keepLines w:val="1"/>
+      <w:spacing w:line="480" w:lineRule="auto"/>
+      <w:outlineLvl w:val="5"/>
+    </w:pPr>
+    <w:rPr>
+      <w:b w:val="1"/>
+    </w:rPr>
+  </w:style>
+  <w:style w:type="paragraph" w:styleId="ajoj8e">
+    <w:name w:val="toc 3"/>
+    <w:basedOn w:val="000001"/>
+    <w:next w:val="000001"/>
+    <w:autoRedefine w:val="1"/>
+    <w:uiPriority w:val="39"/>
+    <w:unhideWhenUsed w:val="1"/>
+    <w:pPr>
+      <w:ind w:left="420"/>
+      <w:jc w:val="left"/>
+    </w:pPr>
+    <w:rPr>
+      <w:rFonts w:eastAsiaTheme="minorHAnsi"/>
+      <w:iCs w:val="1"/>
+      <w:sz w:val="22"/>
+      <w:szCs w:val="22"/>
+    </w:rPr>
+  </w:style>
+  <w:style w:type="paragraph" w:styleId="euss8f">
+    <w:name w:val="toc 3"/>
+    <w:basedOn w:val="000001"/>
+    <w:next w:val="000001"/>
+    <w:autoRedefine w:val="1"/>
+    <w:uiPriority w:val="39"/>
+    <w:unhideWhenUsed w:val="1"/>
+    <w:pPr>
+      <w:ind w:left="420"/>
+      <w:jc w:val="left"/>
+    </w:pPr>
+    <w:rPr>
+      <w:rFonts w:eastAsiaTheme="minorHAnsi"/>
+      <w:iCs w:val="1"/>
+      <w:sz w:val="22"/>
+      <w:szCs w:val="22"/>
+    </w:rPr>
+  </w:style>
+  <w:style w:type="paragraph" w:styleId="yv0m4a">
+    <w:name w:val="toc 3"/>
+    <w:basedOn w:val="000001"/>
+    <w:next w:val="000001"/>
+    <w:autoRedefine w:val="1"/>
+    <w:uiPriority w:val="39"/>
+    <w:unhideWhenUsed w:val="1"/>
+    <w:pPr>
+      <w:ind w:left="420"/>
+      <w:jc w:val="left"/>
+    </w:pPr>
+    <w:rPr>
+      <w:rFonts w:eastAsiaTheme="minorHAnsi"/>
+      <w:iCs w:val="1"/>
+      <w:sz w:val="22"/>
+      <w:szCs w:val="22"/>
+    </w:rPr>
+  </w:style>
+  <w:style w:type="paragraph" w:styleId="ll2jp3">
+    <w:name w:val="toc 2"/>
+    <w:basedOn w:val="000001"/>
+    <w:next w:val="000001"/>
+    <w:autoRedefine w:val="1"/>
+    <w:uiPriority w:val="39"/>
+    <w:unhideWhenUsed w:val="1"/>
+    <w:pPr>
+      <w:ind w:left="210"/>
+      <w:jc w:val="left"/>
+    </w:pPr>
+    <w:rPr>
+      <w:rFonts w:eastAsiaTheme="minorHAnsi"/>
+      <w:smallCaps w:val="1"/>
+      <w:sz w:val="22"/>
+      <w:szCs w:val="22"/>
+    </w:rPr>
+  </w:style>
+  <w:style w:type="character" w:styleId="00000b" w:default="1">
+    <w:name w:val="Default Paragraph Font"/>
+    <w:uiPriority w:val="1"/>
+    <w:semiHidden w:val="1"/>
+    <w:unhideWhenUsed w:val="1"/>
+  </w:style>
+  <w:style w:type="paragraph" w:styleId="000008">
+    <w:name w:val="heading 7"/>
+    <w:basedOn w:val="000001"/>
+    <w:next w:val="000001"/>
+    <w:unhideWhenUsed w:val="1"/>
+    <w:qFormat w:val="1"/>
+    <w:pPr>
+      <w:keepNext w:val="1"/>
+      <w:keepLines w:val="1"/>
+      <w:spacing w:line="480" w:lineRule="auto"/>
+      <w:outlineLvl w:val="6"/>
+    </w:pPr>
+    <w:rPr>
+      <w:b w:val="1"/>
+    </w:rPr>
+  </w:style>
+  <w:style w:type="paragraph" w:styleId="ma95mo">
+    <w:name w:val="toc 3"/>
+    <w:basedOn w:val="000001"/>
+    <w:next w:val="000001"/>
+    <w:autoRedefine w:val="1"/>
+    <w:uiPriority w:val="39"/>
+    <w:unhideWhenUsed w:val="1"/>
+    <w:pPr>
+      <w:ind w:left="420"/>
+      <w:jc w:val="left"/>
+    </w:pPr>
+    <w:rPr>
+      <w:rFonts w:eastAsiaTheme="minorHAnsi"/>
+      <w:iCs w:val="1"/>
+      <w:sz w:val="22"/>
+      <w:szCs w:val="22"/>
+    </w:rPr>
+  </w:style>
+  <w:style w:type="paragraph" w:styleId="5tgwqi">
+    <w:name w:val="toc 3"/>
+    <w:basedOn w:val="000001"/>
+    <w:next w:val="000001"/>
+    <w:autoRedefine w:val="1"/>
+    <w:uiPriority w:val="39"/>
+    <w:unhideWhenUsed w:val="1"/>
+    <w:pPr>
+      <w:ind w:left="420"/>
+      <w:jc w:val="left"/>
+    </w:pPr>
+    <w:rPr>
+      <w:rFonts w:eastAsiaTheme="minorHAnsi"/>
+      <w:iCs w:val="1"/>
+      <w:sz w:val="22"/>
+      <w:szCs w:val="22"/>
+    </w:rPr>
+  </w:style>
+  <w:style w:type="paragraph" w:styleId="000017" w:customStyle="1">
+    <w:name w:val="melo-codeblock-Base-theme-para"/>
+    <w:uiPriority w:val="99"/>
+    <w:pPr>
+      <w:snapToGrid w:val="0"/>
+      <w:spacing w:line="360" w:lineRule="auto"/>
+    </w:pPr>
+    <w:rPr>
+      <w:rFonts w:ascii="Monaco" w:hAnsi="Monaco" w:eastAsia="Monaco" w:cs="Monaco"/>
+      <w:color w:val="000000"/>
+      <w:sz w:val="21"/>
     </w:rPr>
   </w:style>
   <w:style w:type="paragraph" w:styleId="000001" w:default="1">
@@ -6457,39 +6442,54 @@
       <w:szCs w:val="24"/>
     </w:rPr>
   </w:style>
-  <w:style w:type="paragraph" w:styleId="000017" w:customStyle="1">
-    <w:name w:val="melo-codeblock-Base-theme-para"/>
-    <w:uiPriority w:val="99"/>
+  <w:style w:type="paragraph" w:styleId="a4xji2">
+    <w:name w:val="toc 1"/>
+    <w:basedOn w:val="000001"/>
+    <w:next w:val="000001"/>
+    <w:autoRedefine w:val="1"/>
+    <w:uiPriority w:val="39"/>
+    <w:unhideWhenUsed w:val="1"/>
     <w:pPr>
-      <w:snapToGrid w:val="0"/>
-      <w:spacing w:line="360" w:lineRule="auto"/>
+      <w:spacing w:before="120" w:after="120"/>
+      <w:jc w:val="left"/>
     </w:pPr>
     <w:rPr>
-      <w:rFonts w:ascii="Monaco" w:hAnsi="Monaco" w:eastAsia="Monaco" w:cs="Monaco"/>
-      <w:color w:val="000000"/>
-      <w:sz w:val="21"/>
+      <w:rFonts w:eastAsiaTheme="minorHAnsi"/>
+      <w:b w:val="1"/>
+      <w:bCs w:val="1"/>
+      <w:caps w:val="1"/>
+      <w:sz w:val="22"/>
+      <w:szCs w:val="22"/>
     </w:rPr>
   </w:style>
-  <w:style w:type="character" w:styleId="00000b" w:default="1">
-    <w:name w:val="Default Paragraph Font"/>
-    <w:uiPriority w:val="1"/>
+  <w:style w:type="table" w:styleId="00000c" w:default="1">
+    <w:name w:val="Normal Table"/>
+    <w:uiPriority w:val="99"/>
     <w:semiHidden w:val="1"/>
     <w:unhideWhenUsed w:val="1"/>
+    <w:tblPr>
+      <w:tblInd w:w="0" w:type="dxa"/>
+      <w:tblCellMar>
+        <w:top w:w="0" w:type="dxa"/>
+        <w:left w:w="108" w:type="dxa"/>
+        <w:bottom w:w="0" w:type="dxa"/>
+        <w:right w:w="108" w:type="dxa"/>
+      </w:tblCellMar>
+    </w:tblPr>
   </w:style>
-  <w:style w:type="paragraph" w:styleId="000002">
-    <w:name w:val="heading 1"/>
+  <w:style w:type="paragraph" w:styleId="000006">
+    <w:name w:val="heading 5"/>
     <w:basedOn w:val="000001"/>
     <w:next w:val="000001"/>
     <w:qFormat w:val="1"/>
     <w:pPr>
       <w:keepNext w:val="1"/>
       <w:keepLines w:val="1"/>
-      <w:outlineLvl w:val="0"/>
+      <w:spacing w:line="480" w:lineRule="auto"/>
+      <w:outlineLvl w:val="4"/>
     </w:pPr>
     <w:rPr>
       <w:b w:val="1"/>
-      <w:kern w:val="44"/>
-      <w:sz w:val="36"/>
     </w:rPr>
   </w:style>
 </w:styles>

--- a/Word/英雄酒馆角色行为系统策划案.docx
+++ b/Word/英雄酒馆角色行为系统策划案.docx
@@ -1713,7 +1713,7 @@
         <w:rPr>
           <w:rFonts w:hint="eastAsia"/>
         </w:rPr>
-        <w:t>目标必须与发起战斗的角色处于同一地图坐标。</w:t>
+        <w:t>目标必须与发起战斗的角色处于同一地图坐标。怪物组内各个体分别参与战斗、受伤和死亡；群组图不作为另一只怪物重复参战。</w:t>
       </w:r>
     </w:p>
     <w:p>
@@ -3264,7 +3264,7 @@
         <w:rPr>
           <w:rFonts w:hint="eastAsia"/>
         </w:rPr>
-        <w:t>怪物。怪物处于城镇中时，持续向城镇中的所有角色广播其信息。</w:t>
+        <w:t>怪物组。怪物组处于城镇中时，按本组实际位置、怪种和存活数量向城镇角色广播信息；同组个体伤亡后更新存活数量，全部清除后终止该组广播。</w:t>
       </w:r>
     </w:p>
     <w:p>
@@ -3620,6 +3620,61 @@
         <w:ind w:left="1656" w:hanging="336"/>
       </w:pPr>
     </w:lvl>
+    <w:lvl w:ilvl="7">
+      <w:start w:val="1"/>
+      <w:numFmt w:val="lowerLetter"/>
+      <w:lvlText w:val="%8."/>
+      <w:lvlJc w:val="left"/>
+      <w:pPr>
+        <w:ind w:left="3416" w:hanging="336"/>
+      </w:pPr>
+    </w:lvl>
+    <w:lvl w:ilvl="8">
+      <w:start w:val="1"/>
+      <w:numFmt w:val="lowerRoman"/>
+      <w:lvlText w:val="%9."/>
+      <w:lvlJc w:val="left"/>
+      <w:pPr>
+        <w:ind w:left="3856" w:hanging="336"/>
+      </w:pPr>
+    </w:lvl>
+    <w:lvl w:ilvl="6">
+      <w:start w:val="1"/>
+      <w:numFmt w:val="decimal"/>
+      <w:lvlText w:val="%7."/>
+      <w:lvlJc w:val="left"/>
+      <w:pPr>
+        <w:ind w:left="2976" w:hanging="336"/>
+      </w:pPr>
+    </w:lvl>
+    <w:lvl w:ilvl="1">
+      <w:start w:val="1"/>
+      <w:numFmt w:val="lowerLetter"/>
+      <w:lvlText w:val="%2."/>
+      <w:lvlJc w:val="left"/>
+      <w:pPr>
+        <w:ind w:left="776" w:hanging="336"/>
+      </w:pPr>
+    </w:lvl>
+    <w:lvl w:ilvl="0">
+      <w:start w:val="1"/>
+      <w:numFmt w:val="decimal"/>
+      <w:lvlText w:val="%1."/>
+      <w:lvlJc w:val="left"/>
+      <w:pPr>
+        <w:ind w:left="336" w:hanging="336"/>
+      </w:pPr>
+      <w:rPr/>
+    </w:lvl>
+    <w:lvl w:ilvl="4">
+      <w:start w:val="1"/>
+      <w:numFmt w:val="lowerLetter"/>
+      <w:lvlText w:val="%5."/>
+      <w:lvlJc w:val="left"/>
+      <w:pPr>
+        <w:ind w:left="2096" w:hanging="336"/>
+      </w:pPr>
+    </w:lvl>
     <w:lvl w:ilvl="2">
       <w:start w:val="1"/>
       <w:numFmt w:val="lowerRoman"/>
@@ -3627,65 +3682,83 @@
       <w:lvlJc w:val="left"/>
       <w:pPr>
         <w:ind w:left="1216" w:hanging="336"/>
-      </w:pPr>
-    </w:lvl>
-    <w:lvl w:ilvl="6">
-      <w:start w:val="1"/>
-      <w:numFmt w:val="decimal"/>
-      <w:lvlText w:val="%7."/>
-      <w:lvlJc w:val="left"/>
-      <w:pPr>
-        <w:ind w:left="2976" w:hanging="336"/>
-      </w:pPr>
-    </w:lvl>
-    <w:lvl w:ilvl="4">
-      <w:start w:val="1"/>
-      <w:numFmt w:val="lowerLetter"/>
-      <w:lvlText w:val="%5."/>
-      <w:lvlJc w:val="left"/>
-      <w:pPr>
-        <w:ind w:left="2096" w:hanging="336"/>
-      </w:pPr>
-    </w:lvl>
-    <w:lvl w:ilvl="8">
-      <w:start w:val="1"/>
-      <w:numFmt w:val="lowerRoman"/>
-      <w:lvlText w:val="%9."/>
-      <w:lvlJc w:val="left"/>
-      <w:pPr>
-        <w:ind w:left="3856" w:hanging="336"/>
-      </w:pPr>
-    </w:lvl>
-    <w:lvl w:ilvl="7">
-      <w:start w:val="1"/>
-      <w:numFmt w:val="lowerLetter"/>
-      <w:lvlText w:val="%8."/>
-      <w:lvlJc w:val="left"/>
-      <w:pPr>
-        <w:ind w:left="3416" w:hanging="336"/>
-      </w:pPr>
-    </w:lvl>
-    <w:lvl w:ilvl="0">
-      <w:start w:val="1"/>
-      <w:numFmt w:val="decimal"/>
-      <w:lvlText w:val="%1."/>
-      <w:lvlJc w:val="left"/>
-      <w:pPr>
-        <w:ind w:left="336" w:hanging="336"/>
-      </w:pPr>
-      <w:rPr/>
-    </w:lvl>
-    <w:lvl w:ilvl="1">
-      <w:start w:val="1"/>
-      <w:numFmt w:val="lowerLetter"/>
-      <w:lvlText w:val="%2."/>
-      <w:lvlJc w:val="left"/>
-      <w:pPr>
-        <w:ind w:left="776" w:hanging="336"/>
       </w:pPr>
     </w:lvl>
   </w:abstractNum>
   <w:abstractNum w:abstractNumId="1">
+    <w:lvl w:ilvl="0">
+      <w:start w:val="1"/>
+      <w:numFmt w:val="decimal"/>
+      <w:lvlText w:val="%1."/>
+      <w:lvlJc w:val="left"/>
+      <w:pPr>
+        <w:ind w:left="336" w:hanging="336"/>
+      </w:pPr>
+      <w:rPr/>
+    </w:lvl>
+    <w:lvl w:ilvl="8">
+      <w:start w:val="1"/>
+      <w:numFmt w:val="lowerRoman"/>
+      <w:lvlText w:val="%9."/>
+      <w:lvlJc w:val="left"/>
+      <w:pPr>
+        <w:ind w:left="3856" w:hanging="336"/>
+      </w:pPr>
+    </w:lvl>
+    <w:lvl w:ilvl="3">
+      <w:start w:val="1"/>
+      <w:numFmt w:val="decimal"/>
+      <w:lvlText w:val="%4."/>
+      <w:lvlJc w:val="left"/>
+      <w:pPr>
+        <w:ind w:left="1656" w:hanging="336"/>
+      </w:pPr>
+    </w:lvl>
+    <w:lvl w:ilvl="4">
+      <w:start w:val="1"/>
+      <w:numFmt w:val="lowerLetter"/>
+      <w:lvlText w:val="%5."/>
+      <w:lvlJc w:val="left"/>
+      <w:pPr>
+        <w:ind w:left="2096" w:hanging="336"/>
+      </w:pPr>
+    </w:lvl>
+    <w:lvl w:ilvl="2">
+      <w:start w:val="1"/>
+      <w:numFmt w:val="lowerRoman"/>
+      <w:lvlText w:val="%3."/>
+      <w:lvlJc w:val="left"/>
+      <w:pPr>
+        <w:ind w:left="1216" w:hanging="336"/>
+      </w:pPr>
+    </w:lvl>
+    <w:lvl w:ilvl="7">
+      <w:start w:val="1"/>
+      <w:numFmt w:val="lowerLetter"/>
+      <w:lvlText w:val="%8."/>
+      <w:lvlJc w:val="left"/>
+      <w:pPr>
+        <w:ind w:left="3416" w:hanging="336"/>
+      </w:pPr>
+    </w:lvl>
+    <w:lvl w:ilvl="1">
+      <w:start w:val="1"/>
+      <w:numFmt w:val="lowerLetter"/>
+      <w:lvlText w:val="%2."/>
+      <w:lvlJc w:val="left"/>
+      <w:pPr>
+        <w:ind w:left="776" w:hanging="336"/>
+      </w:pPr>
+    </w:lvl>
+    <w:lvl w:ilvl="5">
+      <w:start w:val="1"/>
+      <w:numFmt w:val="lowerRoman"/>
+      <w:lvlText w:val="%6."/>
+      <w:lvlJc w:val="left"/>
+      <w:pPr>
+        <w:ind w:left="2536" w:hanging="336"/>
+      </w:pPr>
+    </w:lvl>
     <w:lvl w:ilvl="6">
       <w:start w:val="1"/>
       <w:numFmt w:val="decimal"/>
@@ -3694,82 +3767,45 @@
       <w:pPr>
         <w:ind w:left="2976" w:hanging="336"/>
       </w:pPr>
-    </w:lvl>
-    <w:lvl w:ilvl="3">
-      <w:start w:val="1"/>
-      <w:numFmt w:val="decimal"/>
-      <w:lvlText w:val="%4."/>
-      <w:lvlJc w:val="left"/>
-      <w:pPr>
-        <w:ind w:left="1656" w:hanging="336"/>
-      </w:pPr>
-    </w:lvl>
-    <w:lvl w:ilvl="7">
-      <w:start w:val="1"/>
-      <w:numFmt w:val="lowerLetter"/>
-      <w:lvlText w:val="%8."/>
-      <w:lvlJc w:val="left"/>
-      <w:pPr>
-        <w:ind w:left="3416" w:hanging="336"/>
-      </w:pPr>
-    </w:lvl>
-    <w:lvl w:ilvl="1">
-      <w:start w:val="1"/>
-      <w:numFmt w:val="lowerLetter"/>
-      <w:lvlText w:val="%2."/>
-      <w:lvlJc w:val="left"/>
-      <w:pPr>
-        <w:ind w:left="776" w:hanging="336"/>
-      </w:pPr>
-    </w:lvl>
-    <w:lvl w:ilvl="5">
-      <w:start w:val="1"/>
-      <w:numFmt w:val="lowerRoman"/>
-      <w:lvlText w:val="%6."/>
-      <w:lvlJc w:val="left"/>
-      <w:pPr>
-        <w:ind w:left="2536" w:hanging="336"/>
-      </w:pPr>
-    </w:lvl>
-    <w:lvl w:ilvl="8">
-      <w:start w:val="1"/>
-      <w:numFmt w:val="lowerRoman"/>
-      <w:lvlText w:val="%9."/>
-      <w:lvlJc w:val="left"/>
-      <w:pPr>
-        <w:ind w:left="3856" w:hanging="336"/>
-      </w:pPr>
-    </w:lvl>
-    <w:lvl w:ilvl="2">
-      <w:start w:val="1"/>
-      <w:numFmt w:val="lowerRoman"/>
-      <w:lvlText w:val="%3."/>
-      <w:lvlJc w:val="left"/>
-      <w:pPr>
-        <w:ind w:left="1216" w:hanging="336"/>
-      </w:pPr>
-    </w:lvl>
-    <w:lvl w:ilvl="4">
-      <w:start w:val="1"/>
-      <w:numFmt w:val="lowerLetter"/>
-      <w:lvlText w:val="%5."/>
-      <w:lvlJc w:val="left"/>
-      <w:pPr>
-        <w:ind w:left="2096" w:hanging="336"/>
-      </w:pPr>
-    </w:lvl>
-    <w:lvl w:ilvl="0">
-      <w:start w:val="1"/>
-      <w:numFmt w:val="decimal"/>
-      <w:lvlText w:val="%1."/>
-      <w:lvlJc w:val="left"/>
-      <w:pPr>
-        <w:ind w:left="336" w:hanging="336"/>
-      </w:pPr>
-      <w:rPr/>
     </w:lvl>
   </w:abstractNum>
   <w:abstractNum w:abstractNumId="2">
+    <w:lvl w:ilvl="8">
+      <w:start w:val="1"/>
+      <w:numFmt w:val="lowerRoman"/>
+      <w:lvlText w:val="%9."/>
+      <w:lvlJc w:val="left"/>
+      <w:pPr>
+        <w:ind w:left="3856" w:hanging="336"/>
+      </w:pPr>
+    </w:lvl>
+    <w:lvl w:ilvl="3">
+      <w:start w:val="1"/>
+      <w:numFmt w:val="decimal"/>
+      <w:lvlText w:val="%4."/>
+      <w:lvlJc w:val="left"/>
+      <w:pPr>
+        <w:ind w:left="1656" w:hanging="336"/>
+      </w:pPr>
+    </w:lvl>
+    <w:lvl w:ilvl="1">
+      <w:start w:val="1"/>
+      <w:numFmt w:val="lowerLetter"/>
+      <w:lvlText w:val="%2."/>
+      <w:lvlJc w:val="left"/>
+      <w:pPr>
+        <w:ind w:left="776" w:hanging="336"/>
+      </w:pPr>
+    </w:lvl>
+    <w:lvl w:ilvl="4">
+      <w:start w:val="1"/>
+      <w:numFmt w:val="lowerLetter"/>
+      <w:lvlText w:val="%5."/>
+      <w:lvlJc w:val="left"/>
+      <w:pPr>
+        <w:ind w:left="2096" w:hanging="336"/>
+      </w:pPr>
+    </w:lvl>
     <w:lvl w:ilvl="7">
       <w:start w:val="1"/>
       <w:numFmt w:val="lowerLetter"/>
@@ -3779,6 +3815,15 @@
         <w:ind w:left="3416" w:hanging="336"/>
       </w:pPr>
     </w:lvl>
+    <w:lvl w:ilvl="2">
+      <w:start w:val="1"/>
+      <w:numFmt w:val="lowerRoman"/>
+      <w:lvlText w:val="%3."/>
+      <w:lvlJc w:val="left"/>
+      <w:pPr>
+        <w:ind w:left="1216" w:hanging="336"/>
+      </w:pPr>
+    </w:lvl>
     <w:lvl w:ilvl="0">
       <w:start w:val="1"/>
       <w:numFmt w:val="decimal"/>
@@ -3789,13 +3834,13 @@
       </w:pPr>
       <w:rPr/>
     </w:lvl>
-    <w:lvl w:ilvl="1">
-      <w:start w:val="1"/>
-      <w:numFmt w:val="lowerLetter"/>
-      <w:lvlText w:val="%2."/>
-      <w:lvlJc w:val="left"/>
-      <w:pPr>
-        <w:ind w:left="776" w:hanging="336"/>
+    <w:lvl w:ilvl="6">
+      <w:start w:val="1"/>
+      <w:numFmt w:val="decimal"/>
+      <w:lvlText w:val="%7."/>
+      <w:lvlJc w:val="left"/>
+      <w:pPr>
+        <w:ind w:left="2976" w:hanging="336"/>
       </w:pPr>
     </w:lvl>
     <w:lvl w:ilvl="5">
@@ -3805,55 +3850,74 @@
       <w:lvlJc w:val="left"/>
       <w:pPr>
         <w:ind w:left="2536" w:hanging="336"/>
-      </w:pPr>
-    </w:lvl>
-    <w:lvl w:ilvl="8">
-      <w:start w:val="1"/>
-      <w:numFmt w:val="lowerRoman"/>
-      <w:lvlText w:val="%9."/>
-      <w:lvlJc w:val="left"/>
-      <w:pPr>
-        <w:ind w:left="3856" w:hanging="336"/>
-      </w:pPr>
-    </w:lvl>
-    <w:lvl w:ilvl="2">
-      <w:start w:val="1"/>
-      <w:numFmt w:val="lowerRoman"/>
-      <w:lvlText w:val="%3."/>
-      <w:lvlJc w:val="left"/>
-      <w:pPr>
-        <w:ind w:left="1216" w:hanging="336"/>
-      </w:pPr>
-    </w:lvl>
-    <w:lvl w:ilvl="6">
-      <w:start w:val="1"/>
-      <w:numFmt w:val="decimal"/>
-      <w:lvlText w:val="%7."/>
-      <w:lvlJc w:val="left"/>
-      <w:pPr>
-        <w:ind w:left="2976" w:hanging="336"/>
-      </w:pPr>
-    </w:lvl>
-    <w:lvl w:ilvl="4">
-      <w:start w:val="1"/>
-      <w:numFmt w:val="lowerLetter"/>
-      <w:lvlText w:val="%5."/>
-      <w:lvlJc w:val="left"/>
-      <w:pPr>
-        <w:ind w:left="2096" w:hanging="336"/>
-      </w:pPr>
-    </w:lvl>
-    <w:lvl w:ilvl="3">
-      <w:start w:val="1"/>
-      <w:numFmt w:val="decimal"/>
-      <w:lvlText w:val="%4."/>
-      <w:lvlJc w:val="left"/>
-      <w:pPr>
-        <w:ind w:left="1656" w:hanging="336"/>
       </w:pPr>
     </w:lvl>
   </w:abstractNum>
   <w:abstractNum w:abstractNumId="3">
+    <w:lvl w:ilvl="4">
+      <w:start w:val="1"/>
+      <w:numFmt w:val="lowerLetter"/>
+      <w:lvlText w:val="%5."/>
+      <w:lvlJc w:val="left"/>
+      <w:pPr>
+        <w:ind w:left="2096" w:hanging="336"/>
+      </w:pPr>
+    </w:lvl>
+    <w:lvl w:ilvl="7">
+      <w:start w:val="1"/>
+      <w:numFmt w:val="lowerLetter"/>
+      <w:lvlText w:val="%8."/>
+      <w:lvlJc w:val="left"/>
+      <w:pPr>
+        <w:ind w:left="3416" w:hanging="336"/>
+      </w:pPr>
+    </w:lvl>
+    <w:lvl w:ilvl="6">
+      <w:start w:val="1"/>
+      <w:numFmt w:val="decimal"/>
+      <w:lvlText w:val="%7."/>
+      <w:lvlJc w:val="left"/>
+      <w:pPr>
+        <w:ind w:left="2976" w:hanging="336"/>
+      </w:pPr>
+    </w:lvl>
+    <w:lvl w:ilvl="5">
+      <w:start w:val="1"/>
+      <w:numFmt w:val="lowerRoman"/>
+      <w:lvlText w:val="%6."/>
+      <w:lvlJc w:val="left"/>
+      <w:pPr>
+        <w:ind w:left="2536" w:hanging="336"/>
+      </w:pPr>
+    </w:lvl>
+    <w:lvl w:ilvl="8">
+      <w:start w:val="1"/>
+      <w:numFmt w:val="lowerRoman"/>
+      <w:lvlText w:val="%9."/>
+      <w:lvlJc w:val="left"/>
+      <w:pPr>
+        <w:ind w:left="3856" w:hanging="336"/>
+      </w:pPr>
+    </w:lvl>
+    <w:lvl w:ilvl="0">
+      <w:start w:val="1"/>
+      <w:numFmt w:val="decimal"/>
+      <w:lvlText w:val="%1."/>
+      <w:lvlJc w:val="left"/>
+      <w:pPr>
+        <w:ind w:left="336" w:hanging="336"/>
+      </w:pPr>
+      <w:rPr/>
+    </w:lvl>
+    <w:lvl w:ilvl="2">
+      <w:start w:val="1"/>
+      <w:numFmt w:val="lowerRoman"/>
+      <w:lvlText w:val="%3."/>
+      <w:lvlJc w:val="left"/>
+      <w:pPr>
+        <w:ind w:left="1216" w:hanging="336"/>
+      </w:pPr>
+    </w:lvl>
     <w:lvl w:ilvl="3">
       <w:start w:val="1"/>
       <w:numFmt w:val="decimal"/>
@@ -3863,24 +3927,6 @@
         <w:ind w:left="1656" w:hanging="336"/>
       </w:pPr>
     </w:lvl>
-    <w:lvl w:ilvl="8">
-      <w:start w:val="1"/>
-      <w:numFmt w:val="lowerRoman"/>
-      <w:lvlText w:val="%9."/>
-      <w:lvlJc w:val="left"/>
-      <w:pPr>
-        <w:ind w:left="3856" w:hanging="336"/>
-      </w:pPr>
-    </w:lvl>
-    <w:lvl w:ilvl="4">
-      <w:start w:val="1"/>
-      <w:numFmt w:val="lowerLetter"/>
-      <w:lvlText w:val="%5."/>
-      <w:lvlJc w:val="left"/>
-      <w:pPr>
-        <w:ind w:left="2096" w:hanging="336"/>
-      </w:pPr>
-    </w:lvl>
     <w:lvl w:ilvl="1">
       <w:start w:val="1"/>
       <w:numFmt w:val="lowerLetter"/>
@@ -3888,56 +3934,83 @@
       <w:lvlJc w:val="left"/>
       <w:pPr>
         <w:ind w:left="776" w:hanging="336"/>
-      </w:pPr>
-    </w:lvl>
-    <w:lvl w:ilvl="0">
-      <w:start w:val="1"/>
-      <w:numFmt w:val="decimal"/>
-      <w:lvlText w:val="%1."/>
-      <w:lvlJc w:val="left"/>
-      <w:pPr>
-        <w:ind w:left="336" w:hanging="336"/>
-      </w:pPr>
-      <w:rPr/>
-    </w:lvl>
-    <w:lvl w:ilvl="6">
-      <w:start w:val="1"/>
-      <w:numFmt w:val="decimal"/>
-      <w:lvlText w:val="%7."/>
-      <w:lvlJc w:val="left"/>
-      <w:pPr>
-        <w:ind w:left="2976" w:hanging="336"/>
-      </w:pPr>
-    </w:lvl>
-    <w:lvl w:ilvl="7">
-      <w:start w:val="1"/>
-      <w:numFmt w:val="lowerLetter"/>
-      <w:lvlText w:val="%8."/>
-      <w:lvlJc w:val="left"/>
-      <w:pPr>
-        <w:ind w:left="3416" w:hanging="336"/>
-      </w:pPr>
-    </w:lvl>
-    <w:lvl w:ilvl="5">
-      <w:start w:val="1"/>
-      <w:numFmt w:val="lowerRoman"/>
-      <w:lvlText w:val="%6."/>
-      <w:lvlJc w:val="left"/>
-      <w:pPr>
-        <w:ind w:left="2536" w:hanging="336"/>
-      </w:pPr>
-    </w:lvl>
-    <w:lvl w:ilvl="2">
-      <w:start w:val="1"/>
-      <w:numFmt w:val="lowerRoman"/>
-      <w:lvlText w:val="%3."/>
-      <w:lvlJc w:val="left"/>
-      <w:pPr>
-        <w:ind w:left="1216" w:hanging="336"/>
       </w:pPr>
     </w:lvl>
   </w:abstractNum>
   <w:abstractNum w:abstractNumId="4">
+    <w:lvl w:ilvl="1">
+      <w:start w:val="1"/>
+      <w:numFmt w:val="lowerLetter"/>
+      <w:lvlText w:val="%2."/>
+      <w:lvlJc w:val="left"/>
+      <w:pPr>
+        <w:ind w:left="776" w:hanging="336"/>
+      </w:pPr>
+    </w:lvl>
+    <w:lvl w:ilvl="5">
+      <w:start w:val="1"/>
+      <w:numFmt w:val="lowerRoman"/>
+      <w:lvlText w:val="%6."/>
+      <w:lvlJc w:val="left"/>
+      <w:pPr>
+        <w:ind w:left="2536" w:hanging="336"/>
+      </w:pPr>
+    </w:lvl>
+    <w:lvl w:ilvl="6">
+      <w:start w:val="1"/>
+      <w:numFmt w:val="decimal"/>
+      <w:lvlText w:val="%7."/>
+      <w:lvlJc w:val="left"/>
+      <w:pPr>
+        <w:ind w:left="2976" w:hanging="336"/>
+      </w:pPr>
+    </w:lvl>
+    <w:lvl w:ilvl="0">
+      <w:start w:val="1"/>
+      <w:numFmt w:val="decimal"/>
+      <w:lvlText w:val="%1."/>
+      <w:lvlJc w:val="left"/>
+      <w:pPr>
+        <w:ind w:left="336" w:hanging="336"/>
+      </w:pPr>
+      <w:rPr/>
+    </w:lvl>
+    <w:lvl w:ilvl="3">
+      <w:start w:val="1"/>
+      <w:numFmt w:val="decimal"/>
+      <w:lvlText w:val="%4."/>
+      <w:lvlJc w:val="left"/>
+      <w:pPr>
+        <w:ind w:left="1656" w:hanging="336"/>
+      </w:pPr>
+    </w:lvl>
+    <w:lvl w:ilvl="8">
+      <w:start w:val="1"/>
+      <w:numFmt w:val="lowerRoman"/>
+      <w:lvlText w:val="%9."/>
+      <w:lvlJc w:val="left"/>
+      <w:pPr>
+        <w:ind w:left="3856" w:hanging="336"/>
+      </w:pPr>
+    </w:lvl>
+    <w:lvl w:ilvl="4">
+      <w:start w:val="1"/>
+      <w:numFmt w:val="lowerLetter"/>
+      <w:lvlText w:val="%5."/>
+      <w:lvlJc w:val="left"/>
+      <w:pPr>
+        <w:ind w:left="2096" w:hanging="336"/>
+      </w:pPr>
+    </w:lvl>
+    <w:lvl w:ilvl="2">
+      <w:start w:val="1"/>
+      <w:numFmt w:val="lowerRoman"/>
+      <w:lvlText w:val="%3."/>
+      <w:lvlJc w:val="left"/>
+      <w:pPr>
+        <w:ind w:left="1216" w:hanging="336"/>
+      </w:pPr>
+    </w:lvl>
     <w:lvl w:ilvl="7">
       <w:start w:val="1"/>
       <w:numFmt w:val="lowerLetter"/>
@@ -3945,83 +4018,37 @@
       <w:lvlJc w:val="left"/>
       <w:pPr>
         <w:ind w:left="3416" w:hanging="336"/>
-      </w:pPr>
-    </w:lvl>
-    <w:lvl w:ilvl="4">
-      <w:start w:val="1"/>
-      <w:numFmt w:val="lowerLetter"/>
-      <w:lvlText w:val="%5."/>
-      <w:lvlJc w:val="left"/>
-      <w:pPr>
-        <w:ind w:left="2096" w:hanging="336"/>
-      </w:pPr>
-    </w:lvl>
-    <w:lvl w:ilvl="5">
-      <w:start w:val="1"/>
-      <w:numFmt w:val="lowerRoman"/>
-      <w:lvlText w:val="%6."/>
-      <w:lvlJc w:val="left"/>
-      <w:pPr>
-        <w:ind w:left="2536" w:hanging="336"/>
-      </w:pPr>
-    </w:lvl>
-    <w:lvl w:ilvl="1">
-      <w:start w:val="1"/>
-      <w:numFmt w:val="lowerLetter"/>
-      <w:lvlText w:val="%2."/>
-      <w:lvlJc w:val="left"/>
-      <w:pPr>
-        <w:ind w:left="776" w:hanging="336"/>
-      </w:pPr>
-    </w:lvl>
-    <w:lvl w:ilvl="2">
-      <w:start w:val="1"/>
-      <w:numFmt w:val="lowerRoman"/>
-      <w:lvlText w:val="%3."/>
-      <w:lvlJc w:val="left"/>
-      <w:pPr>
-        <w:ind w:left="1216" w:hanging="336"/>
-      </w:pPr>
-    </w:lvl>
-    <w:lvl w:ilvl="3">
-      <w:start w:val="1"/>
-      <w:numFmt w:val="decimal"/>
-      <w:lvlText w:val="%4."/>
-      <w:lvlJc w:val="left"/>
-      <w:pPr>
-        <w:ind w:left="1656" w:hanging="336"/>
-      </w:pPr>
-    </w:lvl>
-    <w:lvl w:ilvl="6">
-      <w:start w:val="1"/>
-      <w:numFmt w:val="decimal"/>
-      <w:lvlText w:val="%7."/>
-      <w:lvlJc w:val="left"/>
-      <w:pPr>
-        <w:ind w:left="2976" w:hanging="336"/>
-      </w:pPr>
-    </w:lvl>
-    <w:lvl w:ilvl="0">
-      <w:start w:val="1"/>
-      <w:numFmt w:val="decimal"/>
-      <w:lvlText w:val="%1."/>
-      <w:lvlJc w:val="left"/>
-      <w:pPr>
-        <w:ind w:left="336" w:hanging="336"/>
-      </w:pPr>
-      <w:rPr/>
-    </w:lvl>
-    <w:lvl w:ilvl="8">
-      <w:start w:val="1"/>
-      <w:numFmt w:val="lowerRoman"/>
-      <w:lvlText w:val="%9."/>
-      <w:lvlJc w:val="left"/>
-      <w:pPr>
-        <w:ind w:left="3856" w:hanging="336"/>
       </w:pPr>
     </w:lvl>
   </w:abstractNum>
   <w:abstractNum w:abstractNumId="5">
+    <w:lvl w:ilvl="4">
+      <w:start w:val="1"/>
+      <w:numFmt w:val="lowerLetter"/>
+      <w:lvlText w:val="%5."/>
+      <w:lvlJc w:val="left"/>
+      <w:pPr>
+        <w:ind w:left="2096" w:hanging="336"/>
+      </w:pPr>
+    </w:lvl>
+    <w:lvl w:ilvl="7">
+      <w:start w:val="1"/>
+      <w:numFmt w:val="lowerLetter"/>
+      <w:lvlText w:val="%8."/>
+      <w:lvlJc w:val="left"/>
+      <w:pPr>
+        <w:ind w:left="3416" w:hanging="336"/>
+      </w:pPr>
+    </w:lvl>
+    <w:lvl w:ilvl="2">
+      <w:start w:val="1"/>
+      <w:numFmt w:val="lowerRoman"/>
+      <w:lvlText w:val="%3."/>
+      <w:lvlJc w:val="left"/>
+      <w:pPr>
+        <w:ind w:left="1216" w:hanging="336"/>
+      </w:pPr>
+    </w:lvl>
     <w:lvl w:ilvl="3">
       <w:start w:val="1"/>
       <w:numFmt w:val="decimal"/>
@@ -4031,6 +4058,25 @@
         <w:ind w:left="1656" w:hanging="336"/>
       </w:pPr>
     </w:lvl>
+    <w:lvl w:ilvl="0">
+      <w:start w:val="1"/>
+      <w:numFmt w:val="decimal"/>
+      <w:lvlText w:val="%1."/>
+      <w:lvlJc w:val="left"/>
+      <w:pPr>
+        <w:ind w:left="336" w:hanging="336"/>
+      </w:pPr>
+      <w:rPr/>
+    </w:lvl>
+    <w:lvl w:ilvl="6">
+      <w:start w:val="1"/>
+      <w:numFmt w:val="decimal"/>
+      <w:lvlText w:val="%7."/>
+      <w:lvlJc w:val="left"/>
+      <w:pPr>
+        <w:ind w:left="2976" w:hanging="336"/>
+      </w:pPr>
+    </w:lvl>
     <w:lvl w:ilvl="1">
       <w:start w:val="1"/>
       <w:numFmt w:val="lowerLetter"/>
@@ -4040,25 +4086,6 @@
         <w:ind w:left="776" w:hanging="336"/>
       </w:pPr>
     </w:lvl>
-    <w:lvl w:ilvl="0">
-      <w:start w:val="1"/>
-      <w:numFmt w:val="decimal"/>
-      <w:lvlText w:val="%1."/>
-      <w:lvlJc w:val="left"/>
-      <w:pPr>
-        <w:ind w:left="336" w:hanging="336"/>
-      </w:pPr>
-      <w:rPr/>
-    </w:lvl>
-    <w:lvl w:ilvl="6">
-      <w:start w:val="1"/>
-      <w:numFmt w:val="decimal"/>
-      <w:lvlText w:val="%7."/>
-      <w:lvlJc w:val="left"/>
-      <w:pPr>
-        <w:ind w:left="2976" w:hanging="336"/>
-      </w:pPr>
-    </w:lvl>
     <w:lvl w:ilvl="8">
       <w:start w:val="1"/>
       <w:numFmt w:val="lowerRoman"/>
@@ -4066,33 +4093,6 @@
       <w:lvlJc w:val="left"/>
       <w:pPr>
         <w:ind w:left="3856" w:hanging="336"/>
-      </w:pPr>
-    </w:lvl>
-    <w:lvl w:ilvl="2">
-      <w:start w:val="1"/>
-      <w:numFmt w:val="lowerRoman"/>
-      <w:lvlText w:val="%3."/>
-      <w:lvlJc w:val="left"/>
-      <w:pPr>
-        <w:ind w:left="1216" w:hanging="336"/>
-      </w:pPr>
-    </w:lvl>
-    <w:lvl w:ilvl="7">
-      <w:start w:val="1"/>
-      <w:numFmt w:val="lowerLetter"/>
-      <w:lvlText w:val="%8."/>
-      <w:lvlJc w:val="left"/>
-      <w:pPr>
-        <w:ind w:left="3416" w:hanging="336"/>
-      </w:pPr>
-    </w:lvl>
-    <w:lvl w:ilvl="4">
-      <w:start w:val="1"/>
-      <w:numFmt w:val="lowerLetter"/>
-      <w:lvlText w:val="%5."/>
-      <w:lvlJc w:val="left"/>
-      <w:pPr>
-        <w:ind w:left="2096" w:hanging="336"/>
       </w:pPr>
     </w:lvl>
     <w:lvl w:ilvl="5">
@@ -4106,6 +4106,33 @@
     </w:lvl>
   </w:abstractNum>
   <w:abstractNum w:abstractNumId="6">
+    <w:lvl w:ilvl="3">
+      <w:start w:val="1"/>
+      <w:numFmt w:val="decimal"/>
+      <w:lvlText w:val="%4."/>
+      <w:lvlJc w:val="left"/>
+      <w:pPr>
+        <w:ind w:left="1656" w:hanging="336"/>
+      </w:pPr>
+    </w:lvl>
+    <w:lvl w:ilvl="8">
+      <w:start w:val="1"/>
+      <w:numFmt w:val="lowerRoman"/>
+      <w:lvlText w:val="%9."/>
+      <w:lvlJc w:val="left"/>
+      <w:pPr>
+        <w:ind w:left="3856" w:hanging="336"/>
+      </w:pPr>
+    </w:lvl>
+    <w:lvl w:ilvl="5">
+      <w:start w:val="1"/>
+      <w:numFmt w:val="lowerRoman"/>
+      <w:lvlText w:val="%6."/>
+      <w:lvlJc w:val="left"/>
+      <w:pPr>
+        <w:ind w:left="2536" w:hanging="336"/>
+      </w:pPr>
+    </w:lvl>
     <w:lvl w:ilvl="7">
       <w:start w:val="1"/>
       <w:numFmt w:val="lowerLetter"/>
@@ -4124,15 +4151,6 @@
         <w:ind w:left="1216" w:hanging="336"/>
       </w:pPr>
     </w:lvl>
-    <w:lvl w:ilvl="8">
-      <w:start w:val="1"/>
-      <w:numFmt w:val="lowerRoman"/>
-      <w:lvlText w:val="%9."/>
-      <w:lvlJc w:val="left"/>
-      <w:pPr>
-        <w:ind w:left="3856" w:hanging="336"/>
-      </w:pPr>
-    </w:lvl>
     <w:lvl w:ilvl="0">
       <w:start w:val="1"/>
       <w:numFmt w:val="decimal"/>
@@ -4152,15 +4170,6 @@
         <w:ind w:left="2976" w:hanging="336"/>
       </w:pPr>
     </w:lvl>
-    <w:lvl w:ilvl="5">
-      <w:start w:val="1"/>
-      <w:numFmt w:val="lowerRoman"/>
-      <w:lvlText w:val="%6."/>
-      <w:lvlJc w:val="left"/>
-      <w:pPr>
-        <w:ind w:left="2536" w:hanging="336"/>
-      </w:pPr>
-    </w:lvl>
     <w:lvl w:ilvl="1">
       <w:start w:val="1"/>
       <w:numFmt w:val="lowerLetter"/>
@@ -4168,15 +4177,6 @@
       <w:lvlJc w:val="left"/>
       <w:pPr>
         <w:ind w:left="776" w:hanging="336"/>
-      </w:pPr>
-    </w:lvl>
-    <w:lvl w:ilvl="3">
-      <w:start w:val="1"/>
-      <w:numFmt w:val="decimal"/>
-      <w:lvlText w:val="%4."/>
-      <w:lvlJc w:val="left"/>
-      <w:pPr>
-        <w:ind w:left="1656" w:hanging="336"/>
       </w:pPr>
     </w:lvl>
     <w:lvl w:ilvl="4">
@@ -4190,6 +4190,33 @@
     </w:lvl>
   </w:abstractNum>
   <w:abstractNum w:abstractNumId="7">
+    <w:lvl w:ilvl="2">
+      <w:start w:val="1"/>
+      <w:numFmt w:val="lowerRoman"/>
+      <w:lvlText w:val="%3."/>
+      <w:lvlJc w:val="left"/>
+      <w:pPr>
+        <w:ind w:left="1216" w:hanging="336"/>
+      </w:pPr>
+    </w:lvl>
+    <w:lvl w:ilvl="4">
+      <w:start w:val="1"/>
+      <w:numFmt w:val="lowerLetter"/>
+      <w:lvlText w:val="%5."/>
+      <w:lvlJc w:val="left"/>
+      <w:pPr>
+        <w:ind w:left="2096" w:hanging="336"/>
+      </w:pPr>
+    </w:lvl>
+    <w:lvl w:ilvl="8">
+      <w:start w:val="1"/>
+      <w:numFmt w:val="lowerRoman"/>
+      <w:lvlText w:val="%9."/>
+      <w:lvlJc w:val="left"/>
+      <w:pPr>
+        <w:ind w:left="3856" w:hanging="336"/>
+      </w:pPr>
+    </w:lvl>
     <w:lvl w:ilvl="7">
       <w:start w:val="1"/>
       <w:numFmt w:val="lowerLetter"/>
@@ -4199,6 +4226,25 @@
         <w:ind w:left="3416" w:hanging="336"/>
       </w:pPr>
     </w:lvl>
+    <w:lvl w:ilvl="0">
+      <w:start w:val="1"/>
+      <w:numFmt w:val="decimal"/>
+      <w:lvlText w:val="%1."/>
+      <w:lvlJc w:val="left"/>
+      <w:pPr>
+        <w:ind w:left="336" w:hanging="336"/>
+      </w:pPr>
+      <w:rPr/>
+    </w:lvl>
+    <w:lvl w:ilvl="5">
+      <w:start w:val="1"/>
+      <w:numFmt w:val="lowerRoman"/>
+      <w:lvlText w:val="%6."/>
+      <w:lvlJc w:val="left"/>
+      <w:pPr>
+        <w:ind w:left="2536" w:hanging="336"/>
+      </w:pPr>
+    </w:lvl>
     <w:lvl w:ilvl="3">
       <w:start w:val="1"/>
       <w:numFmt w:val="decimal"/>
@@ -4208,43 +4254,6 @@
         <w:ind w:left="1656" w:hanging="336"/>
       </w:pPr>
     </w:lvl>
-    <w:lvl w:ilvl="8">
-      <w:start w:val="1"/>
-      <w:numFmt w:val="lowerRoman"/>
-      <w:lvlText w:val="%9."/>
-      <w:lvlJc w:val="left"/>
-      <w:pPr>
-        <w:ind w:left="3856" w:hanging="336"/>
-      </w:pPr>
-    </w:lvl>
-    <w:lvl w:ilvl="4">
-      <w:start w:val="1"/>
-      <w:numFmt w:val="lowerLetter"/>
-      <w:lvlText w:val="%5."/>
-      <w:lvlJc w:val="left"/>
-      <w:pPr>
-        <w:ind w:left="2096" w:hanging="336"/>
-      </w:pPr>
-    </w:lvl>
-    <w:lvl w:ilvl="2">
-      <w:start w:val="1"/>
-      <w:numFmt w:val="lowerRoman"/>
-      <w:lvlText w:val="%3."/>
-      <w:lvlJc w:val="left"/>
-      <w:pPr>
-        <w:ind w:left="1216" w:hanging="336"/>
-      </w:pPr>
-    </w:lvl>
-    <w:lvl w:ilvl="0">
-      <w:start w:val="1"/>
-      <w:numFmt w:val="decimal"/>
-      <w:lvlText w:val="%1."/>
-      <w:lvlJc w:val="left"/>
-      <w:pPr>
-        <w:ind w:left="336" w:hanging="336"/>
-      </w:pPr>
-      <w:rPr/>
-    </w:lvl>
     <w:lvl w:ilvl="1">
       <w:start w:val="1"/>
       <w:numFmt w:val="lowerLetter"/>
@@ -4252,15 +4261,6 @@
       <w:lvlJc w:val="left"/>
       <w:pPr>
         <w:ind w:left="776" w:hanging="336"/>
-      </w:pPr>
-    </w:lvl>
-    <w:lvl w:ilvl="5">
-      <w:start w:val="1"/>
-      <w:numFmt w:val="lowerRoman"/>
-      <w:lvlText w:val="%6."/>
-      <w:lvlJc w:val="left"/>
-      <w:pPr>
-        <w:ind w:left="2536" w:hanging="336"/>
       </w:pPr>
     </w:lvl>
     <w:lvl w:ilvl="6">
@@ -4283,6 +4283,15 @@
         <w:ind w:left="1656" w:hanging="336"/>
       </w:pPr>
     </w:lvl>
+    <w:lvl w:ilvl="6">
+      <w:start w:val="1"/>
+      <w:numFmt w:val="decimal"/>
+      <w:lvlText w:val="%7."/>
+      <w:lvlJc w:val="left"/>
+      <w:pPr>
+        <w:ind w:left="2976" w:hanging="336"/>
+      </w:pPr>
+    </w:lvl>
     <w:lvl w:ilvl="1">
       <w:start w:val="1"/>
       <w:numFmt w:val="lowerLetter"/>
@@ -4292,6 +4301,15 @@
         <w:ind w:left="776" w:hanging="336"/>
       </w:pPr>
     </w:lvl>
+    <w:lvl w:ilvl="4">
+      <w:start w:val="1"/>
+      <w:numFmt w:val="lowerLetter"/>
+      <w:lvlText w:val="%5."/>
+      <w:lvlJc w:val="left"/>
+      <w:pPr>
+        <w:ind w:left="2096" w:hanging="336"/>
+      </w:pPr>
+    </w:lvl>
     <w:lvl w:ilvl="8">
       <w:start w:val="1"/>
       <w:numFmt w:val="lowerRoman"/>
@@ -4310,15 +4328,6 @@
         <w:ind w:left="1216" w:hanging="336"/>
       </w:pPr>
     </w:lvl>
-    <w:lvl w:ilvl="6">
-      <w:start w:val="1"/>
-      <w:numFmt w:val="decimal"/>
-      <w:lvlText w:val="%7."/>
-      <w:lvlJc w:val="left"/>
-      <w:pPr>
-        <w:ind w:left="2976" w:hanging="336"/>
-      </w:pPr>
-    </w:lvl>
     <w:lvl w:ilvl="5">
       <w:start w:val="1"/>
       <w:numFmt w:val="lowerRoman"/>
@@ -4328,6 +4337,15 @@
         <w:ind w:left="2536" w:hanging="336"/>
       </w:pPr>
     </w:lvl>
+    <w:lvl w:ilvl="7">
+      <w:start w:val="1"/>
+      <w:numFmt w:val="lowerLetter"/>
+      <w:lvlText w:val="%8."/>
+      <w:lvlJc w:val="left"/>
+      <w:pPr>
+        <w:ind w:left="3416" w:hanging="336"/>
+      </w:pPr>
+    </w:lvl>
     <w:lvl w:ilvl="0">
       <w:start w:val="1"/>
       <w:numFmt w:val="decimal"/>
@@ -4337,27 +4355,55 @@
         <w:ind w:left="336" w:hanging="336"/>
       </w:pPr>
       <w:rPr/>
-    </w:lvl>
-    <w:lvl w:ilvl="7">
-      <w:start w:val="1"/>
-      <w:numFmt w:val="lowerLetter"/>
-      <w:lvlText w:val="%8."/>
-      <w:lvlJc w:val="left"/>
-      <w:pPr>
-        <w:ind w:left="3416" w:hanging="336"/>
-      </w:pPr>
-    </w:lvl>
-    <w:lvl w:ilvl="4">
-      <w:start w:val="1"/>
-      <w:numFmt w:val="lowerLetter"/>
-      <w:lvlText w:val="%5."/>
-      <w:lvlJc w:val="left"/>
-      <w:pPr>
-        <w:ind w:left="2096" w:hanging="336"/>
-      </w:pPr>
     </w:lvl>
   </w:abstractNum>
   <w:abstractNum w:abstractNumId="9">
+    <w:lvl w:ilvl="2">
+      <w:start w:val="1"/>
+      <w:numFmt w:val="lowerRoman"/>
+      <w:lvlText w:val="%3."/>
+      <w:lvlJc w:val="left"/>
+      <w:pPr>
+        <w:ind w:left="1216" w:hanging="336"/>
+      </w:pPr>
+    </w:lvl>
+    <w:lvl w:ilvl="4">
+      <w:start w:val="1"/>
+      <w:numFmt w:val="lowerLetter"/>
+      <w:lvlText w:val="%5."/>
+      <w:lvlJc w:val="left"/>
+      <w:pPr>
+        <w:ind w:left="2096" w:hanging="336"/>
+      </w:pPr>
+    </w:lvl>
+    <w:lvl w:ilvl="1">
+      <w:start w:val="1"/>
+      <w:numFmt w:val="lowerLetter"/>
+      <w:lvlText w:val="%2."/>
+      <w:lvlJc w:val="left"/>
+      <w:pPr>
+        <w:ind w:left="776" w:hanging="336"/>
+      </w:pPr>
+    </w:lvl>
+    <w:lvl w:ilvl="0">
+      <w:start w:val="1"/>
+      <w:numFmt w:val="decimal"/>
+      <w:lvlText w:val="%1."/>
+      <w:lvlJc w:val="left"/>
+      <w:pPr>
+        <w:ind w:left="336" w:hanging="336"/>
+      </w:pPr>
+      <w:rPr/>
+    </w:lvl>
+    <w:lvl w:ilvl="8">
+      <w:start w:val="1"/>
+      <w:numFmt w:val="lowerRoman"/>
+      <w:lvlText w:val="%9."/>
+      <w:lvlJc w:val="left"/>
+      <w:pPr>
+        <w:ind w:left="3856" w:hanging="336"/>
+      </w:pPr>
+    </w:lvl>
     <w:lvl w:ilvl="5">
       <w:start w:val="1"/>
       <w:numFmt w:val="lowerRoman"/>
@@ -4367,13 +4413,22 @@
         <w:ind w:left="2536" w:hanging="336"/>
       </w:pPr>
     </w:lvl>
-    <w:lvl w:ilvl="2">
-      <w:start w:val="1"/>
-      <w:numFmt w:val="lowerRoman"/>
-      <w:lvlText w:val="%3."/>
-      <w:lvlJc w:val="left"/>
-      <w:pPr>
-        <w:ind w:left="1216" w:hanging="336"/>
+    <w:lvl w:ilvl="6">
+      <w:start w:val="1"/>
+      <w:numFmt w:val="decimal"/>
+      <w:lvlText w:val="%7."/>
+      <w:lvlJc w:val="left"/>
+      <w:pPr>
+        <w:ind w:left="2976" w:hanging="336"/>
+      </w:pPr>
+    </w:lvl>
+    <w:lvl w:ilvl="7">
+      <w:start w:val="1"/>
+      <w:numFmt w:val="lowerLetter"/>
+      <w:lvlText w:val="%8."/>
+      <w:lvlJc w:val="left"/>
+      <w:pPr>
+        <w:ind w:left="3416" w:hanging="336"/>
       </w:pPr>
     </w:lvl>
     <w:lvl w:ilvl="3">
@@ -4383,61 +4438,6 @@
       <w:lvlJc w:val="left"/>
       <w:pPr>
         <w:ind w:left="1656" w:hanging="336"/>
-      </w:pPr>
-    </w:lvl>
-    <w:lvl w:ilvl="7">
-      <w:start w:val="1"/>
-      <w:numFmt w:val="lowerLetter"/>
-      <w:lvlText w:val="%8."/>
-      <w:lvlJc w:val="left"/>
-      <w:pPr>
-        <w:ind w:left="3416" w:hanging="336"/>
-      </w:pPr>
-    </w:lvl>
-    <w:lvl w:ilvl="8">
-      <w:start w:val="1"/>
-      <w:numFmt w:val="lowerRoman"/>
-      <w:lvlText w:val="%9."/>
-      <w:lvlJc w:val="left"/>
-      <w:pPr>
-        <w:ind w:left="3856" w:hanging="336"/>
-      </w:pPr>
-    </w:lvl>
-    <w:lvl w:ilvl="0">
-      <w:start w:val="1"/>
-      <w:numFmt w:val="decimal"/>
-      <w:lvlText w:val="%1."/>
-      <w:lvlJc w:val="left"/>
-      <w:pPr>
-        <w:ind w:left="336" w:hanging="336"/>
-      </w:pPr>
-      <w:rPr/>
-    </w:lvl>
-    <w:lvl w:ilvl="1">
-      <w:start w:val="1"/>
-      <w:numFmt w:val="lowerLetter"/>
-      <w:lvlText w:val="%2."/>
-      <w:lvlJc w:val="left"/>
-      <w:pPr>
-        <w:ind w:left="776" w:hanging="336"/>
-      </w:pPr>
-    </w:lvl>
-    <w:lvl w:ilvl="4">
-      <w:start w:val="1"/>
-      <w:numFmt w:val="lowerLetter"/>
-      <w:lvlText w:val="%5."/>
-      <w:lvlJc w:val="left"/>
-      <w:pPr>
-        <w:ind w:left="2096" w:hanging="336"/>
-      </w:pPr>
-    </w:lvl>
-    <w:lvl w:ilvl="6">
-      <w:start w:val="1"/>
-      <w:numFmt w:val="decimal"/>
-      <w:lvlText w:val="%7."/>
-      <w:lvlJc w:val="left"/>
-      <w:pPr>
-        <w:ind w:left="2976" w:hanging="336"/>
       </w:pPr>
     </w:lvl>
   </w:abstractNum>
@@ -4451,6 +4451,25 @@
         <w:ind w:left="2976" w:hanging="336"/>
       </w:pPr>
     </w:lvl>
+    <w:lvl w:ilvl="0">
+      <w:start w:val="1"/>
+      <w:numFmt w:val="decimal"/>
+      <w:lvlText w:val="%1."/>
+      <w:lvlJc w:val="left"/>
+      <w:pPr>
+        <w:ind w:left="336" w:hanging="336"/>
+      </w:pPr>
+      <w:rPr/>
+    </w:lvl>
+    <w:lvl w:ilvl="7">
+      <w:start w:val="1"/>
+      <w:numFmt w:val="lowerLetter"/>
+      <w:lvlText w:val="%8."/>
+      <w:lvlJc w:val="left"/>
+      <w:pPr>
+        <w:ind w:left="3416" w:hanging="336"/>
+      </w:pPr>
+    </w:lvl>
     <w:lvl w:ilvl="8">
       <w:start w:val="1"/>
       <w:numFmt w:val="lowerRoman"/>
@@ -4460,6 +4479,42 @@
         <w:ind w:left="3856" w:hanging="336"/>
       </w:pPr>
     </w:lvl>
+    <w:lvl w:ilvl="1">
+      <w:start w:val="1"/>
+      <w:numFmt w:val="lowerLetter"/>
+      <w:lvlText w:val="%2."/>
+      <w:lvlJc w:val="left"/>
+      <w:pPr>
+        <w:ind w:left="776" w:hanging="336"/>
+      </w:pPr>
+    </w:lvl>
+    <w:lvl w:ilvl="4">
+      <w:start w:val="1"/>
+      <w:numFmt w:val="lowerLetter"/>
+      <w:lvlText w:val="%5."/>
+      <w:lvlJc w:val="left"/>
+      <w:pPr>
+        <w:ind w:left="2096" w:hanging="336"/>
+      </w:pPr>
+    </w:lvl>
+    <w:lvl w:ilvl="2">
+      <w:start w:val="1"/>
+      <w:numFmt w:val="lowerRoman"/>
+      <w:lvlText w:val="%3."/>
+      <w:lvlJc w:val="left"/>
+      <w:pPr>
+        <w:ind w:left="1216" w:hanging="336"/>
+      </w:pPr>
+    </w:lvl>
+    <w:lvl w:ilvl="5">
+      <w:start w:val="1"/>
+      <w:numFmt w:val="lowerRoman"/>
+      <w:lvlText w:val="%6."/>
+      <w:lvlJc w:val="left"/>
+      <w:pPr>
+        <w:ind w:left="2536" w:hanging="336"/>
+      </w:pPr>
+    </w:lvl>
     <w:lvl w:ilvl="3">
       <w:start w:val="1"/>
       <w:numFmt w:val="decimal"/>
@@ -4467,61 +4522,6 @@
       <w:lvlJc w:val="left"/>
       <w:pPr>
         <w:ind w:left="1656" w:hanging="336"/>
-      </w:pPr>
-    </w:lvl>
-    <w:lvl w:ilvl="4">
-      <w:start w:val="1"/>
-      <w:numFmt w:val="lowerLetter"/>
-      <w:lvlText w:val="%5."/>
-      <w:lvlJc w:val="left"/>
-      <w:pPr>
-        <w:ind w:left="2096" w:hanging="336"/>
-      </w:pPr>
-    </w:lvl>
-    <w:lvl w:ilvl="7">
-      <w:start w:val="1"/>
-      <w:numFmt w:val="lowerLetter"/>
-      <w:lvlText w:val="%8."/>
-      <w:lvlJc w:val="left"/>
-      <w:pPr>
-        <w:ind w:left="3416" w:hanging="336"/>
-      </w:pPr>
-    </w:lvl>
-    <w:lvl w:ilvl="1">
-      <w:start w:val="1"/>
-      <w:numFmt w:val="lowerLetter"/>
-      <w:lvlText w:val="%2."/>
-      <w:lvlJc w:val="left"/>
-      <w:pPr>
-        <w:ind w:left="776" w:hanging="336"/>
-      </w:pPr>
-    </w:lvl>
-    <w:lvl w:ilvl="0">
-      <w:start w:val="1"/>
-      <w:numFmt w:val="decimal"/>
-      <w:lvlText w:val="%1."/>
-      <w:lvlJc w:val="left"/>
-      <w:pPr>
-        <w:ind w:left="336" w:hanging="336"/>
-      </w:pPr>
-      <w:rPr/>
-    </w:lvl>
-    <w:lvl w:ilvl="5">
-      <w:start w:val="1"/>
-      <w:numFmt w:val="lowerRoman"/>
-      <w:lvlText w:val="%6."/>
-      <w:lvlJc w:val="left"/>
-      <w:pPr>
-        <w:ind w:left="2536" w:hanging="336"/>
-      </w:pPr>
-    </w:lvl>
-    <w:lvl w:ilvl="2">
-      <w:start w:val="1"/>
-      <w:numFmt w:val="lowerRoman"/>
-      <w:lvlText w:val="%3."/>
-      <w:lvlJc w:val="left"/>
-      <w:pPr>
-        <w:ind w:left="1216" w:hanging="336"/>
       </w:pPr>
     </w:lvl>
   </w:abstractNum>
@@ -4535,6 +4535,61 @@
         <w:ind w:left="3416" w:hanging="336"/>
       </w:pPr>
     </w:lvl>
+    <w:lvl w:ilvl="5">
+      <w:start w:val="1"/>
+      <w:numFmt w:val="lowerRoman"/>
+      <w:lvlText w:val="%6."/>
+      <w:lvlJc w:val="left"/>
+      <w:pPr>
+        <w:ind w:left="2536" w:hanging="336"/>
+      </w:pPr>
+    </w:lvl>
+    <w:lvl w:ilvl="2">
+      <w:start w:val="1"/>
+      <w:numFmt w:val="lowerRoman"/>
+      <w:lvlText w:val="%3."/>
+      <w:lvlJc w:val="left"/>
+      <w:pPr>
+        <w:ind w:left="1216" w:hanging="336"/>
+      </w:pPr>
+    </w:lvl>
+    <w:lvl w:ilvl="8">
+      <w:start w:val="1"/>
+      <w:numFmt w:val="lowerRoman"/>
+      <w:lvlText w:val="%9."/>
+      <w:lvlJc w:val="left"/>
+      <w:pPr>
+        <w:ind w:left="3856" w:hanging="336"/>
+      </w:pPr>
+    </w:lvl>
+    <w:lvl w:ilvl="3">
+      <w:start w:val="1"/>
+      <w:numFmt w:val="decimal"/>
+      <w:lvlText w:val="%4."/>
+      <w:lvlJc w:val="left"/>
+      <w:pPr>
+        <w:ind w:left="1656" w:hanging="336"/>
+      </w:pPr>
+    </w:lvl>
+    <w:lvl w:ilvl="6">
+      <w:start w:val="1"/>
+      <w:numFmt w:val="decimal"/>
+      <w:lvlText w:val="%7."/>
+      <w:lvlJc w:val="left"/>
+      <w:pPr>
+        <w:ind w:left="2976" w:hanging="336"/>
+      </w:pPr>
+    </w:lvl>
+    <w:lvl w:ilvl="0">
+      <w:start w:val="1"/>
+      <w:numFmt w:val="decimal"/>
+      <w:lvlText w:val="%1."/>
+      <w:lvlJc w:val="left"/>
+      <w:pPr>
+        <w:ind w:left="336" w:hanging="336"/>
+      </w:pPr>
+      <w:rPr/>
+    </w:lvl>
     <w:lvl w:ilvl="4">
       <w:start w:val="1"/>
       <w:numFmt w:val="lowerLetter"/>
@@ -4544,52 +4599,6 @@
         <w:ind w:left="2096" w:hanging="336"/>
       </w:pPr>
     </w:lvl>
-    <w:lvl w:ilvl="2">
-      <w:start w:val="1"/>
-      <w:numFmt w:val="lowerRoman"/>
-      <w:lvlText w:val="%3."/>
-      <w:lvlJc w:val="left"/>
-      <w:pPr>
-        <w:ind w:left="1216" w:hanging="336"/>
-      </w:pPr>
-    </w:lvl>
-    <w:lvl w:ilvl="0">
-      <w:start w:val="1"/>
-      <w:numFmt w:val="decimal"/>
-      <w:lvlText w:val="%1."/>
-      <w:lvlJc w:val="left"/>
-      <w:pPr>
-        <w:ind w:left="336" w:hanging="336"/>
-      </w:pPr>
-      <w:rPr/>
-    </w:lvl>
-    <w:lvl w:ilvl="8">
-      <w:start w:val="1"/>
-      <w:numFmt w:val="lowerRoman"/>
-      <w:lvlText w:val="%9."/>
-      <w:lvlJc w:val="left"/>
-      <w:pPr>
-        <w:ind w:left="3856" w:hanging="336"/>
-      </w:pPr>
-    </w:lvl>
-    <w:lvl w:ilvl="6">
-      <w:start w:val="1"/>
-      <w:numFmt w:val="decimal"/>
-      <w:lvlText w:val="%7."/>
-      <w:lvlJc w:val="left"/>
-      <w:pPr>
-        <w:ind w:left="2976" w:hanging="336"/>
-      </w:pPr>
-    </w:lvl>
-    <w:lvl w:ilvl="3">
-      <w:start w:val="1"/>
-      <w:numFmt w:val="decimal"/>
-      <w:lvlText w:val="%4."/>
-      <w:lvlJc w:val="left"/>
-      <w:pPr>
-        <w:ind w:left="1656" w:hanging="336"/>
-      </w:pPr>
-    </w:lvl>
     <w:lvl w:ilvl="1">
       <w:start w:val="1"/>
       <w:numFmt w:val="lowerLetter"/>
@@ -4597,15 +4606,6 @@
       <w:lvlJc w:val="left"/>
       <w:pPr>
         <w:ind w:left="776" w:hanging="336"/>
-      </w:pPr>
-    </w:lvl>
-    <w:lvl w:ilvl="5">
-      <w:start w:val="1"/>
-      <w:numFmt w:val="lowerRoman"/>
-      <w:lvlText w:val="%6."/>
-      <w:lvlJc w:val="left"/>
-      <w:pPr>
-        <w:ind w:left="2536" w:hanging="336"/>
       </w:pPr>
     </w:lvl>
   </w:abstractNum>
@@ -4619,6 +4619,33 @@
         <w:ind w:left="1656" w:hanging="336"/>
       </w:pPr>
     </w:lvl>
+    <w:lvl w:ilvl="2">
+      <w:start w:val="1"/>
+      <w:numFmt w:val="lowerRoman"/>
+      <w:lvlText w:val="%3."/>
+      <w:lvlJc w:val="left"/>
+      <w:pPr>
+        <w:ind w:left="1216" w:hanging="336"/>
+      </w:pPr>
+    </w:lvl>
+    <w:lvl w:ilvl="7">
+      <w:start w:val="1"/>
+      <w:numFmt w:val="lowerLetter"/>
+      <w:lvlText w:val="%8."/>
+      <w:lvlJc w:val="left"/>
+      <w:pPr>
+        <w:ind w:left="3416" w:hanging="336"/>
+      </w:pPr>
+    </w:lvl>
+    <w:lvl w:ilvl="6">
+      <w:start w:val="1"/>
+      <w:numFmt w:val="decimal"/>
+      <w:lvlText w:val="%7."/>
+      <w:lvlJc w:val="left"/>
+      <w:pPr>
+        <w:ind w:left="2976" w:hanging="336"/>
+      </w:pPr>
+    </w:lvl>
     <w:lvl w:ilvl="4">
       <w:start w:val="1"/>
       <w:numFmt w:val="lowerLetter"/>
@@ -4628,13 +4655,31 @@
         <w:ind w:left="2096" w:hanging="336"/>
       </w:pPr>
     </w:lvl>
-    <w:lvl w:ilvl="7">
-      <w:start w:val="1"/>
-      <w:numFmt w:val="lowerLetter"/>
-      <w:lvlText w:val="%8."/>
-      <w:lvlJc w:val="left"/>
-      <w:pPr>
-        <w:ind w:left="3416" w:hanging="336"/>
+    <w:lvl w:ilvl="8">
+      <w:start w:val="1"/>
+      <w:numFmt w:val="lowerRoman"/>
+      <w:lvlText w:val="%9."/>
+      <w:lvlJc w:val="left"/>
+      <w:pPr>
+        <w:ind w:left="3856" w:hanging="336"/>
+      </w:pPr>
+    </w:lvl>
+    <w:lvl w:ilvl="1">
+      <w:start w:val="1"/>
+      <w:numFmt w:val="lowerLetter"/>
+      <w:lvlText w:val="%2."/>
+      <w:lvlJc w:val="left"/>
+      <w:pPr>
+        <w:ind w:left="776" w:hanging="336"/>
+      </w:pPr>
+    </w:lvl>
+    <w:lvl w:ilvl="5">
+      <w:start w:val="1"/>
+      <w:numFmt w:val="lowerRoman"/>
+      <w:lvlText w:val="%6."/>
+      <w:lvlJc w:val="left"/>
+      <w:pPr>
+        <w:ind w:left="2536" w:hanging="336"/>
       </w:pPr>
     </w:lvl>
     <w:lvl w:ilvl="0">
@@ -4646,54 +4691,45 @@
         <w:ind w:left="336" w:hanging="336"/>
       </w:pPr>
       <w:rPr/>
-    </w:lvl>
-    <w:lvl w:ilvl="6">
-      <w:start w:val="1"/>
-      <w:numFmt w:val="decimal"/>
-      <w:lvlText w:val="%7."/>
-      <w:lvlJc w:val="left"/>
-      <w:pPr>
-        <w:ind w:left="2976" w:hanging="336"/>
-      </w:pPr>
-    </w:lvl>
-    <w:lvl w:ilvl="1">
-      <w:start w:val="1"/>
-      <w:numFmt w:val="lowerLetter"/>
-      <w:lvlText w:val="%2."/>
-      <w:lvlJc w:val="left"/>
-      <w:pPr>
-        <w:ind w:left="776" w:hanging="336"/>
-      </w:pPr>
-    </w:lvl>
-    <w:lvl w:ilvl="8">
-      <w:start w:val="1"/>
-      <w:numFmt w:val="lowerRoman"/>
-      <w:lvlText w:val="%9."/>
-      <w:lvlJc w:val="left"/>
-      <w:pPr>
-        <w:ind w:left="3856" w:hanging="336"/>
-      </w:pPr>
-    </w:lvl>
-    <w:lvl w:ilvl="5">
-      <w:start w:val="1"/>
-      <w:numFmt w:val="lowerRoman"/>
-      <w:lvlText w:val="%6."/>
-      <w:lvlJc w:val="left"/>
-      <w:pPr>
-        <w:ind w:left="2536" w:hanging="336"/>
-      </w:pPr>
-    </w:lvl>
-    <w:lvl w:ilvl="2">
-      <w:start w:val="1"/>
-      <w:numFmt w:val="lowerRoman"/>
-      <w:lvlText w:val="%3."/>
-      <w:lvlJc w:val="left"/>
-      <w:pPr>
-        <w:ind w:left="1216" w:hanging="336"/>
-      </w:pPr>
     </w:lvl>
   </w:abstractNum>
   <w:abstractNum w:abstractNumId="13">
+    <w:lvl w:ilvl="7">
+      <w:start w:val="1"/>
+      <w:numFmt w:val="lowerLetter"/>
+      <w:lvlText w:val="%8."/>
+      <w:lvlJc w:val="left"/>
+      <w:pPr>
+        <w:ind w:left="3416" w:hanging="336"/>
+      </w:pPr>
+    </w:lvl>
+    <w:lvl w:ilvl="6">
+      <w:start w:val="1"/>
+      <w:numFmt w:val="decimal"/>
+      <w:lvlText w:val="%7."/>
+      <w:lvlJc w:val="left"/>
+      <w:pPr>
+        <w:ind w:left="2976" w:hanging="336"/>
+      </w:pPr>
+    </w:lvl>
+    <w:lvl w:ilvl="5">
+      <w:start w:val="1"/>
+      <w:numFmt w:val="lowerRoman"/>
+      <w:lvlText w:val="%6."/>
+      <w:lvlJc w:val="left"/>
+      <w:pPr>
+        <w:ind w:left="2536" w:hanging="336"/>
+      </w:pPr>
+    </w:lvl>
+    <w:lvl w:ilvl="2">
+      <w:start w:val="1"/>
+      <w:numFmt w:val="lowerRoman"/>
+      <w:lvlText w:val="%3."/>
+      <w:lvlJc w:val="left"/>
+      <w:pPr>
+        <w:ind w:left="1216" w:hanging="336"/>
+      </w:pPr>
+    </w:lvl>
     <w:lvl w:ilvl="0">
       <w:start w:val="1"/>
       <w:numFmt w:val="decimal"/>
@@ -4704,6 +4740,15 @@
       </w:pPr>
       <w:rPr/>
     </w:lvl>
+    <w:lvl w:ilvl="4">
+      <w:start w:val="1"/>
+      <w:numFmt w:val="lowerLetter"/>
+      <w:lvlText w:val="%5."/>
+      <w:lvlJc w:val="left"/>
+      <w:pPr>
+        <w:ind w:left="2096" w:hanging="336"/>
+      </w:pPr>
+    </w:lvl>
     <w:lvl w:ilvl="1">
       <w:start w:val="1"/>
       <w:numFmt w:val="lowerLetter"/>
@@ -4713,15 +4758,6 @@
         <w:ind w:left="776" w:hanging="336"/>
       </w:pPr>
     </w:lvl>
-    <w:lvl w:ilvl="7">
-      <w:start w:val="1"/>
-      <w:numFmt w:val="lowerLetter"/>
-      <w:lvlText w:val="%8."/>
-      <w:lvlJc w:val="left"/>
-      <w:pPr>
-        <w:ind w:left="3416" w:hanging="336"/>
-      </w:pPr>
-    </w:lvl>
     <w:lvl w:ilvl="8">
       <w:start w:val="1"/>
       <w:numFmt w:val="lowerRoman"/>
@@ -4731,24 +4767,6 @@
         <w:ind w:left="3856" w:hanging="336"/>
       </w:pPr>
     </w:lvl>
-    <w:lvl w:ilvl="5">
-      <w:start w:val="1"/>
-      <w:numFmt w:val="lowerRoman"/>
-      <w:lvlText w:val="%6."/>
-      <w:lvlJc w:val="left"/>
-      <w:pPr>
-        <w:ind w:left="2536" w:hanging="336"/>
-      </w:pPr>
-    </w:lvl>
-    <w:lvl w:ilvl="4">
-      <w:start w:val="1"/>
-      <w:numFmt w:val="lowerLetter"/>
-      <w:lvlText w:val="%5."/>
-      <w:lvlJc w:val="left"/>
-      <w:pPr>
-        <w:ind w:left="2096" w:hanging="336"/>
-      </w:pPr>
-    </w:lvl>
     <w:lvl w:ilvl="3">
       <w:start w:val="1"/>
       <w:numFmt w:val="decimal"/>
@@ -4756,28 +4774,46 @@
       <w:lvlJc w:val="left"/>
       <w:pPr>
         <w:ind w:left="1656" w:hanging="336"/>
-      </w:pPr>
-    </w:lvl>
-    <w:lvl w:ilvl="6">
-      <w:start w:val="1"/>
-      <w:numFmt w:val="decimal"/>
-      <w:lvlText w:val="%7."/>
-      <w:lvlJc w:val="left"/>
-      <w:pPr>
-        <w:ind w:left="2976" w:hanging="336"/>
-      </w:pPr>
-    </w:lvl>
-    <w:lvl w:ilvl="2">
-      <w:start w:val="1"/>
-      <w:numFmt w:val="lowerRoman"/>
-      <w:lvlText w:val="%3."/>
-      <w:lvlJc w:val="left"/>
-      <w:pPr>
-        <w:ind w:left="1216" w:hanging="336"/>
       </w:pPr>
     </w:lvl>
   </w:abstractNum>
   <w:abstractNum w:abstractNumId="14">
+    <w:lvl w:ilvl="5">
+      <w:start w:val="1"/>
+      <w:numFmt w:val="lowerRoman"/>
+      <w:lvlText w:val="%6."/>
+      <w:lvlJc w:val="left"/>
+      <w:pPr>
+        <w:ind w:left="2536" w:hanging="336"/>
+      </w:pPr>
+    </w:lvl>
+    <w:lvl w:ilvl="7">
+      <w:start w:val="1"/>
+      <w:numFmt w:val="lowerLetter"/>
+      <w:lvlText w:val="%8."/>
+      <w:lvlJc w:val="left"/>
+      <w:pPr>
+        <w:ind w:left="3416" w:hanging="336"/>
+      </w:pPr>
+    </w:lvl>
+    <w:lvl w:ilvl="1">
+      <w:start w:val="1"/>
+      <w:numFmt w:val="lowerLetter"/>
+      <w:lvlText w:val="%2."/>
+      <w:lvlJc w:val="left"/>
+      <w:pPr>
+        <w:ind w:left="776" w:hanging="336"/>
+      </w:pPr>
+    </w:lvl>
+    <w:lvl w:ilvl="2">
+      <w:start w:val="1"/>
+      <w:numFmt w:val="lowerRoman"/>
+      <w:lvlText w:val="%3."/>
+      <w:lvlJc w:val="left"/>
+      <w:pPr>
+        <w:ind w:left="1216" w:hanging="336"/>
+      </w:pPr>
+    </w:lvl>
     <w:lvl w:ilvl="4">
       <w:start w:val="1"/>
       <w:numFmt w:val="lowerLetter"/>
@@ -4787,6 +4823,15 @@
         <w:ind w:left="2096" w:hanging="336"/>
       </w:pPr>
     </w:lvl>
+    <w:lvl w:ilvl="6">
+      <w:start w:val="1"/>
+      <w:numFmt w:val="decimal"/>
+      <w:lvlText w:val="%7."/>
+      <w:lvlJc w:val="left"/>
+      <w:pPr>
+        <w:ind w:left="2976" w:hanging="336"/>
+      </w:pPr>
+    </w:lvl>
     <w:lvl w:ilvl="3">
       <w:start w:val="1"/>
       <w:numFmt w:val="decimal"/>
@@ -4796,42 +4841,6 @@
         <w:ind w:left="1656" w:hanging="336"/>
       </w:pPr>
     </w:lvl>
-    <w:lvl w:ilvl="1">
-      <w:start w:val="1"/>
-      <w:numFmt w:val="lowerLetter"/>
-      <w:lvlText w:val="%2."/>
-      <w:lvlJc w:val="left"/>
-      <w:pPr>
-        <w:ind w:left="776" w:hanging="336"/>
-      </w:pPr>
-    </w:lvl>
-    <w:lvl w:ilvl="2">
-      <w:start w:val="1"/>
-      <w:numFmt w:val="lowerRoman"/>
-      <w:lvlText w:val="%3."/>
-      <w:lvlJc w:val="left"/>
-      <w:pPr>
-        <w:ind w:left="1216" w:hanging="336"/>
-      </w:pPr>
-    </w:lvl>
-    <w:lvl w:ilvl="5">
-      <w:start w:val="1"/>
-      <w:numFmt w:val="lowerRoman"/>
-      <w:lvlText w:val="%6."/>
-      <w:lvlJc w:val="left"/>
-      <w:pPr>
-        <w:ind w:left="2536" w:hanging="336"/>
-      </w:pPr>
-    </w:lvl>
-    <w:lvl w:ilvl="7">
-      <w:start w:val="1"/>
-      <w:numFmt w:val="lowerLetter"/>
-      <w:lvlText w:val="%8."/>
-      <w:lvlJc w:val="left"/>
-      <w:pPr>
-        <w:ind w:left="3416" w:hanging="336"/>
-      </w:pPr>
-    </w:lvl>
     <w:lvl w:ilvl="0">
       <w:start w:val="1"/>
       <w:numFmt w:val="decimal"/>
@@ -4849,19 +4858,47 @@
       <w:lvlJc w:val="left"/>
       <w:pPr>
         <w:ind w:left="3856" w:hanging="336"/>
-      </w:pPr>
-    </w:lvl>
-    <w:lvl w:ilvl="6">
-      <w:start w:val="1"/>
-      <w:numFmt w:val="decimal"/>
-      <w:lvlText w:val="%7."/>
-      <w:lvlJc w:val="left"/>
-      <w:pPr>
-        <w:ind w:left="2976" w:hanging="336"/>
       </w:pPr>
     </w:lvl>
   </w:abstractNum>
   <w:abstractNum w:abstractNumId="15">
+    <w:lvl w:ilvl="0">
+      <w:start w:val="1"/>
+      <w:numFmt w:val="decimal"/>
+      <w:lvlText w:val="%1."/>
+      <w:lvlJc w:val="left"/>
+      <w:pPr>
+        <w:ind w:left="336" w:hanging="336"/>
+      </w:pPr>
+      <w:rPr/>
+    </w:lvl>
+    <w:lvl w:ilvl="2">
+      <w:start w:val="1"/>
+      <w:numFmt w:val="lowerRoman"/>
+      <w:lvlText w:val="%3."/>
+      <w:lvlJc w:val="left"/>
+      <w:pPr>
+        <w:ind w:left="1216" w:hanging="336"/>
+      </w:pPr>
+    </w:lvl>
+    <w:lvl w:ilvl="6">
+      <w:start w:val="1"/>
+      <w:numFmt w:val="decimal"/>
+      <w:lvlText w:val="%7."/>
+      <w:lvlJc w:val="left"/>
+      <w:pPr>
+        <w:ind w:left="2976" w:hanging="336"/>
+      </w:pPr>
+    </w:lvl>
+    <w:lvl w:ilvl="5">
+      <w:start w:val="1"/>
+      <w:numFmt w:val="lowerRoman"/>
+      <w:lvlText w:val="%6."/>
+      <w:lvlJc w:val="left"/>
+      <w:pPr>
+        <w:ind w:left="2536" w:hanging="336"/>
+      </w:pPr>
+    </w:lvl>
     <w:lvl w:ilvl="7">
       <w:start w:val="1"/>
       <w:numFmt w:val="lowerLetter"/>
@@ -4871,22 +4908,22 @@
         <w:ind w:left="3416" w:hanging="336"/>
       </w:pPr>
     </w:lvl>
-    <w:lvl w:ilvl="2">
-      <w:start w:val="1"/>
-      <w:numFmt w:val="lowerRoman"/>
-      <w:lvlText w:val="%3."/>
-      <w:lvlJc w:val="left"/>
-      <w:pPr>
-        <w:ind w:left="1216" w:hanging="336"/>
-      </w:pPr>
-    </w:lvl>
-    <w:lvl w:ilvl="6">
-      <w:start w:val="1"/>
-      <w:numFmt w:val="decimal"/>
-      <w:lvlText w:val="%7."/>
-      <w:lvlJc w:val="left"/>
-      <w:pPr>
-        <w:ind w:left="2976" w:hanging="336"/>
+    <w:lvl w:ilvl="3">
+      <w:start w:val="1"/>
+      <w:numFmt w:val="decimal"/>
+      <w:lvlText w:val="%4."/>
+      <w:lvlJc w:val="left"/>
+      <w:pPr>
+        <w:ind w:left="1656" w:hanging="336"/>
+      </w:pPr>
+    </w:lvl>
+    <w:lvl w:ilvl="8">
+      <w:start w:val="1"/>
+      <w:numFmt w:val="lowerRoman"/>
+      <w:lvlText w:val="%9."/>
+      <w:lvlJc w:val="left"/>
+      <w:pPr>
+        <w:ind w:left="3856" w:hanging="336"/>
       </w:pPr>
     </w:lvl>
     <w:lvl w:ilvl="1">
@@ -4898,34 +4935,6 @@
         <w:ind w:left="776" w:hanging="336"/>
       </w:pPr>
     </w:lvl>
-    <w:lvl w:ilvl="0">
-      <w:start w:val="1"/>
-      <w:numFmt w:val="decimal"/>
-      <w:lvlText w:val="%1."/>
-      <w:lvlJc w:val="left"/>
-      <w:pPr>
-        <w:ind w:left="336" w:hanging="336"/>
-      </w:pPr>
-      <w:rPr/>
-    </w:lvl>
-    <w:lvl w:ilvl="5">
-      <w:start w:val="1"/>
-      <w:numFmt w:val="lowerRoman"/>
-      <w:lvlText w:val="%6."/>
-      <w:lvlJc w:val="left"/>
-      <w:pPr>
-        <w:ind w:left="2536" w:hanging="336"/>
-      </w:pPr>
-    </w:lvl>
-    <w:lvl w:ilvl="8">
-      <w:start w:val="1"/>
-      <w:numFmt w:val="lowerRoman"/>
-      <w:lvlText w:val="%9."/>
-      <w:lvlJc w:val="left"/>
-      <w:pPr>
-        <w:ind w:left="3856" w:hanging="336"/>
-      </w:pPr>
-    </w:lvl>
     <w:lvl w:ilvl="4">
       <w:start w:val="1"/>
       <w:numFmt w:val="lowerLetter"/>
@@ -4933,19 +4942,47 @@
       <w:lvlJc w:val="left"/>
       <w:pPr>
         <w:ind w:left="2096" w:hanging="336"/>
-      </w:pPr>
-    </w:lvl>
-    <w:lvl w:ilvl="3">
-      <w:start w:val="1"/>
-      <w:numFmt w:val="decimal"/>
-      <w:lvlText w:val="%4."/>
-      <w:lvlJc w:val="left"/>
-      <w:pPr>
-        <w:ind w:left="1656" w:hanging="336"/>
       </w:pPr>
     </w:lvl>
   </w:abstractNum>
   <w:abstractNum w:abstractNumId="16">
+    <w:lvl w:ilvl="8">
+      <w:start w:val="1"/>
+      <w:numFmt w:val="lowerRoman"/>
+      <w:lvlText w:val="%9."/>
+      <w:lvlJc w:val="left"/>
+      <w:pPr>
+        <w:ind w:left="3856" w:hanging="336"/>
+      </w:pPr>
+    </w:lvl>
+    <w:lvl w:ilvl="0">
+      <w:start w:val="1"/>
+      <w:numFmt w:val="decimal"/>
+      <w:lvlText w:val="%1."/>
+      <w:lvlJc w:val="left"/>
+      <w:pPr>
+        <w:ind w:left="336" w:hanging="336"/>
+      </w:pPr>
+      <w:rPr/>
+    </w:lvl>
+    <w:lvl w:ilvl="3">
+      <w:start w:val="1"/>
+      <w:numFmt w:val="decimal"/>
+      <w:lvlText w:val="%4."/>
+      <w:lvlJc w:val="left"/>
+      <w:pPr>
+        <w:ind w:left="1656" w:hanging="336"/>
+      </w:pPr>
+    </w:lvl>
+    <w:lvl w:ilvl="1">
+      <w:start w:val="1"/>
+      <w:numFmt w:val="lowerLetter"/>
+      <w:lvlText w:val="%2."/>
+      <w:lvlJc w:val="left"/>
+      <w:pPr>
+        <w:ind w:left="776" w:hanging="336"/>
+      </w:pPr>
+    </w:lvl>
     <w:lvl w:ilvl="7">
       <w:start w:val="1"/>
       <w:numFmt w:val="lowerLetter"/>
@@ -4955,6 +4992,24 @@
         <w:ind w:left="3416" w:hanging="336"/>
       </w:pPr>
     </w:lvl>
+    <w:lvl w:ilvl="2">
+      <w:start w:val="1"/>
+      <w:numFmt w:val="lowerRoman"/>
+      <w:lvlText w:val="%3."/>
+      <w:lvlJc w:val="left"/>
+      <w:pPr>
+        <w:ind w:left="1216" w:hanging="336"/>
+      </w:pPr>
+    </w:lvl>
+    <w:lvl w:ilvl="4">
+      <w:start w:val="1"/>
+      <w:numFmt w:val="lowerLetter"/>
+      <w:lvlText w:val="%5."/>
+      <w:lvlJc w:val="left"/>
+      <w:pPr>
+        <w:ind w:left="2096" w:hanging="336"/>
+      </w:pPr>
+    </w:lvl>
     <w:lvl w:ilvl="5">
       <w:start w:val="1"/>
       <w:numFmt w:val="lowerRoman"/>
@@ -4964,43 +5019,6 @@
         <w:ind w:left="2536" w:hanging="336"/>
       </w:pPr>
     </w:lvl>
-    <w:lvl w:ilvl="4">
-      <w:start w:val="1"/>
-      <w:numFmt w:val="lowerLetter"/>
-      <w:lvlText w:val="%5."/>
-      <w:lvlJc w:val="left"/>
-      <w:pPr>
-        <w:ind w:left="2096" w:hanging="336"/>
-      </w:pPr>
-    </w:lvl>
-    <w:lvl w:ilvl="0">
-      <w:start w:val="1"/>
-      <w:numFmt w:val="decimal"/>
-      <w:lvlText w:val="%1."/>
-      <w:lvlJc w:val="left"/>
-      <w:pPr>
-        <w:ind w:left="336" w:hanging="336"/>
-      </w:pPr>
-      <w:rPr/>
-    </w:lvl>
-    <w:lvl w:ilvl="1">
-      <w:start w:val="1"/>
-      <w:numFmt w:val="lowerLetter"/>
-      <w:lvlText w:val="%2."/>
-      <w:lvlJc w:val="left"/>
-      <w:pPr>
-        <w:ind w:left="776" w:hanging="336"/>
-      </w:pPr>
-    </w:lvl>
-    <w:lvl w:ilvl="2">
-      <w:start w:val="1"/>
-      <w:numFmt w:val="lowerRoman"/>
-      <w:lvlText w:val="%3."/>
-      <w:lvlJc w:val="left"/>
-      <w:pPr>
-        <w:ind w:left="1216" w:hanging="336"/>
-      </w:pPr>
-    </w:lvl>
     <w:lvl w:ilvl="6">
       <w:start w:val="1"/>
       <w:numFmt w:val="decimal"/>
@@ -5008,28 +5026,47 @@
       <w:lvlJc w:val="left"/>
       <w:pPr>
         <w:ind w:left="2976" w:hanging="336"/>
-      </w:pPr>
-    </w:lvl>
-    <w:lvl w:ilvl="3">
-      <w:start w:val="1"/>
-      <w:numFmt w:val="decimal"/>
-      <w:lvlText w:val="%4."/>
-      <w:lvlJc w:val="left"/>
-      <w:pPr>
-        <w:ind w:left="1656" w:hanging="336"/>
-      </w:pPr>
-    </w:lvl>
-    <w:lvl w:ilvl="8">
-      <w:start w:val="1"/>
-      <w:numFmt w:val="lowerRoman"/>
-      <w:lvlText w:val="%9."/>
-      <w:lvlJc w:val="left"/>
-      <w:pPr>
-        <w:ind w:left="3856" w:hanging="336"/>
       </w:pPr>
     </w:lvl>
   </w:abstractNum>
   <w:abstractNum w:abstractNumId="17">
+    <w:lvl w:ilvl="7">
+      <w:start w:val="1"/>
+      <w:numFmt w:val="lowerLetter"/>
+      <w:lvlText w:val="%8."/>
+      <w:lvlJc w:val="left"/>
+      <w:pPr>
+        <w:ind w:left="3416" w:hanging="336"/>
+      </w:pPr>
+    </w:lvl>
+    <w:lvl w:ilvl="5">
+      <w:start w:val="1"/>
+      <w:numFmt w:val="lowerRoman"/>
+      <w:lvlText w:val="%6."/>
+      <w:lvlJc w:val="left"/>
+      <w:pPr>
+        <w:ind w:left="2536" w:hanging="336"/>
+      </w:pPr>
+    </w:lvl>
+    <w:lvl w:ilvl="6">
+      <w:start w:val="1"/>
+      <w:numFmt w:val="decimal"/>
+      <w:lvlText w:val="%7."/>
+      <w:lvlJc w:val="left"/>
+      <w:pPr>
+        <w:ind w:left="2976" w:hanging="336"/>
+      </w:pPr>
+    </w:lvl>
+    <w:lvl w:ilvl="0">
+      <w:start w:val="1"/>
+      <w:numFmt w:val="decimal"/>
+      <w:lvlText w:val="%1."/>
+      <w:lvlJc w:val="left"/>
+      <w:pPr>
+        <w:ind w:left="336" w:hanging="336"/>
+      </w:pPr>
+      <w:rPr/>
+    </w:lvl>
     <w:lvl w:ilvl="3">
       <w:start w:val="1"/>
       <w:numFmt w:val="decimal"/>
@@ -5039,6 +5076,15 @@
         <w:ind w:left="1656" w:hanging="336"/>
       </w:pPr>
     </w:lvl>
+    <w:lvl w:ilvl="4">
+      <w:start w:val="1"/>
+      <w:numFmt w:val="lowerLetter"/>
+      <w:lvlText w:val="%5."/>
+      <w:lvlJc w:val="left"/>
+      <w:pPr>
+        <w:ind w:left="2096" w:hanging="336"/>
+      </w:pPr>
+    </w:lvl>
     <w:lvl w:ilvl="2">
       <w:start w:val="1"/>
       <w:numFmt w:val="lowerRoman"/>
@@ -5048,15 +5094,14 @@
         <w:ind w:left="1216" w:hanging="336"/>
       </w:pPr>
     </w:lvl>
-    <w:lvl w:ilvl="0">
-      <w:start w:val="1"/>
-      <w:numFmt w:val="decimal"/>
-      <w:lvlText w:val="%1."/>
-      <w:lvlJc w:val="left"/>
-      <w:pPr>
-        <w:ind w:left="336" w:hanging="336"/>
-      </w:pPr>
-      <w:rPr/>
+    <w:lvl w:ilvl="1">
+      <w:start w:val="1"/>
+      <w:numFmt w:val="lowerLetter"/>
+      <w:lvlText w:val="%2."/>
+      <w:lvlJc w:val="left"/>
+      <w:pPr>
+        <w:ind w:left="776" w:hanging="336"/>
+      </w:pPr>
     </w:lvl>
     <w:lvl w:ilvl="8">
       <w:start w:val="1"/>
@@ -5065,55 +5110,74 @@
       <w:lvlJc w:val="left"/>
       <w:pPr>
         <w:ind w:left="3856" w:hanging="336"/>
-      </w:pPr>
-    </w:lvl>
-    <w:lvl w:ilvl="1">
-      <w:start w:val="1"/>
-      <w:numFmt w:val="lowerLetter"/>
-      <w:lvlText w:val="%2."/>
-      <w:lvlJc w:val="left"/>
-      <w:pPr>
-        <w:ind w:left="776" w:hanging="336"/>
-      </w:pPr>
-    </w:lvl>
-    <w:lvl w:ilvl="7">
-      <w:start w:val="1"/>
-      <w:numFmt w:val="lowerLetter"/>
-      <w:lvlText w:val="%8."/>
-      <w:lvlJc w:val="left"/>
-      <w:pPr>
-        <w:ind w:left="3416" w:hanging="336"/>
-      </w:pPr>
-    </w:lvl>
-    <w:lvl w:ilvl="6">
-      <w:start w:val="1"/>
-      <w:numFmt w:val="decimal"/>
-      <w:lvlText w:val="%7."/>
-      <w:lvlJc w:val="left"/>
-      <w:pPr>
-        <w:ind w:left="2976" w:hanging="336"/>
-      </w:pPr>
-    </w:lvl>
-    <w:lvl w:ilvl="4">
-      <w:start w:val="1"/>
-      <w:numFmt w:val="lowerLetter"/>
-      <w:lvlText w:val="%5."/>
-      <w:lvlJc w:val="left"/>
-      <w:pPr>
-        <w:ind w:left="2096" w:hanging="336"/>
-      </w:pPr>
-    </w:lvl>
-    <w:lvl w:ilvl="5">
-      <w:start w:val="1"/>
-      <w:numFmt w:val="lowerRoman"/>
-      <w:lvlText w:val="%6."/>
-      <w:lvlJc w:val="left"/>
-      <w:pPr>
-        <w:ind w:left="2536" w:hanging="336"/>
       </w:pPr>
     </w:lvl>
   </w:abstractNum>
   <w:abstractNum w:abstractNumId="18">
+    <w:lvl w:ilvl="2">
+      <w:start w:val="1"/>
+      <w:numFmt w:val="lowerRoman"/>
+      <w:lvlText w:val="%3."/>
+      <w:lvlJc w:val="left"/>
+      <w:pPr>
+        <w:ind w:left="1216" w:hanging="336"/>
+      </w:pPr>
+    </w:lvl>
+    <w:lvl w:ilvl="1">
+      <w:start w:val="1"/>
+      <w:numFmt w:val="lowerLetter"/>
+      <w:lvlText w:val="%2."/>
+      <w:lvlJc w:val="left"/>
+      <w:pPr>
+        <w:ind w:left="776" w:hanging="336"/>
+      </w:pPr>
+    </w:lvl>
+    <w:lvl w:ilvl="6">
+      <w:start w:val="1"/>
+      <w:numFmt w:val="decimal"/>
+      <w:lvlText w:val="%7."/>
+      <w:lvlJc w:val="left"/>
+      <w:pPr>
+        <w:ind w:left="2976" w:hanging="336"/>
+      </w:pPr>
+    </w:lvl>
+    <w:lvl w:ilvl="7">
+      <w:start w:val="1"/>
+      <w:numFmt w:val="lowerLetter"/>
+      <w:lvlText w:val="%8."/>
+      <w:lvlJc w:val="left"/>
+      <w:pPr>
+        <w:ind w:left="3416" w:hanging="336"/>
+      </w:pPr>
+    </w:lvl>
+    <w:lvl w:ilvl="8">
+      <w:start w:val="1"/>
+      <w:numFmt w:val="lowerRoman"/>
+      <w:lvlText w:val="%9."/>
+      <w:lvlJc w:val="left"/>
+      <w:pPr>
+        <w:ind w:left="3856" w:hanging="336"/>
+      </w:pPr>
+    </w:lvl>
+    <w:lvl w:ilvl="0">
+      <w:start w:val="1"/>
+      <w:numFmt w:val="decimal"/>
+      <w:lvlText w:val="%1."/>
+      <w:lvlJc w:val="left"/>
+      <w:pPr>
+        <w:ind w:left="336" w:hanging="336"/>
+      </w:pPr>
+      <w:rPr/>
+    </w:lvl>
+    <w:lvl w:ilvl="3">
+      <w:start w:val="1"/>
+      <w:numFmt w:val="decimal"/>
+      <w:lvlText w:val="%4."/>
+      <w:lvlJc w:val="left"/>
+      <w:pPr>
+        <w:ind w:left="1656" w:hanging="336"/>
+      </w:pPr>
+    </w:lvl>
     <w:lvl w:ilvl="5">
       <w:start w:val="1"/>
       <w:numFmt w:val="lowerRoman"/>
@@ -5122,70 +5186,6 @@
       <w:pPr>
         <w:ind w:left="2536" w:hanging="336"/>
       </w:pPr>
-    </w:lvl>
-    <w:lvl w:ilvl="6">
-      <w:start w:val="1"/>
-      <w:numFmt w:val="decimal"/>
-      <w:lvlText w:val="%7."/>
-      <w:lvlJc w:val="left"/>
-      <w:pPr>
-        <w:ind w:left="2976" w:hanging="336"/>
-      </w:pPr>
-    </w:lvl>
-    <w:lvl w:ilvl="3">
-      <w:start w:val="1"/>
-      <w:numFmt w:val="decimal"/>
-      <w:lvlText w:val="%4."/>
-      <w:lvlJc w:val="left"/>
-      <w:pPr>
-        <w:ind w:left="1656" w:hanging="336"/>
-      </w:pPr>
-    </w:lvl>
-    <w:lvl w:ilvl="8">
-      <w:start w:val="1"/>
-      <w:numFmt w:val="lowerRoman"/>
-      <w:lvlText w:val="%9."/>
-      <w:lvlJc w:val="left"/>
-      <w:pPr>
-        <w:ind w:left="3856" w:hanging="336"/>
-      </w:pPr>
-    </w:lvl>
-    <w:lvl w:ilvl="2">
-      <w:start w:val="1"/>
-      <w:numFmt w:val="lowerRoman"/>
-      <w:lvlText w:val="%3."/>
-      <w:lvlJc w:val="left"/>
-      <w:pPr>
-        <w:ind w:left="1216" w:hanging="336"/>
-      </w:pPr>
-    </w:lvl>
-    <w:lvl w:ilvl="7">
-      <w:start w:val="1"/>
-      <w:numFmt w:val="lowerLetter"/>
-      <w:lvlText w:val="%8."/>
-      <w:lvlJc w:val="left"/>
-      <w:pPr>
-        <w:ind w:left="3416" w:hanging="336"/>
-      </w:pPr>
-    </w:lvl>
-    <w:lvl w:ilvl="1">
-      <w:start w:val="1"/>
-      <w:numFmt w:val="lowerLetter"/>
-      <w:lvlText w:val="%2."/>
-      <w:lvlJc w:val="left"/>
-      <w:pPr>
-        <w:ind w:left="776" w:hanging="336"/>
-      </w:pPr>
-    </w:lvl>
-    <w:lvl w:ilvl="0">
-      <w:start w:val="1"/>
-      <w:numFmt w:val="decimal"/>
-      <w:lvlText w:val="%1."/>
-      <w:lvlJc w:val="left"/>
-      <w:pPr>
-        <w:ind w:left="336" w:hanging="336"/>
-      </w:pPr>
-      <w:rPr/>
     </w:lvl>
     <w:lvl w:ilvl="4">
       <w:start w:val="1"/>
@@ -5207,6 +5207,70 @@
         <w:ind w:left="3416" w:hanging="336"/>
       </w:pPr>
     </w:lvl>
+    <w:lvl w:ilvl="6">
+      <w:start w:val="1"/>
+      <w:numFmt w:val="decimal"/>
+      <w:lvlText w:val="%7."/>
+      <w:lvlJc w:val="left"/>
+      <w:pPr>
+        <w:ind w:left="2976" w:hanging="336"/>
+      </w:pPr>
+    </w:lvl>
+    <w:lvl w:ilvl="0">
+      <w:start w:val="1"/>
+      <w:numFmt w:val="decimal"/>
+      <w:lvlText w:val="%1."/>
+      <w:lvlJc w:val="left"/>
+      <w:pPr>
+        <w:ind w:left="336" w:hanging="336"/>
+      </w:pPr>
+      <w:rPr/>
+    </w:lvl>
+    <w:lvl w:ilvl="3">
+      <w:start w:val="1"/>
+      <w:numFmt w:val="decimal"/>
+      <w:lvlText w:val="%4."/>
+      <w:lvlJc w:val="left"/>
+      <w:pPr>
+        <w:ind w:left="1656" w:hanging="336"/>
+      </w:pPr>
+    </w:lvl>
+    <w:lvl w:ilvl="1">
+      <w:start w:val="1"/>
+      <w:numFmt w:val="lowerLetter"/>
+      <w:lvlText w:val="%2."/>
+      <w:lvlJc w:val="left"/>
+      <w:pPr>
+        <w:ind w:left="776" w:hanging="336"/>
+      </w:pPr>
+    </w:lvl>
+    <w:lvl w:ilvl="2">
+      <w:start w:val="1"/>
+      <w:numFmt w:val="lowerRoman"/>
+      <w:lvlText w:val="%3."/>
+      <w:lvlJc w:val="left"/>
+      <w:pPr>
+        <w:ind w:left="1216" w:hanging="336"/>
+      </w:pPr>
+    </w:lvl>
+    <w:lvl w:ilvl="8">
+      <w:start w:val="1"/>
+      <w:numFmt w:val="lowerRoman"/>
+      <w:lvlText w:val="%9."/>
+      <w:lvlJc w:val="left"/>
+      <w:pPr>
+        <w:ind w:left="3856" w:hanging="336"/>
+      </w:pPr>
+    </w:lvl>
+    <w:lvl w:ilvl="4">
+      <w:start w:val="1"/>
+      <w:numFmt w:val="lowerLetter"/>
+      <w:lvlText w:val="%5."/>
+      <w:lvlJc w:val="left"/>
+      <w:pPr>
+        <w:ind w:left="2096" w:hanging="336"/>
+      </w:pPr>
+    </w:lvl>
     <w:lvl w:ilvl="5">
       <w:start w:val="1"/>
       <w:numFmt w:val="lowerRoman"/>
@@ -5214,74 +5278,73 @@
       <w:lvlJc w:val="left"/>
       <w:pPr>
         <w:ind w:left="2536" w:hanging="336"/>
-      </w:pPr>
-    </w:lvl>
-    <w:lvl w:ilvl="4">
-      <w:start w:val="1"/>
-      <w:numFmt w:val="lowerLetter"/>
-      <w:lvlText w:val="%5."/>
-      <w:lvlJc w:val="left"/>
-      <w:pPr>
-        <w:ind w:left="2096" w:hanging="336"/>
-      </w:pPr>
-    </w:lvl>
-    <w:lvl w:ilvl="8">
-      <w:start w:val="1"/>
-      <w:numFmt w:val="lowerRoman"/>
-      <w:lvlText w:val="%9."/>
-      <w:lvlJc w:val="left"/>
-      <w:pPr>
-        <w:ind w:left="3856" w:hanging="336"/>
-      </w:pPr>
-    </w:lvl>
-    <w:lvl w:ilvl="6">
-      <w:start w:val="1"/>
-      <w:numFmt w:val="decimal"/>
-      <w:lvlText w:val="%7."/>
-      <w:lvlJc w:val="left"/>
-      <w:pPr>
-        <w:ind w:left="2976" w:hanging="336"/>
-      </w:pPr>
-    </w:lvl>
-    <w:lvl w:ilvl="0">
-      <w:start w:val="1"/>
-      <w:numFmt w:val="decimal"/>
-      <w:lvlText w:val="%1."/>
-      <w:lvlJc w:val="left"/>
-      <w:pPr>
-        <w:ind w:left="336" w:hanging="336"/>
-      </w:pPr>
-      <w:rPr/>
-    </w:lvl>
-    <w:lvl w:ilvl="1">
-      <w:start w:val="1"/>
-      <w:numFmt w:val="lowerLetter"/>
-      <w:lvlText w:val="%2."/>
-      <w:lvlJc w:val="left"/>
-      <w:pPr>
-        <w:ind w:left="776" w:hanging="336"/>
-      </w:pPr>
-    </w:lvl>
-    <w:lvl w:ilvl="3">
-      <w:start w:val="1"/>
-      <w:numFmt w:val="decimal"/>
-      <w:lvlText w:val="%4."/>
-      <w:lvlJc w:val="left"/>
-      <w:pPr>
-        <w:ind w:left="1656" w:hanging="336"/>
-      </w:pPr>
-    </w:lvl>
-    <w:lvl w:ilvl="2">
-      <w:start w:val="1"/>
-      <w:numFmt w:val="lowerRoman"/>
-      <w:lvlText w:val="%3."/>
-      <w:lvlJc w:val="left"/>
-      <w:pPr>
-        <w:ind w:left="1216" w:hanging="336"/>
       </w:pPr>
     </w:lvl>
   </w:abstractNum>
   <w:abstractNum w:abstractNumId="20">
+    <w:lvl w:ilvl="5">
+      <w:start w:val="1"/>
+      <w:numFmt w:val="lowerRoman"/>
+      <w:lvlText w:val="%6."/>
+      <w:lvlJc w:val="left"/>
+      <w:pPr>
+        <w:ind w:left="2536" w:hanging="336"/>
+      </w:pPr>
+    </w:lvl>
+    <w:lvl w:ilvl="4">
+      <w:start w:val="1"/>
+      <w:numFmt w:val="lowerLetter"/>
+      <w:lvlText w:val="%5."/>
+      <w:lvlJc w:val="left"/>
+      <w:pPr>
+        <w:ind w:left="2096" w:hanging="336"/>
+      </w:pPr>
+    </w:lvl>
+    <w:lvl w:ilvl="6">
+      <w:start w:val="1"/>
+      <w:numFmt w:val="decimal"/>
+      <w:lvlText w:val="%7."/>
+      <w:lvlJc w:val="left"/>
+      <w:pPr>
+        <w:ind w:left="2976" w:hanging="336"/>
+      </w:pPr>
+    </w:lvl>
+    <w:lvl w:ilvl="2">
+      <w:start w:val="1"/>
+      <w:numFmt w:val="lowerRoman"/>
+      <w:lvlText w:val="%3."/>
+      <w:lvlJc w:val="left"/>
+      <w:pPr>
+        <w:ind w:left="1216" w:hanging="336"/>
+      </w:pPr>
+    </w:lvl>
+    <w:lvl w:ilvl="7">
+      <w:start w:val="1"/>
+      <w:numFmt w:val="lowerLetter"/>
+      <w:lvlText w:val="%8."/>
+      <w:lvlJc w:val="left"/>
+      <w:pPr>
+        <w:ind w:left="3416" w:hanging="336"/>
+      </w:pPr>
+    </w:lvl>
+    <w:lvl w:ilvl="8">
+      <w:start w:val="1"/>
+      <w:numFmt w:val="lowerRoman"/>
+      <w:lvlText w:val="%9."/>
+      <w:lvlJc w:val="left"/>
+      <w:pPr>
+        <w:ind w:left="3856" w:hanging="336"/>
+      </w:pPr>
+    </w:lvl>
+    <w:lvl w:ilvl="1">
+      <w:start w:val="1"/>
+      <w:numFmt w:val="lowerLetter"/>
+      <w:lvlText w:val="%2."/>
+      <w:lvlJc w:val="left"/>
+      <w:pPr>
+        <w:ind w:left="776" w:hanging="336"/>
+      </w:pPr>
+    </w:lvl>
     <w:lvl w:ilvl="0">
       <w:start w:val="1"/>
       <w:numFmt w:val="decimal"/>
@@ -5292,15 +5355,6 @@
       </w:pPr>
       <w:rPr/>
     </w:lvl>
-    <w:lvl w:ilvl="5">
-      <w:start w:val="1"/>
-      <w:numFmt w:val="lowerRoman"/>
-      <w:lvlText w:val="%6."/>
-      <w:lvlJc w:val="left"/>
-      <w:pPr>
-        <w:ind w:left="2536" w:hanging="336"/>
-      </w:pPr>
-    </w:lvl>
     <w:lvl w:ilvl="3">
       <w:start w:val="1"/>
       <w:numFmt w:val="decimal"/>
@@ -5308,64 +5362,37 @@
       <w:lvlJc w:val="left"/>
       <w:pPr>
         <w:ind w:left="1656" w:hanging="336"/>
-      </w:pPr>
-    </w:lvl>
-    <w:lvl w:ilvl="1">
-      <w:start w:val="1"/>
-      <w:numFmt w:val="lowerLetter"/>
-      <w:lvlText w:val="%2."/>
-      <w:lvlJc w:val="left"/>
-      <w:pPr>
-        <w:ind w:left="776" w:hanging="336"/>
-      </w:pPr>
-    </w:lvl>
-    <w:lvl w:ilvl="4">
-      <w:start w:val="1"/>
-      <w:numFmt w:val="lowerLetter"/>
-      <w:lvlText w:val="%5."/>
-      <w:lvlJc w:val="left"/>
-      <w:pPr>
-        <w:ind w:left="2096" w:hanging="336"/>
-      </w:pPr>
-    </w:lvl>
-    <w:lvl w:ilvl="2">
-      <w:start w:val="1"/>
-      <w:numFmt w:val="lowerRoman"/>
-      <w:lvlText w:val="%3."/>
-      <w:lvlJc w:val="left"/>
-      <w:pPr>
-        <w:ind w:left="1216" w:hanging="336"/>
-      </w:pPr>
-    </w:lvl>
-    <w:lvl w:ilvl="6">
-      <w:start w:val="1"/>
-      <w:numFmt w:val="decimal"/>
-      <w:lvlText w:val="%7."/>
-      <w:lvlJc w:val="left"/>
-      <w:pPr>
-        <w:ind w:left="2976" w:hanging="336"/>
-      </w:pPr>
-    </w:lvl>
-    <w:lvl w:ilvl="7">
-      <w:start w:val="1"/>
-      <w:numFmt w:val="lowerLetter"/>
-      <w:lvlText w:val="%8."/>
-      <w:lvlJc w:val="left"/>
-      <w:pPr>
-        <w:ind w:left="3416" w:hanging="336"/>
-      </w:pPr>
-    </w:lvl>
-    <w:lvl w:ilvl="8">
-      <w:start w:val="1"/>
-      <w:numFmt w:val="lowerRoman"/>
-      <w:lvlText w:val="%9."/>
-      <w:lvlJc w:val="left"/>
-      <w:pPr>
-        <w:ind w:left="3856" w:hanging="336"/>
       </w:pPr>
     </w:lvl>
   </w:abstractNum>
   <w:abstractNum w:abstractNumId="21">
+    <w:lvl w:ilvl="7">
+      <w:start w:val="1"/>
+      <w:numFmt w:val="lowerLetter"/>
+      <w:lvlText w:val="%8."/>
+      <w:lvlJc w:val="left"/>
+      <w:pPr>
+        <w:ind w:left="3416" w:hanging="336"/>
+      </w:pPr>
+    </w:lvl>
+    <w:lvl w:ilvl="2">
+      <w:start w:val="1"/>
+      <w:numFmt w:val="lowerRoman"/>
+      <w:lvlText w:val="%3."/>
+      <w:lvlJc w:val="left"/>
+      <w:pPr>
+        <w:ind w:left="1216" w:hanging="336"/>
+      </w:pPr>
+    </w:lvl>
+    <w:lvl w:ilvl="6">
+      <w:start w:val="1"/>
+      <w:numFmt w:val="decimal"/>
+      <w:lvlText w:val="%7."/>
+      <w:lvlJc w:val="left"/>
+      <w:pPr>
+        <w:ind w:left="2976" w:hanging="336"/>
+      </w:pPr>
+    </w:lvl>
     <w:lvl w:ilvl="4">
       <w:start w:val="1"/>
       <w:numFmt w:val="lowerLetter"/>
@@ -5375,14 +5402,15 @@
         <w:ind w:left="2096" w:hanging="336"/>
       </w:pPr>
     </w:lvl>
-    <w:lvl w:ilvl="6">
-      <w:start w:val="1"/>
-      <w:numFmt w:val="decimal"/>
-      <w:lvlText w:val="%7."/>
-      <w:lvlJc w:val="left"/>
-      <w:pPr>
-        <w:ind w:left="2976" w:hanging="336"/>
-      </w:pPr>
+    <w:lvl w:ilvl="0">
+      <w:start w:val="1"/>
+      <w:numFmt w:val="decimal"/>
+      <w:lvlText w:val="%1."/>
+      <w:lvlJc w:val="left"/>
+      <w:pPr>
+        <w:ind w:left="336" w:hanging="336"/>
+      </w:pPr>
+      <w:rPr/>
     </w:lvl>
     <w:lvl w:ilvl="1">
       <w:start w:val="1"/>
@@ -5393,33 +5421,23 @@
         <w:ind w:left="776" w:hanging="336"/>
       </w:pPr>
     </w:lvl>
-    <w:lvl w:ilvl="7">
-      <w:start w:val="1"/>
-      <w:numFmt w:val="lowerLetter"/>
-      <w:lvlText w:val="%8."/>
-      <w:lvlJc w:val="left"/>
-      <w:pPr>
-        <w:ind w:left="3416" w:hanging="336"/>
-      </w:pPr>
-    </w:lvl>
-    <w:lvl w:ilvl="2">
-      <w:start w:val="1"/>
-      <w:numFmt w:val="lowerRoman"/>
-      <w:lvlText w:val="%3."/>
-      <w:lvlJc w:val="left"/>
-      <w:pPr>
-        <w:ind w:left="1216" w:hanging="336"/>
-      </w:pPr>
-    </w:lvl>
-    <w:lvl w:ilvl="0">
-      <w:start w:val="1"/>
-      <w:numFmt w:val="decimal"/>
-      <w:lvlText w:val="%1."/>
-      <w:lvlJc w:val="left"/>
-      <w:pPr>
-        <w:ind w:left="336" w:hanging="336"/>
-      </w:pPr>
-      <w:rPr/>
+    <w:lvl w:ilvl="5">
+      <w:start w:val="1"/>
+      <w:numFmt w:val="lowerRoman"/>
+      <w:lvlText w:val="%6."/>
+      <w:lvlJc w:val="left"/>
+      <w:pPr>
+        <w:ind w:left="2536" w:hanging="336"/>
+      </w:pPr>
+    </w:lvl>
+    <w:lvl w:ilvl="8">
+      <w:start w:val="1"/>
+      <w:numFmt w:val="lowerRoman"/>
+      <w:lvlText w:val="%9."/>
+      <w:lvlJc w:val="left"/>
+      <w:pPr>
+        <w:ind w:left="3856" w:hanging="336"/>
+      </w:pPr>
     </w:lvl>
     <w:lvl w:ilvl="3">
       <w:start w:val="1"/>
@@ -5428,24 +5446,6 @@
       <w:lvlJc w:val="left"/>
       <w:pPr>
         <w:ind w:left="1656" w:hanging="336"/>
-      </w:pPr>
-    </w:lvl>
-    <w:lvl w:ilvl="5">
-      <w:start w:val="1"/>
-      <w:numFmt w:val="lowerRoman"/>
-      <w:lvlText w:val="%6."/>
-      <w:lvlJc w:val="left"/>
-      <w:pPr>
-        <w:ind w:left="2536" w:hanging="336"/>
-      </w:pPr>
-    </w:lvl>
-    <w:lvl w:ilvl="8">
-      <w:start w:val="1"/>
-      <w:numFmt w:val="lowerRoman"/>
-      <w:lvlText w:val="%9."/>
-      <w:lvlJc w:val="left"/>
-      <w:pPr>
-        <w:ind w:left="3856" w:hanging="336"/>
       </w:pPr>
     </w:lvl>
   </w:abstractNum>
@@ -5459,6 +5459,24 @@
         <w:ind w:left="1656" w:hanging="336"/>
       </w:pPr>
     </w:lvl>
+    <w:lvl w:ilvl="8">
+      <w:start w:val="1"/>
+      <w:numFmt w:val="lowerRoman"/>
+      <w:lvlText w:val="%9."/>
+      <w:lvlJc w:val="left"/>
+      <w:pPr>
+        <w:ind w:left="3856" w:hanging="336"/>
+      </w:pPr>
+    </w:lvl>
+    <w:lvl w:ilvl="5">
+      <w:start w:val="1"/>
+      <w:numFmt w:val="lowerRoman"/>
+      <w:lvlText w:val="%6."/>
+      <w:lvlJc w:val="left"/>
+      <w:pPr>
+        <w:ind w:left="2536" w:hanging="336"/>
+      </w:pPr>
+    </w:lvl>
     <w:lvl w:ilvl="1">
       <w:start w:val="1"/>
       <w:numFmt w:val="lowerLetter"/>
@@ -5468,6 +5486,15 @@
         <w:ind w:left="776" w:hanging="336"/>
       </w:pPr>
     </w:lvl>
+    <w:lvl w:ilvl="7">
+      <w:start w:val="1"/>
+      <w:numFmt w:val="lowerLetter"/>
+      <w:lvlText w:val="%8."/>
+      <w:lvlJc w:val="left"/>
+      <w:pPr>
+        <w:ind w:left="3416" w:hanging="336"/>
+      </w:pPr>
+    </w:lvl>
     <w:lvl w:ilvl="0">
       <w:start w:val="1"/>
       <w:numFmt w:val="decimal"/>
@@ -5478,13 +5505,13 @@
       </w:pPr>
       <w:rPr/>
     </w:lvl>
-    <w:lvl w:ilvl="8">
-      <w:start w:val="1"/>
-      <w:numFmt w:val="lowerRoman"/>
-      <w:lvlText w:val="%9."/>
-      <w:lvlJc w:val="left"/>
-      <w:pPr>
-        <w:ind w:left="3856" w:hanging="336"/>
+    <w:lvl w:ilvl="6">
+      <w:start w:val="1"/>
+      <w:numFmt w:val="decimal"/>
+      <w:lvlText w:val="%7."/>
+      <w:lvlJc w:val="left"/>
+      <w:pPr>
+        <w:ind w:left="2976" w:hanging="336"/>
       </w:pPr>
     </w:lvl>
     <w:lvl w:ilvl="2">
@@ -5496,24 +5523,6 @@
         <w:ind w:left="1216" w:hanging="336"/>
       </w:pPr>
     </w:lvl>
-    <w:lvl w:ilvl="5">
-      <w:start w:val="1"/>
-      <w:numFmt w:val="lowerRoman"/>
-      <w:lvlText w:val="%6."/>
-      <w:lvlJc w:val="left"/>
-      <w:pPr>
-        <w:ind w:left="2536" w:hanging="336"/>
-      </w:pPr>
-    </w:lvl>
-    <w:lvl w:ilvl="6">
-      <w:start w:val="1"/>
-      <w:numFmt w:val="decimal"/>
-      <w:lvlText w:val="%7."/>
-      <w:lvlJc w:val="left"/>
-      <w:pPr>
-        <w:ind w:left="2976" w:hanging="336"/>
-      </w:pPr>
-    </w:lvl>
     <w:lvl w:ilvl="4">
       <w:start w:val="1"/>
       <w:numFmt w:val="lowerLetter"/>
@@ -5523,84 +5532,75 @@
         <w:ind w:left="2096" w:hanging="336"/>
       </w:pPr>
     </w:lvl>
-    <w:lvl w:ilvl="7">
-      <w:start w:val="1"/>
-      <w:numFmt w:val="lowerLetter"/>
-      <w:lvlText w:val="%8."/>
-      <w:lvlJc w:val="left"/>
-      <w:pPr>
-        <w:ind w:left="3416" w:hanging="336"/>
-      </w:pPr>
-    </w:lvl>
   </w:abstractNum>
+  <w:num w:numId="5">
+    <w:abstractNumId w:val="18"/>
+  </w:num>
+  <w:num w:numId="3">
+    <w:abstractNumId w:val="2"/>
+  </w:num>
+  <w:num w:numId="14">
+    <w:abstractNumId w:val="13"/>
+  </w:num>
+  <w:num w:numId="6">
+    <w:abstractNumId w:val="17"/>
+  </w:num>
+  <w:num w:numId="8">
+    <w:abstractNumId w:val="15"/>
+  </w:num>
   <w:num w:numId="23">
+    <w:abstractNumId w:val="4"/>
+  </w:num>
+  <w:num w:numId="9">
     <w:abstractNumId w:val="0"/>
   </w:num>
-  <w:num w:numId="17">
-    <w:abstractNumId w:val="17"/>
-  </w:num>
-  <w:num w:numId="20">
-    <w:abstractNumId w:val="18"/>
-  </w:num>
-  <w:num w:numId="9">
+  <w:num w:numId="13">
     <w:abstractNumId w:val="19"/>
   </w:num>
-  <w:num w:numId="16">
-    <w:abstractNumId w:val="15"/>
+  <w:num w:numId="21">
+    <w:abstractNumId w:val="3"/>
   </w:num>
   <w:num w:numId="22">
     <w:abstractNumId w:val="7"/>
   </w:num>
   <w:num w:numId="15">
+    <w:abstractNumId w:val="11"/>
+  </w:num>
+  <w:num w:numId="1">
+    <w:abstractNumId w:val="12"/>
+  </w:num>
+  <w:num w:numId="19">
     <w:abstractNumId w:val="8"/>
   </w:num>
+  <w:num w:numId="20">
+    <w:abstractNumId w:val="9"/>
+  </w:num>
+  <w:num w:numId="18">
+    <w:abstractNumId w:val="14"/>
+  </w:num>
   <w:num w:numId="10">
-    <w:abstractNumId w:val="13"/>
+    <w:abstractNumId w:val="6"/>
   </w:num>
-  <w:num w:numId="19">
-    <w:abstractNumId w:val="2"/>
+  <w:num w:numId="11">
+    <w:abstractNumId w:val="20"/>
   </w:num>
-  <w:num w:numId="5">
+  <w:num w:numId="12">
+    <w:abstractNumId w:val="5"/>
+  </w:num>
+  <w:num w:numId="16">
+    <w:abstractNumId w:val="1"/>
+  </w:num>
+  <w:num w:numId="17">
+    <w:abstractNumId w:val="22"/>
+  </w:num>
+  <w:num w:numId="7">
+    <w:abstractNumId w:val="21"/>
+  </w:num>
+  <w:num w:numId="2">
     <w:abstractNumId w:val="16"/>
   </w:num>
-  <w:num w:numId="8">
-    <w:abstractNumId w:val="20"/>
-  </w:num>
-  <w:num w:numId="3">
-    <w:abstractNumId w:val="11"/>
-  </w:num>
-  <w:num w:numId="18">
-    <w:abstractNumId w:val="4"/>
-  </w:num>
-  <w:num w:numId="11">
+  <w:num w:numId="4">
     <w:abstractNumId w:val="10"/>
-  </w:num>
-  <w:num w:numId="4">
-    <w:abstractNumId w:val="9"/>
-  </w:num>
-  <w:num w:numId="21">
-    <w:abstractNumId w:val="6"/>
-  </w:num>
-  <w:num w:numId="2">
-    <w:abstractNumId w:val="22"/>
-  </w:num>
-  <w:num w:numId="14">
-    <w:abstractNumId w:val="3"/>
-  </w:num>
-  <w:num w:numId="1">
-    <w:abstractNumId w:val="5"/>
-  </w:num>
-  <w:num w:numId="6">
-    <w:abstractNumId w:val="21"/>
-  </w:num>
-  <w:num w:numId="12">
-    <w:abstractNumId w:val="1"/>
-  </w:num>
-  <w:num w:numId="7">
-    <w:abstractNumId w:val="12"/>
-  </w:num>
-  <w:num w:numId="13">
-    <w:abstractNumId w:val="14"/>
   </w:num>
 </w:numbering>
 </file>
@@ -5617,350 +5617,373 @@
     <w:pPrDefault/>
   </w:docDefaults>
   <w:latentStyles w:defLockedState="0" w:defUIPriority="0" w:defSemiHidden="0" w:defUnhideWhenUsed="0" w:defQFormat="0" w:count="376">
+    <w:lsdException w:name="Table Grid 6" w:semiHidden="1" w:unhideWhenUsed="1"/>
+    <w:lsdException w:name="Grid Table 5 Dark" w:uiPriority="50"/>
+    <w:lsdException w:name="Table Subtle 2" w:semiHidden="1" w:unhideWhenUsed="1"/>
+    <w:lsdException w:name="Light Grid Accent 6" w:uiPriority="62"/>
+    <w:lsdException w:name="Colorful List Accent 4" w:uiPriority="72"/>
+    <w:lsdException w:name="toc 6" w:uiPriority="99"/>
+    <w:lsdException w:name="HTML Variable" w:uiPriority="99"/>
+    <w:lsdException w:name="List Table 4 Accent 2" w:uiPriority="49"/>
+    <w:lsdException w:name="Light Shading Accent 6" w:uiPriority="60"/>
+    <w:lsdException w:name="Grid Table 6 Colorful Accent 4" w:uiPriority="51"/>
+    <w:lsdException w:name="toc 5" w:uiPriority="99"/>
+    <w:lsdException w:name="Grid Table 2" w:uiPriority="47"/>
+    <w:lsdException w:name="Grid Table 6 Colorful Accent 3" w:uiPriority="51"/>
+    <w:lsdException w:name="Grid Table 4 Accent 3" w:uiPriority="49"/>
+    <w:lsdException w:name="Colorful Shading Accent 4" w:uiPriority="71"/>
+    <w:lsdException w:name="List Table 2 Accent 1" w:uiPriority="47"/>
+    <w:lsdException w:name="Unresolved Mention" w:uiPriority="99" w:semiHidden="1" w:unhideWhenUsed="1"/>
+    <w:lsdException w:name="Colorful Grid" w:uiPriority="73"/>
+    <w:lsdException w:name="Grid Table 2 Accent 2" w:uiPriority="47"/>
+    <w:lsdException w:name="Table Grid 1" w:semiHidden="1" w:unhideWhenUsed="1"/>
+    <w:lsdException w:name="Dark List Accent 5" w:uiPriority="70"/>
+    <w:lsdException w:name="Colorful List Accent 6" w:uiPriority="72"/>
+    <w:lsdException w:name="Medium List 1 Accent 4" w:uiPriority="65"/>
+    <w:lsdException w:name="HTML Keyboard" w:uiPriority="99"/>
+    <w:lsdException w:name="List Table 6 Colorful Accent 4" w:uiPriority="51"/>
+    <w:lsdException w:name="List Table 4 Accent 5" w:uiPriority="49"/>
+    <w:lsdException w:name="Medium Grid 2 Accent 6" w:uiPriority="68"/>
+    <w:lsdException w:name="Medium Shading 2 Accent 4" w:uiPriority="64"/>
+    <w:lsdException w:name="Grid Table Light" w:uiPriority="40"/>
+    <w:lsdException w:name="Normal" w:qFormat="1"/>
+    <w:lsdException w:name="footnote text" w:uiPriority="99" w:semiHidden="1" w:unhideWhenUsed="1"/>
+    <w:lsdException w:name="List Table 4 Accent 4" w:uiPriority="49"/>
+    <w:lsdException w:name="Grid Table 4 Accent 6" w:uiPriority="49"/>
+    <w:lsdException w:name="Medium Grid 3 Accent 5" w:uiPriority="69"/>
+    <w:lsdException w:name="Grid Table 7 Colorful Accent 3" w:uiPriority="52"/>
+    <w:lsdException w:name="Medium Grid 2 Accent 2" w:uiPriority="68"/>
+    <w:lsdException w:name="Title" w:qFormat="1"/>
+    <w:lsdException w:name="Colorful Shading Accent 1" w:uiPriority="71"/>
+    <w:lsdException w:name="Medium Shading 2 Accent 6" w:uiPriority="64"/>
+    <w:lsdException w:name="Medium Grid 2 Accent 1" w:uiPriority="68"/>
+    <w:lsdException w:name="Dark List Accent 6" w:uiPriority="70"/>
+    <w:lsdException w:name="Intense Reference" w:uiPriority="32" w:qFormat="1"/>
+    <w:lsdException w:name="Medium List 1" w:uiPriority="65"/>
+    <w:lsdException w:name="Smart Hyperlink" w:uiPriority="99" w:semiHidden="1" w:unhideWhenUsed="1"/>
+    <w:lsdException w:name="Table Colorful 2" w:semiHidden="1" w:unhideWhenUsed="1"/>
+    <w:lsdException w:name="Medium Grid 3 Accent 2" w:uiPriority="69"/>
+    <w:lsdException w:name="Medium Shading 2 Accent 3" w:uiPriority="64"/>
+    <w:lsdException w:name="Revision" w:uiPriority="99" w:semiHidden="1"/>
+    <w:lsdException w:name="Medium List 1 Accent 2" w:uiPriority="65"/>
+    <w:lsdException w:name="Medium List 1 Accent 5" w:uiPriority="65"/>
+    <w:lsdException w:name="Quote" w:uiPriority="99"/>
+    <w:lsdException w:name="Medium Grid 3" w:uiPriority="69"/>
+    <w:lsdException w:name="List Table 2 Accent 3" w:uiPriority="47"/>
+    <w:lsdException w:name="Light Grid Accent 5" w:uiPriority="62"/>
+    <w:lsdException w:name="List Table 2 Accent 4" w:uiPriority="47"/>
+    <w:lsdException w:name="Table Grid 7" w:semiHidden="1" w:unhideWhenUsed="1"/>
+    <w:lsdException w:name="Light List Accent 6" w:uiPriority="61"/>
+    <w:lsdException w:name="Grid Table 5 Dark Accent 4" w:uiPriority="50"/>
+    <w:lsdException w:name="Grid Table 7 Colorful" w:uiPriority="52"/>
+    <w:lsdException w:name="List Table 7 Colorful Accent 2" w:uiPriority="52"/>
+    <w:lsdException w:name="List Table 6 Colorful Accent 3" w:uiPriority="51"/>
+    <w:lsdException w:name="Emphasis" w:qFormat="1"/>
+    <w:lsdException w:name="Grid Table 4 Accent 4" w:uiPriority="49"/>
+    <w:lsdException w:name="List Table 5 Dark Accent 6" w:uiPriority="50"/>
+    <w:lsdException w:name="Grid Table 3 Accent 2" w:uiPriority="48"/>
+    <w:lsdException w:name="HTML Definition" w:uiPriority="99"/>
+    <w:lsdException w:name="Grid Table 2 Accent 3" w:uiPriority="47"/>
+    <w:lsdException w:name="Table Grid 3" w:semiHidden="1" w:unhideWhenUsed="1"/>
+    <w:lsdException w:name="List Table 2 Accent 2" w:uiPriority="47"/>
+    <w:lsdException w:name="Grid Table 1 Light Accent 5" w:uiPriority="46"/>
+    <w:lsdException w:name="List Table 6 Colorful" w:uiPriority="51"/>
+    <w:lsdException w:name="List Table 2" w:uiPriority="47"/>
+    <w:lsdException w:name="List Table 1 Light Accent 2" w:uiPriority="46"/>
     <w:lsdException w:name="Subtle Emphasis" w:uiPriority="19" w:qFormat="1"/>
+    <w:lsdException w:name="Grid Table 3" w:uiPriority="48"/>
+    <w:lsdException w:name="Medium Shading 1" w:uiPriority="63"/>
+    <w:lsdException w:name="Medium Grid 3 Accent 3" w:uiPriority="69"/>
+    <w:lsdException w:name="HTML Acronym" w:uiPriority="99"/>
+    <w:lsdException w:name="Table Subtle 1" w:semiHidden="1" w:unhideWhenUsed="1"/>
+    <w:lsdException w:name="Plain Table 3" w:uiPriority="43"/>
+    <w:lsdException w:name="List Table 3 Accent 1" w:uiPriority="48"/>
+    <w:lsdException w:name="HTML Bottom of Form" w:uiPriority="99" w:semiHidden="1" w:unhideWhenUsed="1"/>
+    <w:lsdException w:name="Medium List 2 Accent 5" w:uiPriority="66"/>
+    <w:lsdException w:name="Medium List 1 Accent 1" w:uiPriority="65"/>
+    <w:lsdException w:name="Grid Table 7 Colorful Accent 4" w:uiPriority="52"/>
+    <w:lsdException w:name="heading 8" w:unhideWhenUsed="1" w:qFormat="1"/>
+    <w:lsdException w:name="Medium List 2" w:uiPriority="66"/>
+    <w:lsdException w:name="Light Shading Accent 3" w:uiPriority="60"/>
+    <w:lsdException w:name="Medium Grid 1 Accent 3" w:uiPriority="67"/>
+    <w:lsdException w:name="Medium Grid 1" w:uiPriority="67"/>
+    <w:lsdException w:name="Grid Table 7 Colorful Accent 2" w:uiPriority="52"/>
+    <w:lsdException w:name="Strong" w:qFormat="1"/>
+    <w:lsdException w:name="Colorful Grid Accent 4" w:uiPriority="73"/>
+    <w:lsdException w:name="toc 8" w:uiPriority="99"/>
+    <w:lsdException w:name="List Table 1 Light Accent 1" w:uiPriority="46"/>
+    <w:lsdException w:name="Table Web 2" w:semiHidden="1" w:unhideWhenUsed="1"/>
+    <w:lsdException w:name="Table Grid" w:qFormat="1"/>
+    <w:lsdException w:name="Light Grid Accent 1" w:uiPriority="62"/>
+    <w:lsdException w:name="List Table 1 Light Accent 6" w:uiPriority="46"/>
+    <w:lsdException w:name="List Table 7 Colorful Accent 4" w:uiPriority="52"/>
+    <w:lsdException w:name="No List" w:uiPriority="99" w:semiHidden="1" w:unhideWhenUsed="1"/>
+    <w:lsdException w:name="Table Columns 1" w:semiHidden="1" w:unhideWhenUsed="1"/>
+    <w:lsdException w:name="Table List 2" w:semiHidden="1" w:unhideWhenUsed="1"/>
+    <w:lsdException w:name="Book Title" w:uiPriority="33" w:qFormat="1"/>
+    <w:lsdException w:name="Grid Table 1 Light Accent 1" w:uiPriority="46"/>
+    <w:lsdException w:name="Table Simple 1" w:semiHidden="1" w:unhideWhenUsed="1"/>
+    <w:lsdException w:name="caption" w:semiHidden="1" w:unhideWhenUsed="1" w:qFormat="1"/>
+    <w:lsdException w:name="Table Grid 2" w:semiHidden="1" w:unhideWhenUsed="1"/>
+    <w:lsdException w:name="Outline List 1" w:uiPriority="99" w:semiHidden="1" w:unhideWhenUsed="1"/>
+    <w:lsdException w:name="Colorful Grid Accent 1" w:uiPriority="73"/>
+    <w:lsdException w:name="Intense Emphasis" w:uiPriority="21" w:qFormat="1"/>
+    <w:lsdException w:name="Colorful Shading Accent 2" w:uiPriority="71"/>
+    <w:lsdException w:name="Table Classic 4" w:semiHidden="1" w:unhideWhenUsed="1"/>
+    <w:lsdException w:name="Grid Table 4 Accent 1" w:uiPriority="49"/>
+    <w:lsdException w:name="Mention" w:uiPriority="99" w:semiHidden="1" w:unhideWhenUsed="1"/>
+    <w:lsdException w:name="List Table 7 Colorful" w:uiPriority="52"/>
+    <w:lsdException w:name="Table Web 3" w:semiHidden="1" w:unhideWhenUsed="1"/>
+    <w:lsdException w:name="Table List 3" w:semiHidden="1" w:unhideWhenUsed="1"/>
     <w:lsdException w:name="Grid Table 1 Light Accent 4" w:uiPriority="46"/>
-    <w:lsdException w:name="Colorful List Accent 4" w:uiPriority="72"/>
+    <w:lsdException w:name="Table Simple 2" w:semiHidden="1" w:unhideWhenUsed="1"/>
+    <w:lsdException w:name="Light Shading Accent 1" w:uiPriority="60"/>
+    <w:lsdException w:name="Table List 4" w:semiHidden="1" w:unhideWhenUsed="1"/>
+    <w:lsdException w:name="Subtle Reference" w:uiPriority="31" w:qFormat="1"/>
+    <w:lsdException w:name="Grid Table 2 Accent 6" w:uiPriority="47"/>
+    <w:lsdException w:name="Dark List Accent 2" w:uiPriority="70"/>
+    <w:lsdException w:name="Grid Table 4 Accent 5" w:uiPriority="49"/>
+    <w:lsdException w:name="Grid Table 3 Accent 4" w:uiPriority="48"/>
+    <w:lsdException w:name="List Table 3 Accent 3" w:uiPriority="48"/>
+    <w:lsdException w:name="Table Colorful 1" w:semiHidden="1" w:unhideWhenUsed="1"/>
+    <w:lsdException w:name="footnote reference" w:uiPriority="99" w:semiHidden="1" w:unhideWhenUsed="1"/>
+    <w:lsdException w:name="Table Grid 8" w:semiHidden="1" w:unhideWhenUsed="1"/>
+    <w:lsdException w:name="List Table 5 Dark Accent 1" w:uiPriority="50"/>
+    <w:lsdException w:name="Grid Table 3 Accent 3" w:uiPriority="48"/>
+    <w:lsdException w:name="Grid Table 2 Accent 1" w:uiPriority="47"/>
+    <w:lsdException w:name="Subtitle" w:qFormat="1"/>
     <w:lsdException w:name="Medium Grid 3 Accent 1" w:uiPriority="69"/>
+    <w:lsdException w:name="Light Grid Accent 4" w:uiPriority="62"/>
+    <w:lsdException w:name="Medium Grid 1 Accent 6" w:uiPriority="67"/>
+    <w:lsdException w:name="HTML Preformatted" w:uiPriority="99"/>
+    <w:lsdException w:name="HTML Cite" w:uiPriority="99"/>
+    <w:lsdException w:name="Grid Table 1 Light Accent 6" w:uiPriority="46"/>
+    <w:lsdException w:name="Medium Shading 1 Accent 2" w:uiPriority="63"/>
+    <w:lsdException w:name="List Table 1 Light Accent 3" w:uiPriority="46"/>
+    <w:lsdException w:name="Grid Table 6 Colorful Accent 1" w:uiPriority="51"/>
+    <w:lsdException w:name="Bibliography" w:uiPriority="37" w:semiHidden="1" w:unhideWhenUsed="1"/>
+    <w:lsdException w:name="heading 3" w:qFormat="1"/>
+    <w:lsdException w:name="Hashtag" w:uiPriority="99" w:semiHidden="1" w:unhideWhenUsed="1"/>
+    <w:lsdException w:name="toc 7" w:uiPriority="99"/>
+    <w:lsdException w:name="Grid Table 4 Accent 2" w:uiPriority="49"/>
+    <w:lsdException w:name="Table Columns 3" w:semiHidden="1" w:unhideWhenUsed="1"/>
+    <w:lsdException w:name="Plain Table 2" w:uiPriority="42"/>
+    <w:lsdException w:name="List Table 2 Accent 5" w:uiPriority="47"/>
+    <w:lsdException w:name="List Paragraph" w:uiPriority="99"/>
+    <w:lsdException w:name="Dark List Accent 1" w:uiPriority="70"/>
+    <w:lsdException w:name="List Table 7 Colorful Accent 3" w:uiPriority="52"/>
+    <w:lsdException w:name="Table Web 1" w:semiHidden="1" w:unhideWhenUsed="1"/>
+    <w:lsdException w:name="List Table 3 Accent 2" w:uiPriority="48"/>
+    <w:lsdException w:name="Dark List" w:uiPriority="70"/>
+    <w:lsdException w:name="Table List 6" w:semiHidden="1" w:unhideWhenUsed="1"/>
+    <w:lsdException w:name="Grid Table 6 Colorful Accent 5" w:uiPriority="51"/>
+    <w:lsdException w:name="Light List Accent 4" w:uiPriority="61"/>
+    <w:lsdException w:name="Outline List 3" w:uiPriority="99" w:semiHidden="1" w:unhideWhenUsed="1"/>
+    <w:lsdException w:name="List Table 6 Colorful Accent 5" w:uiPriority="51"/>
+    <w:lsdException w:name="Medium List 1 Accent 3" w:uiPriority="65"/>
+    <w:lsdException w:name="List Table 6 Colorful Accent 2" w:uiPriority="51"/>
+    <w:lsdException w:name="Medium Grid 1 Accent 4" w:uiPriority="67"/>
+    <w:lsdException w:name="Dark List Accent 4" w:uiPriority="70"/>
+    <w:lsdException w:name="List Table 6 Colorful Accent 6" w:uiPriority="51"/>
+    <w:lsdException w:name="toc 1" w:uiPriority="99"/>
+    <w:lsdException w:name="Plain Table 1" w:uiPriority="41"/>
+    <w:lsdException w:name="Grid Table 6 Colorful" w:uiPriority="51"/>
+    <w:lsdException w:name="Light Shading Accent 2" w:uiPriority="60"/>
+    <w:lsdException w:name="TOC Heading" w:uiPriority="39" w:semiHidden="1" w:unhideWhenUsed="1" w:qFormat="1"/>
+    <w:lsdException w:name="Colorful Shading Accent 6" w:uiPriority="71"/>
+    <w:lsdException w:name="Grid Table 3 Accent 6" w:uiPriority="48"/>
+    <w:lsdException w:name="List Table 1 Light" w:uiPriority="46"/>
+    <w:lsdException w:name="Medium Shading 2 Accent 5" w:uiPriority="64"/>
+    <w:lsdException w:name="Medium Shading 1 Accent 3" w:uiPriority="63"/>
+    <w:lsdException w:name="Table Classic 1" w:semiHidden="1" w:unhideWhenUsed="1"/>
+    <w:lsdException w:name="Table Columns 5" w:semiHidden="1" w:unhideWhenUsed="1"/>
+    <w:lsdException w:name="Table Classic 3" w:semiHidden="1" w:unhideWhenUsed="1"/>
+    <w:lsdException w:name="List Table 5 Dark Accent 5" w:uiPriority="50"/>
+    <w:lsdException w:name="Table Classic 2" w:semiHidden="1" w:unhideWhenUsed="1"/>
+    <w:lsdException w:name="heading 4" w:qFormat="1"/>
+    <w:lsdException w:name="toc 4" w:uiPriority="99"/>
+    <w:lsdException w:name="Placeholder Text" w:uiPriority="99" w:semiHidden="1"/>
+    <w:lsdException w:name="Smart Link" w:uiPriority="99" w:semiHidden="1" w:unhideWhenUsed="1"/>
+    <w:lsdException w:name="Medium List 1 Accent 6" w:uiPriority="65"/>
+    <w:lsdException w:name="heading 1" w:qFormat="1"/>
+    <w:lsdException w:name="Plain Table 5" w:uiPriority="45"/>
+    <w:lsdException w:name="List Table 7 Colorful Accent 5" w:uiPriority="52"/>
+    <w:lsdException w:name="Table 3D effects 3" w:semiHidden="1" w:unhideWhenUsed="1"/>
+    <w:lsdException w:name="HTML Address" w:uiPriority="99"/>
+    <w:lsdException w:name="Medium Grid 1 Accent 5" w:uiPriority="67"/>
+    <w:lsdException w:name="Medium Grid 2 Accent 3" w:uiPriority="68"/>
+    <w:lsdException w:name="Light Grid Accent 2" w:uiPriority="62"/>
+    <w:lsdException w:name="Colorful Shading Accent 5" w:uiPriority="71"/>
+    <w:lsdException w:name="Medium Shading 2 Accent 1" w:uiPriority="64"/>
+    <w:lsdException w:name="Medium List 2 Accent 3" w:uiPriority="66"/>
+    <w:lsdException w:name="Grid Table 3 Accent 1" w:uiPriority="48"/>
+    <w:lsdException w:name="Grid Table 2 Accent 4" w:uiPriority="47"/>
+    <w:lsdException w:name="Table Contemporary" w:semiHidden="1" w:unhideWhenUsed="1"/>
+    <w:lsdException w:name="Table Elegant" w:semiHidden="1" w:unhideWhenUsed="1"/>
+    <w:lsdException w:name="No Spacing" w:uiPriority="99"/>
+    <w:lsdException w:name="Table Columns 4" w:semiHidden="1" w:unhideWhenUsed="1"/>
+    <w:lsdException w:name="Table 3D effects 1" w:semiHidden="1" w:unhideWhenUsed="1"/>
+    <w:lsdException w:name="Table 3D effects 2" w:semiHidden="1" w:unhideWhenUsed="1"/>
+    <w:lsdException w:name="Grid Table 7 Colorful Accent 5" w:uiPriority="52"/>
+    <w:lsdException w:name="Grid Table 1 Light" w:uiPriority="46"/>
+    <w:lsdException w:name="Table Theme" w:semiHidden="1" w:unhideWhenUsed="1"/>
+    <w:lsdException w:name="toc 3" w:uiPriority="99"/>
+    <w:lsdException w:name="Table Professional" w:semiHidden="1" w:unhideWhenUsed="1"/>
+    <w:lsdException w:name="Table Grid 5" w:semiHidden="1" w:unhideWhenUsed="1"/>
+    <w:lsdException w:name="HTML Typewriter" w:uiPriority="99"/>
+    <w:lsdException w:name="Medium Shading 1 Accent 6" w:uiPriority="63"/>
+    <w:lsdException w:name="Medium Shading 2 Accent 2" w:uiPriority="64"/>
+    <w:lsdException w:name="Light List Accent 1" w:uiPriority="61"/>
+    <w:lsdException w:name="Medium List 2 Accent 4" w:uiPriority="66"/>
+    <w:lsdException w:name="heading 2" w:qFormat="1"/>
+    <w:lsdException w:name="List Table 5 Dark Accent 3" w:uiPriority="50"/>
+    <w:lsdException w:name="Colorful List Accent 2" w:uiPriority="72"/>
+    <w:lsdException w:name="Table Grid 4" w:semiHidden="1" w:unhideWhenUsed="1"/>
+    <w:lsdException w:name="Light Grid Accent 3" w:uiPriority="62"/>
+    <w:lsdException w:name="List Table 7 Colorful Accent 6" w:uiPriority="52"/>
+    <w:lsdException w:name="Medium Grid 1 Accent 1" w:uiPriority="67"/>
+    <w:lsdException w:name="Table Simple 3" w:semiHidden="1" w:unhideWhenUsed="1"/>
+    <w:lsdException w:name="Plain Table 4" w:uiPriority="44"/>
+    <w:lsdException w:name="Table List 7" w:semiHidden="1" w:unhideWhenUsed="1"/>
+    <w:lsdException w:name="Normal Table" w:uiPriority="99" w:semiHidden="1" w:unhideWhenUsed="1"/>
+    <w:lsdException w:name="Medium Grid 3 Accent 4" w:uiPriority="69"/>
+    <w:lsdException w:name="heading 6" w:qFormat="1"/>
+    <w:lsdException w:name="Table List 8" w:semiHidden="1" w:unhideWhenUsed="1"/>
+    <w:lsdException w:name="Medium Grid 1 Accent 2" w:uiPriority="67"/>
+    <w:lsdException w:name="Medium List 2 Accent 1" w:uiPriority="66"/>
+    <w:lsdException w:name="List Table 5 Dark Accent 2" w:uiPriority="50"/>
+    <w:lsdException w:name="Colorful List" w:uiPriority="72"/>
+    <w:lsdException w:name="Grid Table 1 Light Accent 2" w:uiPriority="46"/>
+    <w:lsdException w:name="List Table 4 Accent 6" w:uiPriority="49"/>
+    <w:lsdException w:name="List Table 7 Colorful Accent 1" w:uiPriority="52"/>
+    <w:lsdException w:name="List Table 1 Light Accent 5" w:uiPriority="46"/>
+    <w:lsdException w:name="Light Shading Accent 4" w:uiPriority="60"/>
+    <w:lsdException w:name="Light Grid" w:uiPriority="62"/>
+    <w:lsdException w:name="Light Shading" w:uiPriority="60"/>
+    <w:lsdException w:name="Outline List 2" w:uiPriority="99" w:semiHidden="1" w:unhideWhenUsed="1"/>
+    <w:lsdException w:name="Colorful Grid Accent 5" w:uiPriority="73"/>
+    <w:lsdException w:name="HTML Top of Form" w:uiPriority="99" w:semiHidden="1" w:unhideWhenUsed="1"/>
+    <w:lsdException w:name="Grid Table 4" w:uiPriority="49"/>
+    <w:lsdException w:name="List Table 3 Accent 5" w:uiPriority="48"/>
+    <w:lsdException w:name="Medium Grid 2" w:uiPriority="68"/>
+    <w:lsdException w:name="Table List 5" w:semiHidden="1" w:unhideWhenUsed="1"/>
+    <w:lsdException w:name="List Table 3 Accent 4" w:uiPriority="48"/>
+    <w:lsdException w:name="Grid Table 5 Dark Accent 5" w:uiPriority="50"/>
+    <w:lsdException w:name="List Table 2 Accent 6" w:uiPriority="47"/>
+    <w:lsdException w:name="toc 9" w:uiPriority="99"/>
+    <w:lsdException w:name="Medium Grid 3 Accent 6" w:uiPriority="69"/>
+    <w:lsdException w:name="List Table 4 Accent 1" w:uiPriority="49"/>
+    <w:lsdException w:name="List Table 3 Accent 6" w:uiPriority="48"/>
+    <w:lsdException w:name="heading 5" w:qFormat="1"/>
+    <w:lsdException w:name="Colorful Shading" w:uiPriority="71"/>
+    <w:lsdException w:name="List Table 4 Accent 3" w:uiPriority="49"/>
+    <w:lsdException w:name="Table List 1" w:semiHidden="1" w:unhideWhenUsed="1"/>
+    <w:lsdException w:name="Medium Shading 1 Accent 1" w:uiPriority="63"/>
+    <w:lsdException w:name="Table Columns 2" w:semiHidden="1" w:unhideWhenUsed="1"/>
+    <w:lsdException w:name="Grid Table 2 Accent 5" w:uiPriority="47"/>
+    <w:lsdException w:name="Grid Table 7 Colorful Accent 6" w:uiPriority="52"/>
+    <w:lsdException w:name="Light List Accent 2" w:uiPriority="61"/>
+    <w:lsdException w:name="Grid Table 5 Dark Accent 6" w:uiPriority="50"/>
+    <w:lsdException w:name="Grid Table 5 Dark Accent 3" w:uiPriority="50"/>
+    <w:lsdException w:name="Medium Shading 1 Accent 4" w:uiPriority="63"/>
+    <w:lsdException w:name="List Table 6 Colorful Accent 1" w:uiPriority="51"/>
+    <w:lsdException w:name="Grid Table 1 Light Accent 3" w:uiPriority="46"/>
+    <w:lsdException w:name="Colorful List Accent 1" w:uiPriority="72"/>
+    <w:lsdException w:name="List Table 1 Light Accent 4" w:uiPriority="46"/>
+    <w:lsdException w:name="List Table 4" w:uiPriority="49"/>
+    <w:lsdException w:name="Light Shading Accent 5" w:uiPriority="60"/>
+    <w:lsdException w:name="toc 2" w:uiPriority="99"/>
+    <w:lsdException w:name="Grid Table 7 Colorful Accent 1" w:uiPriority="52"/>
+    <w:lsdException w:name="Colorful Grid Accent 3" w:uiPriority="73"/>
+    <w:lsdException w:name="Medium Shading 2" w:uiPriority="64"/>
+    <w:lsdException w:name="HTML Code" w:uiPriority="99"/>
+    <w:lsdException w:name="Colorful Shading Accent 3" w:uiPriority="71"/>
+    <w:lsdException w:name="Grid Table 6 Colorful Accent 6" w:uiPriority="51"/>
+    <w:lsdException w:name="Grid Table 6 Colorful Accent 2" w:uiPriority="51"/>
+    <w:lsdException w:name="Colorful Grid Accent 6" w:uiPriority="73"/>
     <w:lsdException w:name="Medium Grid 2 Accent 5" w:uiPriority="68"/>
-    <w:lsdException w:name="Table Classic 3" w:semiHidden="1" w:unhideWhenUsed="1"/>
-    <w:lsdException w:name="List Table 5 Dark Accent 1" w:uiPriority="50"/>
-    <w:lsdException w:name="Light Shading" w:uiPriority="60"/>
-    <w:lsdException w:name="HTML Typewriter" w:uiPriority="99"/>
-    <w:lsdException w:name="Grid Table 4 Accent 2" w:uiPriority="49"/>
-    <w:lsdException w:name="List Table 3 Accent 6" w:uiPriority="48"/>
-    <w:lsdException w:name="List Table 4 Accent 3" w:uiPriority="49"/>
+    <w:lsdException w:name="Table Colorful 3" w:semiHidden="1" w:unhideWhenUsed="1"/>
+    <w:lsdException w:name="Colorful List Accent 3" w:uiPriority="72"/>
+    <w:lsdException w:name="Light List" w:uiPriority="61"/>
+    <w:lsdException w:name="Intense Quote" w:uiPriority="99"/>
+    <w:lsdException w:name="List Table 3" w:uiPriority="48"/>
+    <w:lsdException w:name="Grid Table 5 Dark Accent 1" w:uiPriority="50"/>
     <w:lsdException w:name="Medium List 2 Accent 2" w:uiPriority="66"/>
-    <w:lsdException w:name="Grid Table 1 Light Accent 1" w:uiPriority="46"/>
-    <w:lsdException w:name="List Table 2 Accent 5" w:uiPriority="47"/>
-    <w:lsdException w:name="Table List 7" w:semiHidden="1" w:unhideWhenUsed="1"/>
-    <w:lsdException w:name="List Table 2 Accent 2" w:uiPriority="47"/>
-    <w:lsdException w:name="Light Shading Accent 6" w:uiPriority="60"/>
-    <w:lsdException w:name="Table List 8" w:semiHidden="1" w:unhideWhenUsed="1"/>
-    <w:lsdException w:name="Medium Shading 2 Accent 2" w:uiPriority="64"/>
-    <w:lsdException w:name="HTML Top of Form" w:uiPriority="99" w:semiHidden="1" w:unhideWhenUsed="1"/>
-    <w:lsdException w:name="Colorful Grid Accent 4" w:uiPriority="73"/>
-    <w:lsdException w:name="List Table 5 Dark Accent 2" w:uiPriority="50"/>
-    <w:lsdException w:name="toc 8" w:uiPriority="99"/>
+    <w:lsdException w:name="HTML Sample" w:uiPriority="99"/>
+    <w:lsdException w:name="Grid Table 5 Dark Accent 2" w:uiPriority="50"/>
+    <w:lsdException w:name="Medium List 2 Accent 6" w:uiPriority="66"/>
+    <w:lsdException w:name="Colorful List Accent 5" w:uiPriority="72"/>
+    <w:lsdException w:name="Colorful Grid Accent 2" w:uiPriority="73"/>
     <w:lsdException w:name="heading 9" w:unhideWhenUsed="1" w:qFormat="1"/>
-    <w:lsdException w:name="List Table 1 Light Accent 2" w:uiPriority="46"/>
-    <w:lsdException w:name="List Table 4 Accent 6" w:uiPriority="49"/>
-    <w:lsdException w:name="Medium List 1 Accent 2" w:uiPriority="65"/>
-    <w:lsdException w:name="Plain Table 2" w:uiPriority="42"/>
-    <w:lsdException w:name="Table 3D effects 1" w:semiHidden="1" w:unhideWhenUsed="1"/>
-    <w:lsdException w:name="Normal Table" w:uiPriority="99" w:semiHidden="1" w:unhideWhenUsed="1"/>
-    <w:lsdException w:name="Grid Table 2" w:uiPriority="47"/>
-    <w:lsdException w:name="Smart Hyperlink" w:uiPriority="99" w:semiHidden="1" w:unhideWhenUsed="1"/>
-    <w:lsdException w:name="Table List 5" w:semiHidden="1" w:unhideWhenUsed="1"/>
-    <w:lsdException w:name="Revision" w:uiPriority="99" w:semiHidden="1"/>
-    <w:lsdException w:name="Grid Table Light" w:uiPriority="40"/>
-    <w:lsdException w:name="Medium List 1 Accent 6" w:uiPriority="65"/>
-    <w:lsdException w:name="Table Classic 2" w:semiHidden="1" w:unhideWhenUsed="1"/>
-    <w:lsdException w:name="Table Columns 4" w:semiHidden="1" w:unhideWhenUsed="1"/>
-    <w:lsdException w:name="Intense Reference" w:uiPriority="32" w:qFormat="1"/>
-    <w:lsdException w:name="Grid Table 3 Accent 1" w:uiPriority="48"/>
-    <w:lsdException w:name="Grid Table 7 Colorful" w:uiPriority="52"/>
-    <w:lsdException w:name="Placeholder Text" w:uiPriority="99" w:semiHidden="1"/>
-    <w:lsdException w:name="Colorful Grid Accent 5" w:uiPriority="73"/>
-    <w:lsdException w:name="Table 3D effects 3" w:semiHidden="1" w:unhideWhenUsed="1"/>
-    <w:lsdException w:name="TOC Heading" w:uiPriority="39" w:semiHidden="1" w:unhideWhenUsed="1" w:qFormat="1"/>
-    <w:lsdException w:name="Table Grid 4" w:semiHidden="1" w:unhideWhenUsed="1"/>
-    <w:lsdException w:name="List Table 6 Colorful Accent 4" w:uiPriority="51"/>
-    <w:lsdException w:name="Medium Shading 1 Accent 2" w:uiPriority="63"/>
-    <w:lsdException w:name="Colorful Grid Accent 1" w:uiPriority="73"/>
-    <w:lsdException w:name="Outline List 1" w:uiPriority="99" w:semiHidden="1" w:unhideWhenUsed="1"/>
-    <w:lsdException w:name="Light Shading Accent 2" w:uiPriority="60"/>
-    <w:lsdException w:name="Medium Grid 1 Accent 3" w:uiPriority="67"/>
-    <w:lsdException w:name="Light Grid Accent 5" w:uiPriority="62"/>
-    <w:lsdException w:name="Grid Table 6 Colorful" w:uiPriority="51"/>
-    <w:lsdException w:name="heading 4" w:qFormat="1"/>
-    <w:lsdException w:name="Colorful Shading Accent 6" w:uiPriority="71"/>
-    <w:lsdException w:name="Medium Grid 1 Accent 6" w:uiPriority="67"/>
-    <w:lsdException w:name="toc 4" w:uiPriority="99"/>
-    <w:lsdException w:name="Quote" w:uiPriority="99"/>
-    <w:lsdException w:name="Dark List Accent 5" w:uiPriority="70"/>
-    <w:lsdException w:name="Grid Table 5 Dark" w:uiPriority="50"/>
+    <w:lsdException w:name="List Table 5 Dark Accent 4" w:uiPriority="50"/>
+    <w:lsdException w:name="Light List Accent 3" w:uiPriority="61"/>
+    <w:lsdException w:name="Medium Shading 1 Accent 5" w:uiPriority="63"/>
     <w:lsdException w:name="List Table 5 Dark" w:uiPriority="50"/>
-    <w:lsdException w:name="Medium List 1 Accent 4" w:uiPriority="65"/>
-    <w:lsdException w:name="Medium List 1" w:uiPriority="65"/>
-    <w:lsdException w:name="Grid Table 5 Dark Accent 4" w:uiPriority="50"/>
-    <w:lsdException w:name="List Table 3 Accent 4" w:uiPriority="48"/>
-    <w:lsdException w:name="List Table 2 Accent 1" w:uiPriority="47"/>
-    <w:lsdException w:name="Colorful List Accent 3" w:uiPriority="72"/>
-    <w:lsdException w:name="List Table 4 Accent 1" w:uiPriority="49"/>
-    <w:lsdException w:name="Grid Table 4 Accent 6" w:uiPriority="49"/>
-    <w:lsdException w:name="Table Elegant" w:semiHidden="1" w:unhideWhenUsed="1"/>
-    <w:lsdException w:name="List Table 3 Accent 5" w:uiPriority="48"/>
-    <w:lsdException w:name="List Table 2 Accent 6" w:uiPriority="47"/>
-    <w:lsdException w:name="Light Shading Accent 4" w:uiPriority="60"/>
+    <w:lsdException w:name="Default Paragraph Font" w:uiPriority="1" w:semiHidden="1" w:unhideWhenUsed="1"/>
+    <w:lsdException w:name="Medium Grid 2 Accent 4" w:uiPriority="68"/>
+    <w:lsdException w:name="Light List Accent 5" w:uiPriority="61"/>
+    <w:lsdException w:name="heading 7" w:unhideWhenUsed="1" w:qFormat="1"/>
+    <w:lsdException w:name="Dark List Accent 3" w:uiPriority="70"/>
     <w:lsdException w:name="Grid Table 3 Accent 5" w:uiPriority="48"/>
-    <w:lsdException w:name="List Table 1 Light Accent 5" w:uiPriority="46"/>
-    <w:lsdException w:name="List Table 5 Dark Accent 6" w:uiPriority="50"/>
-    <w:lsdException w:name="Medium Shading 1" w:uiPriority="63"/>
-    <w:lsdException w:name="Grid Table 7 Colorful Accent 4" w:uiPriority="52"/>
-    <w:lsdException w:name="HTML Variable" w:uiPriority="99"/>
-    <w:lsdException w:name="Grid Table 1 Light" w:uiPriority="46"/>
-    <w:lsdException w:name="Table Simple 1" w:semiHidden="1" w:unhideWhenUsed="1"/>
-    <w:lsdException w:name="HTML Sample" w:uiPriority="99"/>
-    <w:lsdException w:name="List Table 3 Accent 1" w:uiPriority="48"/>
-    <w:lsdException w:name="Medium Shading 2" w:uiPriority="64"/>
-    <w:lsdException w:name="Book Title" w:uiPriority="33" w:qFormat="1"/>
-    <w:lsdException w:name="Grid Table 3 Accent 6" w:uiPriority="48"/>
-    <w:lsdException w:name="Table Theme" w:semiHidden="1" w:unhideWhenUsed="1"/>
-    <w:lsdException w:name="heading 7" w:unhideWhenUsed="1" w:qFormat="1"/>
-    <w:lsdException w:name="Medium List 2 Accent 6" w:uiPriority="66"/>
-    <w:lsdException w:name="Table Grid" w:qFormat="1"/>
-    <w:lsdException w:name="Grid Table 6 Colorful Accent 1" w:uiPriority="51"/>
-    <w:lsdException w:name="No List" w:uiPriority="99" w:semiHidden="1" w:unhideWhenUsed="1"/>
-    <w:lsdException w:name="Grid Table 1 Light Accent 5" w:uiPriority="46"/>
-    <w:lsdException w:name="Light List Accent 2" w:uiPriority="61"/>
-    <w:lsdException w:name="Colorful Grid Accent 3" w:uiPriority="73"/>
-    <w:lsdException w:name="Medium Shading 1 Accent 4" w:uiPriority="63"/>
-    <w:lsdException w:name="Medium List 2 Accent 4" w:uiPriority="66"/>
-    <w:lsdException w:name="List Table 6 Colorful Accent 3" w:uiPriority="51"/>
-    <w:lsdException w:name="Grid Table 7 Colorful Accent 1" w:uiPriority="52"/>
-    <w:lsdException w:name="Subtle Reference" w:uiPriority="31" w:qFormat="1"/>
-    <w:lsdException w:name="Grid Table 2 Accent 5" w:uiPriority="47"/>
-    <w:lsdException w:name="Table Columns 1" w:semiHidden="1" w:unhideWhenUsed="1"/>
-    <w:lsdException w:name="Hashtag" w:uiPriority="99" w:semiHidden="1" w:unhideWhenUsed="1"/>
-    <w:lsdException w:name="Colorful Shading Accent 3" w:uiPriority="71"/>
-    <w:lsdException w:name="HTML Keyboard" w:uiPriority="99"/>
-    <w:lsdException w:name="Grid Table 4" w:uiPriority="49"/>
-    <w:lsdException w:name="Plain Table 4" w:uiPriority="44"/>
-    <w:lsdException w:name="Grid Table 4 Accent 1" w:uiPriority="49"/>
-    <w:lsdException w:name="Grid Table 1 Light Accent 6" w:uiPriority="46"/>
-    <w:lsdException w:name="heading 6" w:qFormat="1"/>
-    <w:lsdException w:name="Grid Table 3" w:uiPriority="48"/>
-    <w:lsdException w:name="Medium Grid 2" w:uiPriority="68"/>
-    <w:lsdException w:name="Grid Table 1 Light Accent 3" w:uiPriority="46"/>
-    <w:lsdException w:name="Smart Link" w:uiPriority="99" w:semiHidden="1" w:unhideWhenUsed="1"/>
-    <w:lsdException w:name="Grid Table 5 Dark Accent 6" w:uiPriority="50"/>
-    <w:lsdException w:name="Light List Accent 4" w:uiPriority="61"/>
-    <w:lsdException w:name="Grid Table 2 Accent 2" w:uiPriority="47"/>
-    <w:lsdException w:name="Medium Grid 1 Accent 4" w:uiPriority="67"/>
-    <w:lsdException w:name="Dark List Accent 2" w:uiPriority="70"/>
-    <w:lsdException w:name="Medium Shading 1 Accent 5" w:uiPriority="63"/>
-    <w:lsdException w:name="Colorful Grid Accent 6" w:uiPriority="73"/>
-    <w:lsdException w:name="Grid Table 6 Colorful Accent 6" w:uiPriority="51"/>
-    <w:lsdException w:name="Medium Grid 2 Accent 6" w:uiPriority="68"/>
-    <w:lsdException w:name="List Table 7 Colorful Accent 4" w:uiPriority="52"/>
-    <w:lsdException w:name="Plain Table 1" w:uiPriority="41"/>
-    <w:lsdException w:name="Table Simple 3" w:semiHidden="1" w:unhideWhenUsed="1"/>
-    <w:lsdException w:name="Dark List Accent 6" w:uiPriority="70"/>
-    <w:lsdException w:name="List Table 2 Accent 4" w:uiPriority="47"/>
-    <w:lsdException w:name="List Table 6 Colorful Accent 2" w:uiPriority="51"/>
-    <w:lsdException w:name="toc 3" w:uiPriority="99"/>
-    <w:lsdException w:name="Grid Table 5 Dark Accent 5" w:uiPriority="50"/>
-    <w:lsdException w:name="toc 9" w:uiPriority="99"/>
-    <w:lsdException w:name="Emphasis" w:qFormat="1"/>
-    <w:lsdException w:name="Table List 3" w:semiHidden="1" w:unhideWhenUsed="1"/>
-    <w:lsdException w:name="Medium Grid 3 Accent 2" w:uiPriority="69"/>
-    <w:lsdException w:name="List Table 4" w:uiPriority="49"/>
-    <w:lsdException w:name="Outline List 2" w:uiPriority="99" w:semiHidden="1" w:unhideWhenUsed="1"/>
-    <w:lsdException w:name="List Table 4 Accent 5" w:uiPriority="49"/>
-    <w:lsdException w:name="List Table 7 Colorful Accent 2" w:uiPriority="52"/>
-    <w:lsdException w:name="Light List Accent 3" w:uiPriority="61"/>
-    <w:lsdException w:name="Intense Emphasis" w:uiPriority="21" w:qFormat="1"/>
-    <w:lsdException w:name="Plain Table 3" w:uiPriority="43"/>
-    <w:lsdException w:name="Table Classic 1" w:semiHidden="1" w:unhideWhenUsed="1"/>
-    <w:lsdException w:name="Table Grid 5" w:semiHidden="1" w:unhideWhenUsed="1"/>
-    <w:lsdException w:name="Table 3D effects 2" w:semiHidden="1" w:unhideWhenUsed="1"/>
-    <w:lsdException w:name="toc 7" w:uiPriority="99"/>
-    <w:lsdException w:name="List Table 1 Light Accent 1" w:uiPriority="46"/>
-    <w:lsdException w:name="Dark List Accent 3" w:uiPriority="70"/>
-    <w:lsdException w:name="List Table 2 Accent 3" w:uiPriority="47"/>
-    <w:lsdException w:name="HTML Acronym" w:uiPriority="99"/>
-    <w:lsdException w:name="caption" w:semiHidden="1" w:unhideWhenUsed="1" w:qFormat="1"/>
-    <w:lsdException w:name="Table Columns 3" w:semiHidden="1" w:unhideWhenUsed="1"/>
-    <w:lsdException w:name="Table Colorful 2" w:semiHidden="1" w:unhideWhenUsed="1"/>
-    <w:lsdException w:name="HTML Code" w:uiPriority="99"/>
-    <w:lsdException w:name="Table Columns 5" w:semiHidden="1" w:unhideWhenUsed="1"/>
-    <w:lsdException w:name="HTML Cite" w:uiPriority="99"/>
-    <w:lsdException w:name="Table Grid 2" w:semiHidden="1" w:unhideWhenUsed="1"/>
-    <w:lsdException w:name="Medium Grid 1" w:uiPriority="67"/>
-    <w:lsdException w:name="Outline List 3" w:uiPriority="99" w:semiHidden="1" w:unhideWhenUsed="1"/>
-    <w:lsdException w:name="toc 2" w:uiPriority="99"/>
-    <w:lsdException w:name="Colorful Shading Accent 5" w:uiPriority="71"/>
-    <w:lsdException w:name="Colorful List Accent 1" w:uiPriority="72"/>
-    <w:lsdException w:name="Light List Accent 1" w:uiPriority="61"/>
-    <w:lsdException w:name="Grid Table 3 Accent 4" w:uiPriority="48"/>
-    <w:lsdException w:name="Medium Shading 2 Accent 5" w:uiPriority="64"/>
-    <w:lsdException w:name="Grid Table 2 Accent 3" w:uiPriority="47"/>
-    <w:lsdException w:name="Light List" w:uiPriority="61"/>
-    <w:lsdException w:name="Colorful List Accent 5" w:uiPriority="72"/>
-    <w:lsdException w:name="Medium Grid 3 Accent 3" w:uiPriority="69"/>
-    <w:lsdException w:name="Medium List 2 Accent 3" w:uiPriority="66"/>
-    <w:lsdException w:name="Medium Grid 3" w:uiPriority="69"/>
-    <w:lsdException w:name="Dark List Accent 4" w:uiPriority="70"/>
-    <w:lsdException w:name="heading 3" w:qFormat="1"/>
-    <w:lsdException w:name="List Table 6 Colorful Accent 1" w:uiPriority="51"/>
-    <w:lsdException w:name="Medium Shading 1 Accent 3" w:uiPriority="63"/>
-    <w:lsdException w:name="Medium List 1 Accent 5" w:uiPriority="65"/>
-    <w:lsdException w:name="List Table 1 Light" w:uiPriority="46"/>
-    <w:lsdException w:name="Table Professional" w:semiHidden="1" w:unhideWhenUsed="1"/>
-    <w:lsdException w:name="HTML Preformatted" w:uiPriority="99"/>
-    <w:lsdException w:name="Dark List Accent 1" w:uiPriority="70"/>
-    <w:lsdException w:name="No Spacing" w:uiPriority="99"/>
-    <w:lsdException w:name="Medium Shading 2 Accent 3" w:uiPriority="64"/>
-    <w:lsdException w:name="Table List 1" w:semiHidden="1" w:unhideWhenUsed="1"/>
-    <w:lsdException w:name="Medium Shading 2 Accent 4" w:uiPriority="64"/>
-    <w:lsdException w:name="Title" w:qFormat="1"/>
-    <w:lsdException w:name="Table Colorful 3" w:semiHidden="1" w:unhideWhenUsed="1"/>
-    <w:lsdException w:name="Grid Table 7 Colorful Accent 3" w:uiPriority="52"/>
-    <w:lsdException w:name="Table Classic 4" w:semiHidden="1" w:unhideWhenUsed="1"/>
-    <w:lsdException w:name="Grid Table 6 Colorful Accent 3" w:uiPriority="51"/>
-    <w:lsdException w:name="Grid Table 3 Accent 2" w:uiPriority="48"/>
-    <w:lsdException w:name="Medium Shading 2 Accent 1" w:uiPriority="64"/>
-    <w:lsdException w:name="Grid Table 2 Accent 4" w:uiPriority="47"/>
-    <w:lsdException w:name="List Table 1 Light Accent 4" w:uiPriority="46"/>
-    <w:lsdException w:name="Grid Table 2 Accent 6" w:uiPriority="47"/>
-    <w:lsdException w:name="Medium Grid 3 Accent 4" w:uiPriority="69"/>
-    <w:lsdException w:name="Medium Grid 2 Accent 4" w:uiPriority="68"/>
-    <w:lsdException w:name="footnote text" w:uiPriority="99" w:semiHidden="1" w:unhideWhenUsed="1"/>
-    <w:lsdException w:name="Plain Table 5" w:uiPriority="45"/>
-    <w:lsdException w:name="Colorful Grid" w:uiPriority="73"/>
-    <w:lsdException w:name="Light Shading Accent 3" w:uiPriority="60"/>
-    <w:lsdException w:name="heading 2" w:qFormat="1"/>
-    <w:lsdException w:name="heading 5" w:qFormat="1"/>
-    <w:lsdException w:name="Table Web 1" w:semiHidden="1" w:unhideWhenUsed="1"/>
-    <w:lsdException w:name="Grid Table 2 Accent 1" w:uiPriority="47"/>
-    <w:lsdException w:name="Mention" w:uiPriority="99" w:semiHidden="1" w:unhideWhenUsed="1"/>
-    <w:lsdException w:name="Table List 2" w:semiHidden="1" w:unhideWhenUsed="1"/>
-    <w:lsdException w:name="toc 5" w:uiPriority="99"/>
-    <w:lsdException w:name="footnote reference" w:uiPriority="99" w:semiHidden="1" w:unhideWhenUsed="1"/>
-    <w:lsdException w:name="toc 6" w:uiPriority="99"/>
-    <w:lsdException w:name="Colorful Shading Accent 1" w:uiPriority="71"/>
-    <w:lsdException w:name="Light Grid Accent 2" w:uiPriority="62"/>
-    <w:lsdException w:name="List Table 5 Dark Accent 3" w:uiPriority="50"/>
-    <w:lsdException w:name="Unresolved Mention" w:uiPriority="99" w:semiHidden="1" w:unhideWhenUsed="1"/>
-    <w:lsdException w:name="Table Grid 3" w:semiHidden="1" w:unhideWhenUsed="1"/>
-    <w:lsdException w:name="List Table 3" w:uiPriority="48"/>
-    <w:lsdException w:name="List Table 2" w:uiPriority="47"/>
-    <w:lsdException w:name="List Table 7 Colorful" w:uiPriority="52"/>
-    <w:lsdException w:name="List Paragraph" w:uiPriority="99"/>
-    <w:lsdException w:name="HTML Definition" w:uiPriority="99"/>
-    <w:lsdException w:name="Medium Shading 1 Accent 1" w:uiPriority="63"/>
-    <w:lsdException w:name="Subtitle" w:qFormat="1"/>
-    <w:lsdException w:name="Light Grid Accent 4" w:uiPriority="62"/>
-    <w:lsdException w:name="Medium List 2 Accent 1" w:uiPriority="66"/>
-    <w:lsdException w:name="List Table 5 Dark Accent 4" w:uiPriority="50"/>
-    <w:lsdException w:name="Table Contemporary" w:semiHidden="1" w:unhideWhenUsed="1"/>
-    <w:lsdException w:name="Table List 4" w:semiHidden="1" w:unhideWhenUsed="1"/>
-    <w:lsdException w:name="Medium List 1 Accent 1" w:uiPriority="65"/>
-    <w:lsdException w:name="heading 1" w:qFormat="1"/>
-    <w:lsdException w:name="Medium List 2 Accent 5" w:uiPriority="66"/>
-    <w:lsdException w:name="Colorful Grid Accent 2" w:uiPriority="73"/>
-    <w:lsdException w:name="Grid Table 5 Dark Accent 2" w:uiPriority="50"/>
-    <w:lsdException w:name="Grid Table 4 Accent 3" w:uiPriority="49"/>
-    <w:lsdException w:name="Medium Shading 1 Accent 6" w:uiPriority="63"/>
-    <w:lsdException w:name="Medium List 2" w:uiPriority="66"/>
-    <w:lsdException w:name="heading 8" w:unhideWhenUsed="1" w:qFormat="1"/>
-    <w:lsdException w:name="List Table 5 Dark Accent 5" w:uiPriority="50"/>
-    <w:lsdException w:name="Colorful Shading" w:uiPriority="71"/>
-    <w:lsdException w:name="Medium Grid 1 Accent 5" w:uiPriority="67"/>
-    <w:lsdException w:name="Table Colorful 1" w:semiHidden="1" w:unhideWhenUsed="1"/>
-    <w:lsdException w:name="Medium Grid 2 Accent 3" w:uiPriority="68"/>
-    <w:lsdException w:name="Grid Table 6 Colorful Accent 4" w:uiPriority="51"/>
-    <w:lsdException w:name="Light List Accent 5" w:uiPriority="61"/>
-    <w:lsdException w:name="Light Grid Accent 3" w:uiPriority="62"/>
-    <w:lsdException w:name="Grid Table 7 Colorful Accent 6" w:uiPriority="52"/>
-    <w:lsdException w:name="Medium Grid 1 Accent 2" w:uiPriority="67"/>
-    <w:lsdException w:name="Medium Grid 2 Accent 2" w:uiPriority="68"/>
-    <w:lsdException w:name="Table Grid 7" w:semiHidden="1" w:unhideWhenUsed="1"/>
-    <w:lsdException w:name="List Table 4 Accent 2" w:uiPriority="49"/>
-    <w:lsdException w:name="Grid Table 6 Colorful Accent 2" w:uiPriority="51"/>
-    <w:lsdException w:name="List Table 6 Colorful" w:uiPriority="51"/>
-    <w:lsdException w:name="Grid Table 1 Light Accent 2" w:uiPriority="46"/>
-    <w:lsdException w:name="toc 1" w:uiPriority="99"/>
-    <w:lsdException w:name="Medium Grid 1 Accent 1" w:uiPriority="67"/>
-    <w:lsdException w:name="Medium Grid 2 Accent 1" w:uiPriority="68"/>
-    <w:lsdException w:name="List Table 4 Accent 4" w:uiPriority="49"/>
-    <w:lsdException w:name="Table Columns 2" w:semiHidden="1" w:unhideWhenUsed="1"/>
-    <w:lsdException w:name="Grid Table 7 Colorful Accent 5" w:uiPriority="52"/>
-    <w:lsdException w:name="HTML Bottom of Form" w:uiPriority="99" w:semiHidden="1" w:unhideWhenUsed="1"/>
-    <w:lsdException w:name="Light Shading Accent 1" w:uiPriority="60"/>
-    <w:lsdException w:name="Table Grid 8" w:semiHidden="1" w:unhideWhenUsed="1"/>
-    <w:lsdException w:name="Medium Grid 3 Accent 5" w:uiPriority="69"/>
-    <w:lsdException w:name="Table Subtle 2" w:semiHidden="1" w:unhideWhenUsed="1"/>
-    <w:lsdException w:name="Colorful List Accent 6" w:uiPriority="72"/>
-    <w:lsdException w:name="Colorful Shading Accent 2" w:uiPriority="71"/>
-    <w:lsdException w:name="List Table 6 Colorful Accent 6" w:uiPriority="51"/>
-    <w:lsdException w:name="Light Grid Accent 6" w:uiPriority="62"/>
-    <w:lsdException w:name="List Table 3 Accent 2" w:uiPriority="48"/>
-    <w:lsdException w:name="Grid Table 4 Accent 4" w:uiPriority="49"/>
-    <w:lsdException w:name="List Table 1 Light Accent 6" w:uiPriority="46"/>
-    <w:lsdException w:name="List Table 1 Light Accent 3" w:uiPriority="46"/>
-    <w:lsdException w:name="Light Grid" w:uiPriority="62"/>
-    <w:lsdException w:name="HTML Address" w:uiPriority="99"/>
-    <w:lsdException w:name="Normal" w:qFormat="1"/>
-    <w:lsdException w:name="Light Shading Accent 5" w:uiPriority="60"/>
-    <w:lsdException w:name="Grid Table 4 Accent 5" w:uiPriority="49"/>
-    <w:lsdException w:name="Strong" w:qFormat="1"/>
-    <w:lsdException w:name="List Table 3 Accent 3" w:uiPriority="48"/>
-    <w:lsdException w:name="Colorful List" w:uiPriority="72"/>
-    <w:lsdException w:name="Table Simple 2" w:semiHidden="1" w:unhideWhenUsed="1"/>
-    <w:lsdException w:name="Colorful Shading Accent 4" w:uiPriority="71"/>
-    <w:lsdException w:name="List Table 7 Colorful Accent 6" w:uiPriority="52"/>
-    <w:lsdException w:name="Grid Table 5 Dark Accent 1" w:uiPriority="50"/>
-    <w:lsdException w:name="List Table 7 Colorful Accent 5" w:uiPriority="52"/>
-    <w:lsdException w:name="Table Grid 1" w:semiHidden="1" w:unhideWhenUsed="1"/>
-    <w:lsdException w:name="Table Web 2" w:semiHidden="1" w:unhideWhenUsed="1"/>
-    <w:lsdException w:name="Grid Table 3 Accent 3" w:uiPriority="48"/>
-    <w:lsdException w:name="Colorful List Accent 2" w:uiPriority="72"/>
-    <w:lsdException w:name="Light List Accent 6" w:uiPriority="61"/>
-    <w:lsdException w:name="Table Web 3" w:semiHidden="1" w:unhideWhenUsed="1"/>
-    <w:lsdException w:name="Medium Shading 2 Accent 6" w:uiPriority="64"/>
-    <w:lsdException w:name="Table Subtle 1" w:semiHidden="1" w:unhideWhenUsed="1"/>
-    <w:lsdException w:name="Default Paragraph Font" w:uiPriority="1" w:semiHidden="1" w:unhideWhenUsed="1"/>
-    <w:lsdException w:name="Medium Grid 3 Accent 6" w:uiPriority="69"/>
-    <w:lsdException w:name="List Table 6 Colorful Accent 5" w:uiPriority="51"/>
-    <w:lsdException w:name="Intense Quote" w:uiPriority="99"/>
-    <w:lsdException w:name="Grid Table 7 Colorful Accent 2" w:uiPriority="52"/>
-    <w:lsdException w:name="Table Grid 6" w:semiHidden="1" w:unhideWhenUsed="1"/>
-    <w:lsdException w:name="Table List 6" w:semiHidden="1" w:unhideWhenUsed="1"/>
-    <w:lsdException w:name="List Table 7 Colorful Accent 1" w:uiPriority="52"/>
-    <w:lsdException w:name="Dark List" w:uiPriority="70"/>
-    <w:lsdException w:name="List Table 7 Colorful Accent 3" w:uiPriority="52"/>
-    <w:lsdException w:name="Bibliography" w:uiPriority="37" w:semiHidden="1" w:unhideWhenUsed="1"/>
-    <w:lsdException w:name="Medium List 1 Accent 3" w:uiPriority="65"/>
-    <w:lsdException w:name="Light Grid Accent 1" w:uiPriority="62"/>
-    <w:lsdException w:name="Grid Table 6 Colorful Accent 5" w:uiPriority="51"/>
-    <w:lsdException w:name="Grid Table 5 Dark Accent 3" w:uiPriority="50"/>
   </w:latentStyles>
-  <w:style w:type="paragraph" w:styleId="00000f">
-    <w:name w:val="header"/>
+  <w:style w:type="paragraph" w:styleId="000010">
+    <w:name w:val="Subtitle"/>
     <w:basedOn w:val="000001"/>
+    <w:next w:val="000001"/>
+    <w:link w:val="000011"/>
+    <w:qFormat w:val="1"/>
     <w:pPr>
-      <w:pBdr>
-        <w:bottom w:val="single" w:color="auto" w:sz="6" w:space="1"/>
-      </w:pBdr>
-      <w:tabs>
-        <w:tab w:val="center" w:pos="4153"/>
-        <w:tab w:val="right" w:pos="8306"/>
-      </w:tabs>
-      <w:snapToGrid w:val="0"/>
       <w:jc w:val="center"/>
+      <w:outlineLvl w:val="1"/>
     </w:pPr>
     <w:rPr>
-      <w:sz w:val="18"/>
-      <w:szCs w:val="18"/>
+      <w:rFonts w:cstheme="minorBidi"/>
+      <w:b w:val="1"/>
+      <w:bCs w:val="1"/>
+      <w:kern w:val="28"/>
+      <w:sz w:val="44"/>
+      <w:szCs w:val="32"/>
     </w:rPr>
   </w:style>
-  <w:style w:type="paragraph" w:styleId="000004">
-    <w:name w:val="heading 3"/>
+  <w:style w:type="paragraph" w:styleId="mr1nep">
+    <w:name w:val="toc 1"/>
     <w:basedOn w:val="000001"/>
     <w:next w:val="000001"/>
-    <w:qFormat w:val="1"/>
+    <w:autoRedefine w:val="1"/>
+    <w:uiPriority w:val="39"/>
+    <w:unhideWhenUsed w:val="1"/>
     <w:pPr>
-      <w:keepNext w:val="1"/>
-      <w:keepLines w:val="1"/>
-      <w:outlineLvl w:val="2"/>
+      <w:spacing w:before="120" w:after="120"/>
+      <w:jc w:val="left"/>
     </w:pPr>
     <w:rPr>
+      <w:rFonts w:eastAsiaTheme="minorHAnsi"/>
       <w:b w:val="1"/>
-      <w:sz w:val="28"/>
+      <w:bCs w:val="1"/>
+      <w:caps w:val="1"/>
+      <w:sz w:val="22"/>
+      <w:szCs w:val="22"/>
     </w:rPr>
   </w:style>
-  <w:style w:type="paragraph" w:styleId="9vsupe">
+  <w:style w:type="paragraph" w:styleId="yv0m4a">
+    <w:name w:val="toc 3"/>
+    <w:basedOn w:val="000001"/>
+    <w:next w:val="000001"/>
+    <w:autoRedefine w:val="1"/>
+    <w:uiPriority w:val="39"/>
+    <w:unhideWhenUsed w:val="1"/>
+    <w:pPr>
+      <w:ind w:left="420"/>
+      <w:jc w:val="left"/>
+    </w:pPr>
+    <w:rPr>
+      <w:rFonts w:eastAsiaTheme="minorHAnsi"/>
+      <w:iCs w:val="1"/>
+      <w:sz w:val="22"/>
+      <w:szCs w:val="22"/>
+    </w:rPr>
+  </w:style>
+  <w:style w:type="paragraph" w:styleId="kpm8ua">
     <w:name w:val="toc 3"/>
     <w:basedOn w:val="000001"/>
     <w:next w:val="000001"/>
@@ -5996,61 +6019,7 @@
       <w:szCs w:val="32"/>
     </w:rPr>
   </w:style>
-  <w:style w:type="paragraph" w:styleId="jp2chy">
-    <w:name w:val="toc 3"/>
-    <w:basedOn w:val="000001"/>
-    <w:next w:val="000001"/>
-    <w:autoRedefine w:val="1"/>
-    <w:uiPriority w:val="39"/>
-    <w:unhideWhenUsed w:val="1"/>
-    <w:pPr>
-      <w:ind w:left="420"/>
-      <w:jc w:val="left"/>
-    </w:pPr>
-    <w:rPr>
-      <w:rFonts w:eastAsiaTheme="minorHAnsi"/>
-      <w:iCs w:val="1"/>
-      <w:sz w:val="22"/>
-      <w:szCs w:val="22"/>
-    </w:rPr>
-  </w:style>
-  <w:style w:type="paragraph" w:styleId="xxc4m7">
-    <w:name w:val="toc 1"/>
-    <w:basedOn w:val="000001"/>
-    <w:next w:val="000001"/>
-    <w:autoRedefine w:val="1"/>
-    <w:uiPriority w:val="39"/>
-    <w:unhideWhenUsed w:val="1"/>
-    <w:pPr>
-      <w:spacing w:before="120" w:after="120"/>
-      <w:jc w:val="left"/>
-    </w:pPr>
-    <w:rPr>
-      <w:rFonts w:eastAsiaTheme="minorHAnsi"/>
-      <w:b w:val="1"/>
-      <w:bCs w:val="1"/>
-      <w:caps w:val="1"/>
-      <w:sz w:val="22"/>
-      <w:szCs w:val="22"/>
-    </w:rPr>
-  </w:style>
-  <w:style w:type="paragraph" w:styleId="00000e">
-    <w:name w:val="footer"/>
-    <w:basedOn w:val="000001"/>
-    <w:pPr>
-      <w:tabs>
-        <w:tab w:val="center" w:pos="4153"/>
-        <w:tab w:val="right" w:pos="8306"/>
-      </w:tabs>
-      <w:snapToGrid w:val="0"/>
-      <w:jc w:val="center"/>
-    </w:pPr>
-    <w:rPr>
-      <w:sz w:val="18"/>
-      <w:szCs w:val="18"/>
-    </w:rPr>
-  </w:style>
-  <w:style w:type="paragraph" w:styleId="mr1nep">
+  <w:style w:type="paragraph" w:styleId="a4xji2">
     <w:name w:val="toc 1"/>
     <w:basedOn w:val="000001"/>
     <w:next w:val="000001"/>
@@ -6087,171 +6056,7 @@
       <w:vAlign w:val="center"/>
     </w:tcPr>
   </w:style>
-  <w:style w:type="character" w:styleId="000015">
-    <w:name w:val="Hyperlink"/>
-    <w:basedOn w:val="00000b"/>
-    <w:rPr>
-      <w:color w:val="1E6FFF"/>
-      <w:u w:val="single"/>
-    </w:rPr>
-  </w:style>
-  <w:style w:type="paragraph" w:styleId="000002">
-    <w:name w:val="heading 1"/>
-    <w:basedOn w:val="000001"/>
-    <w:next w:val="000001"/>
-    <w:qFormat w:val="1"/>
-    <w:pPr>
-      <w:keepNext w:val="1"/>
-      <w:keepLines w:val="1"/>
-      <w:outlineLvl w:val="0"/>
-    </w:pPr>
-    <w:rPr>
-      <w:b w:val="1"/>
-      <w:kern w:val="44"/>
-      <w:sz w:val="36"/>
-    </w:rPr>
-  </w:style>
-  <w:style w:type="character" w:styleId="000013" w:customStyle="1">
-    <w:name w:val="标题 字符"/>
-    <w:basedOn w:val="00000b"/>
-    <w:link w:val="000012"/>
-    <w:rPr>
-      <w:rFonts w:ascii="Arial" w:hAnsi="Arial" w:eastAsia="微软雅黑" w:cstheme="majorBidi"/>
-      <w:b w:val="1"/>
-      <w:bCs w:val="1"/>
-      <w:kern w:val="2"/>
-      <w:sz w:val="48"/>
-      <w:szCs w:val="32"/>
-    </w:rPr>
-  </w:style>
-  <w:style w:type="numbering" w:styleId="00000d" w:default="1">
-    <w:name w:val="No List"/>
-    <w:uiPriority w:val="99"/>
-    <w:semiHidden w:val="1"/>
-    <w:unhideWhenUsed w:val="1"/>
-  </w:style>
-  <w:style w:type="character" w:styleId="000016" w:customStyle="1">
-    <w:name w:val="melo-codeblock-Base-theme-char"/>
-    <w:uiPriority w:val="99"/>
-    <w:rPr>
-      <w:rFonts w:ascii="Monaco" w:hAnsi="Monaco" w:eastAsia="Monaco" w:cs="Monaco"/>
-      <w:color w:val="000000"/>
-      <w:sz w:val="21"/>
-    </w:rPr>
-  </w:style>
-  <w:style w:type="paragraph" w:styleId="000005">
-    <w:name w:val="heading 4"/>
-    <w:basedOn w:val="000001"/>
-    <w:next w:val="000001"/>
-    <w:qFormat w:val="1"/>
-    <w:pPr>
-      <w:keepNext w:val="1"/>
-      <w:keepLines w:val="1"/>
-      <w:outlineLvl w:val="3"/>
-    </w:pPr>
-    <w:rPr>
-      <w:b w:val="1"/>
-      <w:sz w:val="24"/>
-    </w:rPr>
-  </w:style>
-  <w:style w:type="paragraph" w:styleId="000009">
-    <w:name w:val="heading 8"/>
-    <w:basedOn w:val="000001"/>
-    <w:next w:val="000001"/>
-    <w:unhideWhenUsed w:val="1"/>
-    <w:qFormat w:val="1"/>
-    <w:pPr>
-      <w:keepNext w:val="1"/>
-      <w:keepLines w:val="1"/>
-      <w:spacing w:line="480" w:lineRule="auto"/>
-      <w:outlineLvl w:val="7"/>
-    </w:pPr>
-    <w:rPr>
-      <w:b w:val="1"/>
-    </w:rPr>
-  </w:style>
-  <w:style w:type="character" w:styleId="000011" w:customStyle="1">
-    <w:name w:val="副标题 字符"/>
-    <w:basedOn w:val="00000b"/>
-    <w:link w:val="000010"/>
-    <w:rPr>
-      <w:rFonts w:ascii="Arial" w:hAnsi="Arial" w:eastAsia="微软雅黑" w:cstheme="minorBidi"/>
-      <w:b w:val="1"/>
-      <w:bCs w:val="1"/>
-      <w:kern w:val="28"/>
-      <w:sz w:val="44"/>
-      <w:szCs w:val="32"/>
-    </w:rPr>
-  </w:style>
-  <w:style w:type="paragraph" w:styleId="000010">
-    <w:name w:val="Subtitle"/>
-    <w:basedOn w:val="000001"/>
-    <w:next w:val="000001"/>
-    <w:link w:val="000011"/>
-    <w:qFormat w:val="1"/>
-    <w:pPr>
-      <w:jc w:val="center"/>
-      <w:outlineLvl w:val="1"/>
-    </w:pPr>
-    <w:rPr>
-      <w:rFonts w:cstheme="minorBidi"/>
-      <w:b w:val="1"/>
-      <w:bCs w:val="1"/>
-      <w:kern w:val="28"/>
-      <w:sz w:val="44"/>
-      <w:szCs w:val="32"/>
-    </w:rPr>
-  </w:style>
-  <w:style w:type="paragraph" w:styleId="000003">
-    <w:name w:val="heading 2"/>
-    <w:basedOn w:val="000001"/>
-    <w:next w:val="000001"/>
-    <w:qFormat w:val="1"/>
-    <w:pPr>
-      <w:keepNext w:val="1"/>
-      <w:keepLines w:val="1"/>
-      <w:outlineLvl w:val="1"/>
-    </w:pPr>
-    <w:rPr>
-      <w:b w:val="1"/>
-      <w:sz w:val="32"/>
-    </w:rPr>
-  </w:style>
-  <w:style w:type="paragraph" w:styleId="00000a">
-    <w:name w:val="heading 9"/>
-    <w:basedOn w:val="000001"/>
-    <w:next w:val="000001"/>
-    <w:unhideWhenUsed w:val="1"/>
-    <w:qFormat w:val="1"/>
-    <w:pPr>
-      <w:keepNext w:val="1"/>
-      <w:keepLines w:val="1"/>
-      <w:spacing w:line="480" w:lineRule="auto"/>
-      <w:outlineLvl w:val="8"/>
-    </w:pPr>
-    <w:rPr>
-      <w:b w:val="1"/>
-    </w:rPr>
-  </w:style>
-  <w:style w:type="paragraph" w:styleId="beczir">
-    <w:name w:val="toc 2"/>
-    <w:basedOn w:val="000001"/>
-    <w:next w:val="000001"/>
-    <w:autoRedefine w:val="1"/>
-    <w:uiPriority w:val="39"/>
-    <w:unhideWhenUsed w:val="1"/>
-    <w:pPr>
-      <w:ind w:left="210"/>
-      <w:jc w:val="left"/>
-    </w:pPr>
-    <w:rPr>
-      <w:rFonts w:eastAsiaTheme="minorHAnsi"/>
-      <w:smallCaps w:val="1"/>
-      <w:sz w:val="22"/>
-      <w:szCs w:val="22"/>
-    </w:rPr>
-  </w:style>
-  <w:style w:type="paragraph" w:styleId="kpm8ua">
+  <w:style w:type="paragraph" w:styleId="jp2chy">
     <w:name w:val="toc 3"/>
     <w:basedOn w:val="000001"/>
     <w:next w:val="000001"/>
@@ -6269,8 +6074,48 @@
       <w:szCs w:val="22"/>
     </w:rPr>
   </w:style>
-  <w:style w:type="paragraph" w:styleId="000007">
-    <w:name w:val="heading 6"/>
+  <w:style w:type="paragraph" w:styleId="00000f">
+    <w:name w:val="header"/>
+    <w:basedOn w:val="000001"/>
+    <w:pPr>
+      <w:pBdr>
+        <w:bottom w:val="single" w:color="auto" w:sz="6" w:space="1"/>
+      </w:pBdr>
+      <w:tabs>
+        <w:tab w:val="center" w:pos="4153"/>
+        <w:tab w:val="right" w:pos="8306"/>
+      </w:tabs>
+      <w:snapToGrid w:val="0"/>
+      <w:jc w:val="center"/>
+    </w:pPr>
+    <w:rPr>
+      <w:sz w:val="18"/>
+      <w:szCs w:val="18"/>
+    </w:rPr>
+  </w:style>
+  <w:style w:type="paragraph" w:styleId="000001" w:default="1">
+    <w:name w:val="Normal"/>
+    <w:qFormat w:val="1"/>
+    <w:pPr>
+      <w:widowControl w:val="0"/>
+      <w:spacing w:before="60" w:after="60"/>
+      <w:jc w:val="both"/>
+    </w:pPr>
+    <w:rPr>
+      <w:color w:val="333333"/>
+      <w:kern w:val="2"/>
+      <w:sz w:val="22"/>
+      <w:szCs w:val="24"/>
+    </w:rPr>
+  </w:style>
+  <w:style w:type="character" w:styleId="00000b" w:default="1">
+    <w:name w:val="Default Paragraph Font"/>
+    <w:uiPriority w:val="1"/>
+    <w:semiHidden w:val="1"/>
+    <w:unhideWhenUsed w:val="1"/>
+  </w:style>
+  <w:style w:type="paragraph" w:styleId="000006">
+    <w:name w:val="heading 5"/>
     <w:basedOn w:val="000001"/>
     <w:next w:val="000001"/>
     <w:qFormat w:val="1"/>
@@ -6278,10 +6123,23 @@
       <w:keepNext w:val="1"/>
       <w:keepLines w:val="1"/>
       <w:spacing w:line="480" w:lineRule="auto"/>
-      <w:outlineLvl w:val="5"/>
+      <w:outlineLvl w:val="4"/>
     </w:pPr>
     <w:rPr>
       <w:b w:val="1"/>
+    </w:rPr>
+  </w:style>
+  <w:style w:type="paragraph" w:styleId="000017" w:customStyle="1">
+    <w:name w:val="melo-codeblock-Base-theme-para"/>
+    <w:uiPriority w:val="99"/>
+    <w:pPr>
+      <w:snapToGrid w:val="0"/>
+      <w:spacing w:line="360" w:lineRule="auto"/>
+    </w:pPr>
+    <w:rPr>
+      <w:rFonts w:ascii="Monaco" w:hAnsi="Monaco" w:eastAsia="Monaco" w:cs="Monaco"/>
+      <w:color w:val="000000"/>
+      <w:sz w:val="21"/>
     </w:rPr>
   </w:style>
   <w:style w:type="paragraph" w:styleId="ajoj8e">
@@ -6320,50 +6178,48 @@
       <w:szCs w:val="22"/>
     </w:rPr>
   </w:style>
-  <w:style w:type="paragraph" w:styleId="yv0m4a">
-    <w:name w:val="toc 3"/>
+  <w:style w:type="character" w:styleId="000016" w:customStyle="1">
+    <w:name w:val="melo-codeblock-Base-theme-char"/>
+    <w:uiPriority w:val="99"/>
+    <w:rPr>
+      <w:rFonts w:ascii="Monaco" w:hAnsi="Monaco" w:eastAsia="Monaco" w:cs="Monaco"/>
+      <w:color w:val="000000"/>
+      <w:sz w:val="21"/>
+    </w:rPr>
+  </w:style>
+  <w:style w:type="paragraph" w:styleId="00000e">
+    <w:name w:val="footer"/>
+    <w:basedOn w:val="000001"/>
+    <w:pPr>
+      <w:tabs>
+        <w:tab w:val="center" w:pos="4153"/>
+        <w:tab w:val="right" w:pos="8306"/>
+      </w:tabs>
+      <w:snapToGrid w:val="0"/>
+      <w:jc w:val="center"/>
+    </w:pPr>
+    <w:rPr>
+      <w:sz w:val="18"/>
+      <w:szCs w:val="18"/>
+    </w:rPr>
+  </w:style>
+  <w:style w:type="paragraph" w:styleId="000004">
+    <w:name w:val="heading 3"/>
     <w:basedOn w:val="000001"/>
     <w:next w:val="000001"/>
-    <w:autoRedefine w:val="1"/>
-    <w:uiPriority w:val="39"/>
-    <w:unhideWhenUsed w:val="1"/>
+    <w:qFormat w:val="1"/>
     <w:pPr>
-      <w:ind w:left="420"/>
-      <w:jc w:val="left"/>
+      <w:keepNext w:val="1"/>
+      <w:keepLines w:val="1"/>
+      <w:outlineLvl w:val="2"/>
     </w:pPr>
     <w:rPr>
-      <w:rFonts w:eastAsiaTheme="minorHAnsi"/>
-      <w:iCs w:val="1"/>
-      <w:sz w:val="22"/>
-      <w:szCs w:val="22"/>
+      <w:b w:val="1"/>
+      <w:sz w:val="28"/>
     </w:rPr>
   </w:style>
-  <w:style w:type="paragraph" w:styleId="ll2jp3">
-    <w:name w:val="toc 2"/>
-    <w:basedOn w:val="000001"/>
-    <w:next w:val="000001"/>
-    <w:autoRedefine w:val="1"/>
-    <w:uiPriority w:val="39"/>
-    <w:unhideWhenUsed w:val="1"/>
-    <w:pPr>
-      <w:ind w:left="210"/>
-      <w:jc w:val="left"/>
-    </w:pPr>
-    <w:rPr>
-      <w:rFonts w:eastAsiaTheme="minorHAnsi"/>
-      <w:smallCaps w:val="1"/>
-      <w:sz w:val="22"/>
-      <w:szCs w:val="22"/>
-    </w:rPr>
-  </w:style>
-  <w:style w:type="character" w:styleId="00000b" w:default="1">
-    <w:name w:val="Default Paragraph Font"/>
-    <w:uiPriority w:val="1"/>
-    <w:semiHidden w:val="1"/>
-    <w:unhideWhenUsed w:val="1"/>
-  </w:style>
-  <w:style w:type="paragraph" w:styleId="000008">
-    <w:name w:val="heading 7"/>
+  <w:style w:type="paragraph" w:styleId="000009">
+    <w:name w:val="heading 8"/>
     <w:basedOn w:val="000001"/>
     <w:next w:val="000001"/>
     <w:unhideWhenUsed w:val="1"/>
@@ -6372,7 +6228,7 @@
       <w:keepNext w:val="1"/>
       <w:keepLines w:val="1"/>
       <w:spacing w:line="480" w:lineRule="auto"/>
-      <w:outlineLvl w:val="6"/>
+      <w:outlineLvl w:val="7"/>
     </w:pPr>
     <w:rPr>
       <w:b w:val="1"/>
@@ -6396,53 +6252,79 @@
       <w:szCs w:val="22"/>
     </w:rPr>
   </w:style>
-  <w:style w:type="paragraph" w:styleId="5tgwqi">
-    <w:name w:val="toc 3"/>
+  <w:style w:type="paragraph" w:styleId="000003">
+    <w:name w:val="heading 2"/>
+    <w:basedOn w:val="000001"/>
+    <w:next w:val="000001"/>
+    <w:qFormat w:val="1"/>
+    <w:pPr>
+      <w:keepNext w:val="1"/>
+      <w:keepLines w:val="1"/>
+      <w:outlineLvl w:val="1"/>
+    </w:pPr>
+    <w:rPr>
+      <w:b w:val="1"/>
+      <w:sz w:val="32"/>
+    </w:rPr>
+  </w:style>
+  <w:style w:type="paragraph" w:styleId="000007">
+    <w:name w:val="heading 6"/>
+    <w:basedOn w:val="000001"/>
+    <w:next w:val="000001"/>
+    <w:qFormat w:val="1"/>
+    <w:pPr>
+      <w:keepNext w:val="1"/>
+      <w:keepLines w:val="1"/>
+      <w:spacing w:line="480" w:lineRule="auto"/>
+      <w:outlineLvl w:val="5"/>
+    </w:pPr>
+    <w:rPr>
+      <w:b w:val="1"/>
+    </w:rPr>
+  </w:style>
+  <w:style w:type="paragraph" w:styleId="ll2jp3">
+    <w:name w:val="toc 2"/>
     <w:basedOn w:val="000001"/>
     <w:next w:val="000001"/>
     <w:autoRedefine w:val="1"/>
     <w:uiPriority w:val="39"/>
     <w:unhideWhenUsed w:val="1"/>
     <w:pPr>
-      <w:ind w:left="420"/>
+      <w:ind w:left="210"/>
       <w:jc w:val="left"/>
     </w:pPr>
     <w:rPr>
       <w:rFonts w:eastAsiaTheme="minorHAnsi"/>
-      <w:iCs w:val="1"/>
+      <w:smallCaps w:val="1"/>
       <w:sz w:val="22"/>
       <w:szCs w:val="22"/>
     </w:rPr>
   </w:style>
-  <w:style w:type="paragraph" w:styleId="000017" w:customStyle="1">
-    <w:name w:val="melo-codeblock-Base-theme-para"/>
-    <w:uiPriority w:val="99"/>
+  <w:style w:type="paragraph" w:styleId="00000a">
+    <w:name w:val="heading 9"/>
+    <w:basedOn w:val="000001"/>
+    <w:next w:val="000001"/>
+    <w:unhideWhenUsed w:val="1"/>
+    <w:qFormat w:val="1"/>
     <w:pPr>
-      <w:snapToGrid w:val="0"/>
-      <w:spacing w:line="360" w:lineRule="auto"/>
+      <w:keepNext w:val="1"/>
+      <w:keepLines w:val="1"/>
+      <w:spacing w:line="480" w:lineRule="auto"/>
+      <w:outlineLvl w:val="8"/>
     </w:pPr>
     <w:rPr>
-      <w:rFonts w:ascii="Monaco" w:hAnsi="Monaco" w:eastAsia="Monaco" w:cs="Monaco"/>
-      <w:color w:val="000000"/>
-      <w:sz w:val="21"/>
+      <w:b w:val="1"/>
     </w:rPr>
   </w:style>
-  <w:style w:type="paragraph" w:styleId="000001" w:default="1">
-    <w:name w:val="Normal"/>
-    <w:qFormat w:val="1"/>
-    <w:pPr>
-      <w:widowControl w:val="0"/>
-      <w:spacing w:before="60" w:after="60"/>
-      <w:jc w:val="both"/>
-    </w:pPr>
+  <w:style w:type="character" w:styleId="000015">
+    <w:name w:val="Hyperlink"/>
+    <w:basedOn w:val="00000b"/>
     <w:rPr>
-      <w:color w:val="333333"/>
-      <w:kern w:val="2"/>
-      <w:sz w:val="22"/>
-      <w:szCs w:val="24"/>
+      <w:color w:val="1E6FFF"/>
+      <w:u w:val="single"/>
     </w:rPr>
   </w:style>
-  <w:style w:type="paragraph" w:styleId="a4xji2">
+  <w:style w:type="paragraph" w:styleId="xxc4m7">
     <w:name w:val="toc 1"/>
     <w:basedOn w:val="000001"/>
     <w:next w:val="000001"/>
@@ -6462,6 +6344,24 @@
       <w:szCs w:val="22"/>
     </w:rPr>
   </w:style>
+  <w:style w:type="paragraph" w:styleId="5tgwqi">
+    <w:name w:val="toc 3"/>
+    <w:basedOn w:val="000001"/>
+    <w:next w:val="000001"/>
+    <w:autoRedefine w:val="1"/>
+    <w:uiPriority w:val="39"/>
+    <w:unhideWhenUsed w:val="1"/>
+    <w:pPr>
+      <w:ind w:left="420"/>
+      <w:jc w:val="left"/>
+    </w:pPr>
+    <w:rPr>
+      <w:rFonts w:eastAsiaTheme="minorHAnsi"/>
+      <w:iCs w:val="1"/>
+      <w:sz w:val="22"/>
+      <w:szCs w:val="22"/>
+    </w:rPr>
+  </w:style>
   <w:style w:type="table" w:styleId="00000c" w:default="1">
     <w:name w:val="Normal Table"/>
     <w:uiPriority w:val="99"/>
@@ -6477,19 +6377,119 @@
       </w:tblCellMar>
     </w:tblPr>
   </w:style>
-  <w:style w:type="paragraph" w:styleId="000006">
-    <w:name w:val="heading 5"/>
+  <w:style w:type="character" w:styleId="000013" w:customStyle="1">
+    <w:name w:val="标题 字符"/>
+    <w:basedOn w:val="00000b"/>
+    <w:link w:val="000012"/>
+    <w:rPr>
+      <w:rFonts w:ascii="Arial" w:hAnsi="Arial" w:eastAsia="微软雅黑" w:cstheme="majorBidi"/>
+      <w:b w:val="1"/>
+      <w:bCs w:val="1"/>
+      <w:kern w:val="2"/>
+      <w:sz w:val="48"/>
+      <w:szCs w:val="32"/>
+    </w:rPr>
+  </w:style>
+  <w:style w:type="paragraph" w:styleId="000008">
+    <w:name w:val="heading 7"/>
+    <w:basedOn w:val="000001"/>
+    <w:next w:val="000001"/>
+    <w:unhideWhenUsed w:val="1"/>
+    <w:qFormat w:val="1"/>
+    <w:pPr>
+      <w:keepNext w:val="1"/>
+      <w:keepLines w:val="1"/>
+      <w:spacing w:line="480" w:lineRule="auto"/>
+      <w:outlineLvl w:val="6"/>
+    </w:pPr>
+    <w:rPr>
+      <w:b w:val="1"/>
+    </w:rPr>
+  </w:style>
+  <w:style w:type="paragraph" w:styleId="000005">
+    <w:name w:val="heading 4"/>
     <w:basedOn w:val="000001"/>
     <w:next w:val="000001"/>
     <w:qFormat w:val="1"/>
     <w:pPr>
       <w:keepNext w:val="1"/>
       <w:keepLines w:val="1"/>
-      <w:spacing w:line="480" w:lineRule="auto"/>
-      <w:outlineLvl w:val="4"/>
+      <w:outlineLvl w:val="3"/>
     </w:pPr>
     <w:rPr>
       <w:b w:val="1"/>
+      <w:sz w:val="24"/>
+    </w:rPr>
+  </w:style>
+  <w:style w:type="paragraph" w:styleId="9vsupe">
+    <w:name w:val="toc 3"/>
+    <w:basedOn w:val="000001"/>
+    <w:next w:val="000001"/>
+    <w:autoRedefine w:val="1"/>
+    <w:uiPriority w:val="39"/>
+    <w:unhideWhenUsed w:val="1"/>
+    <w:pPr>
+      <w:ind w:left="420"/>
+      <w:jc w:val="left"/>
+    </w:pPr>
+    <w:rPr>
+      <w:rFonts w:eastAsiaTheme="minorHAnsi"/>
+      <w:iCs w:val="1"/>
+      <w:sz w:val="22"/>
+      <w:szCs w:val="22"/>
+    </w:rPr>
+  </w:style>
+  <w:style w:type="numbering" w:styleId="00000d" w:default="1">
+    <w:name w:val="No List"/>
+    <w:uiPriority w:val="99"/>
+    <w:semiHidden w:val="1"/>
+    <w:unhideWhenUsed w:val="1"/>
+  </w:style>
+  <w:style w:type="paragraph" w:styleId="beczir">
+    <w:name w:val="toc 2"/>
+    <w:basedOn w:val="000001"/>
+    <w:next w:val="000001"/>
+    <w:autoRedefine w:val="1"/>
+    <w:uiPriority w:val="39"/>
+    <w:unhideWhenUsed w:val="1"/>
+    <w:pPr>
+      <w:ind w:left="210"/>
+      <w:jc w:val="left"/>
+    </w:pPr>
+    <w:rPr>
+      <w:rFonts w:eastAsiaTheme="minorHAnsi"/>
+      <w:smallCaps w:val="1"/>
+      <w:sz w:val="22"/>
+      <w:szCs w:val="22"/>
+    </w:rPr>
+  </w:style>
+  <w:style w:type="paragraph" w:styleId="000002">
+    <w:name w:val="heading 1"/>
+    <w:basedOn w:val="000001"/>
+    <w:next w:val="000001"/>
+    <w:qFormat w:val="1"/>
+    <w:pPr>
+      <w:keepNext w:val="1"/>
+      <w:keepLines w:val="1"/>
+      <w:outlineLvl w:val="0"/>
+    </w:pPr>
+    <w:rPr>
+      <w:b w:val="1"/>
+      <w:kern w:val="44"/>
+      <w:sz w:val="36"/>
+    </w:rPr>
+  </w:style>
+  <w:style w:type="character" w:styleId="000011" w:customStyle="1">
+    <w:name w:val="副标题 字符"/>
+    <w:basedOn w:val="00000b"/>
+    <w:link w:val="000010"/>
+    <w:rPr>
+      <w:rFonts w:ascii="Arial" w:hAnsi="Arial" w:eastAsia="微软雅黑" w:cstheme="minorBidi"/>
+      <w:b w:val="1"/>
+      <w:bCs w:val="1"/>
+      <w:kern w:val="28"/>
+      <w:sz w:val="44"/>
+      <w:szCs w:val="32"/>
     </w:rPr>
   </w:style>
 </w:styles>
